--- a/UI_Software_Delivery_and_Team_Management/Digital_Portfolio_UI110019.docx
+++ b/UI_Software_Delivery_and_Team_Management/Digital_Portfolio_UI110019.docx
@@ -4,7 +4,7 @@
   <w:body>
     <w:tbl>
       <w:tblPr>
-        <w:tblStyle w:val="752"/>
+        <w:tblStyle w:val="905"/>
         <w:tblW w:w="22585" w:type="dxa"/>
         <w:tblBorders/>
         <w:tblLayout w:type="fixed"/>
@@ -60,6 +60,13 @@
                 <w:bCs/>
               </w:rPr>
             </w:r>
+            <w:r>
+              <w:rPr>
+                <w:rFonts w:asciiTheme="minorHAnsi" w:hAnsiTheme="minorHAnsi" w:cstheme="minorHAnsi"/>
+                <w:b/>
+                <w:bCs/>
+              </w:rPr>
+            </w:r>
           </w:p>
         </w:tc>
         <w:tc>
@@ -93,6 +100,13 @@
                 <w:bCs/>
               </w:rPr>
               <w:t xml:space="preserve">Theme</w:t>
+            </w:r>
+            <w:r>
+              <w:rPr>
+                <w:rFonts w:asciiTheme="minorHAnsi" w:hAnsiTheme="minorHAnsi" w:cstheme="minorHAnsi"/>
+                <w:b/>
+                <w:bCs/>
+              </w:rPr>
             </w:r>
             <w:r>
               <w:rPr>
@@ -142,6 +156,13 @@
                 <w:bCs/>
               </w:rPr>
             </w:r>
+            <w:r>
+              <w:rPr>
+                <w:rFonts w:asciiTheme="minorHAnsi" w:hAnsiTheme="minorHAnsi" w:cstheme="minorHAnsi"/>
+                <w:b/>
+                <w:bCs/>
+              </w:rPr>
+            </w:r>
           </w:p>
         </w:tc>
         <w:tc>
@@ -175,6 +196,13 @@
                 <w:bCs/>
               </w:rPr>
               <w:t xml:space="preserve">Suggested Evidence</w:t>
+            </w:r>
+            <w:r>
+              <w:rPr>
+                <w:rFonts w:ascii="Calibri" w:hAnsi="Calibri" w:cs="Calibri"/>
+                <w:b/>
+                <w:bCs/>
+              </w:rPr>
             </w:r>
             <w:r>
               <w:rPr>
@@ -216,6 +244,13 @@
                 <w:bCs/>
               </w:rPr>
               <w:t xml:space="preserve">Your Evidence </w:t>
+            </w:r>
+            <w:r>
+              <w:rPr>
+                <w:rFonts w:ascii="Calibri" w:hAnsi="Calibri" w:cs="Calibri"/>
+                <w:b/>
+                <w:bCs/>
+              </w:rPr>
             </w:r>
             <w:r>
               <w:rPr>
@@ -266,6 +301,12 @@
                 <w:bCs/>
               </w:rPr>
             </w:r>
+            <w:r>
+              <w:rPr>
+                <w:rFonts w:asciiTheme="minorHAnsi" w:hAnsiTheme="minorHAnsi" w:cstheme="minorHAnsi"/>
+                <w:bCs/>
+              </w:rPr>
+            </w:r>
           </w:p>
         </w:tc>
         <w:tc>
@@ -297,6 +338,12 @@
                 <w:bCs/>
               </w:rPr>
               <w:t xml:space="preserve">Agile</w:t>
+            </w:r>
+            <w:r>
+              <w:rPr>
+                <w:rFonts w:asciiTheme="minorHAnsi" w:hAnsiTheme="minorHAnsi" w:cstheme="minorHAnsi"/>
+                <w:bCs/>
+              </w:rPr>
             </w:r>
             <w:r>
               <w:rPr>
@@ -439,6 +486,12 @@
                 <w:bCs/>
               </w:rPr>
             </w:r>
+            <w:r>
+              <w:rPr>
+                <w:rFonts w:asciiTheme="minorHAnsi" w:hAnsiTheme="minorHAnsi" w:cstheme="minorHAnsi"/>
+                <w:bCs/>
+              </w:rPr>
+            </w:r>
           </w:p>
         </w:tc>
         <w:tc>
@@ -491,23 +544,6 @@
                 <w:color w:val="000000"/>
               </w:rPr>
             </w:r>
-          </w:p>
-          <w:p>
-            <w:pPr>
-              <w:pBdr/>
-              <w:spacing w:after="40" w:before="40"/>
-              <w:ind/>
-              <w:rPr>
-                <w:rFonts w:ascii="Calibri" w:hAnsi="Calibri" w:cs="Calibri"/>
-                <w:color w:val="000000"/>
-              </w:rPr>
-            </w:pPr>
-            <w:r>
-              <w:rPr>
-                <w:rFonts w:ascii="Calibri" w:hAnsi="Calibri" w:cs="Calibri"/>
-                <w:color w:val="000000"/>
-              </w:rPr>
-            </w:r>
             <w:r>
               <w:rPr>
                 <w:rFonts w:ascii="Calibri" w:hAnsi="Calibri" w:cs="Calibri"/>
@@ -530,21 +566,12 @@
                 <w:rFonts w:ascii="Calibri" w:hAnsi="Calibri" w:cs="Calibri"/>
                 <w:color w:val="000000"/>
               </w:rPr>
-              <w:t xml:space="preserve">Evidence from </w:t>
             </w:r>
             <w:r>
               <w:rPr>
                 <w:rFonts w:ascii="Calibri" w:hAnsi="Calibri" w:cs="Calibri"/>
                 <w:color w:val="000000"/>
               </w:rPr>
-              <w:t xml:space="preserve">sprints</w:t>
-            </w:r>
-            <w:r>
-              <w:rPr>
-                <w:rFonts w:ascii="Calibri" w:hAnsi="Calibri" w:cs="Calibri"/>
-                <w:color w:val="000000"/>
-              </w:rPr>
-              <w:t xml:space="preserve"> of you managing your project.  </w:t>
             </w:r>
             <w:r>
               <w:rPr>
@@ -568,28 +595,27 @@
                 <w:rFonts w:ascii="Calibri" w:hAnsi="Calibri" w:cs="Calibri"/>
                 <w:color w:val="000000"/>
               </w:rPr>
-              <w:t xml:space="preserve">PowerPoints</w:t>
+              <w:t xml:space="preserve">Evidence from </w:t>
             </w:r>
             <w:r>
               <w:rPr>
                 <w:rFonts w:ascii="Calibri" w:hAnsi="Calibri" w:cs="Calibri"/>
                 <w:color w:val="000000"/>
               </w:rPr>
-              <w:t xml:space="preserve"> </w:t>
+              <w:t xml:space="preserve">sprints</w:t>
             </w:r>
             <w:r>
               <w:rPr>
                 <w:rFonts w:ascii="Calibri" w:hAnsi="Calibri" w:cs="Calibri"/>
                 <w:color w:val="000000"/>
               </w:rPr>
-              <w:t xml:space="preserve">from</w:t>
+              <w:t xml:space="preserve"> of you managing your project.  </w:t>
             </w:r>
             <w:r>
               <w:rPr>
                 <w:rFonts w:ascii="Calibri" w:hAnsi="Calibri" w:cs="Calibri"/>
                 <w:color w:val="000000"/>
               </w:rPr>
-              <w:t xml:space="preserve"> the weekly sprints.  </w:t>
             </w:r>
             <w:r>
               <w:rPr>
@@ -613,28 +639,34 @@
                 <w:rFonts w:ascii="Calibri" w:hAnsi="Calibri" w:cs="Calibri"/>
                 <w:color w:val="000000"/>
               </w:rPr>
-              <w:t xml:space="preserve">Sprints where you </w:t>
+              <w:t xml:space="preserve">PowerPoints</w:t>
             </w:r>
             <w:r>
               <w:rPr>
                 <w:rFonts w:ascii="Calibri" w:hAnsi="Calibri" w:cs="Calibri"/>
                 <w:color w:val="000000"/>
               </w:rPr>
-              <w:t xml:space="preserve">have discussed </w:t>
+              <w:t xml:space="preserve"> </w:t>
             </w:r>
             <w:r>
               <w:rPr>
                 <w:rFonts w:ascii="Calibri" w:hAnsi="Calibri" w:cs="Calibri"/>
                 <w:color w:val="000000"/>
               </w:rPr>
-              <w:t xml:space="preserve">any deviations and/or problems.  L</w:t>
+              <w:t xml:space="preserve">from</w:t>
             </w:r>
             <w:r>
               <w:rPr>
                 <w:rFonts w:ascii="Calibri" w:hAnsi="Calibri" w:cs="Calibri"/>
                 <w:color w:val="000000"/>
               </w:rPr>
-              <w:t xml:space="preserve">ink the relevant sprints and indicate the general timing of the evidence.</w:t>
+              <w:t xml:space="preserve"> the weekly sprints.  </w:t>
+            </w:r>
+            <w:r>
+              <w:rPr>
+                <w:rFonts w:ascii="Calibri" w:hAnsi="Calibri" w:cs="Calibri"/>
+                <w:color w:val="000000"/>
+              </w:rPr>
             </w:r>
             <w:r>
               <w:rPr>
@@ -658,7 +690,34 @@
                 <w:rFonts w:ascii="Calibri" w:hAnsi="Calibri" w:cs="Calibri"/>
                 <w:color w:val="000000"/>
               </w:rPr>
-              <w:t xml:space="preserve">Evidence of your team escalating something to you and how you managed this – so something gone wrong, or even they may not have time, what was this and how did you manage it?  </w:t>
+              <w:t xml:space="preserve">Sprints where you </w:t>
+            </w:r>
+            <w:r>
+              <w:rPr>
+                <w:rFonts w:ascii="Calibri" w:hAnsi="Calibri" w:cs="Calibri"/>
+                <w:color w:val="000000"/>
+              </w:rPr>
+              <w:t xml:space="preserve">have discussed </w:t>
+            </w:r>
+            <w:r>
+              <w:rPr>
+                <w:rFonts w:ascii="Calibri" w:hAnsi="Calibri" w:cs="Calibri"/>
+                <w:color w:val="000000"/>
+              </w:rPr>
+              <w:t xml:space="preserve">any deviations and/or problems.  L</w:t>
+            </w:r>
+            <w:r>
+              <w:rPr>
+                <w:rFonts w:ascii="Calibri" w:hAnsi="Calibri" w:cs="Calibri"/>
+                <w:color w:val="000000"/>
+              </w:rPr>
+              <w:t xml:space="preserve">ink the relevant sprints and indicate the general timing of the evidence.</w:t>
+            </w:r>
+            <w:r>
+              <w:rPr>
+                <w:rFonts w:ascii="Calibri" w:hAnsi="Calibri" w:cs="Calibri"/>
+                <w:color w:val="000000"/>
+              </w:rPr>
             </w:r>
             <w:r>
               <w:rPr>
@@ -682,6 +741,13 @@
                 <w:rFonts w:ascii="Calibri" w:hAnsi="Calibri" w:cs="Calibri"/>
                 <w:color w:val="000000"/>
               </w:rPr>
+              <w:t xml:space="preserve">Evidence of your team escalating something to you and how you managed this – so something gone wrong, or even they may not have time, what was this and how did you manage it?  </w:t>
+            </w:r>
+            <w:r>
+              <w:rPr>
+                <w:rFonts w:ascii="Calibri" w:hAnsi="Calibri" w:cs="Calibri"/>
+                <w:color w:val="000000"/>
+              </w:rPr>
             </w:r>
             <w:r>
               <w:rPr>
@@ -705,6 +771,35 @@
                 <w:rFonts w:ascii="Calibri" w:hAnsi="Calibri" w:cs="Calibri"/>
                 <w:color w:val="000000"/>
               </w:rPr>
+            </w:r>
+            <w:r>
+              <w:rPr>
+                <w:rFonts w:ascii="Calibri" w:hAnsi="Calibri" w:cs="Calibri"/>
+                <w:color w:val="000000"/>
+              </w:rPr>
+            </w:r>
+            <w:r>
+              <w:rPr>
+                <w:rFonts w:ascii="Calibri" w:hAnsi="Calibri" w:cs="Calibri"/>
+                <w:color w:val="000000"/>
+              </w:rPr>
+            </w:r>
+          </w:p>
+          <w:p>
+            <w:pPr>
+              <w:pBdr/>
+              <w:spacing w:after="40" w:before="40"/>
+              <w:ind/>
+              <w:rPr>
+                <w:rFonts w:ascii="Calibri" w:hAnsi="Calibri" w:cs="Calibri"/>
+                <w:color w:val="000000"/>
+              </w:rPr>
+            </w:pPr>
+            <w:r>
+              <w:rPr>
+                <w:rFonts w:ascii="Calibri" w:hAnsi="Calibri" w:cs="Calibri"/>
+                <w:color w:val="000000"/>
+              </w:rPr>
               <w:t xml:space="preserve">Evidence f</w:t>
             </w:r>
             <w:r>
@@ -720,6 +815,12 @@
                 <w:color w:val="000000"/>
               </w:rPr>
               <w:t xml:space="preserve">your blog.  </w:t>
+            </w:r>
+            <w:r>
+              <w:rPr>
+                <w:rFonts w:ascii="Calibri" w:hAnsi="Calibri" w:cs="Calibri"/>
+                <w:color w:val="000000"/>
+              </w:rPr>
             </w:r>
             <w:r>
               <w:rPr>
@@ -768,6 +869,13 @@
                 <w:highlight w:val="darkBlue"/>
               </w:rPr>
             </w:r>
+            <w:r>
+              <w:rPr>
+                <w:rFonts w:ascii="Calibri" w:hAnsi="Calibri" w:cs="Calibri"/>
+                <w:color w:val="000000"/>
+                <w:highlight w:val="darkBlue"/>
+              </w:rPr>
+            </w:r>
           </w:p>
           <w:p>
             <w:pPr>
@@ -787,6 +895,13 @@
                 <w:highlight w:val="darkBlue"/>
               </w:rPr>
               <w:t xml:space="preserve">Provide link to files/URLs screenshots etc that provide evidence against this learning outcome.  </w:t>
+            </w:r>
+            <w:r>
+              <w:rPr>
+                <w:rFonts w:ascii="Calibri" w:hAnsi="Calibri" w:cs="Calibri"/>
+                <w:color w:val="000000"/>
+                <w:highlight w:val="darkBlue"/>
+              </w:rPr>
             </w:r>
             <w:r>
               <w:rPr>
@@ -835,49 +950,13 @@
                 <w:highlight w:val="darkBlue"/>
               </w:rPr>
             </w:r>
-          </w:p>
-          <w:p>
-            <w:pPr>
-              <w:pBdr/>
-              <w:spacing/>
-              <w:ind/>
+            <w:r>
               <w:rPr>
                 <w:rFonts w:ascii="Calibri" w:hAnsi="Calibri" w:cs="Calibri"/>
-                <w:bCs w:val="0"/>
-                <w:i w:val="0"/>
-                <w:sz w:val="20"/>
-                <w:szCs w:val="20"/>
-                <w:highlight w:val="darkBlue"/>
-              </w:rPr>
-            </w:pPr>
-            <w:r>
-              <w:rPr>
-                <w:rFonts w:ascii="Calibri" w:hAnsi="Calibri" w:cs="Calibri"/>
-                <w:bCs w:val="0"/>
-                <w:i w:val="0"/>
-                <w:sz w:val="20"/>
-                <w:szCs w:val="20"/>
-                <w:highlight w:val="darkBlue"/>
-              </w:rPr>
-            </w:r>
-            <w:r>
-              <w:rPr>
-                <w:rFonts w:ascii="Calibri" w:hAnsi="Calibri" w:cs="Calibri"/>
-                <w:bCs w:val="0"/>
-                <w:i w:val="0"/>
-                <w:sz w:val="20"/>
-                <w:szCs w:val="20"/>
-                <w:highlight w:val="darkBlue"/>
-              </w:rPr>
-            </w:r>
-            <w:r>
-              <w:rPr>
-                <w:rFonts w:ascii="Calibri" w:hAnsi="Calibri" w:cs="Calibri"/>
-                <w:bCs w:val="0"/>
-                <w:i w:val="0"/>
-                <w:sz w:val="20"/>
-                <w:szCs w:val="20"/>
-                <w:highlight w:val="darkBlue"/>
+                <w:bCs/>
+                <w:i/>
+                <w:color w:val="000000"/>
+                <w:highlight w:val="none"/>
               </w:rPr>
             </w:r>
           </w:p>
@@ -890,21 +969,32 @@
                 <w:rFonts w:ascii="Calibri" w:hAnsi="Calibri" w:cs="Calibri"/>
                 <w:bCs w:val="0"/>
                 <w:i w:val="0"/>
-                <w:color w:val="000000"/>
+                <w:sz w:val="20"/>
+                <w:szCs w:val="20"/>
+                <w:highlight w:val="darkBlue"/>
+              </w:rPr>
+            </w:pPr>
+            <w:r>
+              <w:rPr>
+                <w:rFonts w:ascii="Calibri" w:hAnsi="Calibri" w:cs="Calibri"/>
+                <w:bCs w:val="0"/>
+                <w:i w:val="0"/>
+                <w:sz w:val="20"/>
+                <w:szCs w:val="20"/>
                 <w:highlight w:val="none"/>
                 <w:lang w:val="en-GB"/>
               </w:rPr>
-            </w:pPr>
+              <w:t xml:space="preserve">What it is, What you did, Why it meets the outcome</w:t>
+            </w:r>
             <w:r>
               <w:rPr>
                 <w:rFonts w:ascii="Calibri" w:hAnsi="Calibri" w:cs="Calibri"/>
+                <w:bCs w:val="0"/>
                 <w:i w:val="0"/>
-                <w:iCs w:val="0"/>
-                <w:color w:val="000000"/>
-                <w:highlight w:val="none"/>
-                <w:lang w:val="en-GB"/>
-              </w:rPr>
-              <w:t xml:space="preserve">A deviation from the planned release goals was identified when a deadline for beta testing a certain feature was brought forward, and so having just planned a sprint with the team I had to communicate to them our deliverables had changed. This is evidenced in the team chat, (Link to screenshot)</w:t>
+                <w:sz w:val="20"/>
+                <w:szCs w:val="20"/>
+                <w:highlight w:val="darkBlue"/>
+              </w:rPr>
             </w:r>
             <w:r>
               <w:rPr>
@@ -926,11 +1016,33 @@
                 <w:rFonts w:ascii="Calibri" w:hAnsi="Calibri" w:cs="Calibri"/>
                 <w:bCs w:val="0"/>
                 <w:i w:val="0"/>
-                <w:sz w:val="20"/>
-                <w:szCs w:val="20"/>
-                <w:highlight w:val="darkBlue"/>
+                <w:color w:val="000000"/>
+                <w:highlight w:val="none"/>
+                <w:lang w:val="en-GB"/>
               </w:rPr>
             </w:pPr>
+            <w:r>
+              <w:rPr>
+                <w:rFonts w:ascii="Calibri" w:hAnsi="Calibri" w:cs="Calibri"/>
+                <w:i w:val="0"/>
+                <w:iCs w:val="0"/>
+                <w:color w:val="000000"/>
+                <w:highlight w:val="none"/>
+                <w:lang w:val="en-GB"/>
+              </w:rPr>
+              <w:t xml:space="preserve">A deviation from the planned release go</w:t>
+            </w:r>
+            <w:r>
+              <w:rPr>
+                <w:rFonts w:ascii="Calibri" w:hAnsi="Calibri" w:cs="Calibri"/>
+                <w:i w:val="0"/>
+                <w:iCs w:val="0"/>
+                <w:color w:val="000000"/>
+                <w:highlight w:val="none"/>
+                <w:lang w:val="en-GB"/>
+              </w:rPr>
+              <w:t xml:space="preserve">als was identified when a deadline for beta testing a certain feature was brought forward, and so having just planned a sprint with the team I had to communicate to them our deliverables had changed. This is evidenced in the team chat, (Link to screenshot)</w:t>
+            </w:r>
             <w:r>
               <w:rPr>
                 <w:rFonts w:ascii="Calibri" w:hAnsi="Calibri" w:cs="Calibri"/>
@@ -946,19 +1058,9 @@
                 <w:rFonts w:ascii="Calibri" w:hAnsi="Calibri" w:cs="Calibri"/>
                 <w:bCs w:val="0"/>
                 <w:i w:val="0"/>
-                <w:sz w:val="20"/>
-                <w:szCs w:val="20"/>
-                <w:highlight w:val="darkBlue"/>
-              </w:rPr>
-            </w:r>
-            <w:r>
-              <w:rPr>
-                <w:rFonts w:ascii="Calibri" w:hAnsi="Calibri" w:cs="Calibri"/>
-                <w:bCs w:val="0"/>
-                <w:i w:val="0"/>
-                <w:sz w:val="20"/>
-                <w:szCs w:val="20"/>
-                <w:highlight w:val="darkBlue"/>
+                <w:color w:val="000000"/>
+                <w:highlight w:val="none"/>
+                <w:lang w:val="en-GB"/>
               </w:rPr>
             </w:r>
           </w:p>
@@ -979,14 +1081,48 @@
             <w:r>
               <w:rPr>
                 <w:rFonts w:ascii="Calibri" w:hAnsi="Calibri" w:cs="Calibri"/>
+                <w:bCs w:val="0"/>
                 <w:i w:val="0"/>
-                <w:iCs w:val="0"/>
+                <w:sz w:val="20"/>
+                <w:szCs w:val="20"/>
+                <w:highlight w:val="darkBlue"/>
+              </w:rPr>
+            </w:r>
+            <w:r>
+              <w:rPr>
+                <w:rFonts w:ascii="Calibri" w:hAnsi="Calibri" w:cs="Calibri"/>
+                <w:bCs w:val="0"/>
+                <w:i w:val="0"/>
+                <w:sz w:val="20"/>
+                <w:szCs w:val="20"/>
+                <w:highlight w:val="darkBlue"/>
+              </w:rPr>
+            </w:r>
+            <w:r>
+              <w:rPr>
+                <w:rFonts w:ascii="Calibri" w:hAnsi="Calibri" w:cs="Calibri"/>
+                <w:bCs w:val="0"/>
+                <w:i w:val="0"/>
+                <w:sz w:val="20"/>
+                <w:szCs w:val="20"/>
+                <w:highlight w:val="darkBlue"/>
+              </w:rPr>
+            </w:r>
+          </w:p>
+          <w:p>
+            <w:pPr>
+              <w:pBdr/>
+              <w:spacing/>
+              <w:ind/>
+              <w:rPr>
+                <w:rFonts w:ascii="Calibri" w:hAnsi="Calibri" w:cs="Calibri"/>
+                <w:bCs w:val="0"/>
+                <w:i w:val="0"/>
                 <w:color w:val="000000"/>
                 <w:highlight w:val="none"/>
                 <w:lang w:val="en-GB"/>
               </w:rPr>
-              <w:t xml:space="preserve">Marta stepping back from the project? Martin? </w:t>
-            </w:r>
+            </w:pPr>
             <w:r>
               <w:rPr>
                 <w:rFonts w:ascii="Calibri" w:hAnsi="Calibri" w:cs="Calibri"/>
@@ -996,7 +1132,33 @@
                 <w:highlight w:val="none"/>
                 <w:lang w:val="en-GB"/>
               </w:rPr>
+              <w:t xml:space="preserve">Marta stepping back from the project? Martin?</w:t>
             </w:r>
+            <w:r>
+              <w:rPr>
+                <w:rFonts w:ascii="Calibri" w:hAnsi="Calibri" w:cs="Calibri"/>
+                <w:bCs w:val="0"/>
+                <w:i w:val="0"/>
+                <w:sz w:val="20"/>
+                <w:szCs w:val="20"/>
+                <w:highlight w:val="darkBlue"/>
+              </w:rPr>
+            </w:r>
+          </w:p>
+          <w:p>
+            <w:pPr>
+              <w:pBdr/>
+              <w:spacing/>
+              <w:ind/>
+              <w:rPr>
+                <w:rFonts w:ascii="Calibri" w:hAnsi="Calibri" w:cs="Calibri"/>
+                <w:bCs w:val="0"/>
+                <w:i w:val="0"/>
+                <w:sz w:val="20"/>
+                <w:szCs w:val="20"/>
+                <w:highlight w:val="darkBlue"/>
+              </w:rPr>
+            </w:pPr>
             <w:r>
               <w:rPr>
                 <w:rFonts w:ascii="Calibri" w:hAnsi="Calibri" w:cs="Calibri"/>
@@ -1005,6 +1167,511 @@
                 <w:color w:val="000000"/>
                 <w:highlight w:val="none"/>
                 <w:lang w:val="en-GB"/>
+              </w:rPr>
+            </w:r>
+            <w:r>
+              <w:rPr>
+                <w:rFonts w:ascii="Calibri" w:hAnsi="Calibri" w:cs="Calibri"/>
+                <w:i w:val="0"/>
+                <w:iCs w:val="0"/>
+                <w:color w:val="000000"/>
+                <w:highlight w:val="none"/>
+                <w:lang w:val="en-GB"/>
+              </w:rPr>
+            </w:r>
+            <w:r>
+              <w:rPr>
+                <w:rFonts w:ascii="Calibri" w:hAnsi="Calibri" w:cs="Calibri"/>
+                <w:i w:val="0"/>
+                <w:iCs w:val="0"/>
+                <w:color w:val="000000"/>
+                <w:highlight w:val="none"/>
+                <w:lang w:val="en-GB"/>
+              </w:rPr>
+            </w:r>
+          </w:p>
+          <w:p>
+            <w:pPr>
+              <w:pBdr/>
+              <w:spacing/>
+              <w:ind/>
+              <w:rPr>
+                <w:rFonts w:ascii="Calibri" w:hAnsi="Calibri" w:cs="Calibri"/>
+                <w:bCs w:val="0"/>
+                <w:i w:val="0"/>
+                <w:color w:val="000000"/>
+                <w:highlight w:val="none"/>
+                <w:lang w:val="en-GB"/>
+              </w:rPr>
+            </w:pPr>
+            <w:r>
+              <w:rPr>
+                <w:rFonts w:ascii="Calibri" w:hAnsi="Calibri" w:cs="Calibri"/>
+                <w:i w:val="0"/>
+                <w:iCs w:val="0"/>
+                <w:color w:val="000000"/>
+                <w:highlight w:val="none"/>
+                <w:lang w:val="en-GB"/>
+              </w:rPr>
+              <w:t xml:space="preserve">MOSTLY FOR ARTEFACTS. LINK TO THE PROJECT </w:t>
+            </w:r>
+            <w:r>
+              <w:rPr>
+                <w:rFonts w:ascii="Calibri" w:hAnsi="Calibri" w:cs="Calibri"/>
+                <w:bCs w:val="0"/>
+                <w:i w:val="0"/>
+                <w:sz w:val="20"/>
+                <w:szCs w:val="20"/>
+                <w:highlight w:val="darkBlue"/>
+              </w:rPr>
+            </w:r>
+            <w:r/>
+          </w:p>
+        </w:tc>
+      </w:tr>
+      <w:tr>
+        <w:trPr/>
+        <w:tc>
+          <w:tcPr>
+            <w:tcBorders>
+              <w:top w:val="single" w:color="auto" w:sz="4" w:space="0"/>
+              <w:left w:val="single" w:color="auto" w:sz="4" w:space="0"/>
+              <w:bottom w:val="single" w:color="auto" w:sz="4" w:space="0"/>
+              <w:right w:val="single" w:color="auto" w:sz="4" w:space="0"/>
+            </w:tcBorders>
+            <w:tcW w:w="1033" w:type="dxa"/>
+            <w:vAlign w:val="center"/>
+            <w:textDirection w:val="lrTb"/>
+            <w:noWrap w:val="false"/>
+          </w:tcPr>
+          <w:p>
+            <w:pPr>
+              <w:pBdr/>
+              <w:spacing w:after="40" w:before="40"/>
+              <w:ind/>
+              <w:jc w:val="center"/>
+              <w:rPr>
+                <w:rFonts w:asciiTheme="minorHAnsi" w:hAnsiTheme="minorHAnsi" w:cstheme="minorHAnsi"/>
+                <w:bCs/>
+              </w:rPr>
+            </w:pPr>
+            <w:r>
+              <w:rPr>
+                <w:rFonts w:asciiTheme="minorHAnsi" w:hAnsiTheme="minorHAnsi" w:cstheme="minorHAnsi"/>
+                <w:bCs/>
+              </w:rPr>
+              <w:t xml:space="preserve">2</w:t>
+            </w:r>
+            <w:r>
+              <w:rPr>
+                <w:rFonts w:asciiTheme="minorHAnsi" w:hAnsiTheme="minorHAnsi" w:cstheme="minorHAnsi"/>
+                <w:bCs/>
+              </w:rPr>
+            </w:r>
+            <w:r>
+              <w:rPr>
+                <w:rFonts w:asciiTheme="minorHAnsi" w:hAnsiTheme="minorHAnsi" w:cstheme="minorHAnsi"/>
+                <w:bCs/>
+              </w:rPr>
+            </w:r>
+          </w:p>
+        </w:tc>
+        <w:tc>
+          <w:tcPr>
+            <w:tcBorders>
+              <w:top w:val="single" w:color="auto" w:sz="4" w:space="0"/>
+              <w:left w:val="single" w:color="auto" w:sz="4" w:space="0"/>
+              <w:bottom w:val="single" w:color="auto" w:sz="4" w:space="0"/>
+              <w:right w:val="single" w:color="auto" w:sz="4" w:space="0"/>
+            </w:tcBorders>
+            <w:tcW w:w="1514" w:type="dxa"/>
+            <w:vAlign w:val="center"/>
+            <w:textDirection w:val="lrTb"/>
+            <w:noWrap w:val="false"/>
+          </w:tcPr>
+          <w:p>
+            <w:pPr>
+              <w:pBdr/>
+              <w:spacing w:after="40" w:before="40"/>
+              <w:ind/>
+              <w:rPr>
+                <w:rFonts w:asciiTheme="minorHAnsi" w:hAnsiTheme="minorHAnsi" w:cstheme="minorHAnsi"/>
+                <w:bCs/>
+              </w:rPr>
+            </w:pPr>
+            <w:r>
+              <w:rPr>
+                <w:rFonts w:asciiTheme="minorHAnsi" w:hAnsiTheme="minorHAnsi" w:cstheme="minorHAnsi"/>
+                <w:bCs/>
+              </w:rPr>
+              <w:t xml:space="preserve">Business</w:t>
+            </w:r>
+            <w:r>
+              <w:rPr>
+                <w:rFonts w:asciiTheme="minorHAnsi" w:hAnsiTheme="minorHAnsi" w:cstheme="minorHAnsi"/>
+                <w:bCs/>
+              </w:rPr>
+            </w:r>
+            <w:r>
+              <w:rPr>
+                <w:rFonts w:asciiTheme="minorHAnsi" w:hAnsiTheme="minorHAnsi" w:cstheme="minorHAnsi"/>
+                <w:bCs/>
+              </w:rPr>
+            </w:r>
+          </w:p>
+        </w:tc>
+        <w:tc>
+          <w:tcPr>
+            <w:tcBorders>
+              <w:top w:val="single" w:color="auto" w:sz="4" w:space="0"/>
+              <w:left w:val="single" w:color="auto" w:sz="4" w:space="0"/>
+              <w:bottom w:val="single" w:color="auto" w:sz="4" w:space="0"/>
+              <w:right w:val="single" w:color="auto" w:sz="4" w:space="0"/>
+            </w:tcBorders>
+            <w:tcW w:w="4394" w:type="dxa"/>
+            <w:vAlign w:val="center"/>
+            <w:textDirection w:val="lrTb"/>
+            <w:noWrap w:val="false"/>
+          </w:tcPr>
+          <w:p>
+            <w:pPr>
+              <w:pBdr/>
+              <w:spacing w:after="40" w:before="40"/>
+              <w:ind/>
+              <w:rPr>
+                <w:rFonts w:asciiTheme="minorHAnsi" w:hAnsiTheme="minorHAnsi" w:cstheme="minorHAnsi"/>
+                <w:bCs/>
+              </w:rPr>
+            </w:pPr>
+            <w:r>
+              <w:rPr>
+                <w:rFonts w:asciiTheme="minorHAnsi" w:hAnsiTheme="minorHAnsi" w:cstheme="minorHAnsi"/>
+                <w:color w:val="000000"/>
+                <w:szCs w:val="24"/>
+              </w:rPr>
+              <w:t xml:space="preserve"> Create a marketing plan for communicating the product to the relevant audience.                                                                                                                                                                              </w:t>
+            </w:r>
+            <w:r>
+              <w:rPr>
+                <w:rFonts w:asciiTheme="minorHAnsi" w:hAnsiTheme="minorHAnsi" w:cstheme="minorHAnsi"/>
+                <w:bCs/>
+              </w:rPr>
+            </w:r>
+            <w:r>
+              <w:rPr>
+                <w:rFonts w:asciiTheme="minorHAnsi" w:hAnsiTheme="minorHAnsi" w:cstheme="minorHAnsi"/>
+                <w:bCs/>
+              </w:rPr>
+            </w:r>
+          </w:p>
+        </w:tc>
+        <w:tc>
+          <w:tcPr>
+            <w:tcBorders>
+              <w:top w:val="single" w:color="auto" w:sz="4" w:space="0"/>
+              <w:left w:val="single" w:color="auto" w:sz="4" w:space="0"/>
+              <w:bottom w:val="single" w:color="auto" w:sz="4" w:space="0"/>
+              <w:right w:val="single" w:color="auto" w:sz="4" w:space="0"/>
+            </w:tcBorders>
+            <w:tcW w:w="3969" w:type="dxa"/>
+            <w:vAlign w:val="center"/>
+            <w:textDirection w:val="lrTb"/>
+            <w:noWrap w:val="false"/>
+          </w:tcPr>
+          <w:p>
+            <w:pPr>
+              <w:pBdr/>
+              <w:spacing w:after="40" w:before="40"/>
+              <w:ind/>
+              <w:rPr>
+                <w:rFonts w:ascii="Calibri" w:hAnsi="Calibri" w:cs="Calibri"/>
+                <w:color w:val="000000"/>
+              </w:rPr>
+            </w:pPr>
+            <w:r>
+              <w:rPr>
+                <w:rFonts w:ascii="Calibri" w:hAnsi="Calibri" w:cs="Calibri"/>
+                <w:color w:val="000000"/>
+              </w:rPr>
+              <w:t xml:space="preserve">Presentation</w:t>
+            </w:r>
+            <w:r>
+              <w:rPr>
+                <w:rFonts w:ascii="Calibri" w:hAnsi="Calibri" w:cs="Calibri"/>
+                <w:color w:val="000000"/>
+              </w:rPr>
+              <w:t xml:space="preserve"> – link to the recording and indicate the </w:t>
+            </w:r>
+            <w:r>
+              <w:rPr>
+                <w:rFonts w:ascii="Calibri" w:hAnsi="Calibri" w:cs="Calibri"/>
+                <w:color w:val="000000"/>
+              </w:rPr>
+              <w:t xml:space="preserve">timing of the evidence</w:t>
+            </w:r>
+            <w:r>
+              <w:rPr>
+                <w:rFonts w:ascii="Calibri" w:hAnsi="Calibri" w:cs="Calibri"/>
+                <w:color w:val="000000"/>
+              </w:rPr>
+              <w:t xml:space="preserve">.</w:t>
+            </w:r>
+            <w:r>
+              <w:rPr>
+                <w:rFonts w:ascii="Calibri" w:hAnsi="Calibri" w:cs="Calibri"/>
+                <w:color w:val="000000"/>
+              </w:rPr>
+            </w:r>
+            <w:r>
+              <w:rPr>
+                <w:rFonts w:ascii="Calibri" w:hAnsi="Calibri" w:cs="Calibri"/>
+                <w:color w:val="000000"/>
+              </w:rPr>
+            </w:r>
+          </w:p>
+          <w:p>
+            <w:pPr>
+              <w:pBdr/>
+              <w:spacing w:after="40" w:before="40"/>
+              <w:ind/>
+              <w:rPr>
+                <w:rFonts w:ascii="Calibri" w:hAnsi="Calibri" w:cs="Calibri"/>
+                <w:color w:val="000000"/>
+              </w:rPr>
+            </w:pPr>
+            <w:r>
+              <w:rPr>
+                <w:rFonts w:ascii="Calibri" w:hAnsi="Calibri" w:cs="Calibri"/>
+                <w:color w:val="000000"/>
+              </w:rPr>
+            </w:r>
+            <w:r>
+              <w:rPr>
+                <w:rFonts w:ascii="Calibri" w:hAnsi="Calibri" w:cs="Calibri"/>
+                <w:color w:val="000000"/>
+              </w:rPr>
+            </w:r>
+            <w:r>
+              <w:rPr>
+                <w:rFonts w:ascii="Calibri" w:hAnsi="Calibri" w:cs="Calibri"/>
+                <w:color w:val="000000"/>
+              </w:rPr>
+            </w:r>
+          </w:p>
+          <w:p>
+            <w:pPr>
+              <w:pBdr/>
+              <w:spacing w:after="40" w:before="40"/>
+              <w:ind/>
+              <w:rPr>
+                <w:rFonts w:ascii="Calibri" w:hAnsi="Calibri" w:cs="Calibri"/>
+                <w:color w:val="000000"/>
+              </w:rPr>
+            </w:pPr>
+            <w:r>
+              <w:rPr>
+                <w:rFonts w:ascii="Calibri" w:hAnsi="Calibri" w:cs="Calibri"/>
+                <w:color w:val="000000"/>
+              </w:rPr>
+              <w:t xml:space="preserve">Marketing Pla</w:t>
+            </w:r>
+            <w:r>
+              <w:rPr>
+                <w:rFonts w:ascii="Calibri" w:hAnsi="Calibri" w:cs="Calibri"/>
+                <w:color w:val="000000"/>
+              </w:rPr>
+              <w:t xml:space="preserve">n</w:t>
+            </w:r>
+            <w:r>
+              <w:rPr>
+                <w:rFonts w:ascii="Calibri" w:hAnsi="Calibri" w:cs="Calibri"/>
+                <w:color w:val="000000"/>
+              </w:rPr>
+              <w:t xml:space="preserve"> </w:t>
+            </w:r>
+            <w:r>
+              <w:rPr>
+                <w:rFonts w:ascii="Calibri" w:hAnsi="Calibri" w:cs="Calibri"/>
+                <w:color w:val="000000"/>
+              </w:rPr>
+              <w:t xml:space="preserve">materials </w:t>
+            </w:r>
+            <w:r>
+              <w:rPr>
+                <w:rFonts w:ascii="Calibri" w:hAnsi="Calibri" w:cs="Calibri"/>
+                <w:color w:val="000000"/>
+              </w:rPr>
+              <w:t xml:space="preserve">(needed as part of your project)</w:t>
+            </w:r>
+            <w:r>
+              <w:rPr>
+                <w:rFonts w:ascii="Calibri" w:hAnsi="Calibri" w:cs="Calibri"/>
+                <w:color w:val="000000"/>
+              </w:rPr>
+              <w:t xml:space="preserve"> so include the PowerPoint presentation</w:t>
+            </w:r>
+            <w:r>
+              <w:rPr>
+                <w:rFonts w:ascii="Calibri" w:hAnsi="Calibri" w:cs="Calibri"/>
+                <w:color w:val="000000"/>
+              </w:rPr>
+              <w:t xml:space="preserve"> assessment 3</w:t>
+            </w:r>
+            <w:r>
+              <w:rPr>
+                <w:rFonts w:ascii="Calibri" w:hAnsi="Calibri" w:cs="Calibri"/>
+                <w:color w:val="000000"/>
+              </w:rPr>
+              <w:t xml:space="preserve">. </w:t>
+            </w:r>
+            <w:r>
+              <w:rPr>
+                <w:rFonts w:ascii="Calibri" w:hAnsi="Calibri" w:cs="Calibri"/>
+                <w:color w:val="000000"/>
+              </w:rPr>
+            </w:r>
+            <w:r>
+              <w:rPr>
+                <w:rFonts w:ascii="Calibri" w:hAnsi="Calibri" w:cs="Calibri"/>
+                <w:color w:val="000000"/>
+              </w:rPr>
+            </w:r>
+          </w:p>
+        </w:tc>
+        <w:tc>
+          <w:tcPr>
+            <w:tcBorders>
+              <w:top w:val="single" w:color="auto" w:sz="4" w:space="0"/>
+              <w:left w:val="single" w:color="auto" w:sz="4" w:space="0"/>
+              <w:bottom w:val="single" w:color="auto" w:sz="4" w:space="0"/>
+              <w:right w:val="single" w:color="auto" w:sz="4" w:space="0"/>
+            </w:tcBorders>
+            <w:tcW w:w="11675" w:type="dxa"/>
+            <w:vAlign w:val="center"/>
+            <w:textDirection w:val="lrTb"/>
+            <w:noWrap w:val="false"/>
+          </w:tcPr>
+          <w:p>
+            <w:pPr>
+              <w:pBdr/>
+              <w:spacing/>
+              <w:ind/>
+              <w:rPr>
+                <w:rFonts w:ascii="Calibri" w:hAnsi="Calibri" w:cs="Calibri"/>
+                <w:highlight w:val="none"/>
+                <w:lang w:val="en-GB"/>
+              </w:rPr>
+            </w:pPr>
+            <w:r>
+              <w:rPr>
+                <w:rFonts w:ascii="Calibri" w:hAnsi="Calibri" w:cs="Calibri"/>
+                <w:lang w:val="en-GB"/>
+              </w:rPr>
+              <w:t xml:space="preserve">(Link to recording and timestamp the evidence)</w:t>
+            </w:r>
+            <w:r>
+              <w:rPr>
+                <w:rFonts w:ascii="Calibri" w:hAnsi="Calibri" w:cs="Calibri"/>
+                <w:highlight w:val="none"/>
+                <w:lang w:val="en-GB"/>
+              </w:rPr>
+            </w:r>
+            <w:r>
+              <w:rPr>
+                <w:rFonts w:ascii="Calibri" w:hAnsi="Calibri" w:cs="Calibri"/>
+                <w:highlight w:val="none"/>
+                <w:lang w:val="en-GB"/>
+              </w:rPr>
+            </w:r>
+          </w:p>
+          <w:p>
+            <w:pPr>
+              <w:pBdr/>
+              <w:spacing/>
+              <w:ind/>
+              <w:rPr>
+                <w:rFonts w:ascii="Calibri" w:hAnsi="Calibri" w:cs="Calibri"/>
+                <w:highlight w:val="none"/>
+                <w:lang w:val="en-GB" w:bidi="en-GB"/>
+              </w:rPr>
+            </w:pPr>
+            <w:r>
+              <w:rPr>
+                <w:rFonts w:ascii="Calibri" w:hAnsi="Calibri" w:cs="Calibri"/>
+                <w:highlight w:val="none"/>
+                <w:lang w:val="en-GB" w:bidi="en-GB"/>
+              </w:rPr>
+              <w:t xml:space="preserve">Communicating to relevant audience</w:t>
+            </w:r>
+            <w:r>
+              <w:rPr>
+                <w:rFonts w:ascii="Calibri" w:hAnsi="Calibri" w:cs="Calibri"/>
+                <w:highlight w:val="none"/>
+                <w:lang w:val="en-GB" w:bidi="en-GB"/>
+              </w:rPr>
+            </w:r>
+          </w:p>
+          <w:p>
+            <w:pPr>
+              <w:pBdr/>
+              <w:spacing/>
+              <w:ind/>
+              <w:rPr>
+                <w:rFonts w:ascii="Calibri" w:hAnsi="Calibri" w:cs="Calibri"/>
+                <w:highlight w:val="none"/>
+                <w:lang w:val="en-GB" w:bidi="en-GB"/>
+              </w:rPr>
+            </w:pPr>
+            <w:r>
+              <w:rPr>
+                <w:rFonts w:ascii="Calibri" w:hAnsi="Calibri" w:cs="Calibri"/>
+                <w:highlight w:val="none"/>
+                <w:lang w:val="en-GB" w:bidi="en-GB"/>
+              </w:rPr>
+              <w:t xml:space="preserve">MARKETING PLAN TEMPLATE?</w:t>
+            </w:r>
+            <w:r>
+              <w:rPr>
+                <w:rFonts w:ascii="Calibri" w:hAnsi="Calibri" w:cs="Calibri"/>
+                <w:highlight w:val="none"/>
+                <w:lang w:val="en-GB" w:bidi="en-GB"/>
+              </w:rPr>
+            </w:r>
+            <w:r>
+              <w:rPr>
+                <w:rFonts w:ascii="Calibri" w:hAnsi="Calibri" w:cs="Calibri"/>
+                <w:highlight w:val="none"/>
+                <w:lang w:val="en-GB" w:bidi="en-GB"/>
+              </w:rPr>
+            </w:r>
+          </w:p>
+          <w:p>
+            <w:pPr>
+              <w:pBdr/>
+              <w:spacing/>
+              <w:ind/>
+              <w:rPr>
+                <w:rFonts w:ascii="Calibri" w:hAnsi="Calibri" w:cs="Calibri"/>
+              </w:rPr>
+            </w:pPr>
+            <w:r>
+              <w:rPr>
+                <w:rFonts w:ascii="Calibri" w:hAnsi="Calibri" w:cs="Calibri"/>
+                <w:highlight w:val="none"/>
+                <w:lang w:val="en-GB"/>
+              </w:rPr>
+              <w:t xml:space="preserve">(Link to ppt)</w:t>
+            </w:r>
+            <w:r>
+              <w:rPr>
+                <w:rFonts w:ascii="Calibri" w:hAnsi="Calibri" w:cs="Calibri"/>
+                <w:highlight w:val="none"/>
+                <w:lang w:val="en-GB"/>
+              </w:rPr>
+            </w:r>
+            <w:r>
+              <w:rPr>
+                <w:rFonts w:ascii="Calibri" w:hAnsi="Calibri" w:cs="Calibri"/>
               </w:rPr>
             </w:r>
           </w:p>
@@ -1041,7 +1708,13 @@
                 <w:rFonts w:asciiTheme="minorHAnsi" w:hAnsiTheme="minorHAnsi" w:cstheme="minorHAnsi"/>
                 <w:bCs/>
               </w:rPr>
-              <w:t xml:space="preserve">2</w:t>
+              <w:t xml:space="preserve">3</w:t>
+            </w:r>
+            <w:r>
+              <w:rPr>
+                <w:rFonts w:asciiTheme="minorHAnsi" w:hAnsiTheme="minorHAnsi" w:cstheme="minorHAnsi"/>
+                <w:bCs/>
+              </w:rPr>
             </w:r>
             <w:r>
               <w:rPr>
@@ -1079,7 +1752,13 @@
                 <w:rFonts w:asciiTheme="minorHAnsi" w:hAnsiTheme="minorHAnsi" w:cstheme="minorHAnsi"/>
                 <w:bCs/>
               </w:rPr>
-              <w:t xml:space="preserve">Business</w:t>
+              <w:t xml:space="preserve">Meta-skills</w:t>
+            </w:r>
+            <w:r>
+              <w:rPr>
+                <w:rFonts w:asciiTheme="minorHAnsi" w:hAnsiTheme="minorHAnsi" w:cstheme="minorHAnsi"/>
+                <w:bCs/>
+              </w:rPr>
             </w:r>
             <w:r>
               <w:rPr>
@@ -1118,7 +1797,29 @@
                 <w:color w:val="000000"/>
                 <w:szCs w:val="24"/>
               </w:rPr>
-              <w:t xml:space="preserve"> Create a marketing plan for communicating the product to the relevant audience.                                                                                                                                                                              </w:t>
+              <w:t xml:space="preserve"> Evaluate preferences, motivations, strengths,</w:t>
+            </w:r>
+            <w:r>
+              <w:rPr>
+                <w:rFonts w:asciiTheme="minorHAnsi" w:hAnsiTheme="minorHAnsi" w:cstheme="minorHAnsi"/>
+                <w:color w:val="000000"/>
+                <w:szCs w:val="24"/>
+              </w:rPr>
+              <w:t xml:space="preserve"> and</w:t>
+            </w:r>
+            <w:r>
+              <w:rPr>
+                <w:rFonts w:asciiTheme="minorHAnsi" w:hAnsiTheme="minorHAnsi" w:cstheme="minorHAnsi"/>
+                <w:color w:val="000000"/>
+                <w:szCs w:val="24"/>
+              </w:rPr>
+              <w:t xml:space="preserve"> limitations of others and apply these insights to work more effectively with them, motivating where needed.                                                                                                     </w:t>
+            </w:r>
+            <w:r>
+              <w:rPr>
+                <w:rFonts w:asciiTheme="minorHAnsi" w:hAnsiTheme="minorHAnsi" w:cstheme="minorHAnsi"/>
+                <w:bCs/>
+              </w:rPr>
             </w:r>
             <w:r>
               <w:rPr>
@@ -1156,28 +1857,27 @@
                 <w:rFonts w:ascii="Calibri" w:hAnsi="Calibri" w:cs="Calibri"/>
                 <w:color w:val="000000"/>
               </w:rPr>
-              <w:t xml:space="preserve">Presentation</w:t>
+              <w:t xml:space="preserve">Presentatio</w:t>
             </w:r>
             <w:r>
               <w:rPr>
                 <w:rFonts w:ascii="Calibri" w:hAnsi="Calibri" w:cs="Calibri"/>
                 <w:color w:val="000000"/>
               </w:rPr>
-              <w:t xml:space="preserve"> – link to the recording and indicate the </w:t>
+              <w:t xml:space="preserve">n</w:t>
             </w:r>
             <w:r>
               <w:rPr>
                 <w:rFonts w:ascii="Calibri" w:hAnsi="Calibri" w:cs="Calibri"/>
                 <w:color w:val="000000"/>
               </w:rPr>
-              <w:t xml:space="preserve">timing of the evidence</w:t>
+              <w:t xml:space="preserve"> – link to the recording and indicate the timing of the evidence.</w:t>
             </w:r>
             <w:r>
               <w:rPr>
                 <w:rFonts w:ascii="Calibri" w:hAnsi="Calibri" w:cs="Calibri"/>
                 <w:color w:val="000000"/>
               </w:rPr>
-              <w:t xml:space="preserve">.</w:t>
             </w:r>
             <w:r>
               <w:rPr>
@@ -1201,6 +1901,13 @@
                 <w:rFonts w:ascii="Calibri" w:hAnsi="Calibri" w:cs="Calibri"/>
                 <w:color w:val="000000"/>
               </w:rPr>
+              <w:t xml:space="preserve">PowerPoint Presentation assessment 3. </w:t>
+            </w:r>
+            <w:r>
+              <w:rPr>
+                <w:rFonts w:ascii="Calibri" w:hAnsi="Calibri" w:cs="Calibri"/>
+                <w:color w:val="000000"/>
+              </w:rPr>
             </w:r>
             <w:r>
               <w:rPr>
@@ -1224,349 +1931,12 @@
                 <w:rFonts w:ascii="Calibri" w:hAnsi="Calibri" w:cs="Calibri"/>
                 <w:color w:val="000000"/>
               </w:rPr>
-              <w:t xml:space="preserve">Marketing Pla</w:t>
             </w:r>
             <w:r>
               <w:rPr>
                 <w:rFonts w:ascii="Calibri" w:hAnsi="Calibri" w:cs="Calibri"/>
                 <w:color w:val="000000"/>
               </w:rPr>
-              <w:t xml:space="preserve">n</w:t>
-            </w:r>
-            <w:r>
-              <w:rPr>
-                <w:rFonts w:ascii="Calibri" w:hAnsi="Calibri" w:cs="Calibri"/>
-                <w:color w:val="000000"/>
-              </w:rPr>
-              <w:t xml:space="preserve"> </w:t>
-            </w:r>
-            <w:r>
-              <w:rPr>
-                <w:rFonts w:ascii="Calibri" w:hAnsi="Calibri" w:cs="Calibri"/>
-                <w:color w:val="000000"/>
-              </w:rPr>
-              <w:t xml:space="preserve">materials </w:t>
-            </w:r>
-            <w:r>
-              <w:rPr>
-                <w:rFonts w:ascii="Calibri" w:hAnsi="Calibri" w:cs="Calibri"/>
-                <w:color w:val="000000"/>
-              </w:rPr>
-              <w:t xml:space="preserve">(needed as part of your project)</w:t>
-            </w:r>
-            <w:r>
-              <w:rPr>
-                <w:rFonts w:ascii="Calibri" w:hAnsi="Calibri" w:cs="Calibri"/>
-                <w:color w:val="000000"/>
-              </w:rPr>
-              <w:t xml:space="preserve"> so include the PowerPoint presentation</w:t>
-            </w:r>
-            <w:r>
-              <w:rPr>
-                <w:rFonts w:ascii="Calibri" w:hAnsi="Calibri" w:cs="Calibri"/>
-                <w:color w:val="000000"/>
-              </w:rPr>
-              <w:t xml:space="preserve"> assessment 3</w:t>
-            </w:r>
-            <w:r>
-              <w:rPr>
-                <w:rFonts w:ascii="Calibri" w:hAnsi="Calibri" w:cs="Calibri"/>
-                <w:color w:val="000000"/>
-              </w:rPr>
-              <w:t xml:space="preserve">. </w:t>
-            </w:r>
-            <w:r>
-              <w:rPr>
-                <w:rFonts w:ascii="Calibri" w:hAnsi="Calibri" w:cs="Calibri"/>
-                <w:color w:val="000000"/>
-              </w:rPr>
-            </w:r>
-          </w:p>
-        </w:tc>
-        <w:tc>
-          <w:tcPr>
-            <w:tcBorders>
-              <w:top w:val="single" w:color="auto" w:sz="4" w:space="0"/>
-              <w:left w:val="single" w:color="auto" w:sz="4" w:space="0"/>
-              <w:bottom w:val="single" w:color="auto" w:sz="4" w:space="0"/>
-              <w:right w:val="single" w:color="auto" w:sz="4" w:space="0"/>
-            </w:tcBorders>
-            <w:tcW w:w="11675" w:type="dxa"/>
-            <w:vAlign w:val="center"/>
-            <w:textDirection w:val="lrTb"/>
-            <w:noWrap w:val="false"/>
-          </w:tcPr>
-          <w:p>
-            <w:pPr>
-              <w:pBdr/>
-              <w:spacing/>
-              <w:ind/>
-              <w:rPr>
-                <w:rFonts w:ascii="Calibri" w:hAnsi="Calibri" w:cs="Calibri"/>
-                <w:highlight w:val="none"/>
-                <w:lang w:val="en-GB"/>
-              </w:rPr>
-            </w:pPr>
-            <w:r>
-              <w:rPr>
-                <w:rFonts w:ascii="Calibri" w:hAnsi="Calibri" w:cs="Calibri"/>
-                <w:lang w:val="en-GB"/>
-              </w:rPr>
-              <w:t xml:space="preserve">(Link to recording and timestamp the evidence)</w:t>
-            </w:r>
-            <w:r>
-              <w:rPr>
-                <w:rFonts w:ascii="Calibri" w:hAnsi="Calibri" w:cs="Calibri"/>
-                <w:highlight w:val="none"/>
-                <w:lang w:val="en-GB"/>
-              </w:rPr>
-            </w:r>
-          </w:p>
-          <w:p>
-            <w:pPr>
-              <w:pBdr/>
-              <w:spacing/>
-              <w:ind/>
-              <w:rPr>
-                <w:rFonts w:ascii="Calibri" w:hAnsi="Calibri" w:cs="Calibri"/>
-                <w:highlight w:val="none"/>
-                <w:lang w:val="en-GB"/>
-              </w:rPr>
-            </w:pPr>
-            <w:r>
-              <w:rPr>
-                <w:rFonts w:ascii="Calibri" w:hAnsi="Calibri" w:cs="Calibri"/>
-                <w:highlight w:val="none"/>
-                <w:lang w:val="en-GB" w:bidi="en-GB"/>
-              </w:rPr>
-              <w:t xml:space="preserve">Communicating to relevant audience</w:t>
-            </w:r>
-            <w:r>
-              <w:rPr>
-                <w:rFonts w:ascii="Calibri" w:hAnsi="Calibri" w:cs="Calibri"/>
-                <w:highlight w:val="none"/>
-                <w:lang w:val="en-GB" w:bidi="en-GB"/>
-              </w:rPr>
-            </w:r>
-            <w:r>
-              <w:rPr>
-                <w:rFonts w:ascii="Calibri" w:hAnsi="Calibri" w:cs="Calibri"/>
-                <w:highlight w:val="none"/>
-                <w:lang w:val="en-GB"/>
-              </w:rPr>
-            </w:r>
-          </w:p>
-          <w:p>
-            <w:pPr>
-              <w:pBdr/>
-              <w:spacing/>
-              <w:ind/>
-              <w:rPr>
-                <w:rFonts w:ascii="Calibri" w:hAnsi="Calibri" w:cs="Calibri"/>
-              </w:rPr>
-            </w:pPr>
-            <w:r>
-              <w:rPr>
-                <w:rFonts w:ascii="Calibri" w:hAnsi="Calibri" w:cs="Calibri"/>
-                <w:highlight w:val="none"/>
-                <w:lang w:val="en-GB"/>
-              </w:rPr>
-              <w:t xml:space="preserve">(Link to ppt)</w:t>
-            </w:r>
-            <w:r>
-              <w:rPr>
-                <w:rFonts w:ascii="Calibri" w:hAnsi="Calibri" w:cs="Calibri"/>
-                <w:highlight w:val="none"/>
-                <w:lang w:val="en-GB"/>
-              </w:rPr>
-            </w:r>
-            <w:r>
-              <w:rPr>
-                <w:rFonts w:ascii="Calibri" w:hAnsi="Calibri" w:cs="Calibri"/>
-                <w:highlight w:val="none"/>
-                <w:lang w:val="en-GB"/>
-              </w:rPr>
-            </w:r>
-          </w:p>
-        </w:tc>
-      </w:tr>
-      <w:tr>
-        <w:trPr/>
-        <w:tc>
-          <w:tcPr>
-            <w:tcBorders>
-              <w:top w:val="single" w:color="auto" w:sz="4" w:space="0"/>
-              <w:left w:val="single" w:color="auto" w:sz="4" w:space="0"/>
-              <w:bottom w:val="single" w:color="auto" w:sz="4" w:space="0"/>
-              <w:right w:val="single" w:color="auto" w:sz="4" w:space="0"/>
-            </w:tcBorders>
-            <w:tcW w:w="1033" w:type="dxa"/>
-            <w:vAlign w:val="center"/>
-            <w:textDirection w:val="lrTb"/>
-            <w:noWrap w:val="false"/>
-          </w:tcPr>
-          <w:p>
-            <w:pPr>
-              <w:pBdr/>
-              <w:spacing w:after="40" w:before="40"/>
-              <w:ind/>
-              <w:jc w:val="center"/>
-              <w:rPr>
-                <w:rFonts w:asciiTheme="minorHAnsi" w:hAnsiTheme="minorHAnsi" w:cstheme="minorHAnsi"/>
-                <w:bCs/>
-              </w:rPr>
-            </w:pPr>
-            <w:r>
-              <w:rPr>
-                <w:rFonts w:asciiTheme="minorHAnsi" w:hAnsiTheme="minorHAnsi" w:cstheme="minorHAnsi"/>
-                <w:bCs/>
-              </w:rPr>
-              <w:t xml:space="preserve">3</w:t>
-            </w:r>
-            <w:r>
-              <w:rPr>
-                <w:rFonts w:asciiTheme="minorHAnsi" w:hAnsiTheme="minorHAnsi" w:cstheme="minorHAnsi"/>
-                <w:bCs/>
-              </w:rPr>
-            </w:r>
-          </w:p>
-        </w:tc>
-        <w:tc>
-          <w:tcPr>
-            <w:tcBorders>
-              <w:top w:val="single" w:color="auto" w:sz="4" w:space="0"/>
-              <w:left w:val="single" w:color="auto" w:sz="4" w:space="0"/>
-              <w:bottom w:val="single" w:color="auto" w:sz="4" w:space="0"/>
-              <w:right w:val="single" w:color="auto" w:sz="4" w:space="0"/>
-            </w:tcBorders>
-            <w:tcW w:w="1514" w:type="dxa"/>
-            <w:vAlign w:val="center"/>
-            <w:textDirection w:val="lrTb"/>
-            <w:noWrap w:val="false"/>
-          </w:tcPr>
-          <w:p>
-            <w:pPr>
-              <w:pBdr/>
-              <w:spacing w:after="40" w:before="40"/>
-              <w:ind/>
-              <w:rPr>
-                <w:rFonts w:asciiTheme="minorHAnsi" w:hAnsiTheme="minorHAnsi" w:cstheme="minorHAnsi"/>
-                <w:bCs/>
-              </w:rPr>
-            </w:pPr>
-            <w:r>
-              <w:rPr>
-                <w:rFonts w:asciiTheme="minorHAnsi" w:hAnsiTheme="minorHAnsi" w:cstheme="minorHAnsi"/>
-                <w:bCs/>
-              </w:rPr>
-              <w:t xml:space="preserve">Meta-skills</w:t>
-            </w:r>
-            <w:r>
-              <w:rPr>
-                <w:rFonts w:asciiTheme="minorHAnsi" w:hAnsiTheme="minorHAnsi" w:cstheme="minorHAnsi"/>
-                <w:bCs/>
-              </w:rPr>
-            </w:r>
-          </w:p>
-        </w:tc>
-        <w:tc>
-          <w:tcPr>
-            <w:tcBorders>
-              <w:top w:val="single" w:color="auto" w:sz="4" w:space="0"/>
-              <w:left w:val="single" w:color="auto" w:sz="4" w:space="0"/>
-              <w:bottom w:val="single" w:color="auto" w:sz="4" w:space="0"/>
-              <w:right w:val="single" w:color="auto" w:sz="4" w:space="0"/>
-            </w:tcBorders>
-            <w:tcW w:w="4394" w:type="dxa"/>
-            <w:vAlign w:val="center"/>
-            <w:textDirection w:val="lrTb"/>
-            <w:noWrap w:val="false"/>
-          </w:tcPr>
-          <w:p>
-            <w:pPr>
-              <w:pBdr/>
-              <w:spacing w:after="40" w:before="40"/>
-              <w:ind/>
-              <w:rPr>
-                <w:rFonts w:asciiTheme="minorHAnsi" w:hAnsiTheme="minorHAnsi" w:cstheme="minorHAnsi"/>
-                <w:bCs/>
-              </w:rPr>
-            </w:pPr>
-            <w:r>
-              <w:rPr>
-                <w:rFonts w:asciiTheme="minorHAnsi" w:hAnsiTheme="minorHAnsi" w:cstheme="minorHAnsi"/>
-                <w:color w:val="000000"/>
-                <w:szCs w:val="24"/>
-              </w:rPr>
-              <w:t xml:space="preserve"> Evaluate preferences, motivations, strengths,</w:t>
-            </w:r>
-            <w:r>
-              <w:rPr>
-                <w:rFonts w:asciiTheme="minorHAnsi" w:hAnsiTheme="minorHAnsi" w:cstheme="minorHAnsi"/>
-                <w:color w:val="000000"/>
-                <w:szCs w:val="24"/>
-              </w:rPr>
-              <w:t xml:space="preserve"> and</w:t>
-            </w:r>
-            <w:r>
-              <w:rPr>
-                <w:rFonts w:asciiTheme="minorHAnsi" w:hAnsiTheme="minorHAnsi" w:cstheme="minorHAnsi"/>
-                <w:color w:val="000000"/>
-                <w:szCs w:val="24"/>
-              </w:rPr>
-              <w:t xml:space="preserve"> limitations of others and apply these insights to work more effectively with them, motivating where needed.                                                                                                     </w:t>
-            </w:r>
-            <w:r>
-              <w:rPr>
-                <w:rFonts w:asciiTheme="minorHAnsi" w:hAnsiTheme="minorHAnsi" w:cstheme="minorHAnsi"/>
-                <w:bCs/>
-              </w:rPr>
-            </w:r>
-          </w:p>
-        </w:tc>
-        <w:tc>
-          <w:tcPr>
-            <w:tcBorders>
-              <w:top w:val="single" w:color="auto" w:sz="4" w:space="0"/>
-              <w:left w:val="single" w:color="auto" w:sz="4" w:space="0"/>
-              <w:bottom w:val="single" w:color="auto" w:sz="4" w:space="0"/>
-              <w:right w:val="single" w:color="auto" w:sz="4" w:space="0"/>
-            </w:tcBorders>
-            <w:tcW w:w="3969" w:type="dxa"/>
-            <w:vAlign w:val="center"/>
-            <w:textDirection w:val="lrTb"/>
-            <w:noWrap w:val="false"/>
-          </w:tcPr>
-          <w:p>
-            <w:pPr>
-              <w:pBdr/>
-              <w:spacing w:after="40" w:before="40"/>
-              <w:ind/>
-              <w:rPr>
-                <w:rFonts w:ascii="Calibri" w:hAnsi="Calibri" w:cs="Calibri"/>
-                <w:color w:val="000000"/>
-              </w:rPr>
-            </w:pPr>
-            <w:r>
-              <w:rPr>
-                <w:rFonts w:ascii="Calibri" w:hAnsi="Calibri" w:cs="Calibri"/>
-                <w:color w:val="000000"/>
-              </w:rPr>
-              <w:t xml:space="preserve">Presentatio</w:t>
-            </w:r>
-            <w:r>
-              <w:rPr>
-                <w:rFonts w:ascii="Calibri" w:hAnsi="Calibri" w:cs="Calibri"/>
-                <w:color w:val="000000"/>
-              </w:rPr>
-              <w:t xml:space="preserve">n</w:t>
-            </w:r>
-            <w:r>
-              <w:rPr>
-                <w:rFonts w:ascii="Calibri" w:hAnsi="Calibri" w:cs="Calibri"/>
-                <w:color w:val="000000"/>
-              </w:rPr>
-              <w:t xml:space="preserve"> – link to the recording and indicate the timing of the evidence.</w:t>
             </w:r>
             <w:r>
               <w:rPr>
@@ -1590,7 +1960,34 @@
                 <w:rFonts w:ascii="Calibri" w:hAnsi="Calibri" w:cs="Calibri"/>
                 <w:color w:val="000000"/>
               </w:rPr>
-              <w:t xml:space="preserve">PowerPoint Presentation assessment 3. </w:t>
+              <w:t xml:space="preserve">Evidence from sprints </w:t>
+            </w:r>
+            <w:r>
+              <w:rPr>
+                <w:rFonts w:ascii="Calibri" w:hAnsi="Calibri" w:cs="Calibri"/>
+                <w:color w:val="000000"/>
+              </w:rPr>
+              <w:t xml:space="preserve">where you have </w:t>
+            </w:r>
+            <w:r>
+              <w:rPr>
+                <w:rFonts w:ascii="Calibri" w:hAnsi="Calibri" w:cs="Calibri"/>
+                <w:color w:val="000000"/>
+              </w:rPr>
+              <w:t xml:space="preserve">discussed working with the team </w:t>
+            </w:r>
+            <w:r>
+              <w:rPr>
+                <w:rFonts w:ascii="Calibri" w:hAnsi="Calibri" w:cs="Calibri"/>
+                <w:color w:val="000000"/>
+              </w:rPr>
+              <w:t xml:space="preserve">– link the relevant sprints and indicate the general timing of the evidence.</w:t>
+            </w:r>
+            <w:r>
+              <w:rPr>
+                <w:rFonts w:ascii="Calibri" w:hAnsi="Calibri" w:cs="Calibri"/>
+                <w:color w:val="000000"/>
+              </w:rPr>
             </w:r>
             <w:r>
               <w:rPr>
@@ -1621,45 +2018,6 @@
                 <w:color w:val="000000"/>
               </w:rPr>
             </w:r>
-          </w:p>
-          <w:p>
-            <w:pPr>
-              <w:pBdr/>
-              <w:spacing w:after="40" w:before="40"/>
-              <w:ind/>
-              <w:rPr>
-                <w:rFonts w:ascii="Calibri" w:hAnsi="Calibri" w:cs="Calibri"/>
-                <w:color w:val="000000"/>
-              </w:rPr>
-            </w:pPr>
-            <w:r>
-              <w:rPr>
-                <w:rFonts w:ascii="Calibri" w:hAnsi="Calibri" w:cs="Calibri"/>
-                <w:color w:val="000000"/>
-              </w:rPr>
-              <w:t xml:space="preserve">Evidence from sprints </w:t>
-            </w:r>
-            <w:r>
-              <w:rPr>
-                <w:rFonts w:ascii="Calibri" w:hAnsi="Calibri" w:cs="Calibri"/>
-                <w:color w:val="000000"/>
-              </w:rPr>
-              <w:t xml:space="preserve">where you have </w:t>
-            </w:r>
-            <w:r>
-              <w:rPr>
-                <w:rFonts w:ascii="Calibri" w:hAnsi="Calibri" w:cs="Calibri"/>
-                <w:color w:val="000000"/>
-              </w:rPr>
-              <w:t xml:space="preserve">discussed working with the team </w:t>
-            </w:r>
-            <w:r>
-              <w:rPr>
-                <w:rFonts w:ascii="Calibri" w:hAnsi="Calibri" w:cs="Calibri"/>
-                <w:color w:val="000000"/>
-              </w:rPr>
-              <w:t xml:space="preserve">– link the relevant sprints and indicate the general timing of the evidence.</w:t>
-            </w:r>
             <w:r>
               <w:rPr>
                 <w:rFonts w:ascii="Calibri" w:hAnsi="Calibri" w:cs="Calibri"/>
@@ -1682,6 +2040,13 @@
                 <w:rFonts w:ascii="Calibri" w:hAnsi="Calibri" w:cs="Calibri"/>
                 <w:color w:val="000000"/>
               </w:rPr>
+              <w:t xml:space="preserve">Emails/Teams chats with team members, discussing preferences, or limitations, or showing you motivating them.  </w:t>
+            </w:r>
+            <w:r>
+              <w:rPr>
+                <w:rFonts w:ascii="Calibri" w:hAnsi="Calibri" w:cs="Calibri"/>
+                <w:color w:val="000000"/>
+              </w:rPr>
             </w:r>
             <w:r>
               <w:rPr>
@@ -1705,7 +2070,12 @@
                 <w:rFonts w:ascii="Calibri" w:hAnsi="Calibri" w:cs="Calibri"/>
                 <w:color w:val="000000"/>
               </w:rPr>
-              <w:t xml:space="preserve">Emails/Teams chats with team members, discussing preferences, or limitations, or showing you motivating them.  </w:t>
+            </w:r>
+            <w:r>
+              <w:rPr>
+                <w:rFonts w:ascii="Calibri" w:hAnsi="Calibri" w:cs="Calibri"/>
+                <w:color w:val="000000"/>
+              </w:rPr>
             </w:r>
             <w:r>
               <w:rPr>
@@ -1729,30 +2099,13 @@
                 <w:rFonts w:ascii="Calibri" w:hAnsi="Calibri" w:cs="Calibri"/>
                 <w:color w:val="000000"/>
               </w:rPr>
+              <w:t xml:space="preserve">Evidence from your blog.  </w:t>
             </w:r>
             <w:r>
               <w:rPr>
                 <w:rFonts w:ascii="Calibri" w:hAnsi="Calibri" w:cs="Calibri"/>
                 <w:color w:val="000000"/>
               </w:rPr>
-            </w:r>
-          </w:p>
-          <w:p>
-            <w:pPr>
-              <w:pBdr/>
-              <w:spacing w:after="40" w:before="40"/>
-              <w:ind/>
-              <w:rPr>
-                <w:rFonts w:ascii="Calibri" w:hAnsi="Calibri" w:cs="Calibri"/>
-                <w:color w:val="000000"/>
-              </w:rPr>
-            </w:pPr>
-            <w:r>
-              <w:rPr>
-                <w:rFonts w:ascii="Calibri" w:hAnsi="Calibri" w:cs="Calibri"/>
-                <w:color w:val="000000"/>
-              </w:rPr>
-              <w:t xml:space="preserve">Evidence from your blog.  </w:t>
             </w:r>
             <w:r>
               <w:rPr>
@@ -1801,33 +2154,12 @@
                 <w:color w:val="000000"/>
               </w:rPr>
             </w:r>
-          </w:p>
-          <w:p>
-            <w:pPr>
-              <w:pBdr/>
-              <w:spacing w:after="40" w:before="40"/>
-              <w:ind/>
+            <w:r>
               <w:rPr>
                 <w:rFonts w:ascii="Calibri" w:hAnsi="Calibri" w:cs="Calibri"/>
                 <w:color w:val="000000"/>
-              </w:rPr>
-            </w:pPr>
-            <w:r>
-              <w:rPr>
-                <w:rFonts w:ascii="Calibri" w:hAnsi="Calibri" w:cs="Calibri"/>
-                <w:color w:val="000000"/>
-              </w:rPr>
-            </w:r>
-            <w:r>
-              <w:rPr>
-                <w:rFonts w:ascii="Calibri" w:hAnsi="Calibri" w:cs="Calibri"/>
-                <w:color w:val="000000"/>
-              </w:rPr>
-            </w:r>
-            <w:r>
-              <w:rPr>
-                <w:rFonts w:ascii="Calibri" w:hAnsi="Calibri" w:cs="Calibri"/>
-                <w:color w:val="000000"/>
+                <w:highlight w:val="none"/>
+                <w:lang w:val="en-GB"/>
               </w:rPr>
             </w:r>
           </w:p>
@@ -1847,10 +2179,9 @@
               <w:rPr>
                 <w:rFonts w:ascii="Calibri" w:hAnsi="Calibri" w:cs="Calibri"/>
                 <w:color w:val="000000"/>
-                <w:highlight w:val="none"/>
                 <w:lang w:val="en-GB"/>
               </w:rPr>
-              <w:t xml:space="preserve">(Link to screenshot sprint meeting recaps and to the sprints in jira)  indicate timing of the evidence.</w:t>
+              <w:t xml:space="preserve">360 feedback thing from Sam</w:t>
             </w:r>
             <w:r>
               <w:rPr>
@@ -1878,7 +2209,7 @@
                 <w:highlight w:val="none"/>
                 <w:lang w:val="en-GB"/>
               </w:rPr>
-              <w:t xml:space="preserve">A second year teammate said when he joined the team he wasn’t experienced with the technology and lacked confidence to contribute to the code without direction, but was enthusiastic to contribute. We spoke and he was happy to take charge of app design and creating a visual prototype. This was crucial for driving development and also for manually testing the UI among focus groups. </w:t>
+              <w:t xml:space="preserve">How did you know their preferences, did you ask them, speak to them, how did you figure out their strengths?</w:t>
             </w:r>
             <w:r>
               <w:rPr>
@@ -1903,10 +2234,9 @@
               <w:rPr>
                 <w:rFonts w:ascii="Calibri" w:hAnsi="Calibri" w:cs="Calibri"/>
                 <w:color w:val="000000"/>
-                <w:highlight w:val="none"/>
                 <w:lang w:val="en-GB"/>
               </w:rPr>
-              <w:t xml:space="preserve">(evidence this, screenshots etc)</w:t>
+              <w:t xml:space="preserve">Anyone got extra stuff on, any blockers? How to manage limitations?</w:t>
             </w:r>
             <w:r>
               <w:rPr>
@@ -1952,6 +2282,8 @@
               <w:rPr>
                 <w:rFonts w:ascii="Calibri" w:hAnsi="Calibri" w:cs="Calibri"/>
                 <w:color w:val="000000"/>
+                <w:highlight w:val="none"/>
+                <w:lang w:val="en-GB"/>
               </w:rPr>
             </w:pPr>
             <w:r>
@@ -1961,8 +2293,25 @@
                 <w:highlight w:val="none"/>
                 <w:lang w:val="en-GB"/>
               </w:rPr>
-              <w:t xml:space="preserve">(evidence clip of sprint review where i said martin chose to contribute by testing instead of code so he wouldn’t hold people up.)</w:t>
+              <w:t xml:space="preserve">Matthew opening conversation chat, Marta and Martin saying they can test without holding up development.</w:t>
             </w:r>
+            <w:r>
+              <w:rPr>
+                <w:rFonts w:ascii="Calibri" w:hAnsi="Calibri" w:cs="Calibri"/>
+                <w:color w:val="000000"/>
+              </w:rPr>
+            </w:r>
+          </w:p>
+          <w:p>
+            <w:pPr>
+              <w:pBdr/>
+              <w:spacing w:after="40" w:before="40"/>
+              <w:ind/>
+              <w:rPr>
+                <w:rFonts w:ascii="Calibri" w:hAnsi="Calibri" w:cs="Calibri"/>
+                <w:color w:val="000000"/>
+              </w:rPr>
+            </w:pPr>
             <w:r>
               <w:rPr>
                 <w:rFonts w:ascii="Calibri" w:hAnsi="Calibri" w:cs="Calibri"/>
@@ -1970,6 +2319,7 @@
                 <w:highlight w:val="none"/>
                 <w:lang w:val="en-GB"/>
               </w:rPr>
+              <w:t xml:space="preserve">Proof of me asking folk what they can do and setting expectations. </w:t>
             </w:r>
             <w:r>
               <w:rPr>
@@ -1977,6 +2327,229 @@
                 <w:color w:val="000000"/>
                 <w:highlight w:val="none"/>
                 <w:lang w:val="en-GB"/>
+              </w:rPr>
+            </w:r>
+            <w:r>
+              <w:rPr>
+                <w:rFonts w:ascii="Calibri" w:hAnsi="Calibri" w:cs="Calibri"/>
+                <w:color w:val="000000"/>
+                <w:highlight w:val="none"/>
+                <w:lang w:val="en-GB"/>
+              </w:rPr>
+            </w:r>
+          </w:p>
+          <w:p>
+            <w:pPr>
+              <w:pBdr/>
+              <w:spacing w:after="40" w:before="40"/>
+              <w:ind/>
+              <w:rPr>
+                <w:rFonts w:ascii="Calibri" w:hAnsi="Calibri" w:cs="Calibri"/>
+                <w:color w:val="000000"/>
+              </w:rPr>
+            </w:pPr>
+            <w:r>
+              <w:rPr>
+                <w:rFonts w:ascii="Calibri" w:hAnsi="Calibri" w:cs="Calibri"/>
+                <w:color w:val="000000"/>
+                <w:highlight w:val="none"/>
+                <w:lang w:val="en-GB"/>
+              </w:rPr>
+            </w:r>
+            <w:r>
+              <w:rPr>
+                <w:rFonts w:ascii="Calibri" w:hAnsi="Calibri" w:cs="Calibri"/>
+                <w:color w:val="000000"/>
+                <w:highlight w:val="none"/>
+                <w:lang w:val="en-GB"/>
+              </w:rPr>
+            </w:r>
+            <w:r>
+              <w:rPr>
+                <w:rFonts w:ascii="Calibri" w:hAnsi="Calibri" w:cs="Calibri"/>
+                <w:color w:val="000000"/>
+                <w:highlight w:val="none"/>
+                <w:lang w:val="en-GB"/>
+              </w:rPr>
+            </w:r>
+          </w:p>
+          <w:p>
+            <w:pPr>
+              <w:pBdr/>
+              <w:spacing w:after="40" w:before="40"/>
+              <w:ind/>
+              <w:rPr>
+                <w:rFonts w:ascii="Calibri" w:hAnsi="Calibri" w:cs="Calibri"/>
+                <w:color w:val="000000"/>
+                <w:highlight w:val="none"/>
+                <w:lang w:val="en-GB"/>
+              </w:rPr>
+            </w:pPr>
+            <w:r>
+              <w:rPr>
+                <w:rFonts w:ascii="Calibri" w:hAnsi="Calibri" w:cs="Calibri"/>
+                <w:color w:val="000000"/>
+                <w:highlight w:val="none"/>
+                <w:lang w:val="en-GB"/>
+              </w:rPr>
+              <w:t xml:space="preserve">(Link to screenshot sprint meeting recaps and to the sprints in jira)  indicate timing of the evidence.</w:t>
+            </w:r>
+            <w:r>
+              <w:rPr>
+                <w:rFonts w:ascii="Calibri" w:hAnsi="Calibri" w:cs="Calibri"/>
+                <w:color w:val="000000"/>
+              </w:rPr>
+            </w:r>
+            <w:r>
+              <w:rPr>
+                <w:rFonts w:ascii="Calibri" w:hAnsi="Calibri" w:cs="Calibri"/>
+                <w:color w:val="000000"/>
+                <w:highlight w:val="none"/>
+                <w:lang w:val="en-GB"/>
+              </w:rPr>
+            </w:r>
+          </w:p>
+          <w:p>
+            <w:pPr>
+              <w:pBdr/>
+              <w:spacing w:after="40" w:before="40"/>
+              <w:ind/>
+              <w:rPr>
+                <w:rFonts w:ascii="Calibri" w:hAnsi="Calibri" w:cs="Calibri"/>
+                <w:color w:val="000000"/>
+                <w:highlight w:val="none"/>
+                <w:lang w:val="en-GB"/>
+              </w:rPr>
+            </w:pPr>
+            <w:r>
+              <w:rPr>
+                <w:rFonts w:ascii="Calibri" w:hAnsi="Calibri" w:cs="Calibri"/>
+                <w:color w:val="000000"/>
+                <w:highlight w:val="none"/>
+                <w:lang w:val="en-GB"/>
+              </w:rPr>
+              <w:t xml:space="preserve">A second year teammate said when he joined the team he wasn’t experienced with the technology and lacked confidence to contribu</w:t>
+            </w:r>
+            <w:r>
+              <w:rPr>
+                <w:rFonts w:ascii="Calibri" w:hAnsi="Calibri" w:cs="Calibri"/>
+                <w:color w:val="000000"/>
+                <w:highlight w:val="none"/>
+                <w:lang w:val="en-GB"/>
+              </w:rPr>
+              <w:t xml:space="preserve">te to the code without direction, but was enthusiastic to contribute. We spoke and he was happy to take charge of app design and creating a visual prototype. This was crucial for driving development and also for manually testing the UI among focus groups. </w:t>
+            </w:r>
+            <w:r>
+              <w:rPr>
+                <w:rFonts w:ascii="Calibri" w:hAnsi="Calibri" w:cs="Calibri"/>
+                <w:color w:val="000000"/>
+              </w:rPr>
+            </w:r>
+            <w:r>
+              <w:rPr>
+                <w:rFonts w:ascii="Calibri" w:hAnsi="Calibri" w:cs="Calibri"/>
+                <w:color w:val="000000"/>
+                <w:highlight w:val="none"/>
+                <w:lang w:val="en-GB"/>
+              </w:rPr>
+            </w:r>
+          </w:p>
+          <w:p>
+            <w:pPr>
+              <w:pBdr/>
+              <w:spacing w:after="40" w:before="40"/>
+              <w:ind/>
+              <w:rPr>
+                <w:rFonts w:ascii="Calibri" w:hAnsi="Calibri" w:cs="Calibri"/>
+                <w:color w:val="000000"/>
+                <w:highlight w:val="none"/>
+                <w:lang w:val="en-GB"/>
+              </w:rPr>
+            </w:pPr>
+            <w:r>
+              <w:rPr>
+                <w:rFonts w:ascii="Calibri" w:hAnsi="Calibri" w:cs="Calibri"/>
+                <w:color w:val="000000"/>
+                <w:highlight w:val="none"/>
+                <w:lang w:val="en-GB"/>
+              </w:rPr>
+              <w:t xml:space="preserve">(evidence this, screenshots etc)</w:t>
+            </w:r>
+            <w:r>
+              <w:rPr>
+                <w:rFonts w:ascii="Calibri" w:hAnsi="Calibri" w:cs="Calibri"/>
+                <w:color w:val="000000"/>
+              </w:rPr>
+            </w:r>
+            <w:r>
+              <w:rPr>
+                <w:rFonts w:ascii="Calibri" w:hAnsi="Calibri" w:cs="Calibri"/>
+                <w:color w:val="000000"/>
+                <w:highlight w:val="none"/>
+                <w:lang w:val="en-GB"/>
+              </w:rPr>
+            </w:r>
+          </w:p>
+          <w:p>
+            <w:pPr>
+              <w:pBdr/>
+              <w:spacing w:after="40" w:before="40"/>
+              <w:ind/>
+              <w:rPr>
+                <w:rFonts w:ascii="Calibri" w:hAnsi="Calibri" w:cs="Calibri"/>
+                <w:color w:val="000000"/>
+              </w:rPr>
+            </w:pPr>
+            <w:r>
+              <w:rPr>
+                <w:rFonts w:ascii="Calibri" w:hAnsi="Calibri" w:cs="Calibri"/>
+                <w:color w:val="000000"/>
+              </w:rPr>
+            </w:r>
+            <w:r>
+              <w:rPr>
+                <w:rFonts w:ascii="Calibri" w:hAnsi="Calibri" w:cs="Calibri"/>
+                <w:color w:val="000000"/>
+              </w:rPr>
+            </w:r>
+            <w:r>
+              <w:rPr>
+                <w:rFonts w:ascii="Calibri" w:hAnsi="Calibri" w:cs="Calibri"/>
+                <w:color w:val="000000"/>
+              </w:rPr>
+            </w:r>
+          </w:p>
+          <w:p>
+            <w:pPr>
+              <w:pBdr/>
+              <w:spacing w:after="40" w:before="40"/>
+              <w:ind/>
+              <w:rPr>
+                <w:rFonts w:ascii="Calibri" w:hAnsi="Calibri" w:cs="Calibri"/>
+                <w:color w:val="000000"/>
+              </w:rPr>
+            </w:pPr>
+            <w:r>
+              <w:rPr>
+                <w:rFonts w:ascii="Calibri" w:hAnsi="Calibri" w:cs="Calibri"/>
+                <w:color w:val="000000"/>
+                <w:highlight w:val="none"/>
+                <w:lang w:val="en-GB"/>
+              </w:rPr>
+              <w:t xml:space="preserve">(evidence clip of sprint review where i said martin chose to contribute by testing instead of code so he wouldn’t hold people up.)</w:t>
+            </w:r>
+            <w:r>
+              <w:rPr>
+                <w:rFonts w:ascii="Calibri" w:hAnsi="Calibri" w:cs="Calibri"/>
+                <w:color w:val="000000"/>
+                <w:highlight w:val="none"/>
+                <w:lang w:val="en-GB"/>
+              </w:rPr>
+            </w:r>
+            <w:r>
+              <w:rPr>
+                <w:rFonts w:ascii="Calibri" w:hAnsi="Calibri" w:cs="Calibri"/>
+                <w:color w:val="000000"/>
               </w:rPr>
             </w:r>
           </w:p>
@@ -2023,6 +2596,12 @@
                 <w:bCs/>
               </w:rPr>
             </w:r>
+            <w:r>
+              <w:rPr>
+                <w:rFonts w:asciiTheme="minorHAnsi" w:hAnsiTheme="minorHAnsi" w:cstheme="minorHAnsi"/>
+                <w:bCs/>
+              </w:rPr>
+            </w:r>
           </w:p>
         </w:tc>
         <w:tc>
@@ -2054,6 +2633,12 @@
                 <w:bCs/>
               </w:rPr>
               <w:t xml:space="preserve">Security</w:t>
+            </w:r>
+            <w:r>
+              <w:rPr>
+                <w:rFonts w:asciiTheme="minorHAnsi" w:hAnsiTheme="minorHAnsi" w:cstheme="minorHAnsi"/>
+                <w:bCs/>
+              </w:rPr>
             </w:r>
             <w:r>
               <w:rPr>
@@ -2172,6 +2757,12 @@
                 <w:color w:val="000000"/>
               </w:rPr>
             </w:r>
+            <w:r>
+              <w:rPr>
+                <w:rFonts w:ascii="Calibri" w:hAnsi="Calibri" w:cs="Calibri"/>
+                <w:color w:val="000000"/>
+              </w:rPr>
+            </w:r>
           </w:p>
         </w:tc>
         <w:tc>
@@ -2224,23 +2815,6 @@
                 <w:color w:val="000000"/>
               </w:rPr>
             </w:r>
-          </w:p>
-          <w:p>
-            <w:pPr>
-              <w:pBdr/>
-              <w:spacing w:after="40" w:before="40"/>
-              <w:ind/>
-              <w:rPr>
-                <w:rFonts w:ascii="Calibri" w:hAnsi="Calibri" w:cs="Calibri"/>
-                <w:color w:val="000000"/>
-              </w:rPr>
-            </w:pPr>
-            <w:r>
-              <w:rPr>
-                <w:rFonts w:ascii="Calibri" w:hAnsi="Calibri" w:cs="Calibri"/>
-                <w:color w:val="000000"/>
-              </w:rPr>
-            </w:r>
             <w:r>
               <w:rPr>
                 <w:rFonts w:ascii="Calibri" w:hAnsi="Calibri" w:cs="Calibri"/>
@@ -2263,6 +2837,35 @@
                 <w:rFonts w:ascii="Calibri" w:hAnsi="Calibri" w:cs="Calibri"/>
                 <w:color w:val="000000"/>
               </w:rPr>
+            </w:r>
+            <w:r>
+              <w:rPr>
+                <w:rFonts w:ascii="Calibri" w:hAnsi="Calibri" w:cs="Calibri"/>
+                <w:color w:val="000000"/>
+              </w:rPr>
+            </w:r>
+            <w:r>
+              <w:rPr>
+                <w:rFonts w:ascii="Calibri" w:hAnsi="Calibri" w:cs="Calibri"/>
+                <w:color w:val="000000"/>
+              </w:rPr>
+            </w:r>
+          </w:p>
+          <w:p>
+            <w:pPr>
+              <w:pBdr/>
+              <w:spacing w:after="40" w:before="40"/>
+              <w:ind/>
+              <w:rPr>
+                <w:rFonts w:ascii="Calibri" w:hAnsi="Calibri" w:cs="Calibri"/>
+                <w:color w:val="000000"/>
+              </w:rPr>
+            </w:pPr>
+            <w:r>
+              <w:rPr>
+                <w:rFonts w:ascii="Calibri" w:hAnsi="Calibri" w:cs="Calibri"/>
+                <w:color w:val="000000"/>
+              </w:rPr>
               <w:t xml:space="preserve">Project </w:t>
             </w:r>
             <w:r>
@@ -2292,6 +2895,12 @@
                 <w:color w:val="000000"/>
               </w:rPr>
               <w:t xml:space="preserve">You may have talked about this in the sprints.  </w:t>
+            </w:r>
+            <w:r>
+              <w:rPr>
+                <w:rFonts w:ascii="Calibri" w:hAnsi="Calibri" w:cs="Calibri"/>
+                <w:color w:val="000000"/>
+              </w:rPr>
             </w:r>
             <w:r>
               <w:rPr>
@@ -2340,32 +2949,12 @@
                 <w:color w:val="000000"/>
               </w:rPr>
             </w:r>
-          </w:p>
-          <w:p>
-            <w:pPr>
-              <w:pBdr/>
-              <w:spacing w:after="40" w:before="40"/>
-              <w:ind/>
+            <w:r>
               <w:rPr>
                 <w:rFonts w:ascii="Calibri" w:hAnsi="Calibri" w:cs="Calibri"/>
                 <w:color w:val="000000"/>
                 <w:highlight w:val="none"/>
                 <w:lang w:val="en-GB"/>
-              </w:rPr>
-            </w:pPr>
-            <w:r>
-              <w:rPr>
-                <w:rFonts w:ascii="Calibri" w:hAnsi="Calibri" w:cs="Calibri"/>
-                <w:color w:val="000000"/>
-                <w:highlight w:val="none"/>
-                <w:lang w:val="en-GB"/>
-              </w:rPr>
-              <w:t xml:space="preserve">UML shows not needing extra databases and db connections. Less connections to exploit, less code to maintain.</w:t>
-            </w:r>
-            <w:r>
-              <w:rPr>
-                <w:rFonts w:ascii="Calibri" w:hAnsi="Calibri" w:cs="Calibri"/>
-                <w:color w:val="000000"/>
               </w:rPr>
             </w:r>
           </w:p>
@@ -2377,6 +2966,8 @@
               <w:rPr>
                 <w:rFonts w:ascii="Calibri" w:hAnsi="Calibri" w:cs="Calibri"/>
                 <w:color w:val="000000"/>
+                <w:highlight w:val="none"/>
+                <w:lang w:val="en-GB"/>
               </w:rPr>
             </w:pPr>
             <w:r>
@@ -2386,7 +2977,13 @@
                 <w:highlight w:val="none"/>
                 <w:lang w:val="en-GB"/>
               </w:rPr>
-              <w:t xml:space="preserve">(Link to UML)</w:t>
+              <w:t xml:space="preserve">UML shows not needing extra databases and db connections. Less connections to exploit, less code to maintain.</w:t>
+            </w:r>
+            <w:r>
+              <w:rPr>
+                <w:rFonts w:ascii="Calibri" w:hAnsi="Calibri" w:cs="Calibri"/>
+                <w:color w:val="000000"/>
+              </w:rPr>
             </w:r>
             <w:r>
               <w:rPr>
@@ -2396,12 +2993,38 @@
                 <w:lang w:val="en-GB"/>
               </w:rPr>
             </w:r>
+          </w:p>
+          <w:p>
+            <w:pPr>
+              <w:pBdr/>
+              <w:spacing w:after="40" w:before="40"/>
+              <w:ind/>
+              <w:rPr>
+                <w:rFonts w:ascii="Calibri" w:hAnsi="Calibri" w:cs="Calibri"/>
+                <w:color w:val="000000"/>
+              </w:rPr>
+            </w:pPr>
             <w:r>
               <w:rPr>
                 <w:rFonts w:ascii="Calibri" w:hAnsi="Calibri" w:cs="Calibri"/>
                 <w:color w:val="000000"/>
                 <w:highlight w:val="none"/>
                 <w:lang w:val="en-GB"/>
+              </w:rPr>
+              <w:t xml:space="preserve">(Link to UML)</w:t>
+            </w:r>
+            <w:r>
+              <w:rPr>
+                <w:rFonts w:ascii="Calibri" w:hAnsi="Calibri" w:cs="Calibri"/>
+                <w:color w:val="000000"/>
+                <w:highlight w:val="none"/>
+                <w:lang w:val="en-GB"/>
+              </w:rPr>
+            </w:r>
+            <w:r>
+              <w:rPr>
+                <w:rFonts w:ascii="Calibri" w:hAnsi="Calibri" w:cs="Calibri"/>
+                <w:color w:val="000000"/>
               </w:rPr>
             </w:r>
           </w:p>
@@ -2446,6 +3069,12 @@
                 <w:bCs/>
               </w:rPr>
             </w:r>
+            <w:r>
+              <w:rPr>
+                <w:rFonts w:asciiTheme="minorHAnsi" w:hAnsiTheme="minorHAnsi" w:cstheme="minorHAnsi"/>
+                <w:bCs/>
+              </w:rPr>
+            </w:r>
           </w:p>
         </w:tc>
         <w:tc>
@@ -2477,6 +3106,12 @@
                 <w:bCs/>
               </w:rPr>
               <w:t xml:space="preserve">Technical</w:t>
+            </w:r>
+            <w:r>
+              <w:rPr>
+                <w:rFonts w:asciiTheme="minorHAnsi" w:hAnsiTheme="minorHAnsi" w:cstheme="minorHAnsi"/>
+                <w:bCs/>
+              </w:rPr>
             </w:r>
             <w:r>
               <w:rPr>
@@ -2523,6 +3158,12 @@
                 <w:bCs/>
               </w:rPr>
             </w:r>
+            <w:r>
+              <w:rPr>
+                <w:rFonts w:asciiTheme="minorHAnsi" w:hAnsiTheme="minorHAnsi" w:cstheme="minorHAnsi"/>
+                <w:bCs/>
+              </w:rPr>
+            </w:r>
           </w:p>
         </w:tc>
         <w:tc>
@@ -2575,23 +3216,6 @@
                 <w:color w:val="000000"/>
               </w:rPr>
             </w:r>
-          </w:p>
-          <w:p>
-            <w:pPr>
-              <w:pBdr/>
-              <w:spacing w:after="40" w:before="40"/>
-              <w:ind/>
-              <w:rPr>
-                <w:rFonts w:ascii="Calibri" w:hAnsi="Calibri" w:cs="Calibri"/>
-                <w:color w:val="000000"/>
-              </w:rPr>
-            </w:pPr>
-            <w:r>
-              <w:rPr>
-                <w:rFonts w:ascii="Calibri" w:hAnsi="Calibri" w:cs="Calibri"/>
-                <w:color w:val="000000"/>
-              </w:rPr>
-            </w:r>
             <w:r>
               <w:rPr>
                 <w:rFonts w:ascii="Calibri" w:hAnsi="Calibri" w:cs="Calibri"/>
@@ -2614,7 +3238,12 @@
                 <w:rFonts w:ascii="Calibri" w:hAnsi="Calibri" w:cs="Calibri"/>
                 <w:color w:val="000000"/>
               </w:rPr>
-              <w:t xml:space="preserve">Evidence from sprints – link the relevant sprints and indicate the general timing of the evidence. </w:t>
+            </w:r>
+            <w:r>
+              <w:rPr>
+                <w:rFonts w:ascii="Calibri" w:hAnsi="Calibri" w:cs="Calibri"/>
+                <w:color w:val="000000"/>
+              </w:rPr>
             </w:r>
             <w:r>
               <w:rPr>
@@ -2638,6 +3267,13 @@
                 <w:rFonts w:ascii="Calibri" w:hAnsi="Calibri" w:cs="Calibri"/>
                 <w:color w:val="000000"/>
               </w:rPr>
+              <w:t xml:space="preserve">Evidence from sprints – link the relevant sprints and indicate the general timing of the evidence. </w:t>
+            </w:r>
+            <w:r>
+              <w:rPr>
+                <w:rFonts w:ascii="Calibri" w:hAnsi="Calibri" w:cs="Calibri"/>
+                <w:color w:val="000000"/>
+              </w:rPr>
             </w:r>
             <w:r>
               <w:rPr>
@@ -2661,7 +3297,12 @@
                 <w:rFonts w:ascii="Calibri" w:hAnsi="Calibri" w:cs="Calibri"/>
                 <w:color w:val="000000"/>
               </w:rPr>
-              <w:t xml:space="preserve">Evidence from your project plan.</w:t>
+            </w:r>
+            <w:r>
+              <w:rPr>
+                <w:rFonts w:ascii="Calibri" w:hAnsi="Calibri" w:cs="Calibri"/>
+                <w:color w:val="000000"/>
+              </w:rPr>
             </w:r>
             <w:r>
               <w:rPr>
@@ -2685,6 +3326,13 @@
                 <w:rFonts w:ascii="Calibri" w:hAnsi="Calibri" w:cs="Calibri"/>
                 <w:color w:val="000000"/>
               </w:rPr>
+              <w:t xml:space="preserve">Evidence from your project plan.</w:t>
+            </w:r>
+            <w:r>
+              <w:rPr>
+                <w:rFonts w:ascii="Calibri" w:hAnsi="Calibri" w:cs="Calibri"/>
+                <w:color w:val="000000"/>
+              </w:rPr>
             </w:r>
             <w:r>
               <w:rPr>
@@ -2708,7 +3356,12 @@
                 <w:rFonts w:ascii="Calibri" w:hAnsi="Calibri" w:cs="Calibri"/>
                 <w:color w:val="000000"/>
               </w:rPr>
-              <w:t xml:space="preserve">PowerPoint presentations with timelines.</w:t>
+            </w:r>
+            <w:r>
+              <w:rPr>
+                <w:rFonts w:ascii="Calibri" w:hAnsi="Calibri" w:cs="Calibri"/>
+                <w:color w:val="000000"/>
+              </w:rPr>
             </w:r>
             <w:r>
               <w:rPr>
@@ -2732,6 +3385,13 @@
                 <w:rFonts w:ascii="Calibri" w:hAnsi="Calibri" w:cs="Calibri"/>
                 <w:color w:val="000000"/>
               </w:rPr>
+              <w:t xml:space="preserve">PowerPoint presentations with timelines.</w:t>
+            </w:r>
+            <w:r>
+              <w:rPr>
+                <w:rFonts w:ascii="Calibri" w:hAnsi="Calibri" w:cs="Calibri"/>
+                <w:color w:val="000000"/>
+              </w:rPr>
             </w:r>
             <w:r>
               <w:rPr>
@@ -2747,6 +3407,7 @@
               <w:ind/>
               <w:rPr>
                 <w:rFonts w:ascii="Calibri" w:hAnsi="Calibri" w:cs="Calibri"/>
+                <w:color w:val="000000"/>
               </w:rPr>
             </w:pPr>
             <w:r>
@@ -2754,7 +3415,40 @@
                 <w:rFonts w:ascii="Calibri" w:hAnsi="Calibri" w:cs="Calibri"/>
                 <w:color w:val="000000"/>
               </w:rPr>
+            </w:r>
+            <w:r>
+              <w:rPr>
+                <w:rFonts w:ascii="Calibri" w:hAnsi="Calibri" w:cs="Calibri"/>
+                <w:color w:val="000000"/>
+              </w:rPr>
+            </w:r>
+            <w:r>
+              <w:rPr>
+                <w:rFonts w:ascii="Calibri" w:hAnsi="Calibri" w:cs="Calibri"/>
+                <w:color w:val="000000"/>
+              </w:rPr>
+            </w:r>
+          </w:p>
+          <w:p>
+            <w:pPr>
+              <w:pBdr/>
+              <w:spacing w:after="40" w:before="40"/>
+              <w:ind/>
+              <w:rPr>
+                <w:rFonts w:ascii="Calibri" w:hAnsi="Calibri" w:cs="Calibri"/>
+              </w:rPr>
+            </w:pPr>
+            <w:r>
+              <w:rPr>
+                <w:rFonts w:ascii="Calibri" w:hAnsi="Calibri" w:cs="Calibri"/>
+                <w:color w:val="000000"/>
+              </w:rPr>
               <w:t xml:space="preserve">Software configuration evidence.  </w:t>
+            </w:r>
+            <w:r>
+              <w:rPr>
+                <w:rFonts w:ascii="Calibri" w:hAnsi="Calibri" w:cs="Calibri"/>
+              </w:rPr>
             </w:r>
             <w:r>
               <w:rPr>
@@ -2799,29 +3493,11 @@
                 <w:rFonts w:ascii="Calibri" w:hAnsi="Calibri" w:cs="Calibri"/>
               </w:rPr>
             </w:r>
-          </w:p>
-          <w:p>
-            <w:pPr>
-              <w:pBdr/>
-              <w:spacing/>
-              <w:ind/>
+            <w:r>
               <w:rPr>
                 <w:rFonts w:ascii="Calibri" w:hAnsi="Calibri" w:cs="Calibri"/>
                 <w:highlight w:val="none"/>
                 <w:lang w:val="en-GB"/>
-              </w:rPr>
-            </w:pPr>
-            <w:r>
-              <w:rPr>
-                <w:rFonts w:ascii="Calibri" w:hAnsi="Calibri" w:cs="Calibri"/>
-                <w:highlight w:val="none"/>
-                <w:lang w:val="en-GB"/>
-              </w:rPr>
-              <w:t xml:space="preserve">This was considered in the project plan (Link to SRS)</w:t>
-            </w:r>
-            <w:r>
-              <w:rPr>
-                <w:rFonts w:ascii="Calibri" w:hAnsi="Calibri" w:cs="Calibri"/>
               </w:rPr>
             </w:r>
           </w:p>
@@ -2832,6 +3508,8 @@
               <w:ind/>
               <w:rPr>
                 <w:rFonts w:ascii="Calibri" w:hAnsi="Calibri" w:cs="Calibri"/>
+                <w:highlight w:val="none"/>
+                <w:lang w:val="en-GB"/>
               </w:rPr>
             </w:pPr>
             <w:r>
@@ -2840,6 +3518,36 @@
                 <w:highlight w:val="none"/>
                 <w:lang w:val="en-GB"/>
               </w:rPr>
+              <w:t xml:space="preserve">This was considered in the project plan (Link to SRS)</w:t>
+            </w:r>
+            <w:r>
+              <w:rPr>
+                <w:rFonts w:ascii="Calibri" w:hAnsi="Calibri" w:cs="Calibri"/>
+              </w:rPr>
+            </w:r>
+            <w:r>
+              <w:rPr>
+                <w:rFonts w:ascii="Calibri" w:hAnsi="Calibri" w:cs="Calibri"/>
+                <w:highlight w:val="none"/>
+                <w:lang w:val="en-GB"/>
+              </w:rPr>
+            </w:r>
+          </w:p>
+          <w:p>
+            <w:pPr>
+              <w:pBdr/>
+              <w:spacing/>
+              <w:ind/>
+              <w:rPr>
+                <w:rFonts w:ascii="Calibri" w:hAnsi="Calibri" w:cs="Calibri"/>
+              </w:rPr>
+            </w:pPr>
+            <w:r>
+              <w:rPr>
+                <w:rFonts w:ascii="Calibri" w:hAnsi="Calibri" w:cs="Calibri"/>
+                <w:highlight w:val="none"/>
+                <w:lang w:val="en-GB"/>
+              </w:rPr>
               <w:t xml:space="preserve">This was accounted for and actioned early in development as evidenced by the jira ticket (Link to jira ticket)</w:t>
             </w:r>
             <w:r>
@@ -2847,6 +3555,11 @@
                 <w:rFonts w:ascii="Calibri" w:hAnsi="Calibri" w:cs="Calibri"/>
                 <w:highlight w:val="none"/>
                 <w:lang w:val="en-GB"/>
+              </w:rPr>
+            </w:r>
+            <w:r>
+              <w:rPr>
+                <w:rFonts w:ascii="Calibri" w:hAnsi="Calibri" w:cs="Calibri"/>
               </w:rPr>
             </w:r>
           </w:p>
@@ -2891,6 +3604,12 @@
                 <w:bCs/>
               </w:rPr>
             </w:r>
+            <w:r>
+              <w:rPr>
+                <w:rFonts w:cstheme="minorHAnsi"/>
+                <w:bCs/>
+              </w:rPr>
+            </w:r>
           </w:p>
         </w:tc>
         <w:tc>
@@ -2922,6 +3641,12 @@
                 <w:bCs/>
               </w:rPr>
               <w:t xml:space="preserve">Sustainability</w:t>
+            </w:r>
+            <w:r>
+              <w:rPr>
+                <w:rFonts w:cstheme="minorHAnsi"/>
+                <w:bCs/>
+              </w:rPr>
             </w:r>
             <w:r>
               <w:rPr>
@@ -2966,6 +3691,12 @@
                 <w:color w:val="000000"/>
               </w:rPr>
             </w:r>
+            <w:r>
+              <w:rPr>
+                <w:rFonts w:ascii="Calibri" w:hAnsi="Calibri" w:cs="Calibri"/>
+                <w:color w:val="000000"/>
+              </w:rPr>
+            </w:r>
           </w:p>
         </w:tc>
         <w:tc>
@@ -3018,23 +3749,6 @@
                 <w:color w:val="000000"/>
               </w:rPr>
             </w:r>
-          </w:p>
-          <w:p>
-            <w:pPr>
-              <w:pBdr/>
-              <w:spacing w:after="40" w:before="40"/>
-              <w:ind/>
-              <w:rPr>
-                <w:rFonts w:ascii="Calibri" w:hAnsi="Calibri" w:cs="Calibri"/>
-                <w:color w:val="000000"/>
-              </w:rPr>
-            </w:pPr>
-            <w:r>
-              <w:rPr>
-                <w:rFonts w:ascii="Calibri" w:hAnsi="Calibri" w:cs="Calibri"/>
-                <w:color w:val="000000"/>
-              </w:rPr>
-            </w:r>
             <w:r>
               <w:rPr>
                 <w:rFonts w:ascii="Calibri" w:hAnsi="Calibri" w:cs="Calibri"/>
@@ -3057,49 +3771,12 @@
                 <w:rFonts w:ascii="Calibri" w:hAnsi="Calibri" w:cs="Calibri"/>
                 <w:color w:val="000000"/>
               </w:rPr>
-              <w:t xml:space="preserve">Any project </w:t>
             </w:r>
             <w:r>
               <w:rPr>
                 <w:rFonts w:ascii="Calibri" w:hAnsi="Calibri" w:cs="Calibri"/>
                 <w:color w:val="000000"/>
               </w:rPr>
-              <w:t xml:space="preserve">documents</w:t>
-            </w:r>
-            <w:r>
-              <w:rPr>
-                <w:rFonts w:ascii="Calibri" w:hAnsi="Calibri" w:cs="Calibri"/>
-                <w:color w:val="000000"/>
-              </w:rPr>
-              <w:t xml:space="preserve"> </w:t>
-            </w:r>
-            <w:r>
-              <w:rPr>
-                <w:rFonts w:ascii="Calibri" w:hAnsi="Calibri" w:cs="Calibri"/>
-                <w:color w:val="000000"/>
-              </w:rPr>
-              <w:t xml:space="preserve">that</w:t>
-            </w:r>
-            <w:r>
-              <w:rPr>
-                <w:rFonts w:ascii="Calibri" w:hAnsi="Calibri" w:cs="Calibri"/>
-                <w:color w:val="000000"/>
-              </w:rPr>
-              <w:t xml:space="preserve"> reference to </w:t>
-            </w:r>
-            <w:r>
-              <w:rPr>
-                <w:rFonts w:ascii="Calibri" w:hAnsi="Calibri" w:cs="Calibri"/>
-                <w:color w:val="000000"/>
-              </w:rPr>
-              <w:t xml:space="preserve">sustainability</w:t>
-            </w:r>
-            <w:r>
-              <w:rPr>
-                <w:rFonts w:ascii="Calibri" w:hAnsi="Calibri" w:cs="Calibri"/>
-                <w:color w:val="000000"/>
-              </w:rPr>
-              <w:t xml:space="preserve">.</w:t>
             </w:r>
             <w:r>
               <w:rPr>
@@ -3123,6 +3800,55 @@
                 <w:rFonts w:ascii="Calibri" w:hAnsi="Calibri" w:cs="Calibri"/>
                 <w:color w:val="000000"/>
               </w:rPr>
+              <w:t xml:space="preserve">Any project </w:t>
+            </w:r>
+            <w:r>
+              <w:rPr>
+                <w:rFonts w:ascii="Calibri" w:hAnsi="Calibri" w:cs="Calibri"/>
+                <w:color w:val="000000"/>
+              </w:rPr>
+              <w:t xml:space="preserve">documents</w:t>
+            </w:r>
+            <w:r>
+              <w:rPr>
+                <w:rFonts w:ascii="Calibri" w:hAnsi="Calibri" w:cs="Calibri"/>
+                <w:color w:val="000000"/>
+              </w:rPr>
+              <w:t xml:space="preserve"> </w:t>
+            </w:r>
+            <w:r>
+              <w:rPr>
+                <w:rFonts w:ascii="Calibri" w:hAnsi="Calibri" w:cs="Calibri"/>
+                <w:color w:val="000000"/>
+              </w:rPr>
+              <w:t xml:space="preserve">that</w:t>
+            </w:r>
+            <w:r>
+              <w:rPr>
+                <w:rFonts w:ascii="Calibri" w:hAnsi="Calibri" w:cs="Calibri"/>
+                <w:color w:val="000000"/>
+              </w:rPr>
+              <w:t xml:space="preserve"> reference to </w:t>
+            </w:r>
+            <w:r>
+              <w:rPr>
+                <w:rFonts w:ascii="Calibri" w:hAnsi="Calibri" w:cs="Calibri"/>
+                <w:color w:val="000000"/>
+              </w:rPr>
+              <w:t xml:space="preserve">sustainability</w:t>
+            </w:r>
+            <w:r>
+              <w:rPr>
+                <w:rFonts w:ascii="Calibri" w:hAnsi="Calibri" w:cs="Calibri"/>
+                <w:color w:val="000000"/>
+              </w:rPr>
+              <w:t xml:space="preserve">.</w:t>
+            </w:r>
+            <w:r>
+              <w:rPr>
+                <w:rFonts w:ascii="Calibri" w:hAnsi="Calibri" w:cs="Calibri"/>
+                <w:color w:val="000000"/>
+              </w:rPr>
             </w:r>
             <w:r>
               <w:rPr>
@@ -3138,6 +3864,35 @@
               <w:ind/>
               <w:rPr>
                 <w:rFonts w:ascii="Calibri" w:hAnsi="Calibri" w:cs="Calibri"/>
+                <w:color w:val="000000"/>
+              </w:rPr>
+            </w:pPr>
+            <w:r>
+              <w:rPr>
+                <w:rFonts w:ascii="Calibri" w:hAnsi="Calibri" w:cs="Calibri"/>
+                <w:color w:val="000000"/>
+              </w:rPr>
+            </w:r>
+            <w:r>
+              <w:rPr>
+                <w:rFonts w:ascii="Calibri" w:hAnsi="Calibri" w:cs="Calibri"/>
+                <w:color w:val="000000"/>
+              </w:rPr>
+            </w:r>
+            <w:r>
+              <w:rPr>
+                <w:rFonts w:ascii="Calibri" w:hAnsi="Calibri" w:cs="Calibri"/>
+                <w:color w:val="000000"/>
+              </w:rPr>
+            </w:r>
+          </w:p>
+          <w:p>
+            <w:pPr>
+              <w:pBdr/>
+              <w:spacing w:after="40" w:before="40"/>
+              <w:ind/>
+              <w:rPr>
+                <w:rFonts w:ascii="Calibri" w:hAnsi="Calibri" w:cs="Calibri"/>
               </w:rPr>
             </w:pPr>
             <w:r>
@@ -3181,6 +3936,11 @@
                 <w:color w:val="000000"/>
               </w:rPr>
               <w:t xml:space="preserve">of your project – indicate general timings of when this is.  </w:t>
+            </w:r>
+            <w:r>
+              <w:rPr>
+                <w:rFonts w:ascii="Calibri" w:hAnsi="Calibri" w:cs="Calibri"/>
+              </w:rPr>
             </w:r>
             <w:r>
               <w:rPr>
@@ -3225,6 +3985,13 @@
                 <w:rFonts w:ascii="Calibri" w:hAnsi="Calibri" w:cs="Calibri"/>
               </w:rPr>
             </w:r>
+            <w:r>
+              <w:rPr>
+                <w:rFonts w:ascii="Calibri" w:hAnsi="Calibri" w:cs="Calibri"/>
+                <w:highlight w:val="none"/>
+                <w:lang w:val="en-GB"/>
+              </w:rPr>
+            </w:r>
           </w:p>
           <w:p>
             <w:pPr>
@@ -3250,6 +4017,11 @@
                 <w:lang w:val="en-GB"/>
               </w:rPr>
             </w:r>
+            <w:r>
+              <w:rPr>
+                <w:rFonts w:ascii="Calibri" w:hAnsi="Calibri" w:cs="Calibri"/>
+              </w:rPr>
+            </w:r>
           </w:p>
         </w:tc>
       </w:tr>
@@ -3263,6 +4035,11 @@
           <w:lang w:val="en-GB" w:eastAsia="en-GB"/>
         </w:rPr>
       </w:pPr>
+      <w:r>
+        <w:rPr>
+          <w:lang w:val="en-GB" w:eastAsia="en-GB"/>
+        </w:rPr>
+      </w:r>
       <w:r>
         <w:rPr>
           <w:lang w:val="en-GB" w:eastAsia="en-GB"/>
@@ -3283,6 +4060,11 @@
           <w:lang w:val="en-GB" w:eastAsia="en-GB"/>
         </w:rPr>
       </w:pPr>
+      <w:r>
+        <w:rPr>
+          <w:lang w:val="en-GB" w:eastAsia="en-GB"/>
+        </w:rPr>
+      </w:r>
       <w:r>
         <w:rPr>
           <w:lang w:val="en-GB" w:eastAsia="en-GB"/>
@@ -3344,7 +4126,7 @@
 <w:ftr xmlns:wpc="http://schemas.microsoft.com/office/word/2010/wordprocessingCanvas" xmlns:mc="http://schemas.openxmlformats.org/markup-compatibility/2006" xmlns:o="urn:schemas-microsoft-com:office:office" xmlns:r="http://schemas.openxmlformats.org/officeDocument/2006/relationships" xmlns:m="http://schemas.openxmlformats.org/officeDocument/2006/math" xmlns:v="urn:schemas-microsoft-com:vml" xmlns:wp14="http://schemas.microsoft.com/office/word/2010/wordprocessingDrawing" xmlns:wp="http://schemas.openxmlformats.org/drawingml/2006/wordprocessingDrawing" xmlns:w10="urn:schemas-microsoft-com:office:word" xmlns:w="http://schemas.openxmlformats.org/wordprocessingml/2006/main" xmlns:w14="http://schemas.microsoft.com/office/word/2010/wordml" xmlns:w15="http://schemas.microsoft.com/office/word/2012/wordml" xmlns:wpg="http://schemas.microsoft.com/office/word/2010/wordprocessingGroup" xmlns:wpi="http://schemas.microsoft.com/office/word/2010/wordprocessingInk" xmlns:wne="http://schemas.microsoft.com/office/word/2006/wordml" xmlns:a="http://schemas.openxmlformats.org/drawingml/2006/main" xmlns:wps="http://schemas.microsoft.com/office/word/2010/wordprocessingShape" mc:Ignorable="w14 w15 wp14">
   <w:p>
     <w:pPr>
-      <w:pStyle w:val="755"/>
+      <w:pStyle w:val="908"/>
       <w:pBdr/>
       <w:spacing/>
       <w:ind/>
@@ -3360,7 +4142,7 @@
   </w:p>
   <w:p>
     <w:pPr>
-      <w:pStyle w:val="755"/>
+      <w:pStyle w:val="908"/>
       <w:pBdr/>
       <w:spacing/>
       <w:ind/>
@@ -3373,7 +4155,7 @@
   </w:p>
   <w:p>
     <w:pPr>
-      <w:pStyle w:val="755"/>
+      <w:pStyle w:val="908"/>
       <w:pBdr/>
       <w:spacing/>
       <w:ind/>
@@ -3579,9 +4361,9 @@
     <w:lsdException w:name="Bibliography" w:uiPriority="37"/>
     <w:lsdException w:name="TOC Heading" w:uiPriority="39" w:qFormat="1"/>
   </w:latentStyles>
-  <w:style w:type="table" w:styleId="13">
+  <w:style w:type="table" w:styleId="720">
     <w:name w:val="Table Grid Light"/>
-    <w:basedOn w:val="730"/>
+    <w:basedOn w:val="883"/>
     <w:uiPriority w:val="59"/>
     <w:pPr>
       <w:pBdr/>
@@ -3778,9 +4560,9 @@
       </w:tcPr>
     </w:tblStylePr>
   </w:style>
-  <w:style w:type="table" w:styleId="14">
+  <w:style w:type="table" w:styleId="721">
     <w:name w:val="Plain Table 1"/>
-    <w:basedOn w:val="730"/>
+    <w:basedOn w:val="883"/>
     <w:uiPriority w:val="59"/>
     <w:pPr>
       <w:pBdr/>
@@ -4003,9 +4785,9 @@
       </w:tcPr>
     </w:tblStylePr>
   </w:style>
-  <w:style w:type="table" w:styleId="15">
+  <w:style w:type="table" w:styleId="722">
     <w:name w:val="Plain Table 2"/>
-    <w:basedOn w:val="730"/>
+    <w:basedOn w:val="883"/>
     <w:uiPriority w:val="59"/>
     <w:pPr>
       <w:pBdr/>
@@ -4236,9 +5018,9 @@
       </w:tcPr>
     </w:tblStylePr>
   </w:style>
-  <w:style w:type="table" w:styleId="16">
+  <w:style w:type="table" w:styleId="723">
     <w:name w:val="Plain Table 3"/>
-    <w:basedOn w:val="730"/>
+    <w:basedOn w:val="883"/>
     <w:uiPriority w:val="99"/>
     <w:pPr>
       <w:pBdr/>
@@ -4466,9 +5248,9 @@
       </w:tcPr>
     </w:tblStylePr>
   </w:style>
-  <w:style w:type="table" w:styleId="17">
+  <w:style w:type="table" w:styleId="724">
     <w:name w:val="Plain Table 4"/>
-    <w:basedOn w:val="730"/>
+    <w:basedOn w:val="883"/>
     <w:uiPriority w:val="99"/>
     <w:pPr>
       <w:pBdr/>
@@ -4682,9 +5464,9 @@
       </w:tcPr>
     </w:tblStylePr>
   </w:style>
-  <w:style w:type="table" w:styleId="18">
+  <w:style w:type="table" w:styleId="725">
     <w:name w:val="Plain Table 5"/>
-    <w:basedOn w:val="730"/>
+    <w:basedOn w:val="883"/>
     <w:uiPriority w:val="99"/>
     <w:pPr>
       <w:pBdr/>
@@ -4915,9 +5697,9 @@
       </w:tcPr>
     </w:tblStylePr>
   </w:style>
-  <w:style w:type="table" w:styleId="19">
+  <w:style w:type="table" w:styleId="726">
     <w:name w:val="Grid Table 1 Light"/>
-    <w:basedOn w:val="730"/>
+    <w:basedOn w:val="883"/>
     <w:uiPriority w:val="99"/>
     <w:pPr>
       <w:pBdr/>
@@ -5138,9 +5920,9 @@
       </w:tcPr>
     </w:tblStylePr>
   </w:style>
-  <w:style w:type="table" w:styleId="20">
+  <w:style w:type="table" w:styleId="727">
     <w:name w:val="Grid Table 1 Light - Accent 1"/>
-    <w:basedOn w:val="730"/>
+    <w:basedOn w:val="883"/>
     <w:uiPriority w:val="99"/>
     <w:pPr>
       <w:pBdr/>
@@ -5361,9 +6143,9 @@
       </w:tcPr>
     </w:tblStylePr>
   </w:style>
-  <w:style w:type="table" w:styleId="21">
+  <w:style w:type="table" w:styleId="728">
     <w:name w:val="Grid Table 1 Light - Accent 2"/>
-    <w:basedOn w:val="730"/>
+    <w:basedOn w:val="883"/>
     <w:uiPriority w:val="99"/>
     <w:pPr>
       <w:pBdr/>
@@ -5584,9 +6366,9 @@
       </w:tcPr>
     </w:tblStylePr>
   </w:style>
-  <w:style w:type="table" w:styleId="22">
+  <w:style w:type="table" w:styleId="729">
     <w:name w:val="Grid Table 1 Light - Accent 3"/>
-    <w:basedOn w:val="730"/>
+    <w:basedOn w:val="883"/>
     <w:uiPriority w:val="99"/>
     <w:pPr>
       <w:pBdr/>
@@ -5807,9 +6589,9 @@
       </w:tcPr>
     </w:tblStylePr>
   </w:style>
-  <w:style w:type="table" w:styleId="23">
+  <w:style w:type="table" w:styleId="730">
     <w:name w:val="Grid Table 1 Light - Accent 4"/>
-    <w:basedOn w:val="730"/>
+    <w:basedOn w:val="883"/>
     <w:uiPriority w:val="99"/>
     <w:pPr>
       <w:pBdr/>
@@ -6030,9 +6812,9 @@
       </w:tcPr>
     </w:tblStylePr>
   </w:style>
-  <w:style w:type="table" w:styleId="24">
+  <w:style w:type="table" w:styleId="731">
     <w:name w:val="Grid Table 1 Light - Accent 5"/>
-    <w:basedOn w:val="730"/>
+    <w:basedOn w:val="883"/>
     <w:uiPriority w:val="99"/>
     <w:pPr>
       <w:pBdr/>
@@ -6253,9 +7035,9 @@
       </w:tcPr>
     </w:tblStylePr>
   </w:style>
-  <w:style w:type="table" w:styleId="25">
+  <w:style w:type="table" w:styleId="732">
     <w:name w:val="Grid Table 1 Light - Accent 6"/>
-    <w:basedOn w:val="730"/>
+    <w:basedOn w:val="883"/>
     <w:uiPriority w:val="99"/>
     <w:pPr>
       <w:pBdr/>
@@ -6476,9 +7258,9 @@
       </w:tcPr>
     </w:tblStylePr>
   </w:style>
-  <w:style w:type="table" w:styleId="26">
+  <w:style w:type="table" w:styleId="733">
     <w:name w:val="Grid Table 2"/>
-    <w:basedOn w:val="730"/>
+    <w:basedOn w:val="883"/>
     <w:uiPriority w:val="99"/>
     <w:pPr>
       <w:pBdr/>
@@ -6708,9 +7490,9 @@
       </w:tcPr>
     </w:tblStylePr>
   </w:style>
-  <w:style w:type="table" w:styleId="27">
+  <w:style w:type="table" w:styleId="734">
     <w:name w:val="Grid Table 2 - Accent 1"/>
-    <w:basedOn w:val="730"/>
+    <w:basedOn w:val="883"/>
     <w:uiPriority w:val="99"/>
     <w:pPr>
       <w:pBdr/>
@@ -6940,9 +7722,9 @@
       </w:tcPr>
     </w:tblStylePr>
   </w:style>
-  <w:style w:type="table" w:styleId="28">
+  <w:style w:type="table" w:styleId="735">
     <w:name w:val="Grid Table 2 - Accent 2"/>
-    <w:basedOn w:val="730"/>
+    <w:basedOn w:val="883"/>
     <w:uiPriority w:val="99"/>
     <w:pPr>
       <w:pBdr/>
@@ -7172,9 +7954,9 @@
       </w:tcPr>
     </w:tblStylePr>
   </w:style>
-  <w:style w:type="table" w:styleId="29">
+  <w:style w:type="table" w:styleId="736">
     <w:name w:val="Grid Table 2 - Accent 3"/>
-    <w:basedOn w:val="730"/>
+    <w:basedOn w:val="883"/>
     <w:uiPriority w:val="99"/>
     <w:pPr>
       <w:pBdr/>
@@ -7404,9 +8186,9 @@
       </w:tcPr>
     </w:tblStylePr>
   </w:style>
-  <w:style w:type="table" w:styleId="30">
+  <w:style w:type="table" w:styleId="737">
     <w:name w:val="Grid Table 2 - Accent 4"/>
-    <w:basedOn w:val="730"/>
+    <w:basedOn w:val="883"/>
     <w:uiPriority w:val="99"/>
     <w:pPr>
       <w:pBdr/>
@@ -7636,9 +8418,9 @@
       </w:tcPr>
     </w:tblStylePr>
   </w:style>
-  <w:style w:type="table" w:styleId="31">
+  <w:style w:type="table" w:styleId="738">
     <w:name w:val="Grid Table 2 - Accent 5"/>
-    <w:basedOn w:val="730"/>
+    <w:basedOn w:val="883"/>
     <w:uiPriority w:val="99"/>
     <w:pPr>
       <w:pBdr/>
@@ -7868,9 +8650,9 @@
       </w:tcPr>
     </w:tblStylePr>
   </w:style>
-  <w:style w:type="table" w:styleId="32">
+  <w:style w:type="table" w:styleId="739">
     <w:name w:val="Grid Table 2 - Accent 6"/>
-    <w:basedOn w:val="730"/>
+    <w:basedOn w:val="883"/>
     <w:uiPriority w:val="99"/>
     <w:pPr>
       <w:pBdr/>
@@ -8100,9 +8882,9 @@
       </w:tcPr>
     </w:tblStylePr>
   </w:style>
-  <w:style w:type="table" w:styleId="33">
+  <w:style w:type="table" w:styleId="740">
     <w:name w:val="Grid Table 3"/>
-    <w:basedOn w:val="730"/>
+    <w:basedOn w:val="883"/>
     <w:uiPriority w:val="99"/>
     <w:pPr>
       <w:pBdr/>
@@ -8201,29 +8983,6 @@
         <w:tblBorders/>
       </w:tblPr>
       <w:tcPr>
-        <w:shd w:color="ffffff"/>
-        <w:tcBorders>
-          <w:top w:val="none" w:color="000000" w:sz="4" w:space="0"/>
-          <w:left w:val="none" w:color="000000" w:sz="4" w:space="0"/>
-          <w:bottom w:val="none" w:color="000000" w:sz="4" w:space="0"/>
-          <w:right w:val="none" w:color="000000" w:sz="4" w:space="0"/>
-        </w:tcBorders>
-      </w:tcPr>
-    </w:tblStylePr>
-    <w:tblStylePr w:type="firstRow">
-      <w:rPr>
-        <w:b/>
-        <w:color w:val="404040"/>
-      </w:rPr>
-      <w:pPr>
-        <w:pBdr/>
-        <w:spacing/>
-        <w:ind/>
-      </w:pPr>
-      <w:tblPr>
-        <w:tblBorders/>
-      </w:tblPr>
-      <w:tcPr>
         <w:shd w:val="clear" w:color="ffffff"/>
         <w:tcBorders>
           <w:top w:val="none" w:color="000000" w:sz="4" w:space="0"/>
@@ -8233,30 +8992,7 @@
         </w:tcBorders>
       </w:tcPr>
     </w:tblStylePr>
-    <w:tblStylePr w:type="lastCol">
-      <w:rPr>
-        <w:i/>
-        <w:color w:val="404040"/>
-      </w:rPr>
-      <w:pPr>
-        <w:pBdr/>
-        <w:spacing/>
-        <w:ind/>
-      </w:pPr>
-      <w:tblPr>
-        <w:tblBorders/>
-      </w:tblPr>
-      <w:tcPr>
-        <w:shd w:color="ffffff"/>
-        <w:tcBorders>
-          <w:top w:val="none" w:color="000000" w:sz="4" w:space="0"/>
-          <w:left w:val="none" w:color="000000" w:sz="4" w:space="0"/>
-          <w:bottom w:val="none" w:color="000000" w:sz="4" w:space="0"/>
-          <w:right w:val="none" w:color="000000" w:sz="4" w:space="0"/>
-        </w:tcBorders>
-      </w:tcPr>
-    </w:tblStylePr>
-    <w:tblStylePr w:type="lastRow">
+    <w:tblStylePr w:type="firstRow">
       <w:rPr>
         <w:b/>
         <w:color w:val="404040"/>
@@ -8279,6 +9015,52 @@
         </w:tcBorders>
       </w:tcPr>
     </w:tblStylePr>
+    <w:tblStylePr w:type="lastCol">
+      <w:rPr>
+        <w:i/>
+        <w:color w:val="404040"/>
+      </w:rPr>
+      <w:pPr>
+        <w:pBdr/>
+        <w:spacing/>
+        <w:ind/>
+      </w:pPr>
+      <w:tblPr>
+        <w:tblBorders/>
+      </w:tblPr>
+      <w:tcPr>
+        <w:shd w:val="clear" w:color="ffffff"/>
+        <w:tcBorders>
+          <w:top w:val="none" w:color="000000" w:sz="4" w:space="0"/>
+          <w:left w:val="none" w:color="000000" w:sz="4" w:space="0"/>
+          <w:bottom w:val="none" w:color="000000" w:sz="4" w:space="0"/>
+          <w:right w:val="none" w:color="000000" w:sz="4" w:space="0"/>
+        </w:tcBorders>
+      </w:tcPr>
+    </w:tblStylePr>
+    <w:tblStylePr w:type="lastRow">
+      <w:rPr>
+        <w:b/>
+        <w:color w:val="404040"/>
+      </w:rPr>
+      <w:pPr>
+        <w:pBdr/>
+        <w:spacing/>
+        <w:ind/>
+      </w:pPr>
+      <w:tblPr>
+        <w:tblBorders/>
+      </w:tblPr>
+      <w:tcPr>
+        <w:shd w:val="clear" w:color="ffffff"/>
+        <w:tcBorders>
+          <w:top w:val="none" w:color="000000" w:sz="4" w:space="0"/>
+          <w:left w:val="none" w:color="000000" w:sz="4" w:space="0"/>
+          <w:bottom w:val="none" w:color="000000" w:sz="4" w:space="0"/>
+          <w:right w:val="none" w:color="000000" w:sz="4" w:space="0"/>
+        </w:tcBorders>
+      </w:tcPr>
+    </w:tblStylePr>
     <w:tblStylePr w:type="nwCell">
       <w:pPr>
         <w:pBdr/>
@@ -8345,9 +9127,9 @@
       </w:tcPr>
     </w:tblStylePr>
   </w:style>
-  <w:style w:type="table" w:styleId="34">
+  <w:style w:type="table" w:styleId="741">
     <w:name w:val="Grid Table 3 - Accent 1"/>
-    <w:basedOn w:val="730"/>
+    <w:basedOn w:val="883"/>
     <w:uiPriority w:val="99"/>
     <w:pPr>
       <w:pBdr/>
@@ -8446,29 +9228,6 @@
         <w:tblBorders/>
       </w:tblPr>
       <w:tcPr>
-        <w:shd w:color="ffffff"/>
-        <w:tcBorders>
-          <w:top w:val="none" w:color="000000" w:sz="4" w:space="0"/>
-          <w:left w:val="none" w:color="000000" w:sz="4" w:space="0"/>
-          <w:bottom w:val="none" w:color="000000" w:sz="4" w:space="0"/>
-          <w:right w:val="none" w:color="000000" w:sz="4" w:space="0"/>
-        </w:tcBorders>
-      </w:tcPr>
-    </w:tblStylePr>
-    <w:tblStylePr w:type="firstRow">
-      <w:rPr>
-        <w:b/>
-        <w:color w:val="404040"/>
-      </w:rPr>
-      <w:pPr>
-        <w:pBdr/>
-        <w:spacing/>
-        <w:ind/>
-      </w:pPr>
-      <w:tblPr>
-        <w:tblBorders/>
-      </w:tblPr>
-      <w:tcPr>
         <w:shd w:val="clear" w:color="ffffff"/>
         <w:tcBorders>
           <w:top w:val="none" w:color="000000" w:sz="4" w:space="0"/>
@@ -8478,30 +9237,7 @@
         </w:tcBorders>
       </w:tcPr>
     </w:tblStylePr>
-    <w:tblStylePr w:type="lastCol">
-      <w:rPr>
-        <w:i/>
-        <w:color w:val="404040"/>
-      </w:rPr>
-      <w:pPr>
-        <w:pBdr/>
-        <w:spacing/>
-        <w:ind/>
-      </w:pPr>
-      <w:tblPr>
-        <w:tblBorders/>
-      </w:tblPr>
-      <w:tcPr>
-        <w:shd w:color="ffffff"/>
-        <w:tcBorders>
-          <w:top w:val="none" w:color="000000" w:sz="4" w:space="0"/>
-          <w:left w:val="none" w:color="000000" w:sz="4" w:space="0"/>
-          <w:bottom w:val="none" w:color="000000" w:sz="4" w:space="0"/>
-          <w:right w:val="none" w:color="000000" w:sz="4" w:space="0"/>
-        </w:tcBorders>
-      </w:tcPr>
-    </w:tblStylePr>
-    <w:tblStylePr w:type="lastRow">
+    <w:tblStylePr w:type="firstRow">
       <w:rPr>
         <w:b/>
         <w:color w:val="404040"/>
@@ -8524,6 +9260,52 @@
         </w:tcBorders>
       </w:tcPr>
     </w:tblStylePr>
+    <w:tblStylePr w:type="lastCol">
+      <w:rPr>
+        <w:i/>
+        <w:color w:val="404040"/>
+      </w:rPr>
+      <w:pPr>
+        <w:pBdr/>
+        <w:spacing/>
+        <w:ind/>
+      </w:pPr>
+      <w:tblPr>
+        <w:tblBorders/>
+      </w:tblPr>
+      <w:tcPr>
+        <w:shd w:val="clear" w:color="ffffff"/>
+        <w:tcBorders>
+          <w:top w:val="none" w:color="000000" w:sz="4" w:space="0"/>
+          <w:left w:val="none" w:color="000000" w:sz="4" w:space="0"/>
+          <w:bottom w:val="none" w:color="000000" w:sz="4" w:space="0"/>
+          <w:right w:val="none" w:color="000000" w:sz="4" w:space="0"/>
+        </w:tcBorders>
+      </w:tcPr>
+    </w:tblStylePr>
+    <w:tblStylePr w:type="lastRow">
+      <w:rPr>
+        <w:b/>
+        <w:color w:val="404040"/>
+      </w:rPr>
+      <w:pPr>
+        <w:pBdr/>
+        <w:spacing/>
+        <w:ind/>
+      </w:pPr>
+      <w:tblPr>
+        <w:tblBorders/>
+      </w:tblPr>
+      <w:tcPr>
+        <w:shd w:val="clear" w:color="ffffff"/>
+        <w:tcBorders>
+          <w:top w:val="none" w:color="000000" w:sz="4" w:space="0"/>
+          <w:left w:val="none" w:color="000000" w:sz="4" w:space="0"/>
+          <w:bottom w:val="none" w:color="000000" w:sz="4" w:space="0"/>
+          <w:right w:val="none" w:color="000000" w:sz="4" w:space="0"/>
+        </w:tcBorders>
+      </w:tcPr>
+    </w:tblStylePr>
     <w:tblStylePr w:type="nwCell">
       <w:pPr>
         <w:pBdr/>
@@ -8590,9 +9372,9 @@
       </w:tcPr>
     </w:tblStylePr>
   </w:style>
-  <w:style w:type="table" w:styleId="35">
+  <w:style w:type="table" w:styleId="742">
     <w:name w:val="Grid Table 3 - Accent 2"/>
-    <w:basedOn w:val="730"/>
+    <w:basedOn w:val="883"/>
     <w:uiPriority w:val="99"/>
     <w:pPr>
       <w:pBdr/>
@@ -8691,29 +9473,6 @@
         <w:tblBorders/>
       </w:tblPr>
       <w:tcPr>
-        <w:shd w:color="ffffff"/>
-        <w:tcBorders>
-          <w:top w:val="none" w:color="000000" w:sz="4" w:space="0"/>
-          <w:left w:val="none" w:color="000000" w:sz="4" w:space="0"/>
-          <w:bottom w:val="none" w:color="000000" w:sz="4" w:space="0"/>
-          <w:right w:val="none" w:color="000000" w:sz="4" w:space="0"/>
-        </w:tcBorders>
-      </w:tcPr>
-    </w:tblStylePr>
-    <w:tblStylePr w:type="firstRow">
-      <w:rPr>
-        <w:b/>
-        <w:color w:val="404040"/>
-      </w:rPr>
-      <w:pPr>
-        <w:pBdr/>
-        <w:spacing/>
-        <w:ind/>
-      </w:pPr>
-      <w:tblPr>
-        <w:tblBorders/>
-      </w:tblPr>
-      <w:tcPr>
         <w:shd w:val="clear" w:color="ffffff"/>
         <w:tcBorders>
           <w:top w:val="none" w:color="000000" w:sz="4" w:space="0"/>
@@ -8723,30 +9482,7 @@
         </w:tcBorders>
       </w:tcPr>
     </w:tblStylePr>
-    <w:tblStylePr w:type="lastCol">
-      <w:rPr>
-        <w:i/>
-        <w:color w:val="404040"/>
-      </w:rPr>
-      <w:pPr>
-        <w:pBdr/>
-        <w:spacing/>
-        <w:ind/>
-      </w:pPr>
-      <w:tblPr>
-        <w:tblBorders/>
-      </w:tblPr>
-      <w:tcPr>
-        <w:shd w:color="ffffff"/>
-        <w:tcBorders>
-          <w:top w:val="none" w:color="000000" w:sz="4" w:space="0"/>
-          <w:left w:val="none" w:color="000000" w:sz="4" w:space="0"/>
-          <w:bottom w:val="none" w:color="000000" w:sz="4" w:space="0"/>
-          <w:right w:val="none" w:color="000000" w:sz="4" w:space="0"/>
-        </w:tcBorders>
-      </w:tcPr>
-    </w:tblStylePr>
-    <w:tblStylePr w:type="lastRow">
+    <w:tblStylePr w:type="firstRow">
       <w:rPr>
         <w:b/>
         <w:color w:val="404040"/>
@@ -8769,6 +9505,52 @@
         </w:tcBorders>
       </w:tcPr>
     </w:tblStylePr>
+    <w:tblStylePr w:type="lastCol">
+      <w:rPr>
+        <w:i/>
+        <w:color w:val="404040"/>
+      </w:rPr>
+      <w:pPr>
+        <w:pBdr/>
+        <w:spacing/>
+        <w:ind/>
+      </w:pPr>
+      <w:tblPr>
+        <w:tblBorders/>
+      </w:tblPr>
+      <w:tcPr>
+        <w:shd w:val="clear" w:color="ffffff"/>
+        <w:tcBorders>
+          <w:top w:val="none" w:color="000000" w:sz="4" w:space="0"/>
+          <w:left w:val="none" w:color="000000" w:sz="4" w:space="0"/>
+          <w:bottom w:val="none" w:color="000000" w:sz="4" w:space="0"/>
+          <w:right w:val="none" w:color="000000" w:sz="4" w:space="0"/>
+        </w:tcBorders>
+      </w:tcPr>
+    </w:tblStylePr>
+    <w:tblStylePr w:type="lastRow">
+      <w:rPr>
+        <w:b/>
+        <w:color w:val="404040"/>
+      </w:rPr>
+      <w:pPr>
+        <w:pBdr/>
+        <w:spacing/>
+        <w:ind/>
+      </w:pPr>
+      <w:tblPr>
+        <w:tblBorders/>
+      </w:tblPr>
+      <w:tcPr>
+        <w:shd w:val="clear" w:color="ffffff"/>
+        <w:tcBorders>
+          <w:top w:val="none" w:color="000000" w:sz="4" w:space="0"/>
+          <w:left w:val="none" w:color="000000" w:sz="4" w:space="0"/>
+          <w:bottom w:val="none" w:color="000000" w:sz="4" w:space="0"/>
+          <w:right w:val="none" w:color="000000" w:sz="4" w:space="0"/>
+        </w:tcBorders>
+      </w:tcPr>
+    </w:tblStylePr>
     <w:tblStylePr w:type="nwCell">
       <w:pPr>
         <w:pBdr/>
@@ -8835,9 +9617,9 @@
       </w:tcPr>
     </w:tblStylePr>
   </w:style>
-  <w:style w:type="table" w:styleId="36">
+  <w:style w:type="table" w:styleId="743">
     <w:name w:val="Grid Table 3 - Accent 3"/>
-    <w:basedOn w:val="730"/>
+    <w:basedOn w:val="883"/>
     <w:uiPriority w:val="99"/>
     <w:pPr>
       <w:pBdr/>
@@ -8936,29 +9718,6 @@
         <w:tblBorders/>
       </w:tblPr>
       <w:tcPr>
-        <w:shd w:color="ffffff"/>
-        <w:tcBorders>
-          <w:top w:val="none" w:color="000000" w:sz="4" w:space="0"/>
-          <w:left w:val="none" w:color="000000" w:sz="4" w:space="0"/>
-          <w:bottom w:val="none" w:color="000000" w:sz="4" w:space="0"/>
-          <w:right w:val="none" w:color="000000" w:sz="4" w:space="0"/>
-        </w:tcBorders>
-      </w:tcPr>
-    </w:tblStylePr>
-    <w:tblStylePr w:type="firstRow">
-      <w:rPr>
-        <w:b/>
-        <w:color w:val="404040"/>
-      </w:rPr>
-      <w:pPr>
-        <w:pBdr/>
-        <w:spacing/>
-        <w:ind/>
-      </w:pPr>
-      <w:tblPr>
-        <w:tblBorders/>
-      </w:tblPr>
-      <w:tcPr>
         <w:shd w:val="clear" w:color="ffffff"/>
         <w:tcBorders>
           <w:top w:val="none" w:color="000000" w:sz="4" w:space="0"/>
@@ -8968,30 +9727,7 @@
         </w:tcBorders>
       </w:tcPr>
     </w:tblStylePr>
-    <w:tblStylePr w:type="lastCol">
-      <w:rPr>
-        <w:i/>
-        <w:color w:val="404040"/>
-      </w:rPr>
-      <w:pPr>
-        <w:pBdr/>
-        <w:spacing/>
-        <w:ind/>
-      </w:pPr>
-      <w:tblPr>
-        <w:tblBorders/>
-      </w:tblPr>
-      <w:tcPr>
-        <w:shd w:color="ffffff"/>
-        <w:tcBorders>
-          <w:top w:val="none" w:color="000000" w:sz="4" w:space="0"/>
-          <w:left w:val="none" w:color="000000" w:sz="4" w:space="0"/>
-          <w:bottom w:val="none" w:color="000000" w:sz="4" w:space="0"/>
-          <w:right w:val="none" w:color="000000" w:sz="4" w:space="0"/>
-        </w:tcBorders>
-      </w:tcPr>
-    </w:tblStylePr>
-    <w:tblStylePr w:type="lastRow">
+    <w:tblStylePr w:type="firstRow">
       <w:rPr>
         <w:b/>
         <w:color w:val="404040"/>
@@ -9014,6 +9750,52 @@
         </w:tcBorders>
       </w:tcPr>
     </w:tblStylePr>
+    <w:tblStylePr w:type="lastCol">
+      <w:rPr>
+        <w:i/>
+        <w:color w:val="404040"/>
+      </w:rPr>
+      <w:pPr>
+        <w:pBdr/>
+        <w:spacing/>
+        <w:ind/>
+      </w:pPr>
+      <w:tblPr>
+        <w:tblBorders/>
+      </w:tblPr>
+      <w:tcPr>
+        <w:shd w:val="clear" w:color="ffffff"/>
+        <w:tcBorders>
+          <w:top w:val="none" w:color="000000" w:sz="4" w:space="0"/>
+          <w:left w:val="none" w:color="000000" w:sz="4" w:space="0"/>
+          <w:bottom w:val="none" w:color="000000" w:sz="4" w:space="0"/>
+          <w:right w:val="none" w:color="000000" w:sz="4" w:space="0"/>
+        </w:tcBorders>
+      </w:tcPr>
+    </w:tblStylePr>
+    <w:tblStylePr w:type="lastRow">
+      <w:rPr>
+        <w:b/>
+        <w:color w:val="404040"/>
+      </w:rPr>
+      <w:pPr>
+        <w:pBdr/>
+        <w:spacing/>
+        <w:ind/>
+      </w:pPr>
+      <w:tblPr>
+        <w:tblBorders/>
+      </w:tblPr>
+      <w:tcPr>
+        <w:shd w:val="clear" w:color="ffffff"/>
+        <w:tcBorders>
+          <w:top w:val="none" w:color="000000" w:sz="4" w:space="0"/>
+          <w:left w:val="none" w:color="000000" w:sz="4" w:space="0"/>
+          <w:bottom w:val="none" w:color="000000" w:sz="4" w:space="0"/>
+          <w:right w:val="none" w:color="000000" w:sz="4" w:space="0"/>
+        </w:tcBorders>
+      </w:tcPr>
+    </w:tblStylePr>
     <w:tblStylePr w:type="nwCell">
       <w:pPr>
         <w:pBdr/>
@@ -9080,9 +9862,9 @@
       </w:tcPr>
     </w:tblStylePr>
   </w:style>
-  <w:style w:type="table" w:styleId="37">
+  <w:style w:type="table" w:styleId="744">
     <w:name w:val="Grid Table 3 - Accent 4"/>
-    <w:basedOn w:val="730"/>
+    <w:basedOn w:val="883"/>
     <w:uiPriority w:val="99"/>
     <w:pPr>
       <w:pBdr/>
@@ -9181,29 +9963,6 @@
         <w:tblBorders/>
       </w:tblPr>
       <w:tcPr>
-        <w:shd w:color="ffffff"/>
-        <w:tcBorders>
-          <w:top w:val="none" w:color="000000" w:sz="4" w:space="0"/>
-          <w:left w:val="none" w:color="000000" w:sz="4" w:space="0"/>
-          <w:bottom w:val="none" w:color="000000" w:sz="4" w:space="0"/>
-          <w:right w:val="none" w:color="000000" w:sz="4" w:space="0"/>
-        </w:tcBorders>
-      </w:tcPr>
-    </w:tblStylePr>
-    <w:tblStylePr w:type="firstRow">
-      <w:rPr>
-        <w:b/>
-        <w:color w:val="404040"/>
-      </w:rPr>
-      <w:pPr>
-        <w:pBdr/>
-        <w:spacing/>
-        <w:ind/>
-      </w:pPr>
-      <w:tblPr>
-        <w:tblBorders/>
-      </w:tblPr>
-      <w:tcPr>
         <w:shd w:val="clear" w:color="ffffff"/>
         <w:tcBorders>
           <w:top w:val="none" w:color="000000" w:sz="4" w:space="0"/>
@@ -9213,30 +9972,7 @@
         </w:tcBorders>
       </w:tcPr>
     </w:tblStylePr>
-    <w:tblStylePr w:type="lastCol">
-      <w:rPr>
-        <w:i/>
-        <w:color w:val="404040"/>
-      </w:rPr>
-      <w:pPr>
-        <w:pBdr/>
-        <w:spacing/>
-        <w:ind/>
-      </w:pPr>
-      <w:tblPr>
-        <w:tblBorders/>
-      </w:tblPr>
-      <w:tcPr>
-        <w:shd w:color="ffffff"/>
-        <w:tcBorders>
-          <w:top w:val="none" w:color="000000" w:sz="4" w:space="0"/>
-          <w:left w:val="none" w:color="000000" w:sz="4" w:space="0"/>
-          <w:bottom w:val="none" w:color="000000" w:sz="4" w:space="0"/>
-          <w:right w:val="none" w:color="000000" w:sz="4" w:space="0"/>
-        </w:tcBorders>
-      </w:tcPr>
-    </w:tblStylePr>
-    <w:tblStylePr w:type="lastRow">
+    <w:tblStylePr w:type="firstRow">
       <w:rPr>
         <w:b/>
         <w:color w:val="404040"/>
@@ -9259,6 +9995,52 @@
         </w:tcBorders>
       </w:tcPr>
     </w:tblStylePr>
+    <w:tblStylePr w:type="lastCol">
+      <w:rPr>
+        <w:i/>
+        <w:color w:val="404040"/>
+      </w:rPr>
+      <w:pPr>
+        <w:pBdr/>
+        <w:spacing/>
+        <w:ind/>
+      </w:pPr>
+      <w:tblPr>
+        <w:tblBorders/>
+      </w:tblPr>
+      <w:tcPr>
+        <w:shd w:val="clear" w:color="ffffff"/>
+        <w:tcBorders>
+          <w:top w:val="none" w:color="000000" w:sz="4" w:space="0"/>
+          <w:left w:val="none" w:color="000000" w:sz="4" w:space="0"/>
+          <w:bottom w:val="none" w:color="000000" w:sz="4" w:space="0"/>
+          <w:right w:val="none" w:color="000000" w:sz="4" w:space="0"/>
+        </w:tcBorders>
+      </w:tcPr>
+    </w:tblStylePr>
+    <w:tblStylePr w:type="lastRow">
+      <w:rPr>
+        <w:b/>
+        <w:color w:val="404040"/>
+      </w:rPr>
+      <w:pPr>
+        <w:pBdr/>
+        <w:spacing/>
+        <w:ind/>
+      </w:pPr>
+      <w:tblPr>
+        <w:tblBorders/>
+      </w:tblPr>
+      <w:tcPr>
+        <w:shd w:val="clear" w:color="ffffff"/>
+        <w:tcBorders>
+          <w:top w:val="none" w:color="000000" w:sz="4" w:space="0"/>
+          <w:left w:val="none" w:color="000000" w:sz="4" w:space="0"/>
+          <w:bottom w:val="none" w:color="000000" w:sz="4" w:space="0"/>
+          <w:right w:val="none" w:color="000000" w:sz="4" w:space="0"/>
+        </w:tcBorders>
+      </w:tcPr>
+    </w:tblStylePr>
     <w:tblStylePr w:type="nwCell">
       <w:pPr>
         <w:pBdr/>
@@ -9325,9 +10107,9 @@
       </w:tcPr>
     </w:tblStylePr>
   </w:style>
-  <w:style w:type="table" w:styleId="38">
+  <w:style w:type="table" w:styleId="745">
     <w:name w:val="Grid Table 3 - Accent 5"/>
-    <w:basedOn w:val="730"/>
+    <w:basedOn w:val="883"/>
     <w:uiPriority w:val="99"/>
     <w:pPr>
       <w:pBdr/>
@@ -9426,29 +10208,6 @@
         <w:tblBorders/>
       </w:tblPr>
       <w:tcPr>
-        <w:shd w:color="ffffff"/>
-        <w:tcBorders>
-          <w:top w:val="none" w:color="000000" w:sz="4" w:space="0"/>
-          <w:left w:val="none" w:color="000000" w:sz="4" w:space="0"/>
-          <w:bottom w:val="none" w:color="000000" w:sz="4" w:space="0"/>
-          <w:right w:val="none" w:color="000000" w:sz="4" w:space="0"/>
-        </w:tcBorders>
-      </w:tcPr>
-    </w:tblStylePr>
-    <w:tblStylePr w:type="firstRow">
-      <w:rPr>
-        <w:b/>
-        <w:color w:val="404040"/>
-      </w:rPr>
-      <w:pPr>
-        <w:pBdr/>
-        <w:spacing/>
-        <w:ind/>
-      </w:pPr>
-      <w:tblPr>
-        <w:tblBorders/>
-      </w:tblPr>
-      <w:tcPr>
         <w:shd w:val="clear" w:color="ffffff"/>
         <w:tcBorders>
           <w:top w:val="none" w:color="000000" w:sz="4" w:space="0"/>
@@ -9458,30 +10217,7 @@
         </w:tcBorders>
       </w:tcPr>
     </w:tblStylePr>
-    <w:tblStylePr w:type="lastCol">
-      <w:rPr>
-        <w:i/>
-        <w:color w:val="404040"/>
-      </w:rPr>
-      <w:pPr>
-        <w:pBdr/>
-        <w:spacing/>
-        <w:ind/>
-      </w:pPr>
-      <w:tblPr>
-        <w:tblBorders/>
-      </w:tblPr>
-      <w:tcPr>
-        <w:shd w:color="ffffff"/>
-        <w:tcBorders>
-          <w:top w:val="none" w:color="000000" w:sz="4" w:space="0"/>
-          <w:left w:val="none" w:color="000000" w:sz="4" w:space="0"/>
-          <w:bottom w:val="none" w:color="000000" w:sz="4" w:space="0"/>
-          <w:right w:val="none" w:color="000000" w:sz="4" w:space="0"/>
-        </w:tcBorders>
-      </w:tcPr>
-    </w:tblStylePr>
-    <w:tblStylePr w:type="lastRow">
+    <w:tblStylePr w:type="firstRow">
       <w:rPr>
         <w:b/>
         <w:color w:val="404040"/>
@@ -9504,6 +10240,52 @@
         </w:tcBorders>
       </w:tcPr>
     </w:tblStylePr>
+    <w:tblStylePr w:type="lastCol">
+      <w:rPr>
+        <w:i/>
+        <w:color w:val="404040"/>
+      </w:rPr>
+      <w:pPr>
+        <w:pBdr/>
+        <w:spacing/>
+        <w:ind/>
+      </w:pPr>
+      <w:tblPr>
+        <w:tblBorders/>
+      </w:tblPr>
+      <w:tcPr>
+        <w:shd w:val="clear" w:color="ffffff"/>
+        <w:tcBorders>
+          <w:top w:val="none" w:color="000000" w:sz="4" w:space="0"/>
+          <w:left w:val="none" w:color="000000" w:sz="4" w:space="0"/>
+          <w:bottom w:val="none" w:color="000000" w:sz="4" w:space="0"/>
+          <w:right w:val="none" w:color="000000" w:sz="4" w:space="0"/>
+        </w:tcBorders>
+      </w:tcPr>
+    </w:tblStylePr>
+    <w:tblStylePr w:type="lastRow">
+      <w:rPr>
+        <w:b/>
+        <w:color w:val="404040"/>
+      </w:rPr>
+      <w:pPr>
+        <w:pBdr/>
+        <w:spacing/>
+        <w:ind/>
+      </w:pPr>
+      <w:tblPr>
+        <w:tblBorders/>
+      </w:tblPr>
+      <w:tcPr>
+        <w:shd w:val="clear" w:color="ffffff"/>
+        <w:tcBorders>
+          <w:top w:val="none" w:color="000000" w:sz="4" w:space="0"/>
+          <w:left w:val="none" w:color="000000" w:sz="4" w:space="0"/>
+          <w:bottom w:val="none" w:color="000000" w:sz="4" w:space="0"/>
+          <w:right w:val="none" w:color="000000" w:sz="4" w:space="0"/>
+        </w:tcBorders>
+      </w:tcPr>
+    </w:tblStylePr>
     <w:tblStylePr w:type="nwCell">
       <w:pPr>
         <w:pBdr/>
@@ -9570,9 +10352,9 @@
       </w:tcPr>
     </w:tblStylePr>
   </w:style>
-  <w:style w:type="table" w:styleId="39">
+  <w:style w:type="table" w:styleId="746">
     <w:name w:val="Grid Table 3 - Accent 6"/>
-    <w:basedOn w:val="730"/>
+    <w:basedOn w:val="883"/>
     <w:uiPriority w:val="99"/>
     <w:pPr>
       <w:pBdr/>
@@ -9671,29 +10453,6 @@
         <w:tblBorders/>
       </w:tblPr>
       <w:tcPr>
-        <w:shd w:color="ffffff"/>
-        <w:tcBorders>
-          <w:top w:val="none" w:color="000000" w:sz="4" w:space="0"/>
-          <w:left w:val="none" w:color="000000" w:sz="4" w:space="0"/>
-          <w:bottom w:val="none" w:color="000000" w:sz="4" w:space="0"/>
-          <w:right w:val="none" w:color="000000" w:sz="4" w:space="0"/>
-        </w:tcBorders>
-      </w:tcPr>
-    </w:tblStylePr>
-    <w:tblStylePr w:type="firstRow">
-      <w:rPr>
-        <w:b/>
-        <w:color w:val="404040"/>
-      </w:rPr>
-      <w:pPr>
-        <w:pBdr/>
-        <w:spacing/>
-        <w:ind/>
-      </w:pPr>
-      <w:tblPr>
-        <w:tblBorders/>
-      </w:tblPr>
-      <w:tcPr>
         <w:shd w:val="clear" w:color="ffffff"/>
         <w:tcBorders>
           <w:top w:val="none" w:color="000000" w:sz="4" w:space="0"/>
@@ -9703,30 +10462,7 @@
         </w:tcBorders>
       </w:tcPr>
     </w:tblStylePr>
-    <w:tblStylePr w:type="lastCol">
-      <w:rPr>
-        <w:i/>
-        <w:color w:val="404040"/>
-      </w:rPr>
-      <w:pPr>
-        <w:pBdr/>
-        <w:spacing/>
-        <w:ind/>
-      </w:pPr>
-      <w:tblPr>
-        <w:tblBorders/>
-      </w:tblPr>
-      <w:tcPr>
-        <w:shd w:color="ffffff"/>
-        <w:tcBorders>
-          <w:top w:val="none" w:color="000000" w:sz="4" w:space="0"/>
-          <w:left w:val="none" w:color="000000" w:sz="4" w:space="0"/>
-          <w:bottom w:val="none" w:color="000000" w:sz="4" w:space="0"/>
-          <w:right w:val="none" w:color="000000" w:sz="4" w:space="0"/>
-        </w:tcBorders>
-      </w:tcPr>
-    </w:tblStylePr>
-    <w:tblStylePr w:type="lastRow">
+    <w:tblStylePr w:type="firstRow">
       <w:rPr>
         <w:b/>
         <w:color w:val="404040"/>
@@ -9749,6 +10485,52 @@
         </w:tcBorders>
       </w:tcPr>
     </w:tblStylePr>
+    <w:tblStylePr w:type="lastCol">
+      <w:rPr>
+        <w:i/>
+        <w:color w:val="404040"/>
+      </w:rPr>
+      <w:pPr>
+        <w:pBdr/>
+        <w:spacing/>
+        <w:ind/>
+      </w:pPr>
+      <w:tblPr>
+        <w:tblBorders/>
+      </w:tblPr>
+      <w:tcPr>
+        <w:shd w:val="clear" w:color="ffffff"/>
+        <w:tcBorders>
+          <w:top w:val="none" w:color="000000" w:sz="4" w:space="0"/>
+          <w:left w:val="none" w:color="000000" w:sz="4" w:space="0"/>
+          <w:bottom w:val="none" w:color="000000" w:sz="4" w:space="0"/>
+          <w:right w:val="none" w:color="000000" w:sz="4" w:space="0"/>
+        </w:tcBorders>
+      </w:tcPr>
+    </w:tblStylePr>
+    <w:tblStylePr w:type="lastRow">
+      <w:rPr>
+        <w:b/>
+        <w:color w:val="404040"/>
+      </w:rPr>
+      <w:pPr>
+        <w:pBdr/>
+        <w:spacing/>
+        <w:ind/>
+      </w:pPr>
+      <w:tblPr>
+        <w:tblBorders/>
+      </w:tblPr>
+      <w:tcPr>
+        <w:shd w:val="clear" w:color="ffffff"/>
+        <w:tcBorders>
+          <w:top w:val="none" w:color="000000" w:sz="4" w:space="0"/>
+          <w:left w:val="none" w:color="000000" w:sz="4" w:space="0"/>
+          <w:bottom w:val="none" w:color="000000" w:sz="4" w:space="0"/>
+          <w:right w:val="none" w:color="000000" w:sz="4" w:space="0"/>
+        </w:tcBorders>
+      </w:tcPr>
+    </w:tblStylePr>
     <w:tblStylePr w:type="nwCell">
       <w:pPr>
         <w:pBdr/>
@@ -9815,9 +10597,9 @@
       </w:tcPr>
     </w:tblStylePr>
   </w:style>
-  <w:style w:type="table" w:styleId="40">
+  <w:style w:type="table" w:styleId="747">
     <w:name w:val="Grid Table 4"/>
-    <w:basedOn w:val="730"/>
+    <w:basedOn w:val="883"/>
     <w:uiPriority w:val="59"/>
     <w:pPr>
       <w:pBdr/>
@@ -10048,9 +10830,9 @@
       </w:tcPr>
     </w:tblStylePr>
   </w:style>
-  <w:style w:type="table" w:styleId="41">
+  <w:style w:type="table" w:styleId="748">
     <w:name w:val="Grid Table 4 - Accent 1"/>
-    <w:basedOn w:val="730"/>
+    <w:basedOn w:val="883"/>
     <w:uiPriority w:val="59"/>
     <w:pPr>
       <w:pBdr/>
@@ -10281,9 +11063,9 @@
       </w:tcPr>
     </w:tblStylePr>
   </w:style>
-  <w:style w:type="table" w:styleId="42">
+  <w:style w:type="table" w:styleId="749">
     <w:name w:val="Grid Table 4 - Accent 2"/>
-    <w:basedOn w:val="730"/>
+    <w:basedOn w:val="883"/>
     <w:uiPriority w:val="59"/>
     <w:pPr>
       <w:pBdr/>
@@ -10514,9 +11296,9 @@
       </w:tcPr>
     </w:tblStylePr>
   </w:style>
-  <w:style w:type="table" w:styleId="43">
+  <w:style w:type="table" w:styleId="750">
     <w:name w:val="Grid Table 4 - Accent 3"/>
-    <w:basedOn w:val="730"/>
+    <w:basedOn w:val="883"/>
     <w:uiPriority w:val="59"/>
     <w:pPr>
       <w:pBdr/>
@@ -10747,9 +11529,9 @@
       </w:tcPr>
     </w:tblStylePr>
   </w:style>
-  <w:style w:type="table" w:styleId="44">
+  <w:style w:type="table" w:styleId="751">
     <w:name w:val="Grid Table 4 - Accent 4"/>
-    <w:basedOn w:val="730"/>
+    <w:basedOn w:val="883"/>
     <w:uiPriority w:val="59"/>
     <w:pPr>
       <w:pBdr/>
@@ -10980,9 +11762,9 @@
       </w:tcPr>
     </w:tblStylePr>
   </w:style>
-  <w:style w:type="table" w:styleId="45">
+  <w:style w:type="table" w:styleId="752">
     <w:name w:val="Grid Table 4 - Accent 5"/>
-    <w:basedOn w:val="730"/>
+    <w:basedOn w:val="883"/>
     <w:uiPriority w:val="59"/>
     <w:pPr>
       <w:pBdr/>
@@ -11213,9 +11995,9 @@
       </w:tcPr>
     </w:tblStylePr>
   </w:style>
-  <w:style w:type="table" w:styleId="46">
+  <w:style w:type="table" w:styleId="753">
     <w:name w:val="Grid Table 4 - Accent 6"/>
-    <w:basedOn w:val="730"/>
+    <w:basedOn w:val="883"/>
     <w:uiPriority w:val="59"/>
     <w:pPr>
       <w:pBdr/>
@@ -11446,9 +12228,9 @@
       </w:tcPr>
     </w:tblStylePr>
   </w:style>
-  <w:style w:type="table" w:styleId="47">
+  <w:style w:type="table" w:styleId="754">
     <w:name w:val="Grid Table 5 Dark"/>
-    <w:basedOn w:val="730"/>
+    <w:basedOn w:val="883"/>
     <w:uiPriority w:val="99"/>
     <w:pPr>
       <w:pBdr/>
@@ -11674,9 +12456,9 @@
       </w:tcPr>
     </w:tblStylePr>
   </w:style>
-  <w:style w:type="table" w:styleId="48">
+  <w:style w:type="table" w:styleId="755">
     <w:name w:val="Grid Table 5 Dark- Accent 1"/>
-    <w:basedOn w:val="730"/>
+    <w:basedOn w:val="883"/>
     <w:uiPriority w:val="99"/>
     <w:pPr>
       <w:pBdr/>
@@ -11902,9 +12684,9 @@
       </w:tcPr>
     </w:tblStylePr>
   </w:style>
-  <w:style w:type="table" w:styleId="49">
+  <w:style w:type="table" w:styleId="756">
     <w:name w:val="Grid Table 5 Dark - Accent 2"/>
-    <w:basedOn w:val="730"/>
+    <w:basedOn w:val="883"/>
     <w:uiPriority w:val="99"/>
     <w:pPr>
       <w:pBdr/>
@@ -12130,9 +12912,9 @@
       </w:tcPr>
     </w:tblStylePr>
   </w:style>
-  <w:style w:type="table" w:styleId="50">
+  <w:style w:type="table" w:styleId="757">
     <w:name w:val="Grid Table 5 Dark - Accent 3"/>
-    <w:basedOn w:val="730"/>
+    <w:basedOn w:val="883"/>
     <w:uiPriority w:val="99"/>
     <w:pPr>
       <w:pBdr/>
@@ -12358,9 +13140,9 @@
       </w:tcPr>
     </w:tblStylePr>
   </w:style>
-  <w:style w:type="table" w:styleId="51">
+  <w:style w:type="table" w:styleId="758">
     <w:name w:val="Grid Table 5 Dark- Accent 4"/>
-    <w:basedOn w:val="730"/>
+    <w:basedOn w:val="883"/>
     <w:uiPriority w:val="99"/>
     <w:pPr>
       <w:pBdr/>
@@ -12586,9 +13368,9 @@
       </w:tcPr>
     </w:tblStylePr>
   </w:style>
-  <w:style w:type="table" w:styleId="52">
+  <w:style w:type="table" w:styleId="759">
     <w:name w:val="Grid Table 5 Dark - Accent 5"/>
-    <w:basedOn w:val="730"/>
+    <w:basedOn w:val="883"/>
     <w:uiPriority w:val="99"/>
     <w:pPr>
       <w:pBdr/>
@@ -12814,9 +13596,9 @@
       </w:tcPr>
     </w:tblStylePr>
   </w:style>
-  <w:style w:type="table" w:styleId="53">
+  <w:style w:type="table" w:styleId="760">
     <w:name w:val="Grid Table 5 Dark - Accent 6"/>
-    <w:basedOn w:val="730"/>
+    <w:basedOn w:val="883"/>
     <w:uiPriority w:val="99"/>
     <w:pPr>
       <w:pBdr/>
@@ -13042,9 +13824,9 @@
       </w:tcPr>
     </w:tblStylePr>
   </w:style>
-  <w:style w:type="table" w:styleId="54">
+  <w:style w:type="table" w:styleId="761">
     <w:name w:val="Grid Table 6 Colorful"/>
-    <w:basedOn w:val="730"/>
+    <w:basedOn w:val="883"/>
     <w:uiPriority w:val="99"/>
     <w:pPr>
       <w:pBdr/>
@@ -13272,9 +14054,9 @@
       </w:tcPr>
     </w:tblStylePr>
   </w:style>
-  <w:style w:type="table" w:styleId="55">
+  <w:style w:type="table" w:styleId="762">
     <w:name w:val="Grid Table 6 Colorful - Accent 1"/>
-    <w:basedOn w:val="730"/>
+    <w:basedOn w:val="883"/>
     <w:uiPriority w:val="99"/>
     <w:pPr>
       <w:pBdr/>
@@ -13502,9 +14284,9 @@
       </w:tcPr>
     </w:tblStylePr>
   </w:style>
-  <w:style w:type="table" w:styleId="56">
+  <w:style w:type="table" w:styleId="763">
     <w:name w:val="Grid Table 6 Colorful - Accent 2"/>
-    <w:basedOn w:val="730"/>
+    <w:basedOn w:val="883"/>
     <w:uiPriority w:val="99"/>
     <w:pPr>
       <w:pBdr/>
@@ -13732,9 +14514,9 @@
       </w:tcPr>
     </w:tblStylePr>
   </w:style>
-  <w:style w:type="table" w:styleId="57">
+  <w:style w:type="table" w:styleId="764">
     <w:name w:val="Grid Table 6 Colorful - Accent 3"/>
-    <w:basedOn w:val="730"/>
+    <w:basedOn w:val="883"/>
     <w:uiPriority w:val="99"/>
     <w:pPr>
       <w:pBdr/>
@@ -13962,9 +14744,9 @@
       </w:tcPr>
     </w:tblStylePr>
   </w:style>
-  <w:style w:type="table" w:styleId="58">
+  <w:style w:type="table" w:styleId="765">
     <w:name w:val="Grid Table 6 Colorful - Accent 4"/>
-    <w:basedOn w:val="730"/>
+    <w:basedOn w:val="883"/>
     <w:uiPriority w:val="99"/>
     <w:pPr>
       <w:pBdr/>
@@ -14192,9 +14974,9 @@
       </w:tcPr>
     </w:tblStylePr>
   </w:style>
-  <w:style w:type="table" w:styleId="59">
+  <w:style w:type="table" w:styleId="766">
     <w:name w:val="Grid Table 6 Colorful - Accent 5"/>
-    <w:basedOn w:val="730"/>
+    <w:basedOn w:val="883"/>
     <w:uiPriority w:val="99"/>
     <w:pPr>
       <w:pBdr/>
@@ -14422,9 +15204,9 @@
       </w:tcPr>
     </w:tblStylePr>
   </w:style>
-  <w:style w:type="table" w:styleId="60">
+  <w:style w:type="table" w:styleId="767">
     <w:name w:val="Grid Table 6 Colorful - Accent 6"/>
-    <w:basedOn w:val="730"/>
+    <w:basedOn w:val="883"/>
     <w:uiPriority w:val="99"/>
     <w:pPr>
       <w:pBdr/>
@@ -14652,9 +15434,9 @@
       </w:tcPr>
     </w:tblStylePr>
   </w:style>
-  <w:style w:type="table" w:styleId="61">
+  <w:style w:type="table" w:styleId="768">
     <w:name w:val="Grid Table 7 Colorful"/>
-    <w:basedOn w:val="730"/>
+    <w:basedOn w:val="883"/>
     <w:uiPriority w:val="99"/>
     <w:pPr>
       <w:pBdr/>
@@ -14756,11 +15538,11 @@
         <w:tblBorders/>
       </w:tblPr>
       <w:tcPr>
-        <w:shd w:color="ffffff"/>
+        <w:shd w:val="clear" w:color="ffffff"/>
         <w:tcBorders>
-          <w:top w:val="none"/>
-          <w:left w:val="none"/>
-          <w:bottom w:val="none"/>
+          <w:top w:val="none" w:color="000000" w:sz="4" w:space="0"/>
+          <w:left w:val="none" w:color="000000" w:sz="4" w:space="0"/>
+          <w:bottom w:val="none" w:color="000000" w:sz="4" w:space="0"/>
           <w:right w:val="single" w:color="000000" w:themeColor="text1" w:themeTint="80" w:sz="4" w:space="0"/>
         </w:tcBorders>
       </w:tcPr>
@@ -14783,10 +15565,10 @@
       <w:tcPr>
         <w:shd w:val="clear" w:color="ffffff" w:themeColor="light1" w:fill="ffffff" w:themeFill="light1"/>
         <w:tcBorders>
-          <w:top w:val="none"/>
-          <w:left w:val="none"/>
+          <w:top w:val="none" w:color="000000" w:sz="4" w:space="0"/>
+          <w:left w:val="none" w:color="000000" w:sz="4" w:space="0"/>
           <w:bottom w:val="single" w:color="000000" w:themeColor="text1" w:themeTint="80" w:sz="4" w:space="0"/>
-          <w:right w:val="none"/>
+          <w:right w:val="none" w:color="000000" w:sz="4" w:space="0"/>
         </w:tcBorders>
       </w:tcPr>
     </w:tblStylePr>
@@ -14806,12 +15588,12 @@
         <w:tblBorders/>
       </w:tblPr>
       <w:tcPr>
-        <w:shd w:color="ffffff"/>
+        <w:shd w:val="clear" w:color="ffffff"/>
         <w:tcBorders>
-          <w:top w:val="none"/>
+          <w:top w:val="none" w:color="000000" w:sz="4" w:space="0"/>
           <w:left w:val="single" w:color="000000" w:themeColor="text1" w:themeTint="80" w:sz="4" w:space="0"/>
-          <w:bottom w:val="none"/>
-          <w:right w:val="none"/>
+          <w:bottom w:val="none" w:color="000000" w:sz="4" w:space="0"/>
+          <w:right w:val="none" w:color="000000" w:sz="4" w:space="0"/>
         </w:tcBorders>
       </w:tcPr>
     </w:tblStylePr>
@@ -14834,9 +15616,9 @@
         <w:shd w:val="clear" w:color="ffffff" w:themeColor="light1" w:fill="ffffff" w:themeFill="light1"/>
         <w:tcBorders>
           <w:top w:val="single" w:color="000000" w:themeColor="text1" w:themeTint="80" w:sz="4" w:space="0"/>
-          <w:left w:val="none"/>
-          <w:bottom w:val="none"/>
-          <w:right w:val="none"/>
+          <w:left w:val="none" w:color="000000" w:sz="4" w:space="0"/>
+          <w:bottom w:val="none" w:color="000000" w:sz="4" w:space="0"/>
+          <w:right w:val="none" w:color="000000" w:sz="4" w:space="0"/>
         </w:tcBorders>
       </w:tcPr>
     </w:tblStylePr>
@@ -14906,9 +15688,9 @@
       </w:tcPr>
     </w:tblStylePr>
   </w:style>
-  <w:style w:type="table" w:styleId="62">
+  <w:style w:type="table" w:styleId="769">
     <w:name w:val="Grid Table 7 Colorful - Accent 1"/>
-    <w:basedOn w:val="730"/>
+    <w:basedOn w:val="883"/>
     <w:uiPriority w:val="99"/>
     <w:pPr>
       <w:pBdr/>
@@ -15010,11 +15792,11 @@
         <w:tblBorders/>
       </w:tblPr>
       <w:tcPr>
-        <w:shd w:color="ffffff"/>
+        <w:shd w:val="clear" w:color="ffffff"/>
         <w:tcBorders>
-          <w:top w:val="none"/>
-          <w:left w:val="none"/>
-          <w:bottom w:val="none"/>
+          <w:top w:val="none" w:color="000000" w:sz="4" w:space="0"/>
+          <w:left w:val="none" w:color="000000" w:sz="4" w:space="0"/>
+          <w:bottom w:val="none" w:color="000000" w:sz="4" w:space="0"/>
           <w:right w:val="single" w:color="000000" w:themeColor="accent1" w:themeTint="80" w:sz="4" w:space="0"/>
         </w:tcBorders>
       </w:tcPr>
@@ -15037,10 +15819,10 @@
       <w:tcPr>
         <w:shd w:val="clear" w:color="ffffff" w:themeColor="light1" w:fill="ffffff" w:themeFill="light1"/>
         <w:tcBorders>
-          <w:top w:val="none"/>
-          <w:left w:val="none"/>
+          <w:top w:val="none" w:color="000000" w:sz="4" w:space="0"/>
+          <w:left w:val="none" w:color="000000" w:sz="4" w:space="0"/>
           <w:bottom w:val="single" w:color="000000" w:themeColor="accent1" w:themeTint="80" w:sz="4" w:space="0"/>
-          <w:right w:val="none"/>
+          <w:right w:val="none" w:color="000000" w:sz="4" w:space="0"/>
         </w:tcBorders>
       </w:tcPr>
     </w:tblStylePr>
@@ -15060,12 +15842,12 @@
         <w:tblBorders/>
       </w:tblPr>
       <w:tcPr>
-        <w:shd w:color="ffffff"/>
+        <w:shd w:val="clear" w:color="ffffff"/>
         <w:tcBorders>
-          <w:top w:val="none"/>
+          <w:top w:val="none" w:color="000000" w:sz="4" w:space="0"/>
           <w:left w:val="single" w:color="000000" w:themeColor="accent1" w:themeTint="80" w:sz="4" w:space="0"/>
-          <w:bottom w:val="none"/>
-          <w:right w:val="none"/>
+          <w:bottom w:val="none" w:color="000000" w:sz="4" w:space="0"/>
+          <w:right w:val="none" w:color="000000" w:sz="4" w:space="0"/>
         </w:tcBorders>
       </w:tcPr>
     </w:tblStylePr>
@@ -15088,9 +15870,9 @@
         <w:shd w:val="clear" w:color="ffffff" w:themeColor="light1" w:fill="ffffff" w:themeFill="light1"/>
         <w:tcBorders>
           <w:top w:val="single" w:color="000000" w:themeColor="accent1" w:themeTint="80" w:sz="4" w:space="0"/>
-          <w:left w:val="none"/>
-          <w:bottom w:val="none"/>
-          <w:right w:val="none"/>
+          <w:left w:val="none" w:color="000000" w:sz="4" w:space="0"/>
+          <w:bottom w:val="none" w:color="000000" w:sz="4" w:space="0"/>
+          <w:right w:val="none" w:color="000000" w:sz="4" w:space="0"/>
         </w:tcBorders>
       </w:tcPr>
     </w:tblStylePr>
@@ -15160,9 +15942,9 @@
       </w:tcPr>
     </w:tblStylePr>
   </w:style>
-  <w:style w:type="table" w:styleId="63">
+  <w:style w:type="table" w:styleId="770">
     <w:name w:val="Grid Table 7 Colorful - Accent 2"/>
-    <w:basedOn w:val="730"/>
+    <w:basedOn w:val="883"/>
     <w:uiPriority w:val="99"/>
     <w:pPr>
       <w:pBdr/>
@@ -15264,11 +16046,11 @@
         <w:tblBorders/>
       </w:tblPr>
       <w:tcPr>
-        <w:shd w:color="ffffff"/>
+        <w:shd w:val="clear" w:color="ffffff"/>
         <w:tcBorders>
-          <w:top w:val="none"/>
-          <w:left w:val="none"/>
-          <w:bottom w:val="none"/>
+          <w:top w:val="none" w:color="000000" w:sz="4" w:space="0"/>
+          <w:left w:val="none" w:color="000000" w:sz="4" w:space="0"/>
+          <w:bottom w:val="none" w:color="000000" w:sz="4" w:space="0"/>
           <w:right w:val="single" w:color="000000" w:themeColor="accent2" w:themeTint="97" w:sz="4" w:space="0"/>
         </w:tcBorders>
       </w:tcPr>
@@ -15291,10 +16073,10 @@
       <w:tcPr>
         <w:shd w:val="clear" w:color="ffffff" w:themeColor="light1" w:fill="ffffff" w:themeFill="light1"/>
         <w:tcBorders>
-          <w:top w:val="none"/>
-          <w:left w:val="none"/>
+          <w:top w:val="none" w:color="000000" w:sz="4" w:space="0"/>
+          <w:left w:val="none" w:color="000000" w:sz="4" w:space="0"/>
           <w:bottom w:val="single" w:color="000000" w:themeColor="accent2" w:themeTint="97" w:sz="4" w:space="0"/>
-          <w:right w:val="none"/>
+          <w:right w:val="none" w:color="000000" w:sz="4" w:space="0"/>
         </w:tcBorders>
       </w:tcPr>
     </w:tblStylePr>
@@ -15314,12 +16096,12 @@
         <w:tblBorders/>
       </w:tblPr>
       <w:tcPr>
-        <w:shd w:color="ffffff"/>
+        <w:shd w:val="clear" w:color="ffffff"/>
         <w:tcBorders>
-          <w:top w:val="none"/>
+          <w:top w:val="none" w:color="000000" w:sz="4" w:space="0"/>
           <w:left w:val="single" w:color="000000" w:themeColor="accent2" w:themeTint="97" w:sz="4" w:space="0"/>
-          <w:bottom w:val="none"/>
-          <w:right w:val="none"/>
+          <w:bottom w:val="none" w:color="000000" w:sz="4" w:space="0"/>
+          <w:right w:val="none" w:color="000000" w:sz="4" w:space="0"/>
         </w:tcBorders>
       </w:tcPr>
     </w:tblStylePr>
@@ -15342,9 +16124,9 @@
         <w:shd w:val="clear" w:color="ffffff" w:themeColor="light1" w:fill="ffffff" w:themeFill="light1"/>
         <w:tcBorders>
           <w:top w:val="single" w:color="000000" w:themeColor="accent2" w:themeTint="97" w:sz="4" w:space="0"/>
-          <w:left w:val="none"/>
-          <w:bottom w:val="none"/>
-          <w:right w:val="none"/>
+          <w:left w:val="none" w:color="000000" w:sz="4" w:space="0"/>
+          <w:bottom w:val="none" w:color="000000" w:sz="4" w:space="0"/>
+          <w:right w:val="none" w:color="000000" w:sz="4" w:space="0"/>
         </w:tcBorders>
       </w:tcPr>
     </w:tblStylePr>
@@ -15414,9 +16196,9 @@
       </w:tcPr>
     </w:tblStylePr>
   </w:style>
-  <w:style w:type="table" w:styleId="64">
+  <w:style w:type="table" w:styleId="771">
     <w:name w:val="Grid Table 7 Colorful - Accent 3"/>
-    <w:basedOn w:val="730"/>
+    <w:basedOn w:val="883"/>
     <w:uiPriority w:val="99"/>
     <w:pPr>
       <w:pBdr/>
@@ -15518,11 +16300,11 @@
         <w:tblBorders/>
       </w:tblPr>
       <w:tcPr>
-        <w:shd w:color="ffffff"/>
+        <w:shd w:val="clear" w:color="ffffff"/>
         <w:tcBorders>
-          <w:top w:val="none"/>
-          <w:left w:val="none"/>
-          <w:bottom w:val="none"/>
+          <w:top w:val="none" w:color="000000" w:sz="4" w:space="0"/>
+          <w:left w:val="none" w:color="000000" w:sz="4" w:space="0"/>
+          <w:bottom w:val="none" w:color="000000" w:sz="4" w:space="0"/>
           <w:right w:val="single" w:color="000000" w:themeColor="accent3" w:themeTint="FE" w:sz="4" w:space="0"/>
         </w:tcBorders>
       </w:tcPr>
@@ -15545,10 +16327,10 @@
       <w:tcPr>
         <w:shd w:val="clear" w:color="ffffff" w:themeColor="light1" w:fill="ffffff" w:themeFill="light1"/>
         <w:tcBorders>
-          <w:top w:val="none"/>
-          <w:left w:val="none"/>
+          <w:top w:val="none" w:color="000000" w:sz="4" w:space="0"/>
+          <w:left w:val="none" w:color="000000" w:sz="4" w:space="0"/>
           <w:bottom w:val="single" w:color="000000" w:themeColor="accent3" w:themeTint="FE" w:sz="4" w:space="0"/>
-          <w:right w:val="none"/>
+          <w:right w:val="none" w:color="000000" w:sz="4" w:space="0"/>
         </w:tcBorders>
       </w:tcPr>
     </w:tblStylePr>
@@ -15568,12 +16350,12 @@
         <w:tblBorders/>
       </w:tblPr>
       <w:tcPr>
-        <w:shd w:color="ffffff"/>
+        <w:shd w:val="clear" w:color="ffffff"/>
         <w:tcBorders>
-          <w:top w:val="none"/>
+          <w:top w:val="none" w:color="000000" w:sz="4" w:space="0"/>
           <w:left w:val="single" w:color="000000" w:themeColor="accent3" w:themeTint="FE" w:sz="4" w:space="0"/>
-          <w:bottom w:val="none"/>
-          <w:right w:val="none"/>
+          <w:bottom w:val="none" w:color="000000" w:sz="4" w:space="0"/>
+          <w:right w:val="none" w:color="000000" w:sz="4" w:space="0"/>
         </w:tcBorders>
       </w:tcPr>
     </w:tblStylePr>
@@ -15596,9 +16378,9 @@
         <w:shd w:val="clear" w:color="ffffff" w:themeColor="light1" w:fill="ffffff" w:themeFill="light1"/>
         <w:tcBorders>
           <w:top w:val="single" w:color="000000" w:themeColor="accent3" w:themeTint="FE" w:sz="4" w:space="0"/>
-          <w:left w:val="none"/>
-          <w:bottom w:val="none"/>
-          <w:right w:val="none"/>
+          <w:left w:val="none" w:color="000000" w:sz="4" w:space="0"/>
+          <w:bottom w:val="none" w:color="000000" w:sz="4" w:space="0"/>
+          <w:right w:val="none" w:color="000000" w:sz="4" w:space="0"/>
         </w:tcBorders>
       </w:tcPr>
     </w:tblStylePr>
@@ -15668,9 +16450,9 @@
       </w:tcPr>
     </w:tblStylePr>
   </w:style>
-  <w:style w:type="table" w:styleId="65">
+  <w:style w:type="table" w:styleId="772">
     <w:name w:val="Grid Table 7 Colorful - Accent 4"/>
-    <w:basedOn w:val="730"/>
+    <w:basedOn w:val="883"/>
     <w:uiPriority w:val="99"/>
     <w:pPr>
       <w:pBdr/>
@@ -15772,11 +16554,11 @@
         <w:tblBorders/>
       </w:tblPr>
       <w:tcPr>
-        <w:shd w:color="ffffff"/>
+        <w:shd w:val="clear" w:color="ffffff"/>
         <w:tcBorders>
-          <w:top w:val="none"/>
-          <w:left w:val="none"/>
-          <w:bottom w:val="none"/>
+          <w:top w:val="none" w:color="000000" w:sz="4" w:space="0"/>
+          <w:left w:val="none" w:color="000000" w:sz="4" w:space="0"/>
+          <w:bottom w:val="none" w:color="000000" w:sz="4" w:space="0"/>
           <w:right w:val="single" w:color="000000" w:themeColor="accent4" w:themeTint="9A" w:sz="4" w:space="0"/>
         </w:tcBorders>
       </w:tcPr>
@@ -15799,10 +16581,10 @@
       <w:tcPr>
         <w:shd w:val="clear" w:color="ffffff" w:themeColor="light1" w:fill="ffffff" w:themeFill="light1"/>
         <w:tcBorders>
-          <w:top w:val="none"/>
-          <w:left w:val="none"/>
+          <w:top w:val="none" w:color="000000" w:sz="4" w:space="0"/>
+          <w:left w:val="none" w:color="000000" w:sz="4" w:space="0"/>
           <w:bottom w:val="single" w:color="000000" w:themeColor="accent4" w:themeTint="9A" w:sz="4" w:space="0"/>
-          <w:right w:val="none"/>
+          <w:right w:val="none" w:color="000000" w:sz="4" w:space="0"/>
         </w:tcBorders>
       </w:tcPr>
     </w:tblStylePr>
@@ -15822,12 +16604,12 @@
         <w:tblBorders/>
       </w:tblPr>
       <w:tcPr>
-        <w:shd w:color="ffffff"/>
+        <w:shd w:val="clear" w:color="ffffff"/>
         <w:tcBorders>
-          <w:top w:val="none"/>
+          <w:top w:val="none" w:color="000000" w:sz="4" w:space="0"/>
           <w:left w:val="single" w:color="000000" w:themeColor="accent4" w:themeTint="9A" w:sz="4" w:space="0"/>
-          <w:bottom w:val="none"/>
-          <w:right w:val="none"/>
+          <w:bottom w:val="none" w:color="000000" w:sz="4" w:space="0"/>
+          <w:right w:val="none" w:color="000000" w:sz="4" w:space="0"/>
         </w:tcBorders>
       </w:tcPr>
     </w:tblStylePr>
@@ -15850,9 +16632,9 @@
         <w:shd w:val="clear" w:color="ffffff" w:themeColor="light1" w:fill="ffffff" w:themeFill="light1"/>
         <w:tcBorders>
           <w:top w:val="single" w:color="000000" w:themeColor="accent4" w:themeTint="9A" w:sz="4" w:space="0"/>
-          <w:left w:val="none"/>
-          <w:bottom w:val="none"/>
-          <w:right w:val="none"/>
+          <w:left w:val="none" w:color="000000" w:sz="4" w:space="0"/>
+          <w:bottom w:val="none" w:color="000000" w:sz="4" w:space="0"/>
+          <w:right w:val="none" w:color="000000" w:sz="4" w:space="0"/>
         </w:tcBorders>
       </w:tcPr>
     </w:tblStylePr>
@@ -15922,9 +16704,9 @@
       </w:tcPr>
     </w:tblStylePr>
   </w:style>
-  <w:style w:type="table" w:styleId="66">
+  <w:style w:type="table" w:styleId="773">
     <w:name w:val="Grid Table 7 Colorful - Accent 5"/>
-    <w:basedOn w:val="730"/>
+    <w:basedOn w:val="883"/>
     <w:uiPriority w:val="99"/>
     <w:pPr>
       <w:pBdr/>
@@ -16026,11 +16808,11 @@
         <w:tblBorders/>
       </w:tblPr>
       <w:tcPr>
-        <w:shd w:color="ffffff"/>
+        <w:shd w:val="clear" w:color="ffffff"/>
         <w:tcBorders>
-          <w:top w:val="none"/>
-          <w:left w:val="none"/>
-          <w:bottom w:val="none"/>
+          <w:top w:val="none" w:color="000000" w:sz="4" w:space="0"/>
+          <w:left w:val="none" w:color="000000" w:sz="4" w:space="0"/>
+          <w:bottom w:val="none" w:color="000000" w:sz="4" w:space="0"/>
           <w:right w:val="single" w:color="000000" w:themeColor="accent5" w:themeTint="90" w:sz="4" w:space="0"/>
         </w:tcBorders>
       </w:tcPr>
@@ -16053,10 +16835,10 @@
       <w:tcPr>
         <w:shd w:val="clear" w:color="ffffff" w:themeColor="light1" w:fill="ffffff" w:themeFill="light1"/>
         <w:tcBorders>
-          <w:top w:val="none"/>
-          <w:left w:val="none"/>
+          <w:top w:val="none" w:color="000000" w:sz="4" w:space="0"/>
+          <w:left w:val="none" w:color="000000" w:sz="4" w:space="0"/>
           <w:bottom w:val="single" w:color="000000" w:themeColor="accent5" w:themeTint="90" w:sz="4" w:space="0"/>
-          <w:right w:val="none"/>
+          <w:right w:val="none" w:color="000000" w:sz="4" w:space="0"/>
         </w:tcBorders>
       </w:tcPr>
     </w:tblStylePr>
@@ -16076,12 +16858,12 @@
         <w:tblBorders/>
       </w:tblPr>
       <w:tcPr>
-        <w:shd w:color="ffffff"/>
+        <w:shd w:val="clear" w:color="ffffff"/>
         <w:tcBorders>
-          <w:top w:val="none"/>
+          <w:top w:val="none" w:color="000000" w:sz="4" w:space="0"/>
           <w:left w:val="single" w:color="000000" w:themeColor="accent5" w:themeTint="90" w:sz="4" w:space="0"/>
-          <w:bottom w:val="none"/>
-          <w:right w:val="none"/>
+          <w:bottom w:val="none" w:color="000000" w:sz="4" w:space="0"/>
+          <w:right w:val="none" w:color="000000" w:sz="4" w:space="0"/>
         </w:tcBorders>
       </w:tcPr>
     </w:tblStylePr>
@@ -16104,9 +16886,9 @@
         <w:shd w:val="clear" w:color="ffffff" w:themeColor="light1" w:fill="ffffff" w:themeFill="light1"/>
         <w:tcBorders>
           <w:top w:val="single" w:color="000000" w:themeColor="accent5" w:themeTint="90" w:sz="4" w:space="0"/>
-          <w:left w:val="none"/>
-          <w:bottom w:val="none"/>
-          <w:right w:val="none"/>
+          <w:left w:val="none" w:color="000000" w:sz="4" w:space="0"/>
+          <w:bottom w:val="none" w:color="000000" w:sz="4" w:space="0"/>
+          <w:right w:val="none" w:color="000000" w:sz="4" w:space="0"/>
         </w:tcBorders>
       </w:tcPr>
     </w:tblStylePr>
@@ -16176,9 +16958,9 @@
       </w:tcPr>
     </w:tblStylePr>
   </w:style>
-  <w:style w:type="table" w:styleId="67">
+  <w:style w:type="table" w:styleId="774">
     <w:name w:val="Grid Table 7 Colorful - Accent 6"/>
-    <w:basedOn w:val="730"/>
+    <w:basedOn w:val="883"/>
     <w:uiPriority w:val="99"/>
     <w:pPr>
       <w:pBdr/>
@@ -16280,11 +17062,11 @@
         <w:tblBorders/>
       </w:tblPr>
       <w:tcPr>
-        <w:shd w:color="ffffff"/>
+        <w:shd w:val="clear" w:color="ffffff"/>
         <w:tcBorders>
-          <w:top w:val="none"/>
-          <w:left w:val="none"/>
-          <w:bottom w:val="none"/>
+          <w:top w:val="none" w:color="000000" w:sz="4" w:space="0"/>
+          <w:left w:val="none" w:color="000000" w:sz="4" w:space="0"/>
+          <w:bottom w:val="none" w:color="000000" w:sz="4" w:space="0"/>
           <w:right w:val="single" w:color="000000" w:themeColor="accent6" w:themeTint="90" w:sz="4" w:space="0"/>
         </w:tcBorders>
       </w:tcPr>
@@ -16307,10 +17089,10 @@
       <w:tcPr>
         <w:shd w:val="clear" w:color="ffffff" w:themeColor="light1" w:fill="ffffff" w:themeFill="light1"/>
         <w:tcBorders>
-          <w:top w:val="none"/>
-          <w:left w:val="none"/>
+          <w:top w:val="none" w:color="000000" w:sz="4" w:space="0"/>
+          <w:left w:val="none" w:color="000000" w:sz="4" w:space="0"/>
           <w:bottom w:val="single" w:color="000000" w:themeColor="accent6" w:themeTint="90" w:sz="4" w:space="0"/>
-          <w:right w:val="none"/>
+          <w:right w:val="none" w:color="000000" w:sz="4" w:space="0"/>
         </w:tcBorders>
       </w:tcPr>
     </w:tblStylePr>
@@ -16330,12 +17112,12 @@
         <w:tblBorders/>
       </w:tblPr>
       <w:tcPr>
-        <w:shd w:color="ffffff"/>
+        <w:shd w:val="clear" w:color="ffffff"/>
         <w:tcBorders>
-          <w:top w:val="none"/>
+          <w:top w:val="none" w:color="000000" w:sz="4" w:space="0"/>
           <w:left w:val="single" w:color="000000" w:themeColor="accent6" w:themeTint="90" w:sz="4" w:space="0"/>
-          <w:bottom w:val="none"/>
-          <w:right w:val="none"/>
+          <w:bottom w:val="none" w:color="000000" w:sz="4" w:space="0"/>
+          <w:right w:val="none" w:color="000000" w:sz="4" w:space="0"/>
         </w:tcBorders>
       </w:tcPr>
     </w:tblStylePr>
@@ -16358,9 +17140,9 @@
         <w:shd w:val="clear" w:color="ffffff" w:themeColor="light1" w:fill="ffffff" w:themeFill="light1"/>
         <w:tcBorders>
           <w:top w:val="single" w:color="000000" w:themeColor="accent6" w:themeTint="90" w:sz="4" w:space="0"/>
-          <w:left w:val="none"/>
-          <w:bottom w:val="none"/>
-          <w:right w:val="none"/>
+          <w:left w:val="none" w:color="000000" w:sz="4" w:space="0"/>
+          <w:bottom w:val="none" w:color="000000" w:sz="4" w:space="0"/>
+          <w:right w:val="none" w:color="000000" w:sz="4" w:space="0"/>
         </w:tcBorders>
       </w:tcPr>
     </w:tblStylePr>
@@ -16430,9 +17212,9 @@
       </w:tcPr>
     </w:tblStylePr>
   </w:style>
-  <w:style w:type="table" w:styleId="68">
+  <w:style w:type="table" w:styleId="775">
     <w:name w:val="List Table 1 Light"/>
-    <w:basedOn w:val="730"/>
+    <w:basedOn w:val="883"/>
     <w:uiPriority w:val="99"/>
     <w:pPr>
       <w:pBdr/>
@@ -16646,9 +17428,9 @@
       </w:tcPr>
     </w:tblStylePr>
   </w:style>
-  <w:style w:type="table" w:styleId="69">
+  <w:style w:type="table" w:styleId="776">
     <w:name w:val="List Table 1 Light - Accent 1"/>
-    <w:basedOn w:val="730"/>
+    <w:basedOn w:val="883"/>
     <w:uiPriority w:val="99"/>
     <w:pPr>
       <w:pBdr/>
@@ -16862,9 +17644,9 @@
       </w:tcPr>
     </w:tblStylePr>
   </w:style>
-  <w:style w:type="table" w:styleId="70">
+  <w:style w:type="table" w:styleId="777">
     <w:name w:val="List Table 1 Light - Accent 2"/>
-    <w:basedOn w:val="730"/>
+    <w:basedOn w:val="883"/>
     <w:uiPriority w:val="99"/>
     <w:pPr>
       <w:pBdr/>
@@ -17078,9 +17860,9 @@
       </w:tcPr>
     </w:tblStylePr>
   </w:style>
-  <w:style w:type="table" w:styleId="71">
+  <w:style w:type="table" w:styleId="778">
     <w:name w:val="List Table 1 Light - Accent 3"/>
-    <w:basedOn w:val="730"/>
+    <w:basedOn w:val="883"/>
     <w:uiPriority w:val="99"/>
     <w:pPr>
       <w:pBdr/>
@@ -17294,9 +18076,9 @@
       </w:tcPr>
     </w:tblStylePr>
   </w:style>
-  <w:style w:type="table" w:styleId="72">
+  <w:style w:type="table" w:styleId="779">
     <w:name w:val="List Table 1 Light - Accent 4"/>
-    <w:basedOn w:val="730"/>
+    <w:basedOn w:val="883"/>
     <w:uiPriority w:val="99"/>
     <w:pPr>
       <w:pBdr/>
@@ -17510,9 +18292,9 @@
       </w:tcPr>
     </w:tblStylePr>
   </w:style>
-  <w:style w:type="table" w:styleId="73">
+  <w:style w:type="table" w:styleId="780">
     <w:name w:val="List Table 1 Light - Accent 5"/>
-    <w:basedOn w:val="730"/>
+    <w:basedOn w:val="883"/>
     <w:uiPriority w:val="99"/>
     <w:pPr>
       <w:pBdr/>
@@ -17726,9 +18508,9 @@
       </w:tcPr>
     </w:tblStylePr>
   </w:style>
-  <w:style w:type="table" w:styleId="74">
+  <w:style w:type="table" w:styleId="781">
     <w:name w:val="List Table 1 Light - Accent 6"/>
-    <w:basedOn w:val="730"/>
+    <w:basedOn w:val="883"/>
     <w:uiPriority w:val="99"/>
     <w:pPr>
       <w:pBdr/>
@@ -17942,9 +18724,9 @@
       </w:tcPr>
     </w:tblStylePr>
   </w:style>
-  <w:style w:type="table" w:styleId="75">
+  <w:style w:type="table" w:styleId="782">
     <w:name w:val="List Table 2"/>
-    <w:basedOn w:val="730"/>
+    <w:basedOn w:val="883"/>
     <w:uiPriority w:val="99"/>
     <w:pPr>
       <w:pBdr/>
@@ -18180,9 +18962,9 @@
       </w:tcPr>
     </w:tblStylePr>
   </w:style>
-  <w:style w:type="table" w:styleId="76">
+  <w:style w:type="table" w:styleId="783">
     <w:name w:val="List Table 2 - Accent 1"/>
-    <w:basedOn w:val="730"/>
+    <w:basedOn w:val="883"/>
     <w:uiPriority w:val="99"/>
     <w:pPr>
       <w:pBdr/>
@@ -18418,9 +19200,9 @@
       </w:tcPr>
     </w:tblStylePr>
   </w:style>
-  <w:style w:type="table" w:styleId="77">
+  <w:style w:type="table" w:styleId="784">
     <w:name w:val="List Table 2 - Accent 2"/>
-    <w:basedOn w:val="730"/>
+    <w:basedOn w:val="883"/>
     <w:uiPriority w:val="99"/>
     <w:pPr>
       <w:pBdr/>
@@ -18656,9 +19438,9 @@
       </w:tcPr>
     </w:tblStylePr>
   </w:style>
-  <w:style w:type="table" w:styleId="78">
+  <w:style w:type="table" w:styleId="785">
     <w:name w:val="List Table 2 - Accent 3"/>
-    <w:basedOn w:val="730"/>
+    <w:basedOn w:val="883"/>
     <w:uiPriority w:val="99"/>
     <w:pPr>
       <w:pBdr/>
@@ -18894,9 +19676,9 @@
       </w:tcPr>
     </w:tblStylePr>
   </w:style>
-  <w:style w:type="table" w:styleId="79">
+  <w:style w:type="table" w:styleId="786">
     <w:name w:val="List Table 2 - Accent 4"/>
-    <w:basedOn w:val="730"/>
+    <w:basedOn w:val="883"/>
     <w:uiPriority w:val="99"/>
     <w:pPr>
       <w:pBdr/>
@@ -19132,9 +19914,9 @@
       </w:tcPr>
     </w:tblStylePr>
   </w:style>
-  <w:style w:type="table" w:styleId="80">
+  <w:style w:type="table" w:styleId="787">
     <w:name w:val="List Table 2 - Accent 5"/>
-    <w:basedOn w:val="730"/>
+    <w:basedOn w:val="883"/>
     <w:uiPriority w:val="99"/>
     <w:pPr>
       <w:pBdr/>
@@ -19370,9 +20152,9 @@
       </w:tcPr>
     </w:tblStylePr>
   </w:style>
-  <w:style w:type="table" w:styleId="81">
+  <w:style w:type="table" w:styleId="788">
     <w:name w:val="List Table 2 - Accent 6"/>
-    <w:basedOn w:val="730"/>
+    <w:basedOn w:val="883"/>
     <w:uiPriority w:val="99"/>
     <w:pPr>
       <w:pBdr/>
@@ -19608,9 +20390,9 @@
       </w:tcPr>
     </w:tblStylePr>
   </w:style>
-  <w:style w:type="table" w:styleId="82">
+  <w:style w:type="table" w:styleId="789">
     <w:name w:val="List Table 3"/>
-    <w:basedOn w:val="730"/>
+    <w:basedOn w:val="883"/>
     <w:uiPriority w:val="99"/>
     <w:pPr>
       <w:pBdr/>
@@ -19836,9 +20618,9 @@
       </w:tcPr>
     </w:tblStylePr>
   </w:style>
-  <w:style w:type="table" w:styleId="83">
+  <w:style w:type="table" w:styleId="790">
     <w:name w:val="List Table 3 - Accent 1"/>
-    <w:basedOn w:val="730"/>
+    <w:basedOn w:val="883"/>
     <w:uiPriority w:val="99"/>
     <w:pPr>
       <w:pBdr/>
@@ -20064,9 +20846,9 @@
       </w:tcPr>
     </w:tblStylePr>
   </w:style>
-  <w:style w:type="table" w:styleId="84">
+  <w:style w:type="table" w:styleId="791">
     <w:name w:val="List Table 3 - Accent 2"/>
-    <w:basedOn w:val="730"/>
+    <w:basedOn w:val="883"/>
     <w:uiPriority w:val="99"/>
     <w:pPr>
       <w:pBdr/>
@@ -20292,9 +21074,9 @@
       </w:tcPr>
     </w:tblStylePr>
   </w:style>
-  <w:style w:type="table" w:styleId="85">
+  <w:style w:type="table" w:styleId="792">
     <w:name w:val="List Table 3 - Accent 3"/>
-    <w:basedOn w:val="730"/>
+    <w:basedOn w:val="883"/>
     <w:uiPriority w:val="99"/>
     <w:pPr>
       <w:pBdr/>
@@ -20520,9 +21302,9 @@
       </w:tcPr>
     </w:tblStylePr>
   </w:style>
-  <w:style w:type="table" w:styleId="86">
+  <w:style w:type="table" w:styleId="793">
     <w:name w:val="List Table 3 - Accent 4"/>
-    <w:basedOn w:val="730"/>
+    <w:basedOn w:val="883"/>
     <w:uiPriority w:val="99"/>
     <w:pPr>
       <w:pBdr/>
@@ -20748,9 +21530,9 @@
       </w:tcPr>
     </w:tblStylePr>
   </w:style>
-  <w:style w:type="table" w:styleId="87">
+  <w:style w:type="table" w:styleId="794">
     <w:name w:val="List Table 3 - Accent 5"/>
-    <w:basedOn w:val="730"/>
+    <w:basedOn w:val="883"/>
     <w:uiPriority w:val="99"/>
     <w:pPr>
       <w:pBdr/>
@@ -20976,9 +21758,9 @@
       </w:tcPr>
     </w:tblStylePr>
   </w:style>
-  <w:style w:type="table" w:styleId="88">
+  <w:style w:type="table" w:styleId="795">
     <w:name w:val="List Table 3 - Accent 6"/>
-    <w:basedOn w:val="730"/>
+    <w:basedOn w:val="883"/>
     <w:uiPriority w:val="99"/>
     <w:pPr>
       <w:pBdr/>
@@ -21204,9 +21986,9 @@
       </w:tcPr>
     </w:tblStylePr>
   </w:style>
-  <w:style w:type="table" w:styleId="89">
+  <w:style w:type="table" w:styleId="796">
     <w:name w:val="List Table 4"/>
-    <w:basedOn w:val="730"/>
+    <w:basedOn w:val="883"/>
     <w:uiPriority w:val="99"/>
     <w:pPr>
       <w:pBdr/>
@@ -21429,9 +22211,9 @@
       </w:tcPr>
     </w:tblStylePr>
   </w:style>
-  <w:style w:type="table" w:styleId="90">
+  <w:style w:type="table" w:styleId="797">
     <w:name w:val="List Table 4 - Accent 1"/>
-    <w:basedOn w:val="730"/>
+    <w:basedOn w:val="883"/>
     <w:uiPriority w:val="99"/>
     <w:pPr>
       <w:pBdr/>
@@ -21654,9 +22436,9 @@
       </w:tcPr>
     </w:tblStylePr>
   </w:style>
-  <w:style w:type="table" w:styleId="91">
+  <w:style w:type="table" w:styleId="798">
     <w:name w:val="List Table 4 - Accent 2"/>
-    <w:basedOn w:val="730"/>
+    <w:basedOn w:val="883"/>
     <w:uiPriority w:val="99"/>
     <w:pPr>
       <w:pBdr/>
@@ -21879,9 +22661,9 @@
       </w:tcPr>
     </w:tblStylePr>
   </w:style>
-  <w:style w:type="table" w:styleId="92">
+  <w:style w:type="table" w:styleId="799">
     <w:name w:val="List Table 4 - Accent 3"/>
-    <w:basedOn w:val="730"/>
+    <w:basedOn w:val="883"/>
     <w:uiPriority w:val="99"/>
     <w:pPr>
       <w:pBdr/>
@@ -22104,9 +22886,9 @@
       </w:tcPr>
     </w:tblStylePr>
   </w:style>
-  <w:style w:type="table" w:styleId="93">
+  <w:style w:type="table" w:styleId="800">
     <w:name w:val="List Table 4 - Accent 4"/>
-    <w:basedOn w:val="730"/>
+    <w:basedOn w:val="883"/>
     <w:uiPriority w:val="99"/>
     <w:pPr>
       <w:pBdr/>
@@ -22329,9 +23111,9 @@
       </w:tcPr>
     </w:tblStylePr>
   </w:style>
-  <w:style w:type="table" w:styleId="94">
+  <w:style w:type="table" w:styleId="801">
     <w:name w:val="List Table 4 - Accent 5"/>
-    <w:basedOn w:val="730"/>
+    <w:basedOn w:val="883"/>
     <w:uiPriority w:val="99"/>
     <w:pPr>
       <w:pBdr/>
@@ -22554,9 +23336,9 @@
       </w:tcPr>
     </w:tblStylePr>
   </w:style>
-  <w:style w:type="table" w:styleId="95">
+  <w:style w:type="table" w:styleId="802">
     <w:name w:val="List Table 4 - Accent 6"/>
-    <w:basedOn w:val="730"/>
+    <w:basedOn w:val="883"/>
     <w:uiPriority w:val="99"/>
     <w:pPr>
       <w:pBdr/>
@@ -22779,9 +23561,9 @@
       </w:tcPr>
     </w:tblStylePr>
   </w:style>
-  <w:style w:type="table" w:styleId="96">
+  <w:style w:type="table" w:styleId="803">
     <w:name w:val="List Table 5 Dark"/>
-    <w:basedOn w:val="730"/>
+    <w:basedOn w:val="883"/>
     <w:uiPriority w:val="99"/>
     <w:pPr>
       <w:pBdr/>
@@ -23021,9 +23803,9 @@
       </w:tcPr>
     </w:tblStylePr>
   </w:style>
-  <w:style w:type="table" w:styleId="97">
+  <w:style w:type="table" w:styleId="804">
     <w:name w:val="List Table 5 Dark - Accent 1"/>
-    <w:basedOn w:val="730"/>
+    <w:basedOn w:val="883"/>
     <w:uiPriority w:val="99"/>
     <w:pPr>
       <w:pBdr/>
@@ -23263,9 +24045,9 @@
       </w:tcPr>
     </w:tblStylePr>
   </w:style>
-  <w:style w:type="table" w:styleId="98">
+  <w:style w:type="table" w:styleId="805">
     <w:name w:val="List Table 5 Dark - Accent 2"/>
-    <w:basedOn w:val="730"/>
+    <w:basedOn w:val="883"/>
     <w:uiPriority w:val="99"/>
     <w:pPr>
       <w:pBdr/>
@@ -23505,9 +24287,9 @@
       </w:tcPr>
     </w:tblStylePr>
   </w:style>
-  <w:style w:type="table" w:styleId="99">
+  <w:style w:type="table" w:styleId="806">
     <w:name w:val="List Table 5 Dark - Accent 3"/>
-    <w:basedOn w:val="730"/>
+    <w:basedOn w:val="883"/>
     <w:uiPriority w:val="99"/>
     <w:pPr>
       <w:pBdr/>
@@ -23747,9 +24529,9 @@
       </w:tcPr>
     </w:tblStylePr>
   </w:style>
-  <w:style w:type="table" w:styleId="100">
+  <w:style w:type="table" w:styleId="807">
     <w:name w:val="List Table 5 Dark - Accent 4"/>
-    <w:basedOn w:val="730"/>
+    <w:basedOn w:val="883"/>
     <w:uiPriority w:val="99"/>
     <w:pPr>
       <w:pBdr/>
@@ -23989,9 +24771,9 @@
       </w:tcPr>
     </w:tblStylePr>
   </w:style>
-  <w:style w:type="table" w:styleId="101">
+  <w:style w:type="table" w:styleId="808">
     <w:name w:val="List Table 5 Dark - Accent 5"/>
-    <w:basedOn w:val="730"/>
+    <w:basedOn w:val="883"/>
     <w:uiPriority w:val="99"/>
     <w:pPr>
       <w:pBdr/>
@@ -24231,9 +25013,9 @@
       </w:tcPr>
     </w:tblStylePr>
   </w:style>
-  <w:style w:type="table" w:styleId="102">
+  <w:style w:type="table" w:styleId="809">
     <w:name w:val="List Table 5 Dark - Accent 6"/>
-    <w:basedOn w:val="730"/>
+    <w:basedOn w:val="883"/>
     <w:uiPriority w:val="99"/>
     <w:pPr>
       <w:pBdr/>
@@ -24473,9 +25255,9 @@
       </w:tcPr>
     </w:tblStylePr>
   </w:style>
-  <w:style w:type="table" w:styleId="103">
+  <w:style w:type="table" w:styleId="810">
     <w:name w:val="List Table 6 Colorful"/>
-    <w:basedOn w:val="730"/>
+    <w:basedOn w:val="883"/>
     <w:uiPriority w:val="99"/>
     <w:pPr>
       <w:pBdr/>
@@ -24696,9 +25478,9 @@
       </w:tcPr>
     </w:tblStylePr>
   </w:style>
-  <w:style w:type="table" w:styleId="104">
+  <w:style w:type="table" w:styleId="811">
     <w:name w:val="List Table 6 Colorful - Accent 1"/>
-    <w:basedOn w:val="730"/>
+    <w:basedOn w:val="883"/>
     <w:uiPriority w:val="99"/>
     <w:pPr>
       <w:pBdr/>
@@ -24919,9 +25701,9 @@
       </w:tcPr>
     </w:tblStylePr>
   </w:style>
-  <w:style w:type="table" w:styleId="105">
+  <w:style w:type="table" w:styleId="812">
     <w:name w:val="List Table 6 Colorful - Accent 2"/>
-    <w:basedOn w:val="730"/>
+    <w:basedOn w:val="883"/>
     <w:uiPriority w:val="99"/>
     <w:pPr>
       <w:pBdr/>
@@ -25142,9 +25924,9 @@
       </w:tcPr>
     </w:tblStylePr>
   </w:style>
-  <w:style w:type="table" w:styleId="106">
+  <w:style w:type="table" w:styleId="813">
     <w:name w:val="List Table 6 Colorful - Accent 3"/>
-    <w:basedOn w:val="730"/>
+    <w:basedOn w:val="883"/>
     <w:uiPriority w:val="99"/>
     <w:pPr>
       <w:pBdr/>
@@ -25365,9 +26147,9 @@
       </w:tcPr>
     </w:tblStylePr>
   </w:style>
-  <w:style w:type="table" w:styleId="107">
+  <w:style w:type="table" w:styleId="814">
     <w:name w:val="List Table 6 Colorful - Accent 4"/>
-    <w:basedOn w:val="730"/>
+    <w:basedOn w:val="883"/>
     <w:uiPriority w:val="99"/>
     <w:pPr>
       <w:pBdr/>
@@ -25588,9 +26370,9 @@
       </w:tcPr>
     </w:tblStylePr>
   </w:style>
-  <w:style w:type="table" w:styleId="108">
+  <w:style w:type="table" w:styleId="815">
     <w:name w:val="List Table 6 Colorful - Accent 5"/>
-    <w:basedOn w:val="730"/>
+    <w:basedOn w:val="883"/>
     <w:uiPriority w:val="99"/>
     <w:pPr>
       <w:pBdr/>
@@ -25811,9 +26593,9 @@
       </w:tcPr>
     </w:tblStylePr>
   </w:style>
-  <w:style w:type="table" w:styleId="109">
+  <w:style w:type="table" w:styleId="816">
     <w:name w:val="List Table 6 Colorful - Accent 6"/>
-    <w:basedOn w:val="730"/>
+    <w:basedOn w:val="883"/>
     <w:uiPriority w:val="99"/>
     <w:pPr>
       <w:pBdr/>
@@ -26034,9 +26816,9 @@
       </w:tcPr>
     </w:tblStylePr>
   </w:style>
-  <w:style w:type="table" w:styleId="110">
+  <w:style w:type="table" w:styleId="817">
     <w:name w:val="List Table 7 Colorful"/>
-    <w:basedOn w:val="730"/>
+    <w:basedOn w:val="883"/>
     <w:uiPriority w:val="99"/>
     <w:pPr>
       <w:pBdr/>
@@ -26135,11 +26917,11 @@
         <w:tblBorders/>
       </w:tblPr>
       <w:tcPr>
-        <w:shd w:color="ffffff"/>
+        <w:shd w:val="clear" w:color="ffffff"/>
         <w:tcBorders>
-          <w:top w:val="none"/>
-          <w:left w:val="none"/>
-          <w:bottom w:val="none"/>
+          <w:top w:val="none" w:color="000000" w:sz="4" w:space="0"/>
+          <w:left w:val="none" w:color="000000" w:sz="4" w:space="0"/>
+          <w:bottom w:val="none" w:color="000000" w:sz="4" w:space="0"/>
           <w:right w:val="single" w:color="000000" w:themeColor="text1" w:themeTint="80" w:sz="4" w:space="0"/>
         </w:tcBorders>
       </w:tcPr>
@@ -26162,10 +26944,10 @@
       <w:tcPr>
         <w:shd w:val="clear" w:color="ffffff" w:themeColor="light1" w:fill="ffffff" w:themeFill="light1"/>
         <w:tcBorders>
-          <w:top w:val="none"/>
-          <w:left w:val="none"/>
+          <w:top w:val="none" w:color="000000" w:sz="4" w:space="0"/>
+          <w:left w:val="none" w:color="000000" w:sz="4" w:space="0"/>
           <w:bottom w:val="single" w:color="000000" w:themeColor="text1" w:themeTint="80" w:sz="4" w:space="0"/>
-          <w:right w:val="none"/>
+          <w:right w:val="none" w:color="000000" w:sz="4" w:space="0"/>
         </w:tcBorders>
       </w:tcPr>
     </w:tblStylePr>
@@ -26185,12 +26967,12 @@
         <w:tblBorders/>
       </w:tblPr>
       <w:tcPr>
-        <w:shd w:color="ffffff"/>
+        <w:shd w:val="clear" w:color="ffffff"/>
         <w:tcBorders>
-          <w:top w:val="none"/>
+          <w:top w:val="none" w:color="000000" w:sz="4" w:space="0"/>
           <w:left w:val="single" w:color="000000" w:themeColor="text1" w:themeTint="80" w:sz="4" w:space="0"/>
-          <w:bottom w:val="none"/>
-          <w:right w:val="none"/>
+          <w:bottom w:val="none" w:color="000000" w:sz="4" w:space="0"/>
+          <w:right w:val="none" w:color="000000" w:sz="4" w:space="0"/>
         </w:tcBorders>
       </w:tcPr>
     </w:tblStylePr>
@@ -26213,9 +26995,9 @@
         <w:shd w:val="clear" w:color="ffffff" w:themeColor="light1" w:fill="ffffff" w:themeFill="light1"/>
         <w:tcBorders>
           <w:top w:val="single" w:color="000000" w:themeColor="text1" w:themeTint="80" w:sz="4" w:space="0"/>
-          <w:left w:val="none"/>
-          <w:bottom w:val="none"/>
-          <w:right w:val="none"/>
+          <w:left w:val="none" w:color="000000" w:sz="4" w:space="0"/>
+          <w:bottom w:val="none" w:color="000000" w:sz="4" w:space="0"/>
+          <w:right w:val="none" w:color="000000" w:sz="4" w:space="0"/>
         </w:tcBorders>
       </w:tcPr>
     </w:tblStylePr>
@@ -26290,9 +27072,9 @@
       </w:tcPr>
     </w:tblStylePr>
   </w:style>
-  <w:style w:type="table" w:styleId="111">
+  <w:style w:type="table" w:styleId="818">
     <w:name w:val="List Table 7 Colorful - Accent 1"/>
-    <w:basedOn w:val="730"/>
+    <w:basedOn w:val="883"/>
     <w:uiPriority w:val="99"/>
     <w:pPr>
       <w:pBdr/>
@@ -26391,11 +27173,11 @@
         <w:tblBorders/>
       </w:tblPr>
       <w:tcPr>
-        <w:shd w:color="ffffff"/>
+        <w:shd w:val="clear" w:color="ffffff"/>
         <w:tcBorders>
-          <w:top w:val="none"/>
-          <w:left w:val="none"/>
-          <w:bottom w:val="none"/>
+          <w:top w:val="none" w:color="000000" w:sz="4" w:space="0"/>
+          <w:left w:val="none" w:color="000000" w:sz="4" w:space="0"/>
+          <w:bottom w:val="none" w:color="000000" w:sz="4" w:space="0"/>
           <w:right w:val="single" w:color="000000" w:themeColor="accent1" w:sz="4" w:space="0"/>
         </w:tcBorders>
       </w:tcPr>
@@ -26418,10 +27200,10 @@
       <w:tcPr>
         <w:shd w:val="clear" w:color="ffffff" w:themeColor="light1" w:fill="ffffff" w:themeFill="light1"/>
         <w:tcBorders>
-          <w:top w:val="none"/>
-          <w:left w:val="none"/>
+          <w:top w:val="none" w:color="000000" w:sz="4" w:space="0"/>
+          <w:left w:val="none" w:color="000000" w:sz="4" w:space="0"/>
           <w:bottom w:val="single" w:color="000000" w:themeColor="accent1" w:sz="4" w:space="0"/>
-          <w:right w:val="none"/>
+          <w:right w:val="none" w:color="000000" w:sz="4" w:space="0"/>
         </w:tcBorders>
       </w:tcPr>
     </w:tblStylePr>
@@ -26441,12 +27223,12 @@
         <w:tblBorders/>
       </w:tblPr>
       <w:tcPr>
-        <w:shd w:color="ffffff"/>
+        <w:shd w:val="clear" w:color="ffffff"/>
         <w:tcBorders>
-          <w:top w:val="none"/>
+          <w:top w:val="none" w:color="000000" w:sz="4" w:space="0"/>
           <w:left w:val="single" w:color="000000" w:themeColor="accent1" w:sz="4" w:space="0"/>
-          <w:bottom w:val="none"/>
-          <w:right w:val="none"/>
+          <w:bottom w:val="none" w:color="000000" w:sz="4" w:space="0"/>
+          <w:right w:val="none" w:color="000000" w:sz="4" w:space="0"/>
         </w:tcBorders>
       </w:tcPr>
     </w:tblStylePr>
@@ -26469,9 +27251,9 @@
         <w:shd w:val="clear" w:color="ffffff" w:themeColor="light1" w:fill="ffffff" w:themeFill="light1"/>
         <w:tcBorders>
           <w:top w:val="single" w:color="000000" w:themeColor="accent1" w:sz="4" w:space="0"/>
-          <w:left w:val="none"/>
-          <w:bottom w:val="none"/>
-          <w:right w:val="none"/>
+          <w:left w:val="none" w:color="000000" w:sz="4" w:space="0"/>
+          <w:bottom w:val="none" w:color="000000" w:sz="4" w:space="0"/>
+          <w:right w:val="none" w:color="000000" w:sz="4" w:space="0"/>
         </w:tcBorders>
       </w:tcPr>
     </w:tblStylePr>
@@ -26546,9 +27328,9 @@
       </w:tcPr>
     </w:tblStylePr>
   </w:style>
-  <w:style w:type="table" w:styleId="112">
+  <w:style w:type="table" w:styleId="819">
     <w:name w:val="List Table 7 Colorful - Accent 2"/>
-    <w:basedOn w:val="730"/>
+    <w:basedOn w:val="883"/>
     <w:uiPriority w:val="99"/>
     <w:pPr>
       <w:pBdr/>
@@ -26647,11 +27429,11 @@
         <w:tblBorders/>
       </w:tblPr>
       <w:tcPr>
-        <w:shd w:color="ffffff"/>
+        <w:shd w:val="clear" w:color="ffffff"/>
         <w:tcBorders>
-          <w:top w:val="none"/>
-          <w:left w:val="none"/>
-          <w:bottom w:val="none"/>
+          <w:top w:val="none" w:color="000000" w:sz="4" w:space="0"/>
+          <w:left w:val="none" w:color="000000" w:sz="4" w:space="0"/>
+          <w:bottom w:val="none" w:color="000000" w:sz="4" w:space="0"/>
           <w:right w:val="single" w:color="000000" w:themeColor="accent2" w:themeTint="97" w:sz="4" w:space="0"/>
         </w:tcBorders>
       </w:tcPr>
@@ -26674,10 +27456,10 @@
       <w:tcPr>
         <w:shd w:val="clear" w:color="ffffff" w:themeColor="light1" w:fill="ffffff" w:themeFill="light1"/>
         <w:tcBorders>
-          <w:top w:val="none"/>
-          <w:left w:val="none"/>
+          <w:top w:val="none" w:color="000000" w:sz="4" w:space="0"/>
+          <w:left w:val="none" w:color="000000" w:sz="4" w:space="0"/>
           <w:bottom w:val="single" w:color="000000" w:themeColor="accent2" w:themeTint="97" w:sz="4" w:space="0"/>
-          <w:right w:val="none"/>
+          <w:right w:val="none" w:color="000000" w:sz="4" w:space="0"/>
         </w:tcBorders>
       </w:tcPr>
     </w:tblStylePr>
@@ -26697,12 +27479,12 @@
         <w:tblBorders/>
       </w:tblPr>
       <w:tcPr>
-        <w:shd w:color="ffffff"/>
+        <w:shd w:val="clear" w:color="ffffff"/>
         <w:tcBorders>
-          <w:top w:val="none"/>
+          <w:top w:val="none" w:color="000000" w:sz="4" w:space="0"/>
           <w:left w:val="single" w:color="000000" w:themeColor="accent2" w:themeTint="97" w:sz="4" w:space="0"/>
-          <w:bottom w:val="none"/>
-          <w:right w:val="none"/>
+          <w:bottom w:val="none" w:color="000000" w:sz="4" w:space="0"/>
+          <w:right w:val="none" w:color="000000" w:sz="4" w:space="0"/>
         </w:tcBorders>
       </w:tcPr>
     </w:tblStylePr>
@@ -26725,9 +27507,9 @@
         <w:shd w:val="clear" w:color="ffffff" w:themeColor="light1" w:fill="ffffff" w:themeFill="light1"/>
         <w:tcBorders>
           <w:top w:val="single" w:color="000000" w:themeColor="accent2" w:themeTint="97" w:sz="4" w:space="0"/>
-          <w:left w:val="none"/>
-          <w:bottom w:val="none"/>
-          <w:right w:val="none"/>
+          <w:left w:val="none" w:color="000000" w:sz="4" w:space="0"/>
+          <w:bottom w:val="none" w:color="000000" w:sz="4" w:space="0"/>
+          <w:right w:val="none" w:color="000000" w:sz="4" w:space="0"/>
         </w:tcBorders>
       </w:tcPr>
     </w:tblStylePr>
@@ -26802,9 +27584,9 @@
       </w:tcPr>
     </w:tblStylePr>
   </w:style>
-  <w:style w:type="table" w:styleId="113">
+  <w:style w:type="table" w:styleId="820">
     <w:name w:val="List Table 7 Colorful - Accent 3"/>
-    <w:basedOn w:val="730"/>
+    <w:basedOn w:val="883"/>
     <w:uiPriority w:val="99"/>
     <w:pPr>
       <w:pBdr/>
@@ -26903,11 +27685,11 @@
         <w:tblBorders/>
       </w:tblPr>
       <w:tcPr>
-        <w:shd w:color="ffffff"/>
+        <w:shd w:val="clear" w:color="ffffff"/>
         <w:tcBorders>
-          <w:top w:val="none"/>
-          <w:left w:val="none"/>
-          <w:bottom w:val="none"/>
+          <w:top w:val="none" w:color="000000" w:sz="4" w:space="0"/>
+          <w:left w:val="none" w:color="000000" w:sz="4" w:space="0"/>
+          <w:bottom w:val="none" w:color="000000" w:sz="4" w:space="0"/>
           <w:right w:val="single" w:color="000000" w:themeColor="accent3" w:themeTint="98" w:sz="4" w:space="0"/>
         </w:tcBorders>
       </w:tcPr>
@@ -26930,10 +27712,10 @@
       <w:tcPr>
         <w:shd w:val="clear" w:color="ffffff" w:themeColor="light1" w:fill="ffffff" w:themeFill="light1"/>
         <w:tcBorders>
-          <w:top w:val="none"/>
-          <w:left w:val="none"/>
+          <w:top w:val="none" w:color="000000" w:sz="4" w:space="0"/>
+          <w:left w:val="none" w:color="000000" w:sz="4" w:space="0"/>
           <w:bottom w:val="single" w:color="000000" w:themeColor="accent3" w:themeTint="98" w:sz="4" w:space="0"/>
-          <w:right w:val="none"/>
+          <w:right w:val="none" w:color="000000" w:sz="4" w:space="0"/>
         </w:tcBorders>
       </w:tcPr>
     </w:tblStylePr>
@@ -26953,12 +27735,12 @@
         <w:tblBorders/>
       </w:tblPr>
       <w:tcPr>
-        <w:shd w:color="ffffff"/>
+        <w:shd w:val="clear" w:color="ffffff"/>
         <w:tcBorders>
-          <w:top w:val="none"/>
+          <w:top w:val="none" w:color="000000" w:sz="4" w:space="0"/>
           <w:left w:val="single" w:color="000000" w:themeColor="accent3" w:themeTint="98" w:sz="4" w:space="0"/>
-          <w:bottom w:val="none"/>
-          <w:right w:val="none"/>
+          <w:bottom w:val="none" w:color="000000" w:sz="4" w:space="0"/>
+          <w:right w:val="none" w:color="000000" w:sz="4" w:space="0"/>
         </w:tcBorders>
       </w:tcPr>
     </w:tblStylePr>
@@ -26981,9 +27763,9 @@
         <w:shd w:val="clear" w:color="ffffff" w:themeColor="light1" w:fill="ffffff" w:themeFill="light1"/>
         <w:tcBorders>
           <w:top w:val="single" w:color="000000" w:themeColor="accent3" w:themeTint="98" w:sz="4" w:space="0"/>
-          <w:left w:val="none"/>
-          <w:bottom w:val="none"/>
-          <w:right w:val="none"/>
+          <w:left w:val="none" w:color="000000" w:sz="4" w:space="0"/>
+          <w:bottom w:val="none" w:color="000000" w:sz="4" w:space="0"/>
+          <w:right w:val="none" w:color="000000" w:sz="4" w:space="0"/>
         </w:tcBorders>
       </w:tcPr>
     </w:tblStylePr>
@@ -27058,9 +27840,9 @@
       </w:tcPr>
     </w:tblStylePr>
   </w:style>
-  <w:style w:type="table" w:styleId="114">
+  <w:style w:type="table" w:styleId="821">
     <w:name w:val="List Table 7 Colorful - Accent 4"/>
-    <w:basedOn w:val="730"/>
+    <w:basedOn w:val="883"/>
     <w:uiPriority w:val="99"/>
     <w:pPr>
       <w:pBdr/>
@@ -27159,11 +27941,11 @@
         <w:tblBorders/>
       </w:tblPr>
       <w:tcPr>
-        <w:shd w:color="ffffff"/>
+        <w:shd w:val="clear" w:color="ffffff"/>
         <w:tcBorders>
-          <w:top w:val="none"/>
-          <w:left w:val="none"/>
-          <w:bottom w:val="none"/>
+          <w:top w:val="none" w:color="000000" w:sz="4" w:space="0"/>
+          <w:left w:val="none" w:color="000000" w:sz="4" w:space="0"/>
+          <w:bottom w:val="none" w:color="000000" w:sz="4" w:space="0"/>
           <w:right w:val="single" w:color="000000" w:themeColor="accent4" w:themeTint="9A" w:sz="4" w:space="0"/>
         </w:tcBorders>
       </w:tcPr>
@@ -27186,10 +27968,10 @@
       <w:tcPr>
         <w:shd w:val="clear" w:color="ffffff" w:themeColor="light1" w:fill="ffffff" w:themeFill="light1"/>
         <w:tcBorders>
-          <w:top w:val="none"/>
-          <w:left w:val="none"/>
+          <w:top w:val="none" w:color="000000" w:sz="4" w:space="0"/>
+          <w:left w:val="none" w:color="000000" w:sz="4" w:space="0"/>
           <w:bottom w:val="single" w:color="000000" w:themeColor="accent4" w:themeTint="9A" w:sz="4" w:space="0"/>
-          <w:right w:val="none"/>
+          <w:right w:val="none" w:color="000000" w:sz="4" w:space="0"/>
         </w:tcBorders>
       </w:tcPr>
     </w:tblStylePr>
@@ -27209,12 +27991,12 @@
         <w:tblBorders/>
       </w:tblPr>
       <w:tcPr>
-        <w:shd w:color="ffffff"/>
+        <w:shd w:val="clear" w:color="ffffff"/>
         <w:tcBorders>
-          <w:top w:val="none"/>
+          <w:top w:val="none" w:color="000000" w:sz="4" w:space="0"/>
           <w:left w:val="single" w:color="000000" w:themeColor="accent4" w:themeTint="9A" w:sz="4" w:space="0"/>
-          <w:bottom w:val="none"/>
-          <w:right w:val="none"/>
+          <w:bottom w:val="none" w:color="000000" w:sz="4" w:space="0"/>
+          <w:right w:val="none" w:color="000000" w:sz="4" w:space="0"/>
         </w:tcBorders>
       </w:tcPr>
     </w:tblStylePr>
@@ -27237,9 +28019,9 @@
         <w:shd w:val="clear" w:color="ffffff" w:themeColor="light1" w:fill="ffffff" w:themeFill="light1"/>
         <w:tcBorders>
           <w:top w:val="single" w:color="000000" w:themeColor="accent4" w:themeTint="9A" w:sz="4" w:space="0"/>
-          <w:left w:val="none"/>
-          <w:bottom w:val="none"/>
-          <w:right w:val="none"/>
+          <w:left w:val="none" w:color="000000" w:sz="4" w:space="0"/>
+          <w:bottom w:val="none" w:color="000000" w:sz="4" w:space="0"/>
+          <w:right w:val="none" w:color="000000" w:sz="4" w:space="0"/>
         </w:tcBorders>
       </w:tcPr>
     </w:tblStylePr>
@@ -27314,9 +28096,9 @@
       </w:tcPr>
     </w:tblStylePr>
   </w:style>
-  <w:style w:type="table" w:styleId="115">
+  <w:style w:type="table" w:styleId="822">
     <w:name w:val="List Table 7 Colorful - Accent 5"/>
-    <w:basedOn w:val="730"/>
+    <w:basedOn w:val="883"/>
     <w:uiPriority w:val="99"/>
     <w:pPr>
       <w:pBdr/>
@@ -27415,11 +28197,11 @@
         <w:tblBorders/>
       </w:tblPr>
       <w:tcPr>
-        <w:shd w:color="ffffff"/>
+        <w:shd w:val="clear" w:color="ffffff"/>
         <w:tcBorders>
-          <w:top w:val="none"/>
-          <w:left w:val="none"/>
-          <w:bottom w:val="none"/>
+          <w:top w:val="none" w:color="000000" w:sz="4" w:space="0"/>
+          <w:left w:val="none" w:color="000000" w:sz="4" w:space="0"/>
+          <w:bottom w:val="none" w:color="000000" w:sz="4" w:space="0"/>
           <w:right w:val="single" w:color="000000" w:themeColor="accent5" w:themeTint="9A" w:sz="4" w:space="0"/>
         </w:tcBorders>
       </w:tcPr>
@@ -27442,10 +28224,10 @@
       <w:tcPr>
         <w:shd w:val="clear" w:color="ffffff" w:themeColor="light1" w:fill="ffffff" w:themeFill="light1"/>
         <w:tcBorders>
-          <w:top w:val="none"/>
-          <w:left w:val="none"/>
+          <w:top w:val="none" w:color="000000" w:sz="4" w:space="0"/>
+          <w:left w:val="none" w:color="000000" w:sz="4" w:space="0"/>
           <w:bottom w:val="single" w:color="000000" w:themeColor="accent5" w:themeTint="9A" w:sz="4" w:space="0"/>
-          <w:right w:val="none"/>
+          <w:right w:val="none" w:color="000000" w:sz="4" w:space="0"/>
         </w:tcBorders>
       </w:tcPr>
     </w:tblStylePr>
@@ -27465,12 +28247,12 @@
         <w:tblBorders/>
       </w:tblPr>
       <w:tcPr>
-        <w:shd w:color="ffffff"/>
+        <w:shd w:val="clear" w:color="ffffff"/>
         <w:tcBorders>
-          <w:top w:val="none"/>
+          <w:top w:val="none" w:color="000000" w:sz="4" w:space="0"/>
           <w:left w:val="single" w:color="000000" w:themeColor="accent5" w:themeTint="9A" w:sz="4" w:space="0"/>
-          <w:bottom w:val="none"/>
-          <w:right w:val="none"/>
+          <w:bottom w:val="none" w:color="000000" w:sz="4" w:space="0"/>
+          <w:right w:val="none" w:color="000000" w:sz="4" w:space="0"/>
         </w:tcBorders>
       </w:tcPr>
     </w:tblStylePr>
@@ -27493,9 +28275,9 @@
         <w:shd w:val="clear" w:color="ffffff" w:themeColor="light1" w:fill="ffffff" w:themeFill="light1"/>
         <w:tcBorders>
           <w:top w:val="single" w:color="000000" w:themeColor="accent5" w:themeTint="9A" w:sz="4" w:space="0"/>
-          <w:left w:val="none"/>
-          <w:bottom w:val="none"/>
-          <w:right w:val="none"/>
+          <w:left w:val="none" w:color="000000" w:sz="4" w:space="0"/>
+          <w:bottom w:val="none" w:color="000000" w:sz="4" w:space="0"/>
+          <w:right w:val="none" w:color="000000" w:sz="4" w:space="0"/>
         </w:tcBorders>
       </w:tcPr>
     </w:tblStylePr>
@@ -27570,9 +28352,9 @@
       </w:tcPr>
     </w:tblStylePr>
   </w:style>
-  <w:style w:type="table" w:styleId="116">
+  <w:style w:type="table" w:styleId="823">
     <w:name w:val="List Table 7 Colorful - Accent 6"/>
-    <w:basedOn w:val="730"/>
+    <w:basedOn w:val="883"/>
     <w:uiPriority w:val="99"/>
     <w:pPr>
       <w:pBdr/>
@@ -27671,11 +28453,11 @@
         <w:tblBorders/>
       </w:tblPr>
       <w:tcPr>
-        <w:shd w:color="ffffff"/>
+        <w:shd w:val="clear" w:color="ffffff"/>
         <w:tcBorders>
-          <w:top w:val="none"/>
-          <w:left w:val="none"/>
-          <w:bottom w:val="none"/>
+          <w:top w:val="none" w:color="000000" w:sz="4" w:space="0"/>
+          <w:left w:val="none" w:color="000000" w:sz="4" w:space="0"/>
+          <w:bottom w:val="none" w:color="000000" w:sz="4" w:space="0"/>
           <w:right w:val="single" w:color="000000" w:themeColor="accent6" w:themeTint="98" w:sz="4" w:space="0"/>
         </w:tcBorders>
       </w:tcPr>
@@ -27698,10 +28480,10 @@
       <w:tcPr>
         <w:shd w:val="clear" w:color="ffffff" w:themeColor="light1" w:fill="ffffff" w:themeFill="light1"/>
         <w:tcBorders>
-          <w:top w:val="none"/>
-          <w:left w:val="none"/>
+          <w:top w:val="none" w:color="000000" w:sz="4" w:space="0"/>
+          <w:left w:val="none" w:color="000000" w:sz="4" w:space="0"/>
           <w:bottom w:val="single" w:color="000000" w:themeColor="accent6" w:themeTint="98" w:sz="4" w:space="0"/>
-          <w:right w:val="none"/>
+          <w:right w:val="none" w:color="000000" w:sz="4" w:space="0"/>
         </w:tcBorders>
       </w:tcPr>
     </w:tblStylePr>
@@ -27721,12 +28503,12 @@
         <w:tblBorders/>
       </w:tblPr>
       <w:tcPr>
-        <w:shd w:color="ffffff"/>
+        <w:shd w:val="clear" w:color="ffffff"/>
         <w:tcBorders>
-          <w:top w:val="none"/>
+          <w:top w:val="none" w:color="000000" w:sz="4" w:space="0"/>
           <w:left w:val="single" w:color="000000" w:themeColor="accent6" w:themeTint="98" w:sz="4" w:space="0"/>
-          <w:bottom w:val="none"/>
-          <w:right w:val="none"/>
+          <w:bottom w:val="none" w:color="000000" w:sz="4" w:space="0"/>
+          <w:right w:val="none" w:color="000000" w:sz="4" w:space="0"/>
         </w:tcBorders>
       </w:tcPr>
     </w:tblStylePr>
@@ -27749,9 +28531,9 @@
         <w:shd w:val="clear" w:color="ffffff" w:themeColor="light1" w:fill="ffffff" w:themeFill="light1"/>
         <w:tcBorders>
           <w:top w:val="single" w:color="000000" w:themeColor="accent6" w:themeTint="98" w:sz="4" w:space="0"/>
-          <w:left w:val="none"/>
-          <w:bottom w:val="none"/>
-          <w:right w:val="none"/>
+          <w:left w:val="none" w:color="000000" w:sz="4" w:space="0"/>
+          <w:bottom w:val="none" w:color="000000" w:sz="4" w:space="0"/>
+          <w:right w:val="none" w:color="000000" w:sz="4" w:space="0"/>
         </w:tcBorders>
       </w:tcPr>
     </w:tblStylePr>
@@ -27826,9 +28608,9 @@
       </w:tcPr>
     </w:tblStylePr>
   </w:style>
-  <w:style w:type="table" w:styleId="117">
+  <w:style w:type="table" w:styleId="824">
     <w:name w:val="Lined - Accent"/>
-    <w:basedOn w:val="730"/>
+    <w:basedOn w:val="883"/>
     <w:uiPriority w:val="99"/>
     <w:pPr>
       <w:pBdr/>
@@ -28063,9 +28845,9 @@
       </w:tcPr>
     </w:tblStylePr>
   </w:style>
-  <w:style w:type="table" w:styleId="118">
+  <w:style w:type="table" w:styleId="825">
     <w:name w:val="Lined - Accent 1"/>
-    <w:basedOn w:val="730"/>
+    <w:basedOn w:val="883"/>
     <w:uiPriority w:val="99"/>
     <w:pPr>
       <w:pBdr/>
@@ -28300,9 +29082,9 @@
       </w:tcPr>
     </w:tblStylePr>
   </w:style>
-  <w:style w:type="table" w:styleId="119">
+  <w:style w:type="table" w:styleId="826">
     <w:name w:val="Lined - Accent 2"/>
-    <w:basedOn w:val="730"/>
+    <w:basedOn w:val="883"/>
     <w:uiPriority w:val="99"/>
     <w:pPr>
       <w:pBdr/>
@@ -28537,9 +29319,9 @@
       </w:tcPr>
     </w:tblStylePr>
   </w:style>
-  <w:style w:type="table" w:styleId="120">
+  <w:style w:type="table" w:styleId="827">
     <w:name w:val="Lined - Accent 3"/>
-    <w:basedOn w:val="730"/>
+    <w:basedOn w:val="883"/>
     <w:uiPriority w:val="99"/>
     <w:pPr>
       <w:pBdr/>
@@ -28774,9 +29556,9 @@
       </w:tcPr>
     </w:tblStylePr>
   </w:style>
-  <w:style w:type="table" w:styleId="121">
+  <w:style w:type="table" w:styleId="828">
     <w:name w:val="Lined - Accent 4"/>
-    <w:basedOn w:val="730"/>
+    <w:basedOn w:val="883"/>
     <w:uiPriority w:val="99"/>
     <w:pPr>
       <w:pBdr/>
@@ -29011,9 +29793,9 @@
       </w:tcPr>
     </w:tblStylePr>
   </w:style>
-  <w:style w:type="table" w:styleId="122">
+  <w:style w:type="table" w:styleId="829">
     <w:name w:val="Lined - Accent 5"/>
-    <w:basedOn w:val="730"/>
+    <w:basedOn w:val="883"/>
     <w:uiPriority w:val="99"/>
     <w:pPr>
       <w:pBdr/>
@@ -29248,9 +30030,9 @@
       </w:tcPr>
     </w:tblStylePr>
   </w:style>
-  <w:style w:type="table" w:styleId="123">
+  <w:style w:type="table" w:styleId="830">
     <w:name w:val="Lined - Accent 6"/>
-    <w:basedOn w:val="730"/>
+    <w:basedOn w:val="883"/>
     <w:uiPriority w:val="99"/>
     <w:pPr>
       <w:pBdr/>
@@ -29485,9 +30267,9 @@
       </w:tcPr>
     </w:tblStylePr>
   </w:style>
-  <w:style w:type="table" w:styleId="124">
+  <w:style w:type="table" w:styleId="831">
     <w:name w:val="Bordered &amp; Lined - Accent"/>
-    <w:basedOn w:val="730"/>
+    <w:basedOn w:val="883"/>
     <w:uiPriority w:val="99"/>
     <w:pPr>
       <w:pBdr/>
@@ -29729,9 +30511,9 @@
       </w:tcPr>
     </w:tblStylePr>
   </w:style>
-  <w:style w:type="table" w:styleId="125">
+  <w:style w:type="table" w:styleId="832">
     <w:name w:val="Bordered &amp; Lined - Accent 1"/>
-    <w:basedOn w:val="730"/>
+    <w:basedOn w:val="883"/>
     <w:uiPriority w:val="99"/>
     <w:pPr>
       <w:pBdr/>
@@ -29973,9 +30755,9 @@
       </w:tcPr>
     </w:tblStylePr>
   </w:style>
-  <w:style w:type="table" w:styleId="126">
+  <w:style w:type="table" w:styleId="833">
     <w:name w:val="Bordered &amp; Lined - Accent 2"/>
-    <w:basedOn w:val="730"/>
+    <w:basedOn w:val="883"/>
     <w:uiPriority w:val="99"/>
     <w:pPr>
       <w:pBdr/>
@@ -30217,9 +30999,9 @@
       </w:tcPr>
     </w:tblStylePr>
   </w:style>
-  <w:style w:type="table" w:styleId="127">
+  <w:style w:type="table" w:styleId="834">
     <w:name w:val="Bordered &amp; Lined - Accent 3"/>
-    <w:basedOn w:val="730"/>
+    <w:basedOn w:val="883"/>
     <w:uiPriority w:val="99"/>
     <w:pPr>
       <w:pBdr/>
@@ -30461,9 +31243,9 @@
       </w:tcPr>
     </w:tblStylePr>
   </w:style>
-  <w:style w:type="table" w:styleId="128">
+  <w:style w:type="table" w:styleId="835">
     <w:name w:val="Bordered &amp; Lined - Accent 4"/>
-    <w:basedOn w:val="730"/>
+    <w:basedOn w:val="883"/>
     <w:uiPriority w:val="99"/>
     <w:pPr>
       <w:pBdr/>
@@ -30705,9 +31487,9 @@
       </w:tcPr>
     </w:tblStylePr>
   </w:style>
-  <w:style w:type="table" w:styleId="129">
+  <w:style w:type="table" w:styleId="836">
     <w:name w:val="Bordered &amp; Lined - Accent 5"/>
-    <w:basedOn w:val="730"/>
+    <w:basedOn w:val="883"/>
     <w:uiPriority w:val="99"/>
     <w:pPr>
       <w:pBdr/>
@@ -30949,9 +31731,9 @@
       </w:tcPr>
     </w:tblStylePr>
   </w:style>
-  <w:style w:type="table" w:styleId="130">
+  <w:style w:type="table" w:styleId="837">
     <w:name w:val="Bordered &amp; Lined - Accent 6"/>
-    <w:basedOn w:val="730"/>
+    <w:basedOn w:val="883"/>
     <w:uiPriority w:val="99"/>
     <w:pPr>
       <w:pBdr/>
@@ -31193,9 +31975,9 @@
       </w:tcPr>
     </w:tblStylePr>
   </w:style>
-  <w:style w:type="table" w:styleId="131">
+  <w:style w:type="table" w:styleId="838">
     <w:name w:val="Bordered"/>
-    <w:basedOn w:val="730"/>
+    <w:basedOn w:val="883"/>
     <w:uiPriority w:val="99"/>
     <w:pPr>
       <w:pBdr/>
@@ -31424,9 +32206,9 @@
       </w:tcPr>
     </w:tblStylePr>
   </w:style>
-  <w:style w:type="table" w:styleId="132">
+  <w:style w:type="table" w:styleId="839">
     <w:name w:val="Bordered - Accent 1"/>
-    <w:basedOn w:val="730"/>
+    <w:basedOn w:val="883"/>
     <w:uiPriority w:val="99"/>
     <w:pPr>
       <w:pBdr/>
@@ -31655,9 +32437,9 @@
       </w:tcPr>
     </w:tblStylePr>
   </w:style>
-  <w:style w:type="table" w:styleId="133">
+  <w:style w:type="table" w:styleId="840">
     <w:name w:val="Bordered - Accent 2"/>
-    <w:basedOn w:val="730"/>
+    <w:basedOn w:val="883"/>
     <w:uiPriority w:val="99"/>
     <w:pPr>
       <w:pBdr/>
@@ -31886,9 +32668,9 @@
       </w:tcPr>
     </w:tblStylePr>
   </w:style>
-  <w:style w:type="table" w:styleId="134">
+  <w:style w:type="table" w:styleId="841">
     <w:name w:val="Bordered - Accent 3"/>
-    <w:basedOn w:val="730"/>
+    <w:basedOn w:val="883"/>
     <w:uiPriority w:val="99"/>
     <w:pPr>
       <w:pBdr/>
@@ -32117,9 +32899,9 @@
       </w:tcPr>
     </w:tblStylePr>
   </w:style>
-  <w:style w:type="table" w:styleId="135">
+  <w:style w:type="table" w:styleId="842">
     <w:name w:val="Bordered - Accent 4"/>
-    <w:basedOn w:val="730"/>
+    <w:basedOn w:val="883"/>
     <w:uiPriority w:val="99"/>
     <w:pPr>
       <w:pBdr/>
@@ -32348,9 +33130,9 @@
       </w:tcPr>
     </w:tblStylePr>
   </w:style>
-  <w:style w:type="table" w:styleId="136">
+  <w:style w:type="table" w:styleId="843">
     <w:name w:val="Bordered - Accent 5"/>
-    <w:basedOn w:val="730"/>
+    <w:basedOn w:val="883"/>
     <w:uiPriority w:val="99"/>
     <w:pPr>
       <w:pBdr/>
@@ -32579,9 +33361,9 @@
       </w:tcPr>
     </w:tblStylePr>
   </w:style>
-  <w:style w:type="table" w:styleId="137">
+  <w:style w:type="table" w:styleId="844">
     <w:name w:val="Bordered - Accent 6"/>
-    <w:basedOn w:val="730"/>
+    <w:basedOn w:val="883"/>
     <w:uiPriority w:val="99"/>
     <w:pPr>
       <w:pBdr/>
@@ -32810,9 +33592,9 @@
       </w:tcPr>
     </w:tblStylePr>
   </w:style>
-  <w:style w:type="paragraph" w:styleId="170">
+  <w:style w:type="paragraph" w:styleId="845">
     <w:name w:val="No Spacing"/>
-    <w:basedOn w:val="719"/>
+    <w:basedOn w:val="872"/>
     <w:uiPriority w:val="1"/>
     <w:qFormat/>
     <w:pPr>
@@ -32821,9 +33603,9 @@
       <w:ind/>
     </w:pPr>
   </w:style>
-  <w:style w:type="character" w:styleId="171">
+  <w:style w:type="character" w:styleId="846">
     <w:name w:val="Subtle Emphasis"/>
-    <w:basedOn w:val="729"/>
+    <w:basedOn w:val="882"/>
     <w:uiPriority w:val="19"/>
     <w:qFormat/>
     <w:pPr>
@@ -32837,9 +33619,9 @@
       <w:color w:val="404040" w:themeColor="text1" w:themeTint="BF"/>
     </w:rPr>
   </w:style>
-  <w:style w:type="character" w:styleId="172">
+  <w:style w:type="character" w:styleId="847">
     <w:name w:val="Emphasis"/>
-    <w:basedOn w:val="729"/>
+    <w:basedOn w:val="882"/>
     <w:uiPriority w:val="20"/>
     <w:qFormat/>
     <w:pPr>
@@ -32852,9 +33634,9 @@
       <w:iCs/>
     </w:rPr>
   </w:style>
-  <w:style w:type="character" w:styleId="173">
+  <w:style w:type="character" w:styleId="848">
     <w:name w:val="Strong"/>
-    <w:basedOn w:val="729"/>
+    <w:basedOn w:val="882"/>
     <w:uiPriority w:val="22"/>
     <w:qFormat/>
     <w:pPr>
@@ -32867,9 +33649,9 @@
       <w:bCs/>
     </w:rPr>
   </w:style>
-  <w:style w:type="character" w:styleId="174">
+  <w:style w:type="character" w:styleId="849">
     <w:name w:val="Subtle Reference"/>
-    <w:basedOn w:val="729"/>
+    <w:basedOn w:val="882"/>
     <w:uiPriority w:val="31"/>
     <w:qFormat/>
     <w:pPr>
@@ -32882,9 +33664,9 @@
       <w:color w:val="5a5a5a" w:themeColor="text1" w:themeTint="A5"/>
     </w:rPr>
   </w:style>
-  <w:style w:type="character" w:styleId="175">
+  <w:style w:type="character" w:styleId="850">
     <w:name w:val="Book Title"/>
-    <w:basedOn w:val="729"/>
+    <w:basedOn w:val="882"/>
     <w:uiPriority w:val="33"/>
     <w:qFormat/>
     <w:pPr>
@@ -32900,10 +33682,10 @@
       <w:spacing w:val="5"/>
     </w:rPr>
   </w:style>
-  <w:style w:type="paragraph" w:styleId="180">
+  <w:style w:type="paragraph" w:styleId="851">
     <w:name w:val="Caption"/>
-    <w:basedOn w:val="719"/>
-    <w:next w:val="719"/>
+    <w:basedOn w:val="872"/>
+    <w:next w:val="872"/>
     <w:uiPriority w:val="35"/>
     <w:unhideWhenUsed/>
     <w:qFormat/>
@@ -32920,10 +33702,10 @@
       <w:szCs w:val="18"/>
     </w:rPr>
   </w:style>
-  <w:style w:type="paragraph" w:styleId="181">
+  <w:style w:type="paragraph" w:styleId="852">
     <w:name w:val="footnote text"/>
-    <w:basedOn w:val="719"/>
-    <w:link w:val="182"/>
+    <w:basedOn w:val="872"/>
+    <w:link w:val="853"/>
     <w:uiPriority w:val="99"/>
     <w:semiHidden/>
     <w:unhideWhenUsed/>
@@ -32937,10 +33719,10 @@
       <w:szCs w:val="20"/>
     </w:rPr>
   </w:style>
-  <w:style w:type="character" w:styleId="182">
+  <w:style w:type="character" w:styleId="853">
     <w:name w:val="Footnote Text Char"/>
-    <w:basedOn w:val="729"/>
-    <w:link w:val="181"/>
+    <w:basedOn w:val="882"/>
+    <w:link w:val="852"/>
     <w:uiPriority w:val="99"/>
     <w:semiHidden/>
     <w:pPr>
@@ -32953,9 +33735,9 @@
       <w:szCs w:val="20"/>
     </w:rPr>
   </w:style>
-  <w:style w:type="character" w:styleId="183">
+  <w:style w:type="character" w:styleId="854">
     <w:name w:val="footnote reference"/>
-    <w:basedOn w:val="729"/>
+    <w:basedOn w:val="882"/>
     <w:uiPriority w:val="99"/>
     <w:semiHidden/>
     <w:unhideWhenUsed/>
@@ -32968,10 +33750,10 @@
       <w:vertAlign w:val="superscript"/>
     </w:rPr>
   </w:style>
-  <w:style w:type="paragraph" w:styleId="184">
+  <w:style w:type="paragraph" w:styleId="855">
     <w:name w:val="endnote text"/>
-    <w:basedOn w:val="719"/>
-    <w:link w:val="185"/>
+    <w:basedOn w:val="872"/>
+    <w:link w:val="856"/>
     <w:uiPriority w:val="99"/>
     <w:semiHidden/>
     <w:unhideWhenUsed/>
@@ -32985,10 +33767,10 @@
       <w:szCs w:val="20"/>
     </w:rPr>
   </w:style>
-  <w:style w:type="character" w:styleId="185">
+  <w:style w:type="character" w:styleId="856">
     <w:name w:val="Endnote Text Char"/>
-    <w:basedOn w:val="729"/>
-    <w:link w:val="184"/>
+    <w:basedOn w:val="882"/>
+    <w:link w:val="855"/>
     <w:uiPriority w:val="99"/>
     <w:semiHidden/>
     <w:pPr>
@@ -33001,9 +33783,9 @@
       <w:szCs w:val="20"/>
     </w:rPr>
   </w:style>
-  <w:style w:type="character" w:styleId="186">
+  <w:style w:type="character" w:styleId="857">
     <w:name w:val="endnote reference"/>
-    <w:basedOn w:val="729"/>
+    <w:basedOn w:val="882"/>
     <w:uiPriority w:val="99"/>
     <w:semiHidden/>
     <w:unhideWhenUsed/>
@@ -33016,9 +33798,9 @@
       <w:vertAlign w:val="superscript"/>
     </w:rPr>
   </w:style>
-  <w:style w:type="character" w:styleId="187">
+  <w:style w:type="character" w:styleId="858">
     <w:name w:val="Hyperlink"/>
-    <w:basedOn w:val="729"/>
+    <w:basedOn w:val="882"/>
     <w:uiPriority w:val="99"/>
     <w:unhideWhenUsed/>
     <w:pPr>
@@ -33031,9 +33813,9 @@
       <w:u w:val="single"/>
     </w:rPr>
   </w:style>
-  <w:style w:type="character" w:styleId="188">
+  <w:style w:type="character" w:styleId="859">
     <w:name w:val="FollowedHyperlink"/>
-    <w:basedOn w:val="729"/>
+    <w:basedOn w:val="882"/>
     <w:uiPriority w:val="99"/>
     <w:semiHidden/>
     <w:unhideWhenUsed/>
@@ -33047,10 +33829,10 @@
       <w:u w:val="single"/>
     </w:rPr>
   </w:style>
-  <w:style w:type="paragraph" w:styleId="189">
+  <w:style w:type="paragraph" w:styleId="860">
     <w:name w:val="toc 1"/>
-    <w:basedOn w:val="719"/>
-    <w:next w:val="719"/>
+    <w:basedOn w:val="872"/>
+    <w:next w:val="872"/>
     <w:uiPriority w:val="39"/>
     <w:unhideWhenUsed/>
     <w:pPr>
@@ -33059,10 +33841,10 @@
       <w:ind/>
     </w:pPr>
   </w:style>
-  <w:style w:type="paragraph" w:styleId="190">
+  <w:style w:type="paragraph" w:styleId="861">
     <w:name w:val="toc 2"/>
-    <w:basedOn w:val="719"/>
-    <w:next w:val="719"/>
+    <w:basedOn w:val="872"/>
+    <w:next w:val="872"/>
     <w:uiPriority w:val="39"/>
     <w:unhideWhenUsed/>
     <w:pPr>
@@ -33071,10 +33853,10 @@
       <w:ind w:left="220"/>
     </w:pPr>
   </w:style>
-  <w:style w:type="paragraph" w:styleId="191">
+  <w:style w:type="paragraph" w:styleId="862">
     <w:name w:val="toc 3"/>
-    <w:basedOn w:val="719"/>
-    <w:next w:val="719"/>
+    <w:basedOn w:val="872"/>
+    <w:next w:val="872"/>
     <w:uiPriority w:val="39"/>
     <w:unhideWhenUsed/>
     <w:pPr>
@@ -33083,10 +33865,10 @@
       <w:ind w:left="440"/>
     </w:pPr>
   </w:style>
-  <w:style w:type="paragraph" w:styleId="192">
+  <w:style w:type="paragraph" w:styleId="863">
     <w:name w:val="toc 4"/>
-    <w:basedOn w:val="719"/>
-    <w:next w:val="719"/>
+    <w:basedOn w:val="872"/>
+    <w:next w:val="872"/>
     <w:uiPriority w:val="39"/>
     <w:unhideWhenUsed/>
     <w:pPr>
@@ -33095,10 +33877,10 @@
       <w:ind w:left="660"/>
     </w:pPr>
   </w:style>
-  <w:style w:type="paragraph" w:styleId="193">
+  <w:style w:type="paragraph" w:styleId="864">
     <w:name w:val="toc 5"/>
-    <w:basedOn w:val="719"/>
-    <w:next w:val="719"/>
+    <w:basedOn w:val="872"/>
+    <w:next w:val="872"/>
     <w:uiPriority w:val="39"/>
     <w:unhideWhenUsed/>
     <w:pPr>
@@ -33107,10 +33889,10 @@
       <w:ind w:left="880"/>
     </w:pPr>
   </w:style>
-  <w:style w:type="paragraph" w:styleId="194">
+  <w:style w:type="paragraph" w:styleId="865">
     <w:name w:val="toc 6"/>
-    <w:basedOn w:val="719"/>
-    <w:next w:val="719"/>
+    <w:basedOn w:val="872"/>
+    <w:next w:val="872"/>
     <w:uiPriority w:val="39"/>
     <w:unhideWhenUsed/>
     <w:pPr>
@@ -33119,10 +33901,10 @@
       <w:ind w:left="1100"/>
     </w:pPr>
   </w:style>
-  <w:style w:type="paragraph" w:styleId="195">
+  <w:style w:type="paragraph" w:styleId="866">
     <w:name w:val="toc 7"/>
-    <w:basedOn w:val="719"/>
-    <w:next w:val="719"/>
+    <w:basedOn w:val="872"/>
+    <w:next w:val="872"/>
     <w:uiPriority w:val="39"/>
     <w:unhideWhenUsed/>
     <w:pPr>
@@ -33131,10 +33913,10 @@
       <w:ind w:left="1320"/>
     </w:pPr>
   </w:style>
-  <w:style w:type="paragraph" w:styleId="196">
+  <w:style w:type="paragraph" w:styleId="867">
     <w:name w:val="toc 8"/>
-    <w:basedOn w:val="719"/>
-    <w:next w:val="719"/>
+    <w:basedOn w:val="872"/>
+    <w:next w:val="872"/>
     <w:uiPriority w:val="39"/>
     <w:unhideWhenUsed/>
     <w:pPr>
@@ -33143,10 +33925,10 @@
       <w:ind w:left="1540"/>
     </w:pPr>
   </w:style>
-  <w:style w:type="paragraph" w:styleId="197">
+  <w:style w:type="paragraph" w:styleId="868">
     <w:name w:val="toc 9"/>
-    <w:basedOn w:val="719"/>
-    <w:next w:val="719"/>
+    <w:basedOn w:val="872"/>
+    <w:next w:val="872"/>
     <w:uiPriority w:val="39"/>
     <w:unhideWhenUsed/>
     <w:pPr>
@@ -33155,9 +33937,9 @@
       <w:ind w:left="1760"/>
     </w:pPr>
   </w:style>
-  <w:style w:type="character" w:styleId="198">
+  <w:style w:type="character" w:styleId="869">
     <w:name w:val="Placeholder Text"/>
-    <w:basedOn w:val="729"/>
+    <w:basedOn w:val="882"/>
     <w:uiPriority w:val="99"/>
     <w:semiHidden/>
     <w:pPr>
@@ -33169,7 +33951,7 @@
       <w:color w:val="666666"/>
     </w:rPr>
   </w:style>
-  <w:style w:type="paragraph" w:styleId="208">
+  <w:style w:type="paragraph" w:styleId="870">
     <w:name w:val="TOC Heading"/>
     <w:uiPriority w:val="39"/>
     <w:unhideWhenUsed/>
@@ -33179,10 +33961,10 @@
       <w:ind/>
     </w:pPr>
   </w:style>
-  <w:style w:type="paragraph" w:styleId="209">
+  <w:style w:type="paragraph" w:styleId="871">
     <w:name w:val="table of figures"/>
-    <w:basedOn w:val="719"/>
-    <w:next w:val="719"/>
+    <w:basedOn w:val="872"/>
+    <w:next w:val="872"/>
     <w:uiPriority w:val="99"/>
     <w:unhideWhenUsed/>
     <w:pPr>
@@ -33191,7 +33973,7 @@
       <w:ind/>
     </w:pPr>
   </w:style>
-  <w:style w:type="paragraph" w:styleId="719" w:default="1">
+  <w:style w:type="paragraph" w:styleId="872" w:default="1">
     <w:name w:val="Normal"/>
     <w:qFormat/>
     <w:pPr>
@@ -33207,11 +33989,11 @@
       <w14:ligatures w14:val="none"/>
     </w:rPr>
   </w:style>
-  <w:style w:type="paragraph" w:styleId="720">
+  <w:style w:type="paragraph" w:styleId="873">
     <w:name w:val="Heading 1"/>
-    <w:basedOn w:val="719"/>
-    <w:next w:val="719"/>
-    <w:link w:val="732"/>
+    <w:basedOn w:val="872"/>
+    <w:next w:val="872"/>
+    <w:link w:val="885"/>
     <w:uiPriority w:val="9"/>
     <w:qFormat/>
     <w:pPr>
@@ -33231,11 +34013,11 @@
       <w14:ligatures w14:val="standardContextual"/>
     </w:rPr>
   </w:style>
-  <w:style w:type="paragraph" w:styleId="721">
+  <w:style w:type="paragraph" w:styleId="874">
     <w:name w:val="Heading 2"/>
-    <w:basedOn w:val="719"/>
-    <w:next w:val="719"/>
-    <w:link w:val="733"/>
+    <w:basedOn w:val="872"/>
+    <w:next w:val="872"/>
+    <w:link w:val="886"/>
     <w:uiPriority w:val="9"/>
     <w:unhideWhenUsed/>
     <w:qFormat/>
@@ -33256,11 +34038,11 @@
       <w14:ligatures w14:val="standardContextual"/>
     </w:rPr>
   </w:style>
-  <w:style w:type="paragraph" w:styleId="722">
+  <w:style w:type="paragraph" w:styleId="875">
     <w:name w:val="Heading 3"/>
-    <w:basedOn w:val="719"/>
-    <w:next w:val="719"/>
-    <w:link w:val="734"/>
+    <w:basedOn w:val="872"/>
+    <w:next w:val="872"/>
+    <w:link w:val="887"/>
     <w:uiPriority w:val="9"/>
     <w:semiHidden/>
     <w:unhideWhenUsed/>
@@ -33282,11 +34064,11 @@
       <w14:ligatures w14:val="standardContextual"/>
     </w:rPr>
   </w:style>
-  <w:style w:type="paragraph" w:styleId="723">
+  <w:style w:type="paragraph" w:styleId="876">
     <w:name w:val="Heading 4"/>
-    <w:basedOn w:val="719"/>
-    <w:next w:val="719"/>
-    <w:link w:val="735"/>
+    <w:basedOn w:val="872"/>
+    <w:next w:val="872"/>
+    <w:link w:val="888"/>
     <w:uiPriority w:val="9"/>
     <w:semiHidden/>
     <w:unhideWhenUsed/>
@@ -33310,11 +34092,11 @@
       <w14:ligatures w14:val="standardContextual"/>
     </w:rPr>
   </w:style>
-  <w:style w:type="paragraph" w:styleId="724">
+  <w:style w:type="paragraph" w:styleId="877">
     <w:name w:val="Heading 5"/>
-    <w:basedOn w:val="719"/>
-    <w:next w:val="719"/>
-    <w:link w:val="736"/>
+    <w:basedOn w:val="872"/>
+    <w:next w:val="872"/>
+    <w:link w:val="889"/>
     <w:uiPriority w:val="9"/>
     <w:semiHidden/>
     <w:unhideWhenUsed/>
@@ -33336,11 +34118,11 @@
       <w14:ligatures w14:val="standardContextual"/>
     </w:rPr>
   </w:style>
-  <w:style w:type="paragraph" w:styleId="725">
+  <w:style w:type="paragraph" w:styleId="878">
     <w:name w:val="Heading 6"/>
-    <w:basedOn w:val="719"/>
-    <w:next w:val="719"/>
-    <w:link w:val="737"/>
+    <w:basedOn w:val="872"/>
+    <w:next w:val="872"/>
+    <w:link w:val="890"/>
     <w:uiPriority w:val="9"/>
     <w:semiHidden/>
     <w:unhideWhenUsed/>
@@ -33364,11 +34146,11 @@
       <w14:ligatures w14:val="standardContextual"/>
     </w:rPr>
   </w:style>
-  <w:style w:type="paragraph" w:styleId="726">
+  <w:style w:type="paragraph" w:styleId="879">
     <w:name w:val="Heading 7"/>
-    <w:basedOn w:val="719"/>
-    <w:next w:val="719"/>
-    <w:link w:val="738"/>
+    <w:basedOn w:val="872"/>
+    <w:next w:val="872"/>
+    <w:link w:val="891"/>
     <w:uiPriority w:val="9"/>
     <w:semiHidden/>
     <w:unhideWhenUsed/>
@@ -33390,11 +34172,11 @@
       <w14:ligatures w14:val="standardContextual"/>
     </w:rPr>
   </w:style>
-  <w:style w:type="paragraph" w:styleId="727">
+  <w:style w:type="paragraph" w:styleId="880">
     <w:name w:val="Heading 8"/>
-    <w:basedOn w:val="719"/>
-    <w:next w:val="719"/>
-    <w:link w:val="739"/>
+    <w:basedOn w:val="872"/>
+    <w:next w:val="872"/>
+    <w:link w:val="892"/>
     <w:uiPriority w:val="9"/>
     <w:semiHidden/>
     <w:unhideWhenUsed/>
@@ -33418,11 +34200,11 @@
       <w14:ligatures w14:val="standardContextual"/>
     </w:rPr>
   </w:style>
-  <w:style w:type="paragraph" w:styleId="728">
+  <w:style w:type="paragraph" w:styleId="881">
     <w:name w:val="Heading 9"/>
-    <w:basedOn w:val="719"/>
-    <w:next w:val="719"/>
-    <w:link w:val="740"/>
+    <w:basedOn w:val="872"/>
+    <w:next w:val="872"/>
+    <w:link w:val="893"/>
     <w:uiPriority w:val="9"/>
     <w:semiHidden/>
     <w:unhideWhenUsed/>
@@ -33444,7 +34226,7 @@
       <w14:ligatures w14:val="standardContextual"/>
     </w:rPr>
   </w:style>
-  <w:style w:type="character" w:styleId="729" w:default="1">
+  <w:style w:type="character" w:styleId="882" w:default="1">
     <w:name w:val="Default Paragraph Font"/>
     <w:uiPriority w:val="1"/>
     <w:semiHidden/>
@@ -33455,7 +34237,7 @@
       <w:ind/>
     </w:pPr>
   </w:style>
-  <w:style w:type="table" w:styleId="730" w:default="1">
+  <w:style w:type="table" w:styleId="883" w:default="1">
     <w:name w:val="Normal Table"/>
     <w:uiPriority w:val="99"/>
     <w:semiHidden/>
@@ -33648,7 +34430,7 @@
       </w:tcPr>
     </w:tblStylePr>
   </w:style>
-  <w:style w:type="numbering" w:styleId="731" w:default="1">
+  <w:style w:type="numbering" w:styleId="884" w:default="1">
     <w:name w:val="No List"/>
     <w:uiPriority w:val="99"/>
     <w:semiHidden/>
@@ -33659,10 +34441,10 @@
       <w:ind/>
     </w:pPr>
   </w:style>
-  <w:style w:type="character" w:styleId="732" w:customStyle="1">
+  <w:style w:type="character" w:styleId="885" w:customStyle="1">
     <w:name w:val="Heading 1 Char"/>
-    <w:basedOn w:val="729"/>
-    <w:link w:val="720"/>
+    <w:basedOn w:val="882"/>
+    <w:link w:val="873"/>
     <w:uiPriority w:val="9"/>
     <w:pPr>
       <w:pBdr/>
@@ -33676,10 +34458,10 @@
       <w:szCs w:val="40"/>
     </w:rPr>
   </w:style>
-  <w:style w:type="character" w:styleId="733" w:customStyle="1">
+  <w:style w:type="character" w:styleId="886" w:customStyle="1">
     <w:name w:val="Heading 2 Char"/>
-    <w:basedOn w:val="729"/>
-    <w:link w:val="721"/>
+    <w:basedOn w:val="882"/>
+    <w:link w:val="874"/>
     <w:uiPriority w:val="9"/>
     <w:pPr>
       <w:pBdr/>
@@ -33693,10 +34475,10 @@
       <w:szCs w:val="32"/>
     </w:rPr>
   </w:style>
-  <w:style w:type="character" w:styleId="734" w:customStyle="1">
+  <w:style w:type="character" w:styleId="887" w:customStyle="1">
     <w:name w:val="Heading 3 Char"/>
-    <w:basedOn w:val="729"/>
-    <w:link w:val="722"/>
+    <w:basedOn w:val="882"/>
+    <w:link w:val="875"/>
     <w:uiPriority w:val="9"/>
     <w:semiHidden/>
     <w:pPr>
@@ -33711,10 +34493,10 @@
       <w:szCs w:val="28"/>
     </w:rPr>
   </w:style>
-  <w:style w:type="character" w:styleId="735" w:customStyle="1">
+  <w:style w:type="character" w:styleId="888" w:customStyle="1">
     <w:name w:val="Heading 4 Char"/>
-    <w:basedOn w:val="729"/>
-    <w:link w:val="723"/>
+    <w:basedOn w:val="882"/>
+    <w:link w:val="876"/>
     <w:uiPriority w:val="9"/>
     <w:semiHidden/>
     <w:pPr>
@@ -33729,10 +34511,10 @@
       <w:color w:val="0f4761" w:themeColor="accent1" w:themeShade="BF"/>
     </w:rPr>
   </w:style>
-  <w:style w:type="character" w:styleId="736" w:customStyle="1">
+  <w:style w:type="character" w:styleId="889" w:customStyle="1">
     <w:name w:val="Heading 5 Char"/>
-    <w:basedOn w:val="729"/>
-    <w:link w:val="724"/>
+    <w:basedOn w:val="882"/>
+    <w:link w:val="877"/>
     <w:uiPriority w:val="9"/>
     <w:semiHidden/>
     <w:pPr>
@@ -33745,10 +34527,10 @@
       <w:color w:val="0f4761" w:themeColor="accent1" w:themeShade="BF"/>
     </w:rPr>
   </w:style>
-  <w:style w:type="character" w:styleId="737" w:customStyle="1">
+  <w:style w:type="character" w:styleId="890" w:customStyle="1">
     <w:name w:val="Heading 6 Char"/>
-    <w:basedOn w:val="729"/>
-    <w:link w:val="725"/>
+    <w:basedOn w:val="882"/>
+    <w:link w:val="878"/>
     <w:uiPriority w:val="9"/>
     <w:semiHidden/>
     <w:pPr>
@@ -33763,10 +34545,10 @@
       <w:color w:val="595959" w:themeColor="text1" w:themeTint="A6"/>
     </w:rPr>
   </w:style>
-  <w:style w:type="character" w:styleId="738" w:customStyle="1">
+  <w:style w:type="character" w:styleId="891" w:customStyle="1">
     <w:name w:val="Heading 7 Char"/>
-    <w:basedOn w:val="729"/>
-    <w:link w:val="726"/>
+    <w:basedOn w:val="882"/>
+    <w:link w:val="879"/>
     <w:uiPriority w:val="9"/>
     <w:semiHidden/>
     <w:pPr>
@@ -33779,10 +34561,10 @@
       <w:color w:val="595959" w:themeColor="text1" w:themeTint="A6"/>
     </w:rPr>
   </w:style>
-  <w:style w:type="character" w:styleId="739" w:customStyle="1">
+  <w:style w:type="character" w:styleId="892" w:customStyle="1">
     <w:name w:val="Heading 8 Char"/>
-    <w:basedOn w:val="729"/>
-    <w:link w:val="727"/>
+    <w:basedOn w:val="882"/>
+    <w:link w:val="880"/>
     <w:uiPriority w:val="9"/>
     <w:semiHidden/>
     <w:pPr>
@@ -33797,10 +34579,10 @@
       <w:color w:val="272727" w:themeColor="text1" w:themeTint="D8"/>
     </w:rPr>
   </w:style>
-  <w:style w:type="character" w:styleId="740" w:customStyle="1">
+  <w:style w:type="character" w:styleId="893" w:customStyle="1">
     <w:name w:val="Heading 9 Char"/>
-    <w:basedOn w:val="729"/>
-    <w:link w:val="728"/>
+    <w:basedOn w:val="882"/>
+    <w:link w:val="881"/>
     <w:uiPriority w:val="9"/>
     <w:semiHidden/>
     <w:pPr>
@@ -33813,11 +34595,11 @@
       <w:color w:val="272727" w:themeColor="text1" w:themeTint="D8"/>
     </w:rPr>
   </w:style>
-  <w:style w:type="paragraph" w:styleId="741">
+  <w:style w:type="paragraph" w:styleId="894">
     <w:name w:val="Title"/>
-    <w:basedOn w:val="719"/>
-    <w:next w:val="719"/>
-    <w:link w:val="742"/>
+    <w:basedOn w:val="872"/>
+    <w:next w:val="872"/>
+    <w:link w:val="895"/>
     <w:uiPriority w:val="10"/>
     <w:qFormat/>
     <w:pPr>
@@ -33835,10 +34617,10 @@
       <w14:ligatures w14:val="standardContextual"/>
     </w:rPr>
   </w:style>
-  <w:style w:type="character" w:styleId="742" w:customStyle="1">
+  <w:style w:type="character" w:styleId="895" w:customStyle="1">
     <w:name w:val="Title Char"/>
-    <w:basedOn w:val="729"/>
-    <w:link w:val="741"/>
+    <w:basedOn w:val="882"/>
+    <w:link w:val="894"/>
     <w:uiPriority w:val="10"/>
     <w:pPr>
       <w:pBdr/>
@@ -33852,11 +34634,11 @@
       <w:szCs w:val="56"/>
     </w:rPr>
   </w:style>
-  <w:style w:type="paragraph" w:styleId="743">
+  <w:style w:type="paragraph" w:styleId="896">
     <w:name w:val="Subtitle"/>
-    <w:basedOn w:val="719"/>
-    <w:next w:val="719"/>
-    <w:link w:val="744"/>
+    <w:basedOn w:val="872"/>
+    <w:next w:val="872"/>
+    <w:link w:val="897"/>
     <w:uiPriority w:val="11"/>
     <w:qFormat/>
     <w:pPr>
@@ -33877,10 +34659,10 @@
       <w14:ligatures w14:val="standardContextual"/>
     </w:rPr>
   </w:style>
-  <w:style w:type="character" w:styleId="744" w:customStyle="1">
+  <w:style w:type="character" w:styleId="897" w:customStyle="1">
     <w:name w:val="Subtitle Char"/>
-    <w:basedOn w:val="729"/>
-    <w:link w:val="743"/>
+    <w:basedOn w:val="882"/>
+    <w:link w:val="896"/>
     <w:uiPriority w:val="11"/>
     <w:pPr>
       <w:pBdr/>
@@ -33895,11 +34677,11 @@
       <w:szCs w:val="28"/>
     </w:rPr>
   </w:style>
-  <w:style w:type="paragraph" w:styleId="745">
+  <w:style w:type="paragraph" w:styleId="898">
     <w:name w:val="Quote"/>
-    <w:basedOn w:val="719"/>
-    <w:next w:val="719"/>
-    <w:link w:val="746"/>
+    <w:basedOn w:val="872"/>
+    <w:next w:val="872"/>
+    <w:link w:val="899"/>
     <w:uiPriority w:val="29"/>
     <w:qFormat/>
     <w:pPr>
@@ -33919,10 +34701,10 @@
       <w14:ligatures w14:val="standardContextual"/>
     </w:rPr>
   </w:style>
-  <w:style w:type="character" w:styleId="746" w:customStyle="1">
+  <w:style w:type="character" w:styleId="899" w:customStyle="1">
     <w:name w:val="Quote Char"/>
-    <w:basedOn w:val="729"/>
-    <w:link w:val="745"/>
+    <w:basedOn w:val="882"/>
+    <w:link w:val="898"/>
     <w:uiPriority w:val="29"/>
     <w:pPr>
       <w:pBdr/>
@@ -33935,9 +34717,9 @@
       <w:color w:val="404040" w:themeColor="text1" w:themeTint="BF"/>
     </w:rPr>
   </w:style>
-  <w:style w:type="paragraph" w:styleId="747">
+  <w:style w:type="paragraph" w:styleId="900">
     <w:name w:val="List Paragraph"/>
-    <w:basedOn w:val="719"/>
+    <w:basedOn w:val="872"/>
     <w:uiPriority w:val="34"/>
     <w:qFormat/>
     <w:pPr>
@@ -33954,9 +34736,9 @@
       <w14:ligatures w14:val="standardContextual"/>
     </w:rPr>
   </w:style>
-  <w:style w:type="character" w:styleId="748">
+  <w:style w:type="character" w:styleId="901">
     <w:name w:val="Intense Emphasis"/>
-    <w:basedOn w:val="729"/>
+    <w:basedOn w:val="882"/>
     <w:uiPriority w:val="21"/>
     <w:qFormat/>
     <w:pPr>
@@ -33970,11 +34752,11 @@
       <w:color w:val="0f4761" w:themeColor="accent1" w:themeShade="BF"/>
     </w:rPr>
   </w:style>
-  <w:style w:type="paragraph" w:styleId="749">
+  <w:style w:type="paragraph" w:styleId="902">
     <w:name w:val="Intense Quote"/>
-    <w:basedOn w:val="719"/>
-    <w:next w:val="719"/>
-    <w:link w:val="750"/>
+    <w:basedOn w:val="872"/>
+    <w:next w:val="872"/>
+    <w:link w:val="903"/>
     <w:uiPriority w:val="30"/>
     <w:qFormat/>
     <w:pPr>
@@ -33997,10 +34779,10 @@
       <w14:ligatures w14:val="standardContextual"/>
     </w:rPr>
   </w:style>
-  <w:style w:type="character" w:styleId="750" w:customStyle="1">
+  <w:style w:type="character" w:styleId="903" w:customStyle="1">
     <w:name w:val="Intense Quote Char"/>
-    <w:basedOn w:val="729"/>
-    <w:link w:val="749"/>
+    <w:basedOn w:val="882"/>
+    <w:link w:val="902"/>
     <w:uiPriority w:val="30"/>
     <w:pPr>
       <w:pBdr/>
@@ -34013,9 +34795,9 @@
       <w:color w:val="0f4761" w:themeColor="accent1" w:themeShade="BF"/>
     </w:rPr>
   </w:style>
-  <w:style w:type="character" w:styleId="751">
+  <w:style w:type="character" w:styleId="904">
     <w:name w:val="Intense Reference"/>
-    <w:basedOn w:val="729"/>
+    <w:basedOn w:val="882"/>
     <w:uiPriority w:val="32"/>
     <w:qFormat/>
     <w:pPr>
@@ -34031,9 +34813,9 @@
       <w:spacing w:val="5"/>
     </w:rPr>
   </w:style>
-  <w:style w:type="table" w:styleId="752">
+  <w:style w:type="table" w:styleId="905">
     <w:name w:val="Table Grid"/>
-    <w:basedOn w:val="730"/>
+    <w:basedOn w:val="883"/>
     <w:uiPriority w:val="39"/>
     <w:pPr>
       <w:pBdr/>
@@ -34230,10 +35012,10 @@
       </w:tcPr>
     </w:tblStylePr>
   </w:style>
-  <w:style w:type="paragraph" w:styleId="753">
+  <w:style w:type="paragraph" w:styleId="906">
     <w:name w:val="Header"/>
-    <w:basedOn w:val="719"/>
-    <w:link w:val="754"/>
+    <w:basedOn w:val="872"/>
+    <w:link w:val="907"/>
     <w:uiPriority w:val="99"/>
     <w:unhideWhenUsed/>
     <w:pPr>
@@ -34246,10 +35028,10 @@
       <w:ind/>
     </w:pPr>
   </w:style>
-  <w:style w:type="character" w:styleId="754" w:customStyle="1">
+  <w:style w:type="character" w:styleId="907" w:customStyle="1">
     <w:name w:val="Header Char"/>
-    <w:basedOn w:val="729"/>
-    <w:link w:val="753"/>
+    <w:basedOn w:val="882"/>
+    <w:link w:val="906"/>
     <w:uiPriority w:val="99"/>
     <w:pPr>
       <w:pBdr/>
@@ -34264,10 +35046,10 @@
       <w14:ligatures w14:val="none"/>
     </w:rPr>
   </w:style>
-  <w:style w:type="paragraph" w:styleId="755">
+  <w:style w:type="paragraph" w:styleId="908">
     <w:name w:val="Footer"/>
-    <w:basedOn w:val="719"/>
-    <w:link w:val="756"/>
+    <w:basedOn w:val="872"/>
+    <w:link w:val="909"/>
     <w:uiPriority w:val="99"/>
     <w:unhideWhenUsed/>
     <w:pPr>
@@ -34280,10 +35062,10 @@
       <w:ind/>
     </w:pPr>
   </w:style>
-  <w:style w:type="character" w:styleId="756" w:customStyle="1">
+  <w:style w:type="character" w:styleId="909" w:customStyle="1">
     <w:name w:val="Footer Char"/>
-    <w:basedOn w:val="729"/>
-    <w:link w:val="755"/>
+    <w:basedOn w:val="882"/>
+    <w:link w:val="908"/>
     <w:uiPriority w:val="99"/>
     <w:pPr>
       <w:pBdr/>
@@ -34756,7 +35538,7 @@
 </file>
 
 <file path=customXml/itemProps1.xml><?xml version="1.0" encoding="utf-8"?>
-<ds:datastoreItem xmlns:ds="http://schemas.openxmlformats.org/officeDocument/2006/customXml" ds:itemID="{030F5626-5307-4196-BCD5-26E7E946932D}">
+<ds:datastoreItem xmlns:ds="http://schemas.openxmlformats.org/officeDocument/2006/customXml" ds:itemID="030f5626-5307-4196-bcd5-26e7e946932d">
   <ds:schemaRefs>
     <ds:schemaRef ds:uri="http://schemas.microsoft.com/office/2006/metadata/properties"/>
     <ds:schemaRef ds:uri="http://schemas.microsoft.com/office/infopath/2007/PartnerControls"/>
@@ -34768,7 +35550,7 @@
 </file>
 
 <file path=customXml/itemProps2.xml><?xml version="1.0" encoding="utf-8"?>
-<ds:datastoreItem xmlns:ds="http://schemas.openxmlformats.org/officeDocument/2006/customXml" ds:itemID="{39A5687B-C4B1-4791-A4DA-324E19B60DF0}">
+<ds:datastoreItem xmlns:ds="http://schemas.openxmlformats.org/officeDocument/2006/customXml" ds:itemID="39a5687b-c4b1-4791-a4da-324e19b60df0">
   <ds:schemaRefs>
     <ds:schemaRef ds:uri="http://schemas.microsoft.com/sharepoint/v3/contenttype/forms"/>
   </ds:schemaRefs>
@@ -34776,7 +35558,7 @@
 </file>
 
 <file path=customXml/itemProps3.xml><?xml version="1.0" encoding="utf-8"?>
-<ds:datastoreItem xmlns:ds="http://schemas.openxmlformats.org/officeDocument/2006/customXml" ds:itemID="{5B01EE47-DF51-4BA9-90DE-3390726300C7}">
+<ds:datastoreItem xmlns:ds="http://schemas.openxmlformats.org/officeDocument/2006/customXml" ds:itemID="5b01ee47-df51-4ba9-90de-3390726300c7">
   <ds:schemaRefs>
     <ds:schemaRef ds:uri="http://schemas.microsoft.com/office/2006/metadata/contentType"/>
     <ds:schemaRef ds:uri="http://schemas.microsoft.com/office/2006/metadata/properties/metaAttributes"/>

--- a/UI_Software_Delivery_and_Team_Management/Digital_Portfolio_UI110019.docx
+++ b/UI_Software_Delivery_and_Team_Management/Digital_Portfolio_UI110019.docx
@@ -945,9 +945,10 @@
             <w:r>
               <w:rPr>
                 <w:rFonts w:ascii="Calibri" w:hAnsi="Calibri" w:cs="Calibri"/>
-                <w:sz w:val="20"/>
-                <w:szCs w:val="20"/>
-                <w:highlight w:val="darkBlue"/>
+                <w:bCs/>
+                <w:i/>
+                <w:color w:val="000000"/>
+                <w:highlight w:val="none"/>
               </w:rPr>
             </w:r>
             <w:r>
@@ -1041,16 +1042,38 @@
                 <w:highlight w:val="none"/>
                 <w:lang w:val="en-GB"/>
               </w:rPr>
-              <w:t xml:space="preserve">als was identified when a deadline for beta testing a certain feature was brought forward, and so having just planned a sprint with the team I had to communicate to them our deliverables had changed. This is evidenced in the team chat, (Link to screenshot)</w:t>
+              <w:t xml:space="preserve">als was identified when a deadline for beta testing a certain feature was brought forward, and so having just planned a sprint with the team I had to communicate to them our deliverables had changed. This is evidenced in the team chat, (</w:t>
+            </w:r>
+            <w:r>
+              <w:rPr>
+                <w:rFonts w:ascii="Calibri" w:hAnsi="Calibri" w:cs="Calibri"/>
+                <w:i w:val="0"/>
+                <w:iCs w:val="0"/>
+                <w:color w:val="000000"/>
+                <w:highlight w:val="none"/>
+                <w:lang w:val="en-GB"/>
+              </w:rPr>
+              <w:t xml:space="preserve">https://github.com/TortoiseLeaf/laurenk_personal_repository_2025/blob/main/notes/leadership-plan-change.png</w:t>
+            </w:r>
+            <w:r>
+              <w:rPr>
+                <w:rFonts w:ascii="Calibri" w:hAnsi="Calibri" w:cs="Calibri"/>
+                <w:i w:val="0"/>
+                <w:iCs w:val="0"/>
+                <w:color w:val="000000"/>
+                <w:highlight w:val="none"/>
+                <w:lang w:val="en-GB"/>
+              </w:rPr>
+              <w:t xml:space="preserve">)</w:t>
             </w:r>
             <w:r>
               <w:rPr>
                 <w:rFonts w:ascii="Calibri" w:hAnsi="Calibri" w:cs="Calibri"/>
                 <w:bCs w:val="0"/>
                 <w:i w:val="0"/>
-                <w:sz w:val="20"/>
-                <w:szCs w:val="20"/>
-                <w:highlight w:val="darkBlue"/>
+                <w:color w:val="000000"/>
+                <w:highlight w:val="none"/>
+                <w:lang w:val="en-GB"/>
               </w:rPr>
             </w:r>
             <w:r>
@@ -1073,19 +1096,63 @@
                 <w:rFonts w:ascii="Calibri" w:hAnsi="Calibri" w:cs="Calibri"/>
                 <w:bCs w:val="0"/>
                 <w:i w:val="0"/>
-                <w:sz w:val="20"/>
-                <w:szCs w:val="20"/>
-                <w:highlight w:val="darkBlue"/>
+                <w:color w:val="000000"/>
+                <w:highlight w:val="none"/>
+                <w:lang w:val="en-GB" w:bidi="en-GB"/>
               </w:rPr>
             </w:pPr>
+            <w:r>
+              <w:rPr>
+                <w:rFonts w:ascii="Calibri" w:hAnsi="Calibri" w:cs="Calibri"/>
+                <w:i w:val="0"/>
+                <w:iCs w:val="0"/>
+                <w:color w:val="000000"/>
+                <w:highlight w:val="none"/>
+                <w:lang w:val="en-GB" w:bidi="en-GB"/>
+              </w:rPr>
+              <w:t xml:space="preserve">This is also evidenced in </w:t>
+            </w:r>
+            <w:r>
+              <w:rPr>
+                <w:rFonts w:ascii="Calibri" w:hAnsi="Calibri" w:cs="Calibri"/>
+                <w:i w:val="0"/>
+                <w:iCs w:val="0"/>
+                <w:color w:val="000000"/>
+                <w:highlight w:val="none"/>
+                <w:lang w:val="en-GB" w:bidi="en-GB"/>
+              </w:rPr>
+              <w:t xml:space="preserve">the initial sprint being altered with tickets removed and others added to better align with the reordering of the project scope. The initial alteration of the sprint can be found here, with in-scope tasks successfully completed by each active team member (</w:t>
+            </w:r>
+            <w:r>
+              <w:rPr>
+                <w:rFonts w:ascii="Calibri" w:hAnsi="Calibri" w:cs="Calibri"/>
+                <w:i w:val="0"/>
+                <w:iCs w:val="0"/>
+                <w:color w:val="000000"/>
+                <w:highlight w:val="none"/>
+                <w:lang w:val="en-GB" w:bidi="en-GB"/>
+              </w:rPr>
+              <w:t xml:space="preserve">https://github.com/TortoiseLeaf/laurenk_personal_repository_2025/blob/main/notes/Sprint-4.png</w:t>
+            </w:r>
+            <w:r>
+              <w:rPr>
+                <w:rFonts w:ascii="Calibri" w:hAnsi="Calibri" w:cs="Calibri"/>
+                <w:i w:val="0"/>
+                <w:iCs w:val="0"/>
+                <w:color w:val="000000"/>
+                <w:highlight w:val="none"/>
+                <w:lang w:val="en-GB" w:bidi="en-GB"/>
+              </w:rPr>
+              <w:t xml:space="preserve">).</w:t>
+            </w:r>
             <w:r>
               <w:rPr>
                 <w:rFonts w:ascii="Calibri" w:hAnsi="Calibri" w:cs="Calibri"/>
                 <w:bCs w:val="0"/>
                 <w:i w:val="0"/>
-                <w:sz w:val="20"/>
-                <w:szCs w:val="20"/>
-                <w:highlight w:val="darkBlue"/>
+                <w:color w:val="000000"/>
+                <w:highlight w:val="none"/>
+                <w:lang w:val="en-GB" w:bidi="en-GB"/>
               </w:rPr>
             </w:r>
             <w:r>
@@ -1093,19 +1160,9 @@
                 <w:rFonts w:ascii="Calibri" w:hAnsi="Calibri" w:cs="Calibri"/>
                 <w:bCs w:val="0"/>
                 <w:i w:val="0"/>
-                <w:sz w:val="20"/>
-                <w:szCs w:val="20"/>
-                <w:highlight w:val="darkBlue"/>
-              </w:rPr>
-            </w:r>
-            <w:r>
-              <w:rPr>
-                <w:rFonts w:ascii="Calibri" w:hAnsi="Calibri" w:cs="Calibri"/>
-                <w:bCs w:val="0"/>
-                <w:i w:val="0"/>
-                <w:sz w:val="20"/>
-                <w:szCs w:val="20"/>
-                <w:highlight w:val="darkBlue"/>
+                <w:color w:val="000000"/>
+                <w:highlight w:val="none"/>
+                <w:lang w:val="en-GB" w:bidi="en-GB"/>
               </w:rPr>
             </w:r>
           </w:p>
@@ -1120,7 +1177,7 @@
                 <w:i w:val="0"/>
                 <w:color w:val="000000"/>
                 <w:highlight w:val="none"/>
-                <w:lang w:val="en-GB"/>
+                <w:lang w:val="en-GB" w:bidi="en-GB"/>
               </w:rPr>
             </w:pPr>
             <w:r>
@@ -1130,18 +1187,61 @@
                 <w:iCs w:val="0"/>
                 <w:color w:val="000000"/>
                 <w:highlight w:val="none"/>
-                <w:lang w:val="en-GB"/>
-              </w:rPr>
-              <w:t xml:space="preserve">Marta stepping back from the project? Martin?</w:t>
+                <w:lang w:val="en-GB" w:bidi="en-GB"/>
+              </w:rPr>
+              <w:t xml:space="preserve">The following sprint with the updated goals set in place already shows the continued steady progress of task completion </w:t>
+            </w:r>
+            <w:r>
+              <w:rPr>
+                <w:rFonts w:ascii="Calibri" w:hAnsi="Calibri" w:cs="Calibri"/>
+                <w:i w:val="0"/>
+                <w:iCs w:val="0"/>
+                <w:color w:val="000000"/>
+                <w:highlight w:val="none"/>
+                <w:lang w:val="en-GB" w:bidi="en-GB"/>
+              </w:rPr>
+              <w:t xml:space="preserve">(</w:t>
+            </w:r>
+            <w:r>
+              <w:rPr>
+                <w:rFonts w:ascii="Calibri" w:hAnsi="Calibri" w:cs="Calibri"/>
+                <w:i w:val="0"/>
+                <w:iCs w:val="0"/>
+                <w:color w:val="000000"/>
+                <w:highlight w:val="none"/>
+                <w:lang w:val="en-GB" w:bidi="en-GB"/>
+              </w:rPr>
+              <w:t xml:space="preserve">https://github.com/TortoiseLeaf/laurenk_personal_repository_2025/blob/main/notes/Sprint-5.png</w:t>
+            </w:r>
+            <w:r>
+              <w:rPr>
+                <w:rFonts w:ascii="Calibri" w:hAnsi="Calibri" w:cs="Calibri"/>
+                <w:i w:val="0"/>
+                <w:iCs w:val="0"/>
+                <w:color w:val="000000"/>
+                <w:highlight w:val="none"/>
+                <w:lang w:val="en-GB" w:bidi="en-GB"/>
+              </w:rPr>
+              <w:t xml:space="preserve">).</w:t>
             </w:r>
             <w:r>
               <w:rPr>
                 <w:rFonts w:ascii="Calibri" w:hAnsi="Calibri" w:cs="Calibri"/>
                 <w:bCs w:val="0"/>
                 <w:i w:val="0"/>
-                <w:sz w:val="20"/>
-                <w:szCs w:val="20"/>
-                <w:highlight w:val="darkBlue"/>
+                <w:color w:val="000000"/>
+                <w:highlight w:val="none"/>
+                <w:lang w:val="en-GB" w:bidi="en-GB"/>
+              </w:rPr>
+            </w:r>
+            <w:r>
+              <w:rPr>
+                <w:rFonts w:ascii="Calibri" w:hAnsi="Calibri" w:cs="Calibri"/>
+                <w:bCs w:val="0"/>
+                <w:i w:val="0"/>
+                <w:color w:val="000000"/>
+                <w:highlight w:val="none"/>
+                <w:lang w:val="en-GB" w:bidi="en-GB"/>
               </w:rPr>
             </w:r>
           </w:p>
@@ -1154,26 +1254,16 @@
                 <w:rFonts w:ascii="Calibri" w:hAnsi="Calibri" w:cs="Calibri"/>
                 <w:bCs w:val="0"/>
                 <w:i w:val="0"/>
-                <w:sz w:val="20"/>
-                <w:szCs w:val="20"/>
-                <w:highlight w:val="darkBlue"/>
-              </w:rPr>
-            </w:pPr>
-            <w:r>
-              <w:rPr>
-                <w:rFonts w:ascii="Calibri" w:hAnsi="Calibri" w:cs="Calibri"/>
-                <w:i w:val="0"/>
-                <w:iCs w:val="0"/>
                 <w:color w:val="000000"/>
                 <w:highlight w:val="none"/>
                 <w:lang w:val="en-GB"/>
               </w:rPr>
-            </w:r>
-            <w:r>
-              <w:rPr>
-                <w:rFonts w:ascii="Calibri" w:hAnsi="Calibri" w:cs="Calibri"/>
+            </w:pPr>
+            <w:r>
+              <w:rPr>
+                <w:rFonts w:ascii="Calibri" w:hAnsi="Calibri" w:cs="Calibri"/>
+                <w:bCs w:val="0"/>
                 <w:i w:val="0"/>
-                <w:iCs w:val="0"/>
                 <w:color w:val="000000"/>
                 <w:highlight w:val="none"/>
                 <w:lang w:val="en-GB"/>
@@ -1182,9 +1272,378 @@
             <w:r>
               <w:rPr>
                 <w:rFonts w:ascii="Calibri" w:hAnsi="Calibri" w:cs="Calibri"/>
+                <w:bCs w:val="0"/>
                 <w:i w:val="0"/>
-                <w:iCs w:val="0"/>
                 <w:color w:val="000000"/>
+                <w:highlight w:val="none"/>
+                <w:lang w:val="en-GB"/>
+              </w:rPr>
+            </w:r>
+            <w:r>
+              <w:rPr>
+                <w:rFonts w:ascii="Calibri" w:hAnsi="Calibri" w:cs="Calibri"/>
+                <w:bCs w:val="0"/>
+                <w:i w:val="0"/>
+                <w:color w:val="000000"/>
+                <w:highlight w:val="none"/>
+                <w:lang w:val="en-GB"/>
+              </w:rPr>
+            </w:r>
+          </w:p>
+        </w:tc>
+      </w:tr>
+      <w:tr>
+        <w:trPr>
+          <w:trHeight w:val="2831"/>
+        </w:trPr>
+        <w:tc>
+          <w:tcPr>
+            <w:tcBorders>
+              <w:top w:val="single" w:color="auto" w:sz="4" w:space="0"/>
+              <w:left w:val="single" w:color="auto" w:sz="4" w:space="0"/>
+              <w:bottom w:val="single" w:color="auto" w:sz="4" w:space="0"/>
+              <w:right w:val="single" w:color="auto" w:sz="4" w:space="0"/>
+            </w:tcBorders>
+            <w:tcW w:w="1033" w:type="dxa"/>
+            <w:vAlign w:val="center"/>
+            <w:textDirection w:val="lrTb"/>
+            <w:noWrap w:val="false"/>
+          </w:tcPr>
+          <w:p>
+            <w:pPr>
+              <w:pBdr/>
+              <w:spacing w:after="40" w:before="40"/>
+              <w:ind/>
+              <w:jc w:val="center"/>
+              <w:rPr>
+                <w:rFonts w:asciiTheme="minorHAnsi" w:hAnsiTheme="minorHAnsi" w:cstheme="minorHAnsi"/>
+                <w:bCs/>
+              </w:rPr>
+            </w:pPr>
+            <w:r>
+              <w:rPr>
+                <w:rFonts w:asciiTheme="minorHAnsi" w:hAnsiTheme="minorHAnsi" w:cstheme="minorHAnsi"/>
+                <w:bCs/>
+              </w:rPr>
+              <w:t xml:space="preserve">2</w:t>
+            </w:r>
+            <w:r>
+              <w:rPr>
+                <w:rFonts w:asciiTheme="minorHAnsi" w:hAnsiTheme="minorHAnsi" w:cstheme="minorHAnsi"/>
+                <w:bCs/>
+              </w:rPr>
+            </w:r>
+            <w:r>
+              <w:rPr>
+                <w:rFonts w:asciiTheme="minorHAnsi" w:hAnsiTheme="minorHAnsi" w:cstheme="minorHAnsi"/>
+                <w:bCs/>
+              </w:rPr>
+            </w:r>
+          </w:p>
+        </w:tc>
+        <w:tc>
+          <w:tcPr>
+            <w:tcBorders>
+              <w:top w:val="single" w:color="auto" w:sz="4" w:space="0"/>
+              <w:left w:val="single" w:color="auto" w:sz="4" w:space="0"/>
+              <w:bottom w:val="single" w:color="auto" w:sz="4" w:space="0"/>
+              <w:right w:val="single" w:color="auto" w:sz="4" w:space="0"/>
+            </w:tcBorders>
+            <w:tcW w:w="1514" w:type="dxa"/>
+            <w:vAlign w:val="center"/>
+            <w:textDirection w:val="lrTb"/>
+            <w:noWrap w:val="false"/>
+          </w:tcPr>
+          <w:p>
+            <w:pPr>
+              <w:pBdr/>
+              <w:spacing w:after="40" w:before="40"/>
+              <w:ind/>
+              <w:rPr>
+                <w:rFonts w:asciiTheme="minorHAnsi" w:hAnsiTheme="minorHAnsi" w:cstheme="minorHAnsi"/>
+                <w:bCs/>
+              </w:rPr>
+            </w:pPr>
+            <w:r>
+              <w:rPr>
+                <w:rFonts w:asciiTheme="minorHAnsi" w:hAnsiTheme="minorHAnsi" w:cstheme="minorHAnsi"/>
+                <w:bCs/>
+              </w:rPr>
+              <w:t xml:space="preserve">Business</w:t>
+            </w:r>
+            <w:r>
+              <w:rPr>
+                <w:rFonts w:asciiTheme="minorHAnsi" w:hAnsiTheme="minorHAnsi" w:cstheme="minorHAnsi"/>
+                <w:bCs/>
+              </w:rPr>
+            </w:r>
+            <w:r>
+              <w:rPr>
+                <w:rFonts w:asciiTheme="minorHAnsi" w:hAnsiTheme="minorHAnsi" w:cstheme="minorHAnsi"/>
+                <w:bCs/>
+              </w:rPr>
+            </w:r>
+          </w:p>
+        </w:tc>
+        <w:tc>
+          <w:tcPr>
+            <w:tcBorders>
+              <w:top w:val="single" w:color="auto" w:sz="4" w:space="0"/>
+              <w:left w:val="single" w:color="auto" w:sz="4" w:space="0"/>
+              <w:bottom w:val="single" w:color="auto" w:sz="4" w:space="0"/>
+              <w:right w:val="single" w:color="auto" w:sz="4" w:space="0"/>
+            </w:tcBorders>
+            <w:tcW w:w="4394" w:type="dxa"/>
+            <w:vAlign w:val="center"/>
+            <w:textDirection w:val="lrTb"/>
+            <w:noWrap w:val="false"/>
+          </w:tcPr>
+          <w:p>
+            <w:pPr>
+              <w:pBdr/>
+              <w:spacing w:after="40" w:before="40"/>
+              <w:ind/>
+              <w:rPr>
+                <w:rFonts w:asciiTheme="minorHAnsi" w:hAnsiTheme="minorHAnsi" w:cstheme="minorHAnsi"/>
+                <w:bCs/>
+              </w:rPr>
+            </w:pPr>
+            <w:r>
+              <w:rPr>
+                <w:rFonts w:asciiTheme="minorHAnsi" w:hAnsiTheme="minorHAnsi" w:cstheme="minorHAnsi"/>
+                <w:color w:val="000000"/>
+                <w:szCs w:val="24"/>
+              </w:rPr>
+              <w:t xml:space="preserve"> Create a marketing plan for communicating the product to the relevant audience.                                                                                                                                                                              </w:t>
+            </w:r>
+            <w:r>
+              <w:rPr>
+                <w:rFonts w:asciiTheme="minorHAnsi" w:hAnsiTheme="minorHAnsi" w:cstheme="minorHAnsi"/>
+                <w:bCs/>
+              </w:rPr>
+            </w:r>
+            <w:r>
+              <w:rPr>
+                <w:rFonts w:asciiTheme="minorHAnsi" w:hAnsiTheme="minorHAnsi" w:cstheme="minorHAnsi"/>
+                <w:bCs/>
+              </w:rPr>
+            </w:r>
+          </w:p>
+        </w:tc>
+        <w:tc>
+          <w:tcPr>
+            <w:tcBorders>
+              <w:top w:val="single" w:color="auto" w:sz="4" w:space="0"/>
+              <w:left w:val="single" w:color="auto" w:sz="4" w:space="0"/>
+              <w:bottom w:val="single" w:color="auto" w:sz="4" w:space="0"/>
+              <w:right w:val="single" w:color="auto" w:sz="4" w:space="0"/>
+            </w:tcBorders>
+            <w:tcW w:w="3969" w:type="dxa"/>
+            <w:vAlign w:val="center"/>
+            <w:textDirection w:val="lrTb"/>
+            <w:noWrap w:val="false"/>
+          </w:tcPr>
+          <w:p>
+            <w:pPr>
+              <w:pBdr/>
+              <w:spacing w:after="40" w:before="40"/>
+              <w:ind/>
+              <w:rPr>
+                <w:rFonts w:ascii="Calibri" w:hAnsi="Calibri" w:cs="Calibri"/>
+                <w:color w:val="000000"/>
+              </w:rPr>
+            </w:pPr>
+            <w:r>
+              <w:rPr>
+                <w:rFonts w:ascii="Calibri" w:hAnsi="Calibri" w:cs="Calibri"/>
+                <w:color w:val="000000"/>
+              </w:rPr>
+              <w:t xml:space="preserve">Presentation</w:t>
+            </w:r>
+            <w:r>
+              <w:rPr>
+                <w:rFonts w:ascii="Calibri" w:hAnsi="Calibri" w:cs="Calibri"/>
+                <w:color w:val="000000"/>
+              </w:rPr>
+              <w:t xml:space="preserve"> – link to the recording and indicate the </w:t>
+            </w:r>
+            <w:r>
+              <w:rPr>
+                <w:rFonts w:ascii="Calibri" w:hAnsi="Calibri" w:cs="Calibri"/>
+                <w:color w:val="000000"/>
+              </w:rPr>
+              <w:t xml:space="preserve">timing of the evidence</w:t>
+            </w:r>
+            <w:r>
+              <w:rPr>
+                <w:rFonts w:ascii="Calibri" w:hAnsi="Calibri" w:cs="Calibri"/>
+                <w:color w:val="000000"/>
+              </w:rPr>
+              <w:t xml:space="preserve">.</w:t>
+            </w:r>
+            <w:r>
+              <w:rPr>
+                <w:rFonts w:ascii="Calibri" w:hAnsi="Calibri" w:cs="Calibri"/>
+                <w:color w:val="000000"/>
+              </w:rPr>
+            </w:r>
+            <w:r>
+              <w:rPr>
+                <w:rFonts w:ascii="Calibri" w:hAnsi="Calibri" w:cs="Calibri"/>
+                <w:color w:val="000000"/>
+              </w:rPr>
+            </w:r>
+          </w:p>
+          <w:p>
+            <w:pPr>
+              <w:pBdr/>
+              <w:spacing w:after="40" w:before="40"/>
+              <w:ind/>
+              <w:rPr>
+                <w:rFonts w:ascii="Calibri" w:hAnsi="Calibri" w:cs="Calibri"/>
+                <w:color w:val="000000"/>
+              </w:rPr>
+            </w:pPr>
+            <w:r>
+              <w:rPr>
+                <w:rFonts w:ascii="Calibri" w:hAnsi="Calibri" w:cs="Calibri"/>
+                <w:color w:val="000000"/>
+              </w:rPr>
+            </w:r>
+            <w:r>
+              <w:rPr>
+                <w:rFonts w:ascii="Calibri" w:hAnsi="Calibri" w:cs="Calibri"/>
+                <w:color w:val="000000"/>
+              </w:rPr>
+            </w:r>
+            <w:r>
+              <w:rPr>
+                <w:rFonts w:ascii="Calibri" w:hAnsi="Calibri" w:cs="Calibri"/>
+                <w:color w:val="000000"/>
+              </w:rPr>
+            </w:r>
+          </w:p>
+          <w:p>
+            <w:pPr>
+              <w:pBdr/>
+              <w:spacing w:after="40" w:before="40"/>
+              <w:ind/>
+              <w:rPr>
+                <w:rFonts w:ascii="Calibri" w:hAnsi="Calibri" w:cs="Calibri"/>
+                <w:color w:val="000000"/>
+              </w:rPr>
+            </w:pPr>
+            <w:r>
+              <w:rPr>
+                <w:rFonts w:ascii="Calibri" w:hAnsi="Calibri" w:cs="Calibri"/>
+                <w:color w:val="000000"/>
+              </w:rPr>
+              <w:t xml:space="preserve">Marketing Pla</w:t>
+            </w:r>
+            <w:r>
+              <w:rPr>
+                <w:rFonts w:ascii="Calibri" w:hAnsi="Calibri" w:cs="Calibri"/>
+                <w:color w:val="000000"/>
+              </w:rPr>
+              <w:t xml:space="preserve">n</w:t>
+            </w:r>
+            <w:r>
+              <w:rPr>
+                <w:rFonts w:ascii="Calibri" w:hAnsi="Calibri" w:cs="Calibri"/>
+                <w:color w:val="000000"/>
+              </w:rPr>
+              <w:t xml:space="preserve"> </w:t>
+            </w:r>
+            <w:r>
+              <w:rPr>
+                <w:rFonts w:ascii="Calibri" w:hAnsi="Calibri" w:cs="Calibri"/>
+                <w:color w:val="000000"/>
+              </w:rPr>
+              <w:t xml:space="preserve">materials </w:t>
+            </w:r>
+            <w:r>
+              <w:rPr>
+                <w:rFonts w:ascii="Calibri" w:hAnsi="Calibri" w:cs="Calibri"/>
+                <w:color w:val="000000"/>
+              </w:rPr>
+              <w:t xml:space="preserve">(needed as part of your project)</w:t>
+            </w:r>
+            <w:r>
+              <w:rPr>
+                <w:rFonts w:ascii="Calibri" w:hAnsi="Calibri" w:cs="Calibri"/>
+                <w:color w:val="000000"/>
+              </w:rPr>
+              <w:t xml:space="preserve"> so include the PowerPoint presentation</w:t>
+            </w:r>
+            <w:r>
+              <w:rPr>
+                <w:rFonts w:ascii="Calibri" w:hAnsi="Calibri" w:cs="Calibri"/>
+                <w:color w:val="000000"/>
+              </w:rPr>
+              <w:t xml:space="preserve"> assessment 3</w:t>
+            </w:r>
+            <w:r>
+              <w:rPr>
+                <w:rFonts w:ascii="Calibri" w:hAnsi="Calibri" w:cs="Calibri"/>
+                <w:color w:val="000000"/>
+              </w:rPr>
+              <w:t xml:space="preserve">. </w:t>
+            </w:r>
+            <w:r>
+              <w:rPr>
+                <w:rFonts w:ascii="Calibri" w:hAnsi="Calibri" w:cs="Calibri"/>
+                <w:color w:val="000000"/>
+              </w:rPr>
+            </w:r>
+            <w:r>
+              <w:rPr>
+                <w:rFonts w:ascii="Calibri" w:hAnsi="Calibri" w:cs="Calibri"/>
+                <w:color w:val="000000"/>
+              </w:rPr>
+            </w:r>
+          </w:p>
+        </w:tc>
+        <w:tc>
+          <w:tcPr>
+            <w:tcBorders>
+              <w:top w:val="single" w:color="auto" w:sz="4" w:space="0"/>
+              <w:left w:val="single" w:color="auto" w:sz="4" w:space="0"/>
+              <w:bottom w:val="single" w:color="auto" w:sz="4" w:space="0"/>
+              <w:right w:val="single" w:color="auto" w:sz="4" w:space="0"/>
+            </w:tcBorders>
+            <w:tcW w:w="11675" w:type="dxa"/>
+            <w:vAlign w:val="center"/>
+            <w:textDirection w:val="lrTb"/>
+            <w:noWrap w:val="false"/>
+          </w:tcPr>
+          <w:p>
+            <w:pPr>
+              <w:pBdr/>
+              <w:spacing/>
+              <w:ind/>
+              <w:rPr>
+                <w:rFonts w:ascii="Calibri" w:hAnsi="Calibri" w:cs="Calibri"/>
+                <w:highlight w:val="none"/>
+                <w:lang w:val="en-GB"/>
+              </w:rPr>
+            </w:pPr>
+            <w:r>
+              <w:rPr>
+                <w:rFonts w:ascii="Calibri" w:hAnsi="Calibri" w:cs="Calibri"/>
+                <w:lang w:val="en-GB"/>
+              </w:rPr>
+              <w:t xml:space="preserve">(Link to recording and timestamp the evidence)</w:t>
+            </w:r>
+            <w:r>
+              <w:rPr>
+                <w:rFonts w:ascii="Calibri" w:hAnsi="Calibri" w:cs="Calibri"/>
+                <w:highlight w:val="none"/>
+                <w:lang w:val="en-GB"/>
+              </w:rPr>
+            </w:r>
+            <w:r>
+              <w:rPr>
+                <w:rFonts w:ascii="Calibri" w:hAnsi="Calibri" w:cs="Calibri"/>
                 <w:highlight w:val="none"/>
                 <w:lang w:val="en-GB"/>
               </w:rPr>
@@ -1197,35 +1656,159 @@
               <w:ind/>
               <w:rPr>
                 <w:rFonts w:ascii="Calibri" w:hAnsi="Calibri" w:cs="Calibri"/>
-                <w:bCs w:val="0"/>
-                <w:i w:val="0"/>
-                <w:color w:val="000000"/>
+                <w:highlight w:val="none"/>
+                <w:lang w:val="en-GB" w:bidi="en-GB"/>
+              </w:rPr>
+            </w:pPr>
+            <w:r>
+              <w:rPr>
+                <w:rFonts w:ascii="Calibri" w:hAnsi="Calibri" w:cs="Calibri"/>
+                <w:highlight w:val="none"/>
+                <w:lang w:val="en-GB" w:bidi="en-GB"/>
+              </w:rPr>
+              <w:t xml:space="preserve">Communicating to relevant audience</w:t>
+            </w:r>
+            <w:r>
+              <w:rPr>
+                <w:rFonts w:ascii="Calibri" w:hAnsi="Calibri" w:cs="Calibri"/>
+                <w:highlight w:val="none"/>
+                <w:lang w:val="en-GB" w:bidi="en-GB"/>
+              </w:rPr>
+            </w:r>
+            <w:r>
+              <w:rPr>
+                <w:rFonts w:ascii="Calibri" w:hAnsi="Calibri" w:cs="Calibri"/>
+                <w:highlight w:val="none"/>
+                <w:lang w:val="en-GB" w:bidi="en-GB"/>
+              </w:rPr>
+            </w:r>
+          </w:p>
+          <w:p>
+            <w:pPr>
+              <w:pBdr/>
+              <w:spacing/>
+              <w:ind/>
+              <w:rPr>
+                <w:rFonts w:ascii="Calibri" w:hAnsi="Calibri" w:cs="Calibri"/>
+                <w:highlight w:val="none"/>
+                <w:lang w:val="en-GB" w:bidi="en-GB"/>
+              </w:rPr>
+            </w:pPr>
+            <w:r>
+              <w:rPr>
+                <w:rFonts w:ascii="Calibri" w:hAnsi="Calibri" w:cs="Calibri"/>
+                <w:highlight w:val="none"/>
+                <w:lang w:val="en-GB" w:bidi="en-GB"/>
+              </w:rPr>
+            </w:r>
+            <w:r>
+              <w:rPr>
+                <w:rFonts w:ascii="Calibri" w:hAnsi="Calibri" w:cs="Calibri"/>
+                <w:highlight w:val="none"/>
+                <w:lang w:val="en-GB" w:bidi="en-GB"/>
+              </w:rPr>
+            </w:r>
+            <w:r>
+              <w:rPr>
+                <w:rFonts w:ascii="Calibri" w:hAnsi="Calibri" w:cs="Calibri"/>
+                <w:highlight w:val="none"/>
+                <w:lang w:val="en-GB" w:bidi="en-GB"/>
+              </w:rPr>
+            </w:r>
+          </w:p>
+          <w:p>
+            <w:pPr>
+              <w:pBdr/>
+              <w:spacing/>
+              <w:ind/>
+              <w:rPr>
+                <w:rFonts w:ascii="Calibri" w:hAnsi="Calibri" w:cs="Calibri"/>
+                <w:highlight w:val="none"/>
+                <w:lang w:val="en-GB" w:bidi="en-GB"/>
+              </w:rPr>
+            </w:pPr>
+            <w:r>
+              <w:rPr>
+                <w:rFonts w:ascii="Calibri" w:hAnsi="Calibri" w:cs="Calibri"/>
+                <w:highlight w:val="none"/>
+                <w:lang w:val="en-GB" w:bidi="en-GB"/>
+              </w:rPr>
+              <w:t xml:space="preserve">The marketing plan can be found here (</w:t>
+            </w:r>
+            <w:r>
+              <w:rPr>
+                <w:rFonts w:ascii="Calibri" w:hAnsi="Calibri" w:cs="Calibri"/>
+                <w:highlight w:val="none"/>
+                <w:lang w:val="en-GB" w:bidi="en-GB"/>
+              </w:rPr>
+              <w:t xml:space="preserve">https://github.com/TortoiseLeaf/laurenk_personal_repository_2025/blob/main/UI_Software_Delivery_and_Team_Management/Marketing-plan-Maui.docx</w:t>
+            </w:r>
+            <w:r>
+              <w:rPr>
+                <w:rFonts w:ascii="Calibri" w:hAnsi="Calibri" w:cs="Calibri"/>
+                <w:highlight w:val="none"/>
+                <w:lang w:val="en-GB" w:bidi="en-GB"/>
+              </w:rPr>
+              <w:t xml:space="preserve">).</w:t>
+            </w:r>
+            <w:r>
+              <w:rPr>
+                <w:rFonts w:ascii="Calibri" w:hAnsi="Calibri" w:cs="Calibri"/>
+                <w:highlight w:val="none"/>
+                <w:lang w:val="en-GB" w:bidi="en-GB"/>
+              </w:rPr>
+            </w:r>
+            <w:r>
+              <w:rPr>
+                <w:rFonts w:ascii="Calibri" w:hAnsi="Calibri" w:cs="Calibri"/>
+                <w:highlight w:val="none"/>
+                <w:lang w:val="en-GB" w:bidi="en-GB"/>
+              </w:rPr>
+            </w:r>
+          </w:p>
+          <w:p>
+            <w:pPr>
+              <w:pBdr/>
+              <w:spacing/>
+              <w:ind/>
+              <w:rPr>
+                <w:rFonts w:ascii="Calibri" w:hAnsi="Calibri" w:cs="Calibri"/>
+              </w:rPr>
+            </w:pPr>
+            <w:r>
+              <w:rPr>
+                <w:rFonts w:ascii="Calibri" w:hAnsi="Calibri" w:cs="Calibri"/>
                 <w:highlight w:val="none"/>
                 <w:lang w:val="en-GB"/>
               </w:rPr>
-            </w:pPr>
-            <w:r>
-              <w:rPr>
-                <w:rFonts w:ascii="Calibri" w:hAnsi="Calibri" w:cs="Calibri"/>
-                <w:i w:val="0"/>
-                <w:iCs w:val="0"/>
-                <w:color w:val="000000"/>
+              <w:t xml:space="preserve">The power point presentation itself can be found here (</w:t>
+            </w:r>
+            <w:r>
+              <w:rPr>
+                <w:rFonts w:ascii="Calibri" w:hAnsi="Calibri" w:cs="Calibri"/>
                 <w:highlight w:val="none"/>
                 <w:lang w:val="en-GB"/>
               </w:rPr>
-              <w:t xml:space="preserve">MOSTLY FOR ARTEFACTS. LINK TO THE PROJECT </w:t>
-            </w:r>
-            <w:r>
-              <w:rPr>
-                <w:rFonts w:ascii="Calibri" w:hAnsi="Calibri" w:cs="Calibri"/>
-                <w:bCs w:val="0"/>
-                <w:i w:val="0"/>
-                <w:sz w:val="20"/>
-                <w:szCs w:val="20"/>
-                <w:highlight w:val="darkBlue"/>
-              </w:rPr>
-            </w:r>
-            <w:r/>
+              <w:t xml:space="preserve">https://github.com/TortoiseLeaf/laurenk_personal_repository_2025/blob/main/UI_Software_Delivery_and_Team_Management/Assessment3-mrkt-plan.pptx</w:t>
+            </w:r>
+            <w:r>
+              <w:rPr>
+                <w:rFonts w:ascii="Calibri" w:hAnsi="Calibri" w:cs="Calibri"/>
+                <w:highlight w:val="none"/>
+                <w:lang w:val="en-GB"/>
+              </w:rPr>
+              <w:t xml:space="preserve">)</w:t>
+            </w:r>
+            <w:r>
+              <w:rPr>
+                <w:rFonts w:ascii="Calibri" w:hAnsi="Calibri" w:cs="Calibri"/>
+              </w:rPr>
+            </w:r>
+            <w:r>
+              <w:rPr>
+                <w:rFonts w:ascii="Calibri" w:hAnsi="Calibri" w:cs="Calibri"/>
+              </w:rPr>
+            </w:r>
           </w:p>
         </w:tc>
       </w:tr>
@@ -1260,7 +1843,7 @@
                 <w:rFonts w:asciiTheme="minorHAnsi" w:hAnsiTheme="minorHAnsi" w:cstheme="minorHAnsi"/>
                 <w:bCs/>
               </w:rPr>
-              <w:t xml:space="preserve">2</w:t>
+              <w:t xml:space="preserve">3</w:t>
             </w:r>
             <w:r>
               <w:rPr>
@@ -1304,7 +1887,7 @@
                 <w:rFonts w:asciiTheme="minorHAnsi" w:hAnsiTheme="minorHAnsi" w:cstheme="minorHAnsi"/>
                 <w:bCs/>
               </w:rPr>
-              <w:t xml:space="preserve">Business</w:t>
+              <w:t xml:space="preserve">Meta-skills</w:t>
             </w:r>
             <w:r>
               <w:rPr>
@@ -1349,7 +1932,23 @@
                 <w:color w:val="000000"/>
                 <w:szCs w:val="24"/>
               </w:rPr>
-              <w:t xml:space="preserve"> Create a marketing plan for communicating the product to the relevant audience.                                                                                                                                                                              </w:t>
+              <w:t xml:space="preserve"> Evaluate preferences, motivations, strengths,</w:t>
+            </w:r>
+            <w:r>
+              <w:rPr>
+                <w:rFonts w:asciiTheme="minorHAnsi" w:hAnsiTheme="minorHAnsi" w:cstheme="minorHAnsi"/>
+                <w:color w:val="000000"/>
+                <w:szCs w:val="24"/>
+              </w:rPr>
+              <w:t xml:space="preserve"> and</w:t>
+            </w:r>
+            <w:r>
+              <w:rPr>
+                <w:rFonts w:asciiTheme="minorHAnsi" w:hAnsiTheme="minorHAnsi" w:cstheme="minorHAnsi"/>
+                <w:color w:val="000000"/>
+                <w:szCs w:val="24"/>
+              </w:rPr>
+              <w:t xml:space="preserve"> limitations of others and apply these insights to work more effectively with them, motivating where needed.                                                                                                     </w:t>
             </w:r>
             <w:r>
               <w:rPr>
@@ -1393,470 +1992,6 @@
                 <w:rFonts w:ascii="Calibri" w:hAnsi="Calibri" w:cs="Calibri"/>
                 <w:color w:val="000000"/>
               </w:rPr>
-              <w:t xml:space="preserve">Presentation</w:t>
-            </w:r>
-            <w:r>
-              <w:rPr>
-                <w:rFonts w:ascii="Calibri" w:hAnsi="Calibri" w:cs="Calibri"/>
-                <w:color w:val="000000"/>
-              </w:rPr>
-              <w:t xml:space="preserve"> – link to the recording and indicate the </w:t>
-            </w:r>
-            <w:r>
-              <w:rPr>
-                <w:rFonts w:ascii="Calibri" w:hAnsi="Calibri" w:cs="Calibri"/>
-                <w:color w:val="000000"/>
-              </w:rPr>
-              <w:t xml:space="preserve">timing of the evidence</w:t>
-            </w:r>
-            <w:r>
-              <w:rPr>
-                <w:rFonts w:ascii="Calibri" w:hAnsi="Calibri" w:cs="Calibri"/>
-                <w:color w:val="000000"/>
-              </w:rPr>
-              <w:t xml:space="preserve">.</w:t>
-            </w:r>
-            <w:r>
-              <w:rPr>
-                <w:rFonts w:ascii="Calibri" w:hAnsi="Calibri" w:cs="Calibri"/>
-                <w:color w:val="000000"/>
-              </w:rPr>
-            </w:r>
-            <w:r>
-              <w:rPr>
-                <w:rFonts w:ascii="Calibri" w:hAnsi="Calibri" w:cs="Calibri"/>
-                <w:color w:val="000000"/>
-              </w:rPr>
-            </w:r>
-          </w:p>
-          <w:p>
-            <w:pPr>
-              <w:pBdr/>
-              <w:spacing w:after="40" w:before="40"/>
-              <w:ind/>
-              <w:rPr>
-                <w:rFonts w:ascii="Calibri" w:hAnsi="Calibri" w:cs="Calibri"/>
-                <w:color w:val="000000"/>
-              </w:rPr>
-            </w:pPr>
-            <w:r>
-              <w:rPr>
-                <w:rFonts w:ascii="Calibri" w:hAnsi="Calibri" w:cs="Calibri"/>
-                <w:color w:val="000000"/>
-              </w:rPr>
-            </w:r>
-            <w:r>
-              <w:rPr>
-                <w:rFonts w:ascii="Calibri" w:hAnsi="Calibri" w:cs="Calibri"/>
-                <w:color w:val="000000"/>
-              </w:rPr>
-            </w:r>
-            <w:r>
-              <w:rPr>
-                <w:rFonts w:ascii="Calibri" w:hAnsi="Calibri" w:cs="Calibri"/>
-                <w:color w:val="000000"/>
-              </w:rPr>
-            </w:r>
-          </w:p>
-          <w:p>
-            <w:pPr>
-              <w:pBdr/>
-              <w:spacing w:after="40" w:before="40"/>
-              <w:ind/>
-              <w:rPr>
-                <w:rFonts w:ascii="Calibri" w:hAnsi="Calibri" w:cs="Calibri"/>
-                <w:color w:val="000000"/>
-              </w:rPr>
-            </w:pPr>
-            <w:r>
-              <w:rPr>
-                <w:rFonts w:ascii="Calibri" w:hAnsi="Calibri" w:cs="Calibri"/>
-                <w:color w:val="000000"/>
-              </w:rPr>
-              <w:t xml:space="preserve">Marketing Pla</w:t>
-            </w:r>
-            <w:r>
-              <w:rPr>
-                <w:rFonts w:ascii="Calibri" w:hAnsi="Calibri" w:cs="Calibri"/>
-                <w:color w:val="000000"/>
-              </w:rPr>
-              <w:t xml:space="preserve">n</w:t>
-            </w:r>
-            <w:r>
-              <w:rPr>
-                <w:rFonts w:ascii="Calibri" w:hAnsi="Calibri" w:cs="Calibri"/>
-                <w:color w:val="000000"/>
-              </w:rPr>
-              <w:t xml:space="preserve"> </w:t>
-            </w:r>
-            <w:r>
-              <w:rPr>
-                <w:rFonts w:ascii="Calibri" w:hAnsi="Calibri" w:cs="Calibri"/>
-                <w:color w:val="000000"/>
-              </w:rPr>
-              <w:t xml:space="preserve">materials </w:t>
-            </w:r>
-            <w:r>
-              <w:rPr>
-                <w:rFonts w:ascii="Calibri" w:hAnsi="Calibri" w:cs="Calibri"/>
-                <w:color w:val="000000"/>
-              </w:rPr>
-              <w:t xml:space="preserve">(needed as part of your project)</w:t>
-            </w:r>
-            <w:r>
-              <w:rPr>
-                <w:rFonts w:ascii="Calibri" w:hAnsi="Calibri" w:cs="Calibri"/>
-                <w:color w:val="000000"/>
-              </w:rPr>
-              <w:t xml:space="preserve"> so include the PowerPoint presentation</w:t>
-            </w:r>
-            <w:r>
-              <w:rPr>
-                <w:rFonts w:ascii="Calibri" w:hAnsi="Calibri" w:cs="Calibri"/>
-                <w:color w:val="000000"/>
-              </w:rPr>
-              <w:t xml:space="preserve"> assessment 3</w:t>
-            </w:r>
-            <w:r>
-              <w:rPr>
-                <w:rFonts w:ascii="Calibri" w:hAnsi="Calibri" w:cs="Calibri"/>
-                <w:color w:val="000000"/>
-              </w:rPr>
-              <w:t xml:space="preserve">. </w:t>
-            </w:r>
-            <w:r>
-              <w:rPr>
-                <w:rFonts w:ascii="Calibri" w:hAnsi="Calibri" w:cs="Calibri"/>
-                <w:color w:val="000000"/>
-              </w:rPr>
-            </w:r>
-            <w:r>
-              <w:rPr>
-                <w:rFonts w:ascii="Calibri" w:hAnsi="Calibri" w:cs="Calibri"/>
-                <w:color w:val="000000"/>
-              </w:rPr>
-            </w:r>
-          </w:p>
-        </w:tc>
-        <w:tc>
-          <w:tcPr>
-            <w:tcBorders>
-              <w:top w:val="single" w:color="auto" w:sz="4" w:space="0"/>
-              <w:left w:val="single" w:color="auto" w:sz="4" w:space="0"/>
-              <w:bottom w:val="single" w:color="auto" w:sz="4" w:space="0"/>
-              <w:right w:val="single" w:color="auto" w:sz="4" w:space="0"/>
-            </w:tcBorders>
-            <w:tcW w:w="11675" w:type="dxa"/>
-            <w:vAlign w:val="center"/>
-            <w:textDirection w:val="lrTb"/>
-            <w:noWrap w:val="false"/>
-          </w:tcPr>
-          <w:p>
-            <w:pPr>
-              <w:pBdr/>
-              <w:spacing/>
-              <w:ind/>
-              <w:rPr>
-                <w:rFonts w:ascii="Calibri" w:hAnsi="Calibri" w:cs="Calibri"/>
-                <w:highlight w:val="none"/>
-                <w:lang w:val="en-GB"/>
-              </w:rPr>
-            </w:pPr>
-            <w:r>
-              <w:rPr>
-                <w:rFonts w:ascii="Calibri" w:hAnsi="Calibri" w:cs="Calibri"/>
-                <w:lang w:val="en-GB"/>
-              </w:rPr>
-              <w:t xml:space="preserve">(Link to recording and timestamp the evidence)</w:t>
-            </w:r>
-            <w:r>
-              <w:rPr>
-                <w:rFonts w:ascii="Calibri" w:hAnsi="Calibri" w:cs="Calibri"/>
-                <w:highlight w:val="none"/>
-                <w:lang w:val="en-GB"/>
-              </w:rPr>
-            </w:r>
-            <w:r>
-              <w:rPr>
-                <w:rFonts w:ascii="Calibri" w:hAnsi="Calibri" w:cs="Calibri"/>
-                <w:highlight w:val="none"/>
-                <w:lang w:val="en-GB"/>
-              </w:rPr>
-            </w:r>
-          </w:p>
-          <w:p>
-            <w:pPr>
-              <w:pBdr/>
-              <w:spacing/>
-              <w:ind/>
-              <w:rPr>
-                <w:rFonts w:ascii="Calibri" w:hAnsi="Calibri" w:cs="Calibri"/>
-                <w:highlight w:val="none"/>
-                <w:lang w:val="en-GB" w:bidi="en-GB"/>
-              </w:rPr>
-            </w:pPr>
-            <w:r>
-              <w:rPr>
-                <w:rFonts w:ascii="Calibri" w:hAnsi="Calibri" w:cs="Calibri"/>
-                <w:highlight w:val="none"/>
-                <w:lang w:val="en-GB" w:bidi="en-GB"/>
-              </w:rPr>
-              <w:t xml:space="preserve">Communicating to relevant audience</w:t>
-            </w:r>
-            <w:r>
-              <w:rPr>
-                <w:rFonts w:ascii="Calibri" w:hAnsi="Calibri" w:cs="Calibri"/>
-                <w:highlight w:val="none"/>
-                <w:lang w:val="en-GB" w:bidi="en-GB"/>
-              </w:rPr>
-            </w:r>
-          </w:p>
-          <w:p>
-            <w:pPr>
-              <w:pBdr/>
-              <w:spacing/>
-              <w:ind/>
-              <w:rPr>
-                <w:rFonts w:ascii="Calibri" w:hAnsi="Calibri" w:cs="Calibri"/>
-                <w:highlight w:val="none"/>
-                <w:lang w:val="en-GB" w:bidi="en-GB"/>
-              </w:rPr>
-            </w:pPr>
-            <w:r>
-              <w:rPr>
-                <w:rFonts w:ascii="Calibri" w:hAnsi="Calibri" w:cs="Calibri"/>
-                <w:highlight w:val="none"/>
-                <w:lang w:val="en-GB" w:bidi="en-GB"/>
-              </w:rPr>
-              <w:t xml:space="preserve">MARKETING PLAN TEMPLATE?</w:t>
-            </w:r>
-            <w:r>
-              <w:rPr>
-                <w:rFonts w:ascii="Calibri" w:hAnsi="Calibri" w:cs="Calibri"/>
-                <w:highlight w:val="none"/>
-                <w:lang w:val="en-GB" w:bidi="en-GB"/>
-              </w:rPr>
-            </w:r>
-            <w:r>
-              <w:rPr>
-                <w:rFonts w:ascii="Calibri" w:hAnsi="Calibri" w:cs="Calibri"/>
-                <w:highlight w:val="none"/>
-                <w:lang w:val="en-GB" w:bidi="en-GB"/>
-              </w:rPr>
-            </w:r>
-          </w:p>
-          <w:p>
-            <w:pPr>
-              <w:pBdr/>
-              <w:spacing/>
-              <w:ind/>
-              <w:rPr>
-                <w:rFonts w:ascii="Calibri" w:hAnsi="Calibri" w:cs="Calibri"/>
-              </w:rPr>
-            </w:pPr>
-            <w:r>
-              <w:rPr>
-                <w:rFonts w:ascii="Calibri" w:hAnsi="Calibri" w:cs="Calibri"/>
-                <w:highlight w:val="none"/>
-                <w:lang w:val="en-GB"/>
-              </w:rPr>
-              <w:t xml:space="preserve">(Link to ppt)</w:t>
-            </w:r>
-            <w:r>
-              <w:rPr>
-                <w:rFonts w:ascii="Calibri" w:hAnsi="Calibri" w:cs="Calibri"/>
-                <w:highlight w:val="none"/>
-                <w:lang w:val="en-GB"/>
-              </w:rPr>
-            </w:r>
-            <w:r>
-              <w:rPr>
-                <w:rFonts w:ascii="Calibri" w:hAnsi="Calibri" w:cs="Calibri"/>
-              </w:rPr>
-            </w:r>
-          </w:p>
-        </w:tc>
-      </w:tr>
-      <w:tr>
-        <w:trPr/>
-        <w:tc>
-          <w:tcPr>
-            <w:tcBorders>
-              <w:top w:val="single" w:color="auto" w:sz="4" w:space="0"/>
-              <w:left w:val="single" w:color="auto" w:sz="4" w:space="0"/>
-              <w:bottom w:val="single" w:color="auto" w:sz="4" w:space="0"/>
-              <w:right w:val="single" w:color="auto" w:sz="4" w:space="0"/>
-            </w:tcBorders>
-            <w:tcW w:w="1033" w:type="dxa"/>
-            <w:vAlign w:val="center"/>
-            <w:textDirection w:val="lrTb"/>
-            <w:noWrap w:val="false"/>
-          </w:tcPr>
-          <w:p>
-            <w:pPr>
-              <w:pBdr/>
-              <w:spacing w:after="40" w:before="40"/>
-              <w:ind/>
-              <w:jc w:val="center"/>
-              <w:rPr>
-                <w:rFonts w:asciiTheme="minorHAnsi" w:hAnsiTheme="minorHAnsi" w:cstheme="minorHAnsi"/>
-                <w:bCs/>
-              </w:rPr>
-            </w:pPr>
-            <w:r>
-              <w:rPr>
-                <w:rFonts w:asciiTheme="minorHAnsi" w:hAnsiTheme="minorHAnsi" w:cstheme="minorHAnsi"/>
-                <w:bCs/>
-              </w:rPr>
-              <w:t xml:space="preserve">3</w:t>
-            </w:r>
-            <w:r>
-              <w:rPr>
-                <w:rFonts w:asciiTheme="minorHAnsi" w:hAnsiTheme="minorHAnsi" w:cstheme="minorHAnsi"/>
-                <w:bCs/>
-              </w:rPr>
-            </w:r>
-            <w:r>
-              <w:rPr>
-                <w:rFonts w:asciiTheme="minorHAnsi" w:hAnsiTheme="minorHAnsi" w:cstheme="minorHAnsi"/>
-                <w:bCs/>
-              </w:rPr>
-            </w:r>
-          </w:p>
-        </w:tc>
-        <w:tc>
-          <w:tcPr>
-            <w:tcBorders>
-              <w:top w:val="single" w:color="auto" w:sz="4" w:space="0"/>
-              <w:left w:val="single" w:color="auto" w:sz="4" w:space="0"/>
-              <w:bottom w:val="single" w:color="auto" w:sz="4" w:space="0"/>
-              <w:right w:val="single" w:color="auto" w:sz="4" w:space="0"/>
-            </w:tcBorders>
-            <w:tcW w:w="1514" w:type="dxa"/>
-            <w:vAlign w:val="center"/>
-            <w:textDirection w:val="lrTb"/>
-            <w:noWrap w:val="false"/>
-          </w:tcPr>
-          <w:p>
-            <w:pPr>
-              <w:pBdr/>
-              <w:spacing w:after="40" w:before="40"/>
-              <w:ind/>
-              <w:rPr>
-                <w:rFonts w:asciiTheme="minorHAnsi" w:hAnsiTheme="minorHAnsi" w:cstheme="minorHAnsi"/>
-                <w:bCs/>
-              </w:rPr>
-            </w:pPr>
-            <w:r>
-              <w:rPr>
-                <w:rFonts w:asciiTheme="minorHAnsi" w:hAnsiTheme="minorHAnsi" w:cstheme="minorHAnsi"/>
-                <w:bCs/>
-              </w:rPr>
-              <w:t xml:space="preserve">Meta-skills</w:t>
-            </w:r>
-            <w:r>
-              <w:rPr>
-                <w:rFonts w:asciiTheme="minorHAnsi" w:hAnsiTheme="minorHAnsi" w:cstheme="minorHAnsi"/>
-                <w:bCs/>
-              </w:rPr>
-            </w:r>
-            <w:r>
-              <w:rPr>
-                <w:rFonts w:asciiTheme="minorHAnsi" w:hAnsiTheme="minorHAnsi" w:cstheme="minorHAnsi"/>
-                <w:bCs/>
-              </w:rPr>
-            </w:r>
-          </w:p>
-        </w:tc>
-        <w:tc>
-          <w:tcPr>
-            <w:tcBorders>
-              <w:top w:val="single" w:color="auto" w:sz="4" w:space="0"/>
-              <w:left w:val="single" w:color="auto" w:sz="4" w:space="0"/>
-              <w:bottom w:val="single" w:color="auto" w:sz="4" w:space="0"/>
-              <w:right w:val="single" w:color="auto" w:sz="4" w:space="0"/>
-            </w:tcBorders>
-            <w:tcW w:w="4394" w:type="dxa"/>
-            <w:vAlign w:val="center"/>
-            <w:textDirection w:val="lrTb"/>
-            <w:noWrap w:val="false"/>
-          </w:tcPr>
-          <w:p>
-            <w:pPr>
-              <w:pBdr/>
-              <w:spacing w:after="40" w:before="40"/>
-              <w:ind/>
-              <w:rPr>
-                <w:rFonts w:asciiTheme="minorHAnsi" w:hAnsiTheme="minorHAnsi" w:cstheme="minorHAnsi"/>
-                <w:bCs/>
-              </w:rPr>
-            </w:pPr>
-            <w:r>
-              <w:rPr>
-                <w:rFonts w:asciiTheme="minorHAnsi" w:hAnsiTheme="minorHAnsi" w:cstheme="minorHAnsi"/>
-                <w:color w:val="000000"/>
-                <w:szCs w:val="24"/>
-              </w:rPr>
-              <w:t xml:space="preserve"> Evaluate preferences, motivations, strengths,</w:t>
-            </w:r>
-            <w:r>
-              <w:rPr>
-                <w:rFonts w:asciiTheme="minorHAnsi" w:hAnsiTheme="minorHAnsi" w:cstheme="minorHAnsi"/>
-                <w:color w:val="000000"/>
-                <w:szCs w:val="24"/>
-              </w:rPr>
-              <w:t xml:space="preserve"> and</w:t>
-            </w:r>
-            <w:r>
-              <w:rPr>
-                <w:rFonts w:asciiTheme="minorHAnsi" w:hAnsiTheme="minorHAnsi" w:cstheme="minorHAnsi"/>
-                <w:color w:val="000000"/>
-                <w:szCs w:val="24"/>
-              </w:rPr>
-              <w:t xml:space="preserve"> limitations of others and apply these insights to work more effectively with them, motivating where needed.                                                                                                     </w:t>
-            </w:r>
-            <w:r>
-              <w:rPr>
-                <w:rFonts w:asciiTheme="minorHAnsi" w:hAnsiTheme="minorHAnsi" w:cstheme="minorHAnsi"/>
-                <w:bCs/>
-              </w:rPr>
-            </w:r>
-            <w:r>
-              <w:rPr>
-                <w:rFonts w:asciiTheme="minorHAnsi" w:hAnsiTheme="minorHAnsi" w:cstheme="minorHAnsi"/>
-                <w:bCs/>
-              </w:rPr>
-            </w:r>
-          </w:p>
-        </w:tc>
-        <w:tc>
-          <w:tcPr>
-            <w:tcBorders>
-              <w:top w:val="single" w:color="auto" w:sz="4" w:space="0"/>
-              <w:left w:val="single" w:color="auto" w:sz="4" w:space="0"/>
-              <w:bottom w:val="single" w:color="auto" w:sz="4" w:space="0"/>
-              <w:right w:val="single" w:color="auto" w:sz="4" w:space="0"/>
-            </w:tcBorders>
-            <w:tcW w:w="3969" w:type="dxa"/>
-            <w:vAlign w:val="center"/>
-            <w:textDirection w:val="lrTb"/>
-            <w:noWrap w:val="false"/>
-          </w:tcPr>
-          <w:p>
-            <w:pPr>
-              <w:pBdr/>
-              <w:spacing w:after="40" w:before="40"/>
-              <w:ind/>
-              <w:rPr>
-                <w:rFonts w:ascii="Calibri" w:hAnsi="Calibri" w:cs="Calibri"/>
-                <w:color w:val="000000"/>
-              </w:rPr>
-            </w:pPr>
-            <w:r>
-              <w:rPr>
-                <w:rFonts w:ascii="Calibri" w:hAnsi="Calibri" w:cs="Calibri"/>
-                <w:color w:val="000000"/>
-              </w:rPr>
               <w:t xml:space="preserve">Presentatio</w:t>
             </w:r>
             <w:r>
@@ -2146,12 +2281,30 @@
                 <w:color w:val="000000"/>
                 <w:lang w:val="en-GB"/>
               </w:rPr>
-              <w:t xml:space="preserve">(Link to ppt and timestamp evidence)</w:t>
+              <w:t xml:space="preserve">Presentation power point can be found here (</w:t>
             </w:r>
             <w:r>
               <w:rPr>
                 <w:rFonts w:ascii="Calibri" w:hAnsi="Calibri" w:cs="Calibri"/>
                 <w:color w:val="000000"/>
+                <w:lang w:val="en-GB"/>
+              </w:rPr>
+              <w:t xml:space="preserve">https://github.com/TortoiseLeaf/laurenk_personal_repository_2025/blob/main/UI_Software_Delivery_and_Team_Management/Assessment3.pptx</w:t>
+            </w:r>
+            <w:r>
+              <w:rPr>
+                <w:rFonts w:ascii="Calibri" w:hAnsi="Calibri" w:cs="Calibri"/>
+                <w:color w:val="000000"/>
+                <w:lang w:val="en-GB"/>
+              </w:rPr>
+              <w:t xml:space="preserve">).</w:t>
+            </w:r>
+            <w:r>
+              <w:rPr>
+                <w:rFonts w:ascii="Calibri" w:hAnsi="Calibri" w:cs="Calibri"/>
+                <w:color w:val="000000"/>
+                <w:highlight w:val="none"/>
+                <w:lang w:val="en-GB"/>
               </w:rPr>
             </w:r>
             <w:r>
@@ -2179,14 +2332,24 @@
               <w:rPr>
                 <w:rFonts w:ascii="Calibri" w:hAnsi="Calibri" w:cs="Calibri"/>
                 <w:color w:val="000000"/>
+                <w:highlight w:val="none"/>
+                <w:lang w:val="en-GB" w:bidi="en-GB"/>
+              </w:rPr>
+            </w:r>
+            <w:r>
+              <w:rPr>
+                <w:rFonts w:ascii="Calibri" w:hAnsi="Calibri" w:cs="Calibri"/>
+                <w:color w:val="000000"/>
+                <w:highlight w:val="none"/>
                 <w:lang w:val="en-GB"/>
               </w:rPr>
-              <w:t xml:space="preserve">360 feedback thing from Sam</w:t>
             </w:r>
             <w:r>
               <w:rPr>
                 <w:rFonts w:ascii="Calibri" w:hAnsi="Calibri" w:cs="Calibri"/>
                 <w:color w:val="000000"/>
+                <w:highlight w:val="none"/>
+                <w:lang w:val="en-GB"/>
               </w:rPr>
             </w:r>
           </w:p>
@@ -2198,10 +2361,41 @@
               <w:rPr>
                 <w:rFonts w:ascii="Calibri" w:hAnsi="Calibri" w:cs="Calibri"/>
                 <w:color w:val="000000"/>
-                <w:highlight w:val="none"/>
                 <w:lang w:val="en-GB"/>
               </w:rPr>
             </w:pPr>
+            <w:r>
+              <w:rPr>
+                <w:rFonts w:ascii="Calibri" w:hAnsi="Calibri" w:cs="Calibri"/>
+                <w:color w:val="000000"/>
+                <w:lang w:val="en-GB"/>
+              </w:rPr>
+              <w:t xml:space="preserve">I cre</w:t>
+            </w:r>
+            <w:r>
+              <w:rPr>
+                <w:rFonts w:ascii="Calibri" w:hAnsi="Calibri" w:cs="Calibri"/>
+                <w:color w:val="000000"/>
+                <w:lang w:val="en-GB"/>
+              </w:rPr>
+              <w:t xml:space="preserve">ated a  360 degree feedback case study of the project team members to identify and evaluate their preferences, motivations, strengths and limitations to apply these insights in order to work more effectively within the team, and motivate when needed. (</w:t>
+            </w:r>
+            <w:r>
+              <w:rPr>
+                <w:rFonts w:ascii="Calibri" w:hAnsi="Calibri" w:cs="Calibri"/>
+                <w:color w:val="000000"/>
+                <w:lang w:val="en-GB"/>
+              </w:rPr>
+              <w:t xml:space="preserve">https://github.com/TortoiseLeaf/laurenk_personal_repository_2025/blob/main/UI_Enterprise_Transformation/Formative%20Task%20-%20Giving%20360%20Degree%20Feedback(1).docx</w:t>
+            </w:r>
+            <w:r>
+              <w:rPr>
+                <w:rFonts w:ascii="Calibri" w:hAnsi="Calibri" w:cs="Calibri"/>
+                <w:color w:val="000000"/>
+                <w:lang w:val="en-GB"/>
+              </w:rPr>
+              <w:t xml:space="preserve">)</w:t>
+            </w:r>
             <w:r>
               <w:rPr>
                 <w:rFonts w:ascii="Calibri" w:hAnsi="Calibri" w:cs="Calibri"/>
@@ -2209,12 +2403,12 @@
                 <w:highlight w:val="none"/>
                 <w:lang w:val="en-GB"/>
               </w:rPr>
-              <w:t xml:space="preserve">How did you know their preferences, did you ask them, speak to them, how did you figure out their strengths?</w:t>
             </w:r>
             <w:r>
               <w:rPr>
                 <w:rFonts w:ascii="Calibri" w:hAnsi="Calibri" w:cs="Calibri"/>
                 <w:color w:val="000000"/>
+                <w:lang w:val="en-GB"/>
               </w:rPr>
             </w:r>
           </w:p>
@@ -2234,14 +2428,24 @@
               <w:rPr>
                 <w:rFonts w:ascii="Calibri" w:hAnsi="Calibri" w:cs="Calibri"/>
                 <w:color w:val="000000"/>
+                <w:highlight w:val="none"/>
                 <w:lang w:val="en-GB"/>
               </w:rPr>
-              <w:t xml:space="preserve">Anyone got extra stuff on, any blockers? How to manage limitations?</w:t>
             </w:r>
             <w:r>
               <w:rPr>
                 <w:rFonts w:ascii="Calibri" w:hAnsi="Calibri" w:cs="Calibri"/>
                 <w:color w:val="000000"/>
+                <w:highlight w:val="none"/>
+                <w:lang w:val="en-GB"/>
+              </w:rPr>
+            </w:r>
+            <w:r>
+              <w:rPr>
+                <w:rFonts w:ascii="Calibri" w:hAnsi="Calibri" w:cs="Calibri"/>
+                <w:color w:val="000000"/>
+                <w:highlight w:val="none"/>
+                <w:lang w:val="en-GB"/>
               </w:rPr>
             </w:r>
           </w:p>
@@ -2253,24 +2457,24 @@
               <w:rPr>
                 <w:rFonts w:ascii="Calibri" w:hAnsi="Calibri" w:cs="Calibri"/>
                 <w:color w:val="000000"/>
+                <w:highlight w:val="none"/>
+                <w:lang w:val="en-GB"/>
               </w:rPr>
             </w:pPr>
             <w:r>
               <w:rPr>
                 <w:rFonts w:ascii="Calibri" w:hAnsi="Calibri" w:cs="Calibri"/>
                 <w:color w:val="000000"/>
-              </w:rPr>
+                <w:lang w:val="en-GB"/>
+              </w:rPr>
+              <w:t xml:space="preserve">Evidence of using this information to motivate a team member can be found at 00:00 of the recording here </w:t>
             </w:r>
             <w:r>
               <w:rPr>
                 <w:rFonts w:ascii="Calibri" w:hAnsi="Calibri" w:cs="Calibri"/>
                 <w:color w:val="000000"/>
-              </w:rPr>
-            </w:r>
-            <w:r>
-              <w:rPr>
-                <w:rFonts w:ascii="Calibri" w:hAnsi="Calibri" w:cs="Calibri"/>
-                <w:color w:val="000000"/>
+                <w:highlight w:val="none"/>
+                <w:lang w:val="en-GB"/>
               </w:rPr>
             </w:r>
           </w:p>
@@ -2291,14 +2495,16 @@
                 <w:rFonts w:ascii="Calibri" w:hAnsi="Calibri" w:cs="Calibri"/>
                 <w:color w:val="000000"/>
                 <w:highlight w:val="none"/>
+                <w:lang w:val="en-GB" w:bidi="en-GB"/>
+              </w:rPr>
+              <w:t xml:space="preserve">I asked the students what they felt their strengths and preferences were and they were direct and eager to contribute. One student mentioned their schedule was busy and to do testing would let them contribute without holding up sprint tickets.</w:t>
+            </w:r>
+            <w:r>
+              <w:rPr>
+                <w:rFonts w:ascii="Calibri" w:hAnsi="Calibri" w:cs="Calibri"/>
+                <w:color w:val="000000"/>
+                <w:highlight w:val="none"/>
                 <w:lang w:val="en-GB"/>
-              </w:rPr>
-              <w:t xml:space="preserve">Matthew opening conversation chat, Marta and Martin saying they can test without holding up development.</w:t>
-            </w:r>
-            <w:r>
-              <w:rPr>
-                <w:rFonts w:ascii="Calibri" w:hAnsi="Calibri" w:cs="Calibri"/>
-                <w:color w:val="000000"/>
               </w:rPr>
             </w:r>
           </w:p>
@@ -2316,25 +2522,18 @@
               <w:rPr>
                 <w:rFonts w:ascii="Calibri" w:hAnsi="Calibri" w:cs="Calibri"/>
                 <w:color w:val="000000"/>
-                <w:highlight w:val="none"/>
-                <w:lang w:val="en-GB"/>
-              </w:rPr>
-              <w:t xml:space="preserve">Proof of me asking folk what they can do and setting expectations. </w:t>
+              </w:rPr>
             </w:r>
             <w:r>
               <w:rPr>
                 <w:rFonts w:ascii="Calibri" w:hAnsi="Calibri" w:cs="Calibri"/>
                 <w:color w:val="000000"/>
-                <w:highlight w:val="none"/>
-                <w:lang w:val="en-GB"/>
               </w:rPr>
             </w:r>
             <w:r>
               <w:rPr>
                 <w:rFonts w:ascii="Calibri" w:hAnsi="Calibri" w:cs="Calibri"/>
                 <w:color w:val="000000"/>
-                <w:highlight w:val="none"/>
-                <w:lang w:val="en-GB"/>
               </w:rPr>
             </w:r>
           </w:p>
@@ -2346,6 +2545,8 @@
               <w:rPr>
                 <w:rFonts w:ascii="Calibri" w:hAnsi="Calibri" w:cs="Calibri"/>
                 <w:color w:val="000000"/>
+                <w:highlight w:val="none"/>
+                <w:lang w:val="en-GB"/>
               </w:rPr>
             </w:pPr>
             <w:r>
@@ -2355,6 +2556,7 @@
                 <w:highlight w:val="none"/>
                 <w:lang w:val="en-GB"/>
               </w:rPr>
+              <w:t xml:space="preserve">Matthew opening conversation chat, Marta and Martin saying they can test without holding up development.</w:t>
             </w:r>
             <w:r>
               <w:rPr>
@@ -2381,8 +2583,6 @@
               <w:rPr>
                 <w:rFonts w:ascii="Calibri" w:hAnsi="Calibri" w:cs="Calibri"/>
                 <w:color w:val="000000"/>
-                <w:highlight w:val="none"/>
-                <w:lang w:val="en-GB"/>
               </w:rPr>
             </w:pPr>
             <w:r>
@@ -2392,7 +2592,7 @@
                 <w:highlight w:val="none"/>
                 <w:lang w:val="en-GB"/>
               </w:rPr>
-              <w:t xml:space="preserve">(Link to screenshot sprint meeting recaps and to the sprints in jira)  indicate timing of the evidence.</w:t>
+              <w:t xml:space="preserve">Proof of me asking folk what they can do and setting expectations. </w:t>
             </w:r>
             <w:r>
               <w:rPr>
@@ -2404,8 +2604,6 @@
               <w:rPr>
                 <w:rFonts w:ascii="Calibri" w:hAnsi="Calibri" w:cs="Calibri"/>
                 <w:color w:val="000000"/>
-                <w:highlight w:val="none"/>
-                <w:lang w:val="en-GB"/>
               </w:rPr>
             </w:r>
           </w:p>
@@ -2417,8 +2615,6 @@
               <w:rPr>
                 <w:rFonts w:ascii="Calibri" w:hAnsi="Calibri" w:cs="Calibri"/>
                 <w:color w:val="000000"/>
-                <w:highlight w:val="none"/>
-                <w:lang w:val="en-GB"/>
               </w:rPr>
             </w:pPr>
             <w:r>
@@ -2428,29 +2624,17 @@
                 <w:highlight w:val="none"/>
                 <w:lang w:val="en-GB"/>
               </w:rPr>
-              <w:t xml:space="preserve">A second year teammate said when he joined the team he wasn’t experienced with the technology and lacked confidence to contribu</w:t>
             </w:r>
             <w:r>
               <w:rPr>
                 <w:rFonts w:ascii="Calibri" w:hAnsi="Calibri" w:cs="Calibri"/>
                 <w:color w:val="000000"/>
-                <w:highlight w:val="none"/>
-                <w:lang w:val="en-GB"/>
-              </w:rPr>
-              <w:t xml:space="preserve">te to the code without direction, but was enthusiastic to contribute. We spoke and he was happy to take charge of app design and creating a visual prototype. This was crucial for driving development and also for manually testing the UI among focus groups. </w:t>
+              </w:rPr>
             </w:r>
             <w:r>
               <w:rPr>
                 <w:rFonts w:ascii="Calibri" w:hAnsi="Calibri" w:cs="Calibri"/>
                 <w:color w:val="000000"/>
-              </w:rPr>
-            </w:r>
-            <w:r>
-              <w:rPr>
-                <w:rFonts w:ascii="Calibri" w:hAnsi="Calibri" w:cs="Calibri"/>
-                <w:color w:val="000000"/>
-                <w:highlight w:val="none"/>
-                <w:lang w:val="en-GB"/>
               </w:rPr>
             </w:r>
           </w:p>
@@ -2473,13 +2657,7 @@
                 <w:highlight w:val="none"/>
                 <w:lang w:val="en-GB"/>
               </w:rPr>
-              <w:t xml:space="preserve">(evidence this, screenshots etc)</w:t>
-            </w:r>
-            <w:r>
-              <w:rPr>
-                <w:rFonts w:ascii="Calibri" w:hAnsi="Calibri" w:cs="Calibri"/>
-                <w:color w:val="000000"/>
-              </w:rPr>
+              <w:t xml:space="preserve">(Link to screenshot sprint meeting recaps and to the sprints in jira)  indicate timing of the evidence.</w:t>
             </w:r>
             <w:r>
               <w:rPr>
@@ -2498,24 +2676,32 @@
               <w:rPr>
                 <w:rFonts w:ascii="Calibri" w:hAnsi="Calibri" w:cs="Calibri"/>
                 <w:color w:val="000000"/>
+                <w:highlight w:val="none"/>
+                <w:lang w:val="en-GB"/>
               </w:rPr>
             </w:pPr>
             <w:r>
               <w:rPr>
                 <w:rFonts w:ascii="Calibri" w:hAnsi="Calibri" w:cs="Calibri"/>
                 <w:color w:val="000000"/>
+                <w:highlight w:val="none"/>
+                <w:lang w:val="en-GB" w:bidi="en-GB"/>
               </w:rPr>
             </w:r>
             <w:r>
               <w:rPr>
                 <w:rFonts w:ascii="Calibri" w:hAnsi="Calibri" w:cs="Calibri"/>
                 <w:color w:val="000000"/>
+                <w:highlight w:val="none"/>
+                <w:lang w:val="en-GB" w:bidi="en-GB"/>
               </w:rPr>
             </w:r>
             <w:r>
               <w:rPr>
                 <w:rFonts w:ascii="Calibri" w:hAnsi="Calibri" w:cs="Calibri"/>
                 <w:color w:val="000000"/>
+                <w:highlight w:val="none"/>
+                <w:lang w:val="en-GB"/>
               </w:rPr>
             </w:r>
           </w:p>
@@ -2527,6 +2713,8 @@
               <w:rPr>
                 <w:rFonts w:ascii="Calibri" w:hAnsi="Calibri" w:cs="Calibri"/>
                 <w:color w:val="000000"/>
+                <w:highlight w:val="none"/>
+                <w:lang w:val="en-GB"/>
               </w:rPr>
             </w:pPr>
             <w:r>
@@ -2536,7 +2724,7 @@
                 <w:highlight w:val="none"/>
                 <w:lang w:val="en-GB"/>
               </w:rPr>
-              <w:t xml:space="preserve">(evidence clip of sprint review where i said martin chose to contribute by testing instead of code so he wouldn’t hold people up.)</w:t>
+              <w:t xml:space="preserve">A second year teammate said when he joined the team he wasn’t experienced with the technology and lacked confidence to contribu</w:t>
             </w:r>
             <w:r>
               <w:rPr>
@@ -2544,6 +2732,227 @@
                 <w:color w:val="000000"/>
                 <w:highlight w:val="none"/>
                 <w:lang w:val="en-GB"/>
+              </w:rPr>
+              <w:t xml:space="preserve">te to the code without direction, but was enthusiastic to contribute. We spoke and he was happy to take charge of app design and creating a visual prototype. This was crucial for driving development and also for manually testing the UI among focus groups. </w:t>
+            </w:r>
+            <w:r>
+              <w:rPr>
+                <w:rFonts w:ascii="Calibri" w:hAnsi="Calibri" w:cs="Calibri"/>
+                <w:color w:val="000000"/>
+                <w:highlight w:val="none"/>
+                <w:lang w:val="en-GB"/>
+              </w:rPr>
+            </w:r>
+            <w:r>
+              <w:rPr>
+                <w:rFonts w:ascii="Calibri" w:hAnsi="Calibri" w:cs="Calibri"/>
+                <w:color w:val="000000"/>
+                <w:highlight w:val="none"/>
+                <w:lang w:val="en-GB"/>
+              </w:rPr>
+            </w:r>
+          </w:p>
+          <w:p>
+            <w:pPr>
+              <w:pBdr/>
+              <w:spacing w:after="40" w:before="40"/>
+              <w:ind/>
+              <w:rPr>
+                <w:rFonts w:ascii="Calibri" w:hAnsi="Calibri" w:cs="Calibri"/>
+                <w:color w:val="000000"/>
+                <w:highlight w:val="none"/>
+                <w:lang w:val="en-GB"/>
+              </w:rPr>
+            </w:pPr>
+            <w:r>
+              <w:rPr>
+                <w:rFonts w:ascii="Calibri" w:hAnsi="Calibri" w:cs="Calibri"/>
+                <w:color w:val="000000"/>
+                <w:highlight w:val="none"/>
+                <w:lang w:val="en-GB" w:bidi="en-GB"/>
+              </w:rPr>
+              <w:t xml:space="preserve">This is evidenced in the team members contributions being exclusively related to the frontend design and implementation in sprint tickets (</w:t>
+            </w:r>
+            <w:r>
+              <w:rPr>
+                <w:rFonts w:ascii="Calibri" w:hAnsi="Calibri" w:cs="Calibri"/>
+                <w:color w:val="000000"/>
+                <w:highlight w:val="none"/>
+                <w:lang w:val="en-GB" w:bidi="en-GB"/>
+              </w:rPr>
+              <w:t xml:space="preserve">https://github.com/TortoiseLeaf/laurenk_personal_repository_2025/blob/main/notes/teammate-design-tasks.png</w:t>
+            </w:r>
+            <w:r>
+              <w:rPr>
+                <w:rFonts w:ascii="Calibri" w:hAnsi="Calibri" w:cs="Calibri"/>
+                <w:color w:val="000000"/>
+                <w:highlight w:val="none"/>
+                <w:lang w:val="en-GB" w:bidi="en-GB"/>
+              </w:rPr>
+              <w:t xml:space="preserve">)</w:t>
+            </w:r>
+            <w:r>
+              <w:rPr>
+                <w:rFonts w:ascii="Calibri" w:hAnsi="Calibri" w:cs="Calibri"/>
+                <w:color w:val="000000"/>
+                <w:highlight w:val="none"/>
+                <w:lang w:val="en-GB"/>
+              </w:rPr>
+            </w:r>
+            <w:r>
+              <w:rPr>
+                <w:rFonts w:ascii="Calibri" w:hAnsi="Calibri" w:cs="Calibri"/>
+                <w:color w:val="000000"/>
+                <w:highlight w:val="none"/>
+                <w:lang w:val="en-GB"/>
+              </w:rPr>
+            </w:r>
+          </w:p>
+          <w:p>
+            <w:pPr>
+              <w:pBdr/>
+              <w:spacing w:after="40" w:before="40"/>
+              <w:ind/>
+              <w:rPr>
+                <w:rFonts w:ascii="Calibri" w:hAnsi="Calibri" w:cs="Calibri"/>
+                <w:color w:val="000000"/>
+                <w:highlight w:val="none"/>
+                <w:lang w:val="en-GB"/>
+              </w:rPr>
+            </w:pPr>
+            <w:r>
+              <w:rPr>
+                <w:rFonts w:ascii="Calibri" w:hAnsi="Calibri" w:cs="Calibri"/>
+                <w:color w:val="000000"/>
+                <w:lang w:val="en-GB"/>
+              </w:rPr>
+              <w:t xml:space="preserve">And also in the communication from the team member around their contributions to the design, and talk of implementing the design practically evidenced here </w:t>
+            </w:r>
+            <w:r>
+              <w:rPr>
+                <w:rFonts w:ascii="Calibri" w:hAnsi="Calibri" w:cs="Calibri"/>
+                <w:color w:val="000000"/>
+              </w:rPr>
+            </w:r>
+            <w:r>
+              <w:rPr>
+                <w:rFonts w:ascii="Calibri" w:hAnsi="Calibri" w:cs="Calibri"/>
+                <w:color w:val="000000"/>
+                <w:highlight w:val="none"/>
+                <w:lang w:val="en-GB"/>
+              </w:rPr>
+            </w:r>
+          </w:p>
+          <w:p>
+            <w:pPr>
+              <w:pBdr/>
+              <w:spacing w:after="40" w:before="40"/>
+              <w:ind/>
+              <w:rPr>
+                <w:rFonts w:ascii="Calibri" w:hAnsi="Calibri" w:cs="Calibri"/>
+                <w:color w:val="000000"/>
+                <w:highlight w:val="none"/>
+                <w:lang w:val="en-GB"/>
+              </w:rPr>
+            </w:pPr>
+            <w:r>
+              <w:rPr>
+                <w:rFonts w:ascii="Calibri" w:hAnsi="Calibri" w:cs="Calibri"/>
+                <w:color w:val="000000"/>
+                <w:highlight w:val="none"/>
+                <w:lang w:val="en-GB"/>
+              </w:rPr>
+              <w:t xml:space="preserve">(</w:t>
+            </w:r>
+            <w:r>
+              <w:rPr>
+                <w:rFonts w:ascii="Calibri" w:hAnsi="Calibri" w:cs="Calibri"/>
+                <w:color w:val="000000"/>
+                <w:highlight w:val="none"/>
+                <w:lang w:val="en-GB"/>
+              </w:rPr>
+              <w:t xml:space="preserve">https://github.com/TortoiseLeaf/laurenk_personal_repository_2025/blob/main/notes/prototype-motivated.png</w:t>
+            </w:r>
+            <w:r>
+              <w:rPr>
+                <w:rFonts w:ascii="Calibri" w:hAnsi="Calibri" w:cs="Calibri"/>
+                <w:color w:val="000000"/>
+                <w:highlight w:val="none"/>
+                <w:lang w:val="en-GB"/>
+              </w:rPr>
+              <w:t xml:space="preserve">).</w:t>
+            </w:r>
+            <w:r>
+              <w:rPr>
+                <w:rFonts w:ascii="Calibri" w:hAnsi="Calibri" w:cs="Calibri"/>
+                <w:color w:val="000000"/>
+              </w:rPr>
+            </w:r>
+            <w:r>
+              <w:rPr>
+                <w:rFonts w:ascii="Calibri" w:hAnsi="Calibri" w:cs="Calibri"/>
+                <w:color w:val="000000"/>
+                <w:highlight w:val="none"/>
+                <w:lang w:val="en-GB"/>
+              </w:rPr>
+            </w:r>
+          </w:p>
+          <w:p>
+            <w:pPr>
+              <w:pBdr/>
+              <w:spacing w:after="40" w:before="40"/>
+              <w:ind/>
+              <w:rPr>
+                <w:rFonts w:ascii="Calibri" w:hAnsi="Calibri" w:cs="Calibri"/>
+                <w:color w:val="000000"/>
+              </w:rPr>
+            </w:pPr>
+            <w:r>
+              <w:rPr>
+                <w:rFonts w:ascii="Calibri" w:hAnsi="Calibri" w:cs="Calibri"/>
+                <w:color w:val="000000"/>
+                <w:highlight w:val="none"/>
+                <w:lang w:val="en-GB"/>
+              </w:rPr>
+            </w:r>
+            <w:r>
+              <w:rPr>
+                <w:rFonts w:ascii="Calibri" w:hAnsi="Calibri" w:cs="Calibri"/>
+                <w:color w:val="000000"/>
+                <w:highlight w:val="none"/>
+                <w:lang w:val="en-GB"/>
+              </w:rPr>
+            </w:r>
+            <w:r>
+              <w:rPr>
+                <w:rFonts w:ascii="Calibri" w:hAnsi="Calibri" w:cs="Calibri"/>
+                <w:color w:val="000000"/>
+              </w:rPr>
+            </w:r>
+          </w:p>
+          <w:p>
+            <w:pPr>
+              <w:pBdr/>
+              <w:spacing w:after="40" w:before="40"/>
+              <w:ind/>
+              <w:rPr>
+                <w:rFonts w:ascii="Calibri" w:hAnsi="Calibri" w:cs="Calibri"/>
+                <w:color w:val="000000"/>
+              </w:rPr>
+            </w:pPr>
+            <w:r>
+              <w:rPr>
+                <w:rFonts w:ascii="Calibri" w:hAnsi="Calibri" w:cs="Calibri"/>
+                <w:color w:val="000000"/>
+                <w:highlight w:val="none"/>
+                <w:lang w:val="en-GB"/>
+              </w:rPr>
+              <w:t xml:space="preserve">(evidence clip of sprint review where i said martin chose to contribute by testing instead of code so he wouldn’t hold people up.)</w:t>
+            </w:r>
+            <w:r>
+              <w:rPr>
+                <w:rFonts w:ascii="Calibri" w:hAnsi="Calibri" w:cs="Calibri"/>
+                <w:color w:val="000000"/>
               </w:rPr>
             </w:r>
             <w:r>
@@ -2939,15 +3348,10 @@
               <w:rPr>
                 <w:rFonts w:ascii="Calibri" w:hAnsi="Calibri" w:cs="Calibri"/>
                 <w:color w:val="000000"/>
+                <w:highlight w:val="none"/>
                 <w:lang w:val="en-GB"/>
               </w:rPr>
-              <w:t xml:space="preserve">Reusing robust code is critical for security because it reduces the attack surface of the codebase and keeps the code familiar, maintainable and manageable because it is a simple robust design that is reused throughout the application.</w:t>
-            </w:r>
-            <w:r>
-              <w:rPr>
-                <w:rFonts w:ascii="Calibri" w:hAnsi="Calibri" w:cs="Calibri"/>
-                <w:color w:val="000000"/>
-              </w:rPr>
+              <w:t xml:space="preserve">Reuse of code and the use of 3rd-party elements in software carries an inherent risk explained in the written Assessment 2</w:t>
             </w:r>
             <w:r>
               <w:rPr>
@@ -2977,13 +3381,43 @@
                 <w:highlight w:val="none"/>
                 <w:lang w:val="en-GB"/>
               </w:rPr>
-              <w:t xml:space="preserve">UML shows not needing extra databases and db connections. Less connections to exploit, less code to maintain.</w:t>
+              <w:t xml:space="preserve">(</w:t>
             </w:r>
             <w:r>
               <w:rPr>
                 <w:rFonts w:ascii="Calibri" w:hAnsi="Calibri" w:cs="Calibri"/>
                 <w:color w:val="000000"/>
-              </w:rPr>
+                <w:highlight w:val="none"/>
+                <w:lang w:val="en-GB"/>
+              </w:rPr>
+              <w:t xml:space="preserve">https://github.com/TortoiseLeaf/laurenk_personal_repository_2025/blob/main/UI_Software_Delivery_and_Team_Management/Assessment%202.docx</w:t>
+            </w:r>
+            <w:r>
+              <w:rPr>
+                <w:rFonts w:ascii="Calibri" w:hAnsi="Calibri" w:cs="Calibri"/>
+                <w:color w:val="000000"/>
+                <w:highlight w:val="none"/>
+                <w:lang w:val="en-GB"/>
+              </w:rPr>
+              <w:t xml:space="preserve">), and the architecture for this project was built around this consideration by deliberately excluding any unnecessary or potentially superfluous plug-ins, libraries or features and developing in-house solutions where possible (</w:t>
+            </w:r>
+            <w:r>
+              <w:rPr>
+                <w:rFonts w:ascii="Calibri" w:hAnsi="Calibri" w:cs="Calibri"/>
+                <w:color w:val="000000"/>
+                <w:highlight w:val="none"/>
+                <w:lang w:val="en-GB"/>
+              </w:rPr>
+              <w:t xml:space="preserve">https://vimeo.com/1180811172?share=copy&amp;fl=sv&amp;fe=ci</w:t>
+            </w:r>
+            <w:r>
+              <w:rPr>
+                <w:rFonts w:ascii="Calibri" w:hAnsi="Calibri" w:cs="Calibri"/>
+                <w:color w:val="000000"/>
+                <w:highlight w:val="none"/>
+                <w:lang w:val="en-GB"/>
+              </w:rPr>
+              <w:t xml:space="preserve">).</w:t>
             </w:r>
             <w:r>
               <w:rPr>
@@ -3002,6 +3436,8 @@
               <w:rPr>
                 <w:rFonts w:ascii="Calibri" w:hAnsi="Calibri" w:cs="Calibri"/>
                 <w:color w:val="000000"/>
+                <w:highlight w:val="none"/>
+                <w:lang w:val="en-GB"/>
               </w:rPr>
             </w:pPr>
             <w:r>
@@ -3011,8 +3447,21 @@
                 <w:highlight w:val="none"/>
                 <w:lang w:val="en-GB"/>
               </w:rPr>
-              <w:t xml:space="preserve">(Link to UML)</w:t>
-            </w:r>
+              <w:t xml:space="preserve">The software is designed to be used offline, and to use data already native to the device in order to minimise attack surface and potential for vulnerabilities. This is evidenced in the master UML for the system architecture, where revised versions of the software design can be seen to exclude unnecessary databases, and shrink/make succinct the design choices to minimise the potential for vulnerabilities</w:t>
+            </w:r>
+            <w:r/>
+            <w:r/>
+          </w:p>
+          <w:p>
+            <w:pPr>
+              <w:pBdr/>
+              <w:spacing w:after="40" w:before="40"/>
+              <w:ind/>
+              <w:rPr>
+                <w:rFonts w:ascii="Calibri" w:hAnsi="Calibri" w:cs="Calibri"/>
+                <w:color w:val="000000"/>
+              </w:rPr>
+            </w:pPr>
             <w:r>
               <w:rPr>
                 <w:rFonts w:ascii="Calibri" w:hAnsi="Calibri" w:cs="Calibri"/>
@@ -3020,13 +3469,33 @@
                 <w:highlight w:val="none"/>
                 <w:lang w:val="en-GB"/>
               </w:rPr>
+              <w:t xml:space="preserve">(</w:t>
             </w:r>
             <w:r>
               <w:rPr>
                 <w:rFonts w:ascii="Calibri" w:hAnsi="Calibri" w:cs="Calibri"/>
                 <w:color w:val="000000"/>
-              </w:rPr>
-            </w:r>
+                <w:highlight w:val="none"/>
+                <w:lang w:val="en-GB"/>
+              </w:rPr>
+              <w:t xml:space="preserve">https://app.moqups.com/D97l8oJK6qShGe2DNts1beDq3X2Ts90W/view/page/ab0c2effe</w:t>
+            </w:r>
+            <w:r>
+              <w:rPr>
+                <w:rFonts w:ascii="Calibri" w:hAnsi="Calibri" w:cs="Calibri"/>
+                <w:color w:val="000000"/>
+                <w:highlight w:val="none"/>
+                <w:lang w:val="en-GB"/>
+              </w:rPr>
+              <w:t xml:space="preserve">).</w:t>
+            </w:r>
+            <w:r>
+              <w:rPr>
+                <w:rFonts w:ascii="Calibri" w:hAnsi="Calibri" w:cs="Calibri"/>
+                <w:color w:val="000000"/>
+              </w:rPr>
+            </w:r>
+            <w:r/>
           </w:p>
         </w:tc>
       </w:tr>
@@ -3484,20 +3953,22 @@
             <w:r>
               <w:rPr>
                 <w:rFonts w:ascii="Calibri" w:hAnsi="Calibri" w:cs="Calibri"/>
-                <w:lang w:val="en-GB"/>
-              </w:rPr>
-              <w:t xml:space="preserve">Evidence of pipeline, tests, PR’s requiring the builds to pass. This complies with industry best practices because (Link)</w:t>
-            </w:r>
-            <w:r>
-              <w:rPr>
-                <w:rFonts w:ascii="Calibri" w:hAnsi="Calibri" w:cs="Calibri"/>
-              </w:rPr>
-            </w:r>
-            <w:r>
-              <w:rPr>
-                <w:rFonts w:ascii="Calibri" w:hAnsi="Calibri" w:cs="Calibri"/>
                 <w:highlight w:val="none"/>
-                <w:lang w:val="en-GB"/>
+                <w:lang w:val="en-GB" w:bidi="en-GB"/>
+              </w:rPr>
+            </w:r>
+            <w:r>
+              <w:rPr>
+                <w:rFonts w:ascii="Calibri" w:hAnsi="Calibri" w:cs="Calibri"/>
+                <w:highlight w:val="none"/>
+                <w:lang w:val="en-GB" w:bidi="en-GB"/>
+              </w:rPr>
+            </w:r>
+            <w:r>
+              <w:rPr>
+                <w:rFonts w:ascii="Calibri" w:hAnsi="Calibri" w:cs="Calibri"/>
+                <w:highlight w:val="none"/>
+                <w:lang w:val="en-GB" w:bidi="en-GB"/>
               </w:rPr>
             </w:r>
           </w:p>
@@ -3509,21 +3980,32 @@
               <w:rPr>
                 <w:rFonts w:ascii="Calibri" w:hAnsi="Calibri" w:cs="Calibri"/>
                 <w:highlight w:val="none"/>
-                <w:lang w:val="en-GB"/>
+                <w:lang w:val="en-GB" w:bidi="en-GB"/>
               </w:rPr>
             </w:pPr>
             <w:r>
               <w:rPr>
                 <w:rFonts w:ascii="Calibri" w:hAnsi="Calibri" w:cs="Calibri"/>
                 <w:highlight w:val="none"/>
-                <w:lang w:val="en-GB"/>
-              </w:rPr>
-              <w:t xml:space="preserve">This was considered in the project plan (Link to SRS)</w:t>
-            </w:r>
-            <w:r>
-              <w:rPr>
-                <w:rFonts w:ascii="Calibri" w:hAnsi="Calibri" w:cs="Calibri"/>
-              </w:rPr>
+                <w:lang w:val="en-GB" w:bidi="en-GB"/>
+              </w:rPr>
+              <w:t xml:space="preserve">Release pipeline and software configuration industry best practices and how the MauiScreenTime project adheres to them is explained in the written Assessment 2. Supporting evidence can be found in the project repository on GitHub, where release pipeline workflow runs show successful runs along with failed ones where code changes are pushed to the source code depending on whether quality assurance checks pass successfully (</w:t>
+            </w:r>
+            <w:r>
+              <w:rPr>
+                <w:rFonts w:ascii="Calibri" w:hAnsi="Calibri" w:cs="Calibri"/>
+                <w:highlight w:val="none"/>
+                <w:lang w:val="en-GB" w:bidi="en-GB"/>
+              </w:rPr>
+              <w:t xml:space="preserve">https://github.com/TortoiseLeaf/laurenk_personal_repository_2025/blob/main/notes/workflow-runs.png</w:t>
+            </w:r>
+            <w:r>
+              <w:rPr>
+                <w:rFonts w:ascii="Calibri" w:hAnsi="Calibri" w:cs="Calibri"/>
+                <w:highlight w:val="none"/>
+                <w:lang w:val="en-GB" w:bidi="en-GB"/>
+              </w:rPr>
+              <w:t xml:space="preserve">).</w:t>
             </w:r>
             <w:r>
               <w:rPr>
@@ -3540,26 +4022,128 @@
               <w:ind/>
               <w:rPr>
                 <w:rFonts w:ascii="Calibri" w:hAnsi="Calibri" w:cs="Calibri"/>
-              </w:rPr>
-            </w:pPr>
-            <w:r>
-              <w:rPr>
-                <w:rFonts w:ascii="Calibri" w:hAnsi="Calibri" w:cs="Calibri"/>
                 <w:highlight w:val="none"/>
                 <w:lang w:val="en-GB"/>
               </w:rPr>
-              <w:t xml:space="preserve">This was accounted for and actioned early in development as evidenced by the jira ticket (Link to jira ticket)</w:t>
-            </w:r>
+            </w:pPr>
             <w:r>
               <w:rPr>
                 <w:rFonts w:ascii="Calibri" w:hAnsi="Calibri" w:cs="Calibri"/>
                 <w:highlight w:val="none"/>
                 <w:lang w:val="en-GB"/>
               </w:rPr>
-            </w:r>
-            <w:r>
-              <w:rPr>
-                <w:rFonts w:ascii="Calibri" w:hAnsi="Calibri" w:cs="Calibri"/>
+              <w:t xml:space="preserve">Criteria for testing was considered from the beginning of project planning and design and is evidenced in the ‘Functional Requirements’ section of the projects software requirements document  (</w:t>
+            </w:r>
+            <w:r>
+              <w:rPr>
+                <w:rFonts w:ascii="Calibri" w:hAnsi="Calibri" w:cs="Calibri"/>
+                <w:highlight w:val="none"/>
+                <w:lang w:val="en-GB"/>
+              </w:rPr>
+              <w:t xml:space="preserve">https://github.com/TortoiseLeaf/laurenk_personal_repository_2025/blob/main/UI_Software_Project_Initiation_and_Planning/SRS_Maui.docx</w:t>
+            </w:r>
+            <w:r>
+              <w:rPr>
+                <w:rFonts w:ascii="Calibri" w:hAnsi="Calibri" w:cs="Calibri"/>
+                <w:highlight w:val="none"/>
+                <w:lang w:val="en-GB"/>
+              </w:rPr>
+              <w:t xml:space="preserve">).</w:t>
+            </w:r>
+            <w:r>
+              <w:rPr>
+                <w:rFonts w:ascii="Calibri" w:hAnsi="Calibri" w:cs="Calibri"/>
+                <w:highlight w:val="none"/>
+                <w:lang w:val="en-GB"/>
+              </w:rPr>
+            </w:r>
+            <w:r>
+              <w:rPr>
+                <w:rFonts w:ascii="Calibri" w:hAnsi="Calibri" w:cs="Calibri"/>
+                <w:highlight w:val="none"/>
+                <w:lang w:val="en-GB"/>
+              </w:rPr>
+            </w:r>
+          </w:p>
+          <w:p>
+            <w:pPr>
+              <w:pBdr/>
+              <w:spacing/>
+              <w:ind/>
+              <w:rPr>
+                <w:rFonts w:ascii="Calibri" w:hAnsi="Calibri" w:cs="Calibri"/>
+                <w:highlight w:val="none"/>
+                <w:lang w:val="en-GB"/>
+              </w:rPr>
+            </w:pPr>
+            <w:r>
+              <w:rPr>
+                <w:rFonts w:ascii="Calibri" w:hAnsi="Calibri" w:cs="Calibri"/>
+                <w:highlight w:val="none"/>
+                <w:lang w:val="en-GB"/>
+              </w:rPr>
+              <w:t xml:space="preserve">Setting up the release pipeline was accounted for and actioned early in development as evidenced by the release goals (</w:t>
+            </w:r>
+            <w:r>
+              <w:rPr>
+                <w:rFonts w:ascii="Calibri" w:hAnsi="Calibri" w:cs="Calibri"/>
+                <w:highlight w:val="none"/>
+                <w:lang w:val="en-GB"/>
+              </w:rPr>
+              <w:t xml:space="preserve">https://github.com/TortoiseLeaf/laurenk_personal_repository_2025/blob/main/notes/Mauis-release.png</w:t>
+            </w:r>
+            <w:r>
+              <w:rPr>
+                <w:rFonts w:ascii="Calibri" w:hAnsi="Calibri" w:cs="Calibri"/>
+                <w:highlight w:val="none"/>
+                <w:lang w:val="en-GB"/>
+              </w:rPr>
+              <w:t xml:space="preserve">)</w:t>
+            </w:r>
+            <w:r>
+              <w:rPr>
+                <w:rFonts w:ascii="Calibri" w:hAnsi="Calibri" w:cs="Calibri"/>
+              </w:rPr>
+            </w:r>
+          </w:p>
+          <w:p>
+            <w:pPr>
+              <w:pBdr/>
+              <w:spacing/>
+              <w:ind/>
+              <w:rPr>
+                <w:rFonts w:ascii="Calibri" w:hAnsi="Calibri" w:cs="Calibri"/>
+              </w:rPr>
+            </w:pPr>
+            <w:r>
+              <w:rPr>
+                <w:rFonts w:ascii="Calibri" w:hAnsi="Calibri" w:cs="Calibri"/>
+                <w:highlight w:val="none"/>
+                <w:lang w:val="en-GB"/>
+              </w:rPr>
+              <w:t xml:space="preserve">Evidence of the software configuration is also found in the root folder of the project repository, where all contributing developers have access to the latest version in order to successfully work on the app (</w:t>
+            </w:r>
+            <w:r>
+              <w:rPr>
+                <w:rFonts w:ascii="Calibri" w:hAnsi="Calibri" w:cs="Calibri"/>
+                <w:highlight w:val="none"/>
+                <w:lang w:val="en-GB"/>
+              </w:rPr>
+              <w:t xml:space="preserve">https://github.com/TortoiseLeaf/MauiScreenTime/blob/dev/MauiScreenTime.sln</w:t>
+            </w:r>
+            <w:r>
+              <w:rPr>
+                <w:rFonts w:ascii="Calibri" w:hAnsi="Calibri" w:cs="Calibri"/>
+                <w:highlight w:val="none"/>
+                <w:lang w:val="en-GB"/>
+              </w:rPr>
+              <w:t xml:space="preserve">).</w:t>
+            </w:r>
+            <w:r>
+              <w:rPr>
+                <w:rFonts w:ascii="Calibri" w:hAnsi="Calibri" w:cs="Calibri"/>
+                <w:highlight w:val="none"/>
+                <w:lang w:val="en-GB"/>
               </w:rPr>
             </w:r>
           </w:p>
@@ -3978,12 +4562,21 @@
                 <w:rFonts w:ascii="Calibri" w:hAnsi="Calibri" w:cs="Calibri"/>
                 <w:lang w:val="en-GB"/>
               </w:rPr>
-              <w:t xml:space="preserve">Use the links in Lois module. </w:t>
-            </w:r>
-            <w:r>
-              <w:rPr>
-                <w:rFonts w:ascii="Calibri" w:hAnsi="Calibri" w:cs="Calibri"/>
-              </w:rPr>
+              <w:t xml:space="preserve">In section 6 of the portfolio document for Project_initiation_and_planning, considerations around sustainable technology choices made for the project, along with their citations can be found here (</w:t>
+            </w:r>
+            <w:r>
+              <w:rPr>
+                <w:rFonts w:ascii="Calibri" w:hAnsi="Calibri" w:cs="Calibri"/>
+                <w:lang w:val="en-GB"/>
+              </w:rPr>
+              <w:t xml:space="preserve">https://github.com/TortoiseLeaf/laurenk_personal_repository_2025/blob/main/UI_Software_Project_Initiation_and_Planning/Digital_Portfolio_UI110021_Project_initiation_planning.docx</w:t>
+            </w:r>
+            <w:r>
+              <w:rPr>
+                <w:rFonts w:ascii="Calibri" w:hAnsi="Calibri" w:cs="Calibri"/>
+                <w:lang w:val="en-GB"/>
+              </w:rPr>
+              <w:t xml:space="preserve">). </w:t>
             </w:r>
             <w:r>
               <w:rPr>
@@ -4002,14 +4595,6 @@
                 <w:rFonts w:ascii="Calibri" w:hAnsi="Calibri" w:cs="Calibri"/>
               </w:rPr>
             </w:pPr>
-            <w:r>
-              <w:rPr>
-                <w:rFonts w:ascii="Calibri" w:hAnsi="Calibri" w:cs="Calibri"/>
-                <w:highlight w:val="none"/>
-                <w:lang w:val="en-GB"/>
-              </w:rPr>
-              <w:t xml:space="preserve">When it was discussed in the sprint, like when we no longer needed the extra dbs </w:t>
-            </w:r>
             <w:r>
               <w:rPr>
                 <w:rFonts w:ascii="Calibri" w:hAnsi="Calibri" w:cs="Calibri"/>
@@ -35538,7 +36123,7 @@
 </file>
 
 <file path=customXml/itemProps1.xml><?xml version="1.0" encoding="utf-8"?>
-<ds:datastoreItem xmlns:ds="http://schemas.openxmlformats.org/officeDocument/2006/customXml" ds:itemID="030f5626-5307-4196-bcd5-26e7e946932d">
+<ds:datastoreItem xmlns:ds="http://schemas.openxmlformats.org/officeDocument/2006/customXml" ds:itemID="030F5626-5307-4196-BCD5-26E7E946932D">
   <ds:schemaRefs>
     <ds:schemaRef ds:uri="http://schemas.microsoft.com/office/2006/metadata/properties"/>
     <ds:schemaRef ds:uri="http://schemas.microsoft.com/office/infopath/2007/PartnerControls"/>
@@ -35550,7 +36135,7 @@
 </file>
 
 <file path=customXml/itemProps2.xml><?xml version="1.0" encoding="utf-8"?>
-<ds:datastoreItem xmlns:ds="http://schemas.openxmlformats.org/officeDocument/2006/customXml" ds:itemID="39a5687b-c4b1-4791-a4da-324e19b60df0">
+<ds:datastoreItem xmlns:ds="http://schemas.openxmlformats.org/officeDocument/2006/customXml" ds:itemID="39A5687B-C4B1-4791-A4DA-324E19B60DF0">
   <ds:schemaRefs>
     <ds:schemaRef ds:uri="http://schemas.microsoft.com/sharepoint/v3/contenttype/forms"/>
   </ds:schemaRefs>
@@ -35558,7 +36143,7 @@
 </file>
 
 <file path=customXml/itemProps3.xml><?xml version="1.0" encoding="utf-8"?>
-<ds:datastoreItem xmlns:ds="http://schemas.openxmlformats.org/officeDocument/2006/customXml" ds:itemID="5b01ee47-df51-4ba9-90de-3390726300c7">
+<ds:datastoreItem xmlns:ds="http://schemas.openxmlformats.org/officeDocument/2006/customXml" ds:itemID="5B01EE47-DF51-4BA9-90DE-3390726300C7">
   <ds:schemaRefs>
     <ds:schemaRef ds:uri="http://schemas.microsoft.com/office/2006/metadata/contentType"/>
     <ds:schemaRef ds:uri="http://schemas.microsoft.com/office/2006/metadata/properties/metaAttributes"/>

--- a/UI_Software_Delivery_and_Team_Management/Digital_Portfolio_UI110019.docx
+++ b/UI_Software_Delivery_and_Team_Management/Digital_Portfolio_UI110019.docx
@@ -846,68 +846,45 @@
           <w:p>
             <w:pPr>
               <w:pBdr/>
-              <w:spacing w:after="40" w:before="40"/>
+              <w:spacing/>
               <w:ind/>
               <w:rPr>
                 <w:rFonts w:ascii="Calibri" w:hAnsi="Calibri" w:cs="Calibri"/>
+                <w:bCs w:val="0"/>
+                <w:i w:val="0"/>
                 <w:color w:val="000000"/>
-                <w:highlight w:val="darkBlue"/>
+                <w:highlight w:val="none"/>
+                <w:lang w:val="en-GB"/>
               </w:rPr>
             </w:pPr>
             <w:r>
               <w:rPr>
                 <w:rFonts w:ascii="Calibri" w:hAnsi="Calibri" w:cs="Calibri"/>
+                <w:i w:val="0"/>
+                <w:iCs w:val="0"/>
                 <w:color w:val="000000"/>
-                <w:highlight w:val="darkBlue"/>
-              </w:rPr>
-              <w:t xml:space="preserve">Provide a brief description of your actual evidence and what you did here.</w:t>
-            </w:r>
-            <w:r>
-              <w:rPr>
-                <w:rFonts w:ascii="Calibri" w:hAnsi="Calibri" w:cs="Calibri"/>
+                <w:highlight w:val="none"/>
+                <w:lang w:val="en-GB"/>
+              </w:rPr>
+            </w:r>
+            <w:r>
+              <w:rPr>
+                <w:rFonts w:ascii="Calibri" w:hAnsi="Calibri" w:cs="Calibri"/>
+                <w:i w:val="0"/>
+                <w:iCs w:val="0"/>
                 <w:color w:val="000000"/>
-                <w:highlight w:val="darkBlue"/>
-              </w:rPr>
-            </w:r>
-            <w:r>
-              <w:rPr>
-                <w:rFonts w:ascii="Calibri" w:hAnsi="Calibri" w:cs="Calibri"/>
+                <w:highlight w:val="none"/>
+                <w:lang w:val="en-GB"/>
+              </w:rPr>
+            </w:r>
+            <w:r>
+              <w:rPr>
+                <w:rFonts w:ascii="Calibri" w:hAnsi="Calibri" w:cs="Calibri"/>
+                <w:bCs w:val="0"/>
+                <w:i w:val="0"/>
                 <w:color w:val="000000"/>
-                <w:highlight w:val="darkBlue"/>
-              </w:rPr>
-            </w:r>
-          </w:p>
-          <w:p>
-            <w:pPr>
-              <w:pBdr/>
-              <w:spacing w:after="40" w:before="40"/>
-              <w:ind/>
-              <w:rPr>
-                <w:rFonts w:ascii="Calibri" w:hAnsi="Calibri" w:cs="Calibri"/>
-                <w:color w:val="000000"/>
-                <w:highlight w:val="darkBlue"/>
-              </w:rPr>
-            </w:pPr>
-            <w:r>
-              <w:rPr>
-                <w:rFonts w:ascii="Calibri" w:hAnsi="Calibri" w:cs="Calibri"/>
-                <w:color w:val="000000"/>
-                <w:highlight w:val="darkBlue"/>
-              </w:rPr>
-              <w:t xml:space="preserve">Provide link to files/URLs screenshots etc that provide evidence against this learning outcome.  </w:t>
-            </w:r>
-            <w:r>
-              <w:rPr>
-                <w:rFonts w:ascii="Calibri" w:hAnsi="Calibri" w:cs="Calibri"/>
-                <w:color w:val="000000"/>
-                <w:highlight w:val="darkBlue"/>
-              </w:rPr>
-            </w:r>
-            <w:r>
-              <w:rPr>
-                <w:rFonts w:ascii="Calibri" w:hAnsi="Calibri" w:cs="Calibri"/>
-                <w:color w:val="000000"/>
-                <w:highlight w:val="darkBlue"/>
+                <w:highlight w:val="none"/>
+                <w:lang w:val="en-GB"/>
               </w:rPr>
             </w:r>
           </w:p>
@@ -918,46 +895,87 @@
               <w:ind/>
               <w:rPr>
                 <w:rFonts w:ascii="Calibri" w:hAnsi="Calibri" w:cs="Calibri"/>
-                <w:bCs/>
-                <w:i/>
+                <w:bCs w:val="0"/>
+                <w:i w:val="0"/>
                 <w:color w:val="000000"/>
                 <w:highlight w:val="none"/>
+                <w:lang w:val="en-GB"/>
               </w:rPr>
             </w:pPr>
             <w:r>
               <w:rPr>
                 <w:rFonts w:ascii="Calibri" w:hAnsi="Calibri" w:cs="Calibri"/>
-                <w:color w:val="000000"/>
-                <w:highlight w:val="darkBlue"/>
-              </w:rPr>
-              <w:t xml:space="preserve">Provide a reflection on what you did/learned/developed.</w:t>
-            </w:r>
-            <w:r>
-              <w:rPr>
-                <w:rFonts w:ascii="Calibri" w:hAnsi="Calibri" w:cs="Calibri"/>
-                <w:i/>
-                <w:iCs/>
-                <w:color w:val="000000"/>
-                <w:highlight w:val="darkBlue"/>
-              </w:rPr>
-              <w:t xml:space="preserve">  </w:t>
-            </w:r>
-            <w:r>
-              <w:rPr>
-                <w:rFonts w:ascii="Calibri" w:hAnsi="Calibri" w:cs="Calibri"/>
-                <w:bCs/>
-                <w:i/>
+                <w:i w:val="0"/>
+                <w:iCs w:val="0"/>
                 <w:color w:val="000000"/>
                 <w:highlight w:val="none"/>
-              </w:rPr>
-            </w:r>
-            <w:r>
-              <w:rPr>
-                <w:rFonts w:ascii="Calibri" w:hAnsi="Calibri" w:cs="Calibri"/>
-                <w:bCs/>
-                <w:i/>
+                <w:lang w:val="en-GB"/>
+              </w:rPr>
+              <w:t xml:space="preserve">Managing the project took place over the entire lifespan of the project, </w:t>
+            </w:r>
+            <w:r>
+              <w:rPr>
+                <w:rFonts w:ascii="Calibri" w:hAnsi="Calibri" w:cs="Calibri"/>
+                <w:i w:val="0"/>
+                <w:iCs w:val="0"/>
                 <w:color w:val="000000"/>
                 <w:highlight w:val="none"/>
+                <w:lang w:val="en-GB"/>
+              </w:rPr>
+              <w:t xml:space="preserve">from the idea, planning and design through to the deployment and publishing of the project. Evidence of this can be seen in this sprint review where I discuss progress made and tasks achieved by the team, along with the next goals to continue development (</w:t>
+            </w:r>
+            <w:r>
+              <w:rPr>
+                <w:rFonts w:ascii="Calibri" w:hAnsi="Calibri" w:cs="Calibri"/>
+                <w:i w:val="0"/>
+                <w:iCs w:val="0"/>
+                <w:color w:val="000000"/>
+                <w:highlight w:val="none"/>
+                <w:lang w:val="en-GB"/>
+              </w:rPr>
+            </w:r>
+            <w:hyperlink r:id="rId12" w:tooltip="https://vimeo.com/1188439393?share=copy&amp;fl=sv&amp;fe=ci" w:history="1">
+              <w:r>
+                <w:rPr>
+                  <w:rStyle w:val="858"/>
+                  <w:rFonts w:ascii="Calibri" w:hAnsi="Calibri" w:cs="Calibri"/>
+                  <w:i w:val="0"/>
+                  <w:iCs w:val="0"/>
+                  <w:highlight w:val="none"/>
+                  <w:lang w:val="en-GB"/>
+                </w:rPr>
+                <w:t xml:space="preserve">https://vimeo.com/1188439393?share=copy&amp;fl=sv&amp;fe=ci</w:t>
+              </w:r>
+            </w:hyperlink>
+            <w:r>
+              <w:rPr>
+                <w:rFonts w:ascii="Calibri" w:hAnsi="Calibri" w:cs="Calibri"/>
+                <w:i w:val="0"/>
+                <w:iCs w:val="0"/>
+                <w:color w:val="000000"/>
+                <w:highlight w:val="none"/>
+                <w:lang w:val="en-GB"/>
+              </w:rPr>
+              <w:t xml:space="preserve">).</w:t>
+            </w:r>
+            <w:r>
+              <w:rPr>
+                <w:rFonts w:ascii="Calibri" w:hAnsi="Calibri" w:cs="Calibri"/>
+                <w:i w:val="0"/>
+                <w:iCs w:val="0"/>
+                <w:color w:val="000000"/>
+                <w:highlight w:val="none"/>
+                <w:lang w:val="en-GB"/>
+              </w:rPr>
+            </w:r>
+            <w:r>
+              <w:rPr>
+                <w:rFonts w:ascii="Calibri" w:hAnsi="Calibri" w:cs="Calibri"/>
+                <w:bCs w:val="0"/>
+                <w:i w:val="0"/>
+                <w:color w:val="000000"/>
+                <w:highlight w:val="none"/>
+                <w:lang w:val="en-GB"/>
               </w:rPr>
             </w:r>
           </w:p>
@@ -970,41 +988,74 @@
                 <w:rFonts w:ascii="Calibri" w:hAnsi="Calibri" w:cs="Calibri"/>
                 <w:bCs w:val="0"/>
                 <w:i w:val="0"/>
-                <w:sz w:val="20"/>
-                <w:szCs w:val="20"/>
-                <w:highlight w:val="darkBlue"/>
+                <w:color w:val="000000"/>
+                <w:highlight w:val="none"/>
+                <w:lang w:val="en-GB"/>
               </w:rPr>
             </w:pPr>
+            <w:r>
+              <w:rPr>
+                <w:rFonts w:ascii="Calibri" w:hAnsi="Calibri" w:cs="Calibri"/>
+                <w:i w:val="0"/>
+                <w:iCs w:val="0"/>
+                <w:color w:val="000000"/>
+                <w:highlight w:val="none"/>
+                <w:lang w:val="en-GB"/>
+              </w:rPr>
+              <w:t xml:space="preserve">An example of a deviation in the project can be found in question 1 in the Assessment 2 document (</w:t>
+            </w:r>
+            <w:hyperlink r:id="rId13" w:tooltip="https://github.com/TortoiseLeaf/laurenk_personal_repository_2025/blob/main/UI_Software_Delivery_and_Team_Management/Assessment 2.docx" w:history="1">
+              <w:r>
+                <w:rPr>
+                  <w:rStyle w:val="858"/>
+                  <w:rFonts w:ascii="Calibri" w:hAnsi="Calibri" w:cs="Calibri"/>
+                  <w:i w:val="0"/>
+                  <w:iCs w:val="0"/>
+                  <w:highlight w:val="none"/>
+                  <w:lang w:val="en-GB"/>
+                </w:rPr>
+              </w:r>
+              <w:r>
+                <w:rPr>
+                  <w:rStyle w:val="858"/>
+                  <w:rFonts w:ascii="Calibri" w:hAnsi="Calibri" w:cs="Calibri"/>
+                  <w:i w:val="0"/>
+                  <w:iCs w:val="0"/>
+                  <w:highlight w:val="none"/>
+                  <w:lang w:val="en-GB"/>
+                </w:rPr>
+                <w:t xml:space="preserve">https://github.com/TortoiseLeaf/laurenk_personal_repository_2025/blob/main/UI_Software_Delivery_and_Team_Management/Assessment%202.docx</w:t>
+              </w:r>
+            </w:hyperlink>
+            <w:r>
+              <w:rPr>
+                <w:rFonts w:ascii="Calibri" w:hAnsi="Calibri" w:cs="Calibri"/>
+                <w:i w:val="0"/>
+                <w:iCs w:val="0"/>
+                <w:color w:val="000000"/>
+                <w:highlight w:val="none"/>
+                <w:lang w:val="en-GB"/>
+              </w:rPr>
+              <w:t xml:space="preserve">).</w:t>
+            </w:r>
             <w:r>
               <w:rPr>
                 <w:rFonts w:ascii="Calibri" w:hAnsi="Calibri" w:cs="Calibri"/>
                 <w:bCs w:val="0"/>
                 <w:i w:val="0"/>
-                <w:sz w:val="20"/>
-                <w:szCs w:val="20"/>
+                <w:color w:val="000000"/>
                 <w:highlight w:val="none"/>
                 <w:lang w:val="en-GB"/>
               </w:rPr>
-              <w:t xml:space="preserve">What it is, What you did, Why it meets the outcome</w:t>
             </w:r>
             <w:r>
               <w:rPr>
                 <w:rFonts w:ascii="Calibri" w:hAnsi="Calibri" w:cs="Calibri"/>
                 <w:bCs w:val="0"/>
                 <w:i w:val="0"/>
-                <w:sz w:val="20"/>
-                <w:szCs w:val="20"/>
-                <w:highlight w:val="darkBlue"/>
-              </w:rPr>
-            </w:r>
-            <w:r>
-              <w:rPr>
-                <w:rFonts w:ascii="Calibri" w:hAnsi="Calibri" w:cs="Calibri"/>
-                <w:bCs w:val="0"/>
-                <w:i w:val="0"/>
-                <w:sz w:val="20"/>
-                <w:szCs w:val="20"/>
-                <w:highlight w:val="darkBlue"/>
+                <w:color w:val="000000"/>
+                <w:highlight w:val="none"/>
+                <w:lang w:val="en-GB"/>
               </w:rPr>
             </w:r>
           </w:p>
@@ -1053,8 +1104,20 @@
                 <w:highlight w:val="none"/>
                 <w:lang w:val="en-GB"/>
               </w:rPr>
-              <w:t xml:space="preserve">https://github.com/TortoiseLeaf/laurenk_personal_repository_2025/blob/main/notes/leadership-plan-change.png</w:t>
-            </w:r>
+            </w:r>
+            <w:hyperlink r:id="rId14" w:tooltip="https://github.com/TortoiseLeaf/laurenk_personal_repository_2025/blob/main/notes/leadership-plan-change.png" w:history="1">
+              <w:r>
+                <w:rPr>
+                  <w:rStyle w:val="858"/>
+                  <w:rFonts w:ascii="Calibri" w:hAnsi="Calibri" w:cs="Calibri"/>
+                  <w:i w:val="0"/>
+                  <w:iCs w:val="0"/>
+                  <w:highlight w:val="none"/>
+                  <w:lang w:val="en-GB"/>
+                </w:rPr>
+                <w:t xml:space="preserve">https://github.com/TortoiseLeaf/laurenk_personal_repository_2025/blob/main/notes/leadership-plan-change.png</w:t>
+              </w:r>
+            </w:hyperlink>
             <w:r>
               <w:rPr>
                 <w:rFonts w:ascii="Calibri" w:hAnsi="Calibri" w:cs="Calibri"/>
@@ -1123,17 +1186,29 @@
               </w:rPr>
               <w:t xml:space="preserve">the initial sprint being altered with tickets removed and others added to better align with the reordering of the project scope. The initial alteration of the sprint can be found here, with in-scope tasks successfully completed by each active team member (</w:t>
             </w:r>
-            <w:r>
-              <w:rPr>
-                <w:rFonts w:ascii="Calibri" w:hAnsi="Calibri" w:cs="Calibri"/>
-                <w:i w:val="0"/>
-                <w:iCs w:val="0"/>
-                <w:color w:val="000000"/>
-                <w:highlight w:val="none"/>
-                <w:lang w:val="en-GB" w:bidi="en-GB"/>
-              </w:rPr>
-              <w:t xml:space="preserve">https://github.com/TortoiseLeaf/laurenk_personal_repository_2025/blob/main/notes/Sprint-4.png</w:t>
-            </w:r>
+            <w:hyperlink r:id="rId15" w:tooltip="https://github.com/TortoiseLeaf/laurenk_personal_repository_2025/blob/main/notes/Sprint-4.png" w:history="1">
+              <w:r>
+                <w:rPr>
+                  <w:rStyle w:val="858"/>
+                  <w:rFonts w:ascii="Calibri" w:hAnsi="Calibri" w:cs="Calibri"/>
+                  <w:i w:val="0"/>
+                  <w:iCs w:val="0"/>
+                  <w:highlight w:val="none"/>
+                  <w:lang w:val="en-GB" w:bidi="en-GB"/>
+                </w:rPr>
+              </w:r>
+              <w:r>
+                <w:rPr>
+                  <w:rStyle w:val="858"/>
+                  <w:rFonts w:ascii="Calibri" w:hAnsi="Calibri" w:cs="Calibri"/>
+                  <w:i w:val="0"/>
+                  <w:iCs w:val="0"/>
+                  <w:highlight w:val="none"/>
+                  <w:lang w:val="en-GB" w:bidi="en-GB"/>
+                </w:rPr>
+                <w:t xml:space="preserve">https://github.com/TortoiseLeaf/laurenk_personal_repository_2025/blob/main/notes/Sprint-4.png</w:t>
+              </w:r>
+            </w:hyperlink>
             <w:r>
               <w:rPr>
                 <w:rFonts w:ascii="Calibri" w:hAnsi="Calibri" w:cs="Calibri"/>
@@ -1202,17 +1277,29 @@
               </w:rPr>
               <w:t xml:space="preserve">(</w:t>
             </w:r>
-            <w:r>
-              <w:rPr>
-                <w:rFonts w:ascii="Calibri" w:hAnsi="Calibri" w:cs="Calibri"/>
-                <w:i w:val="0"/>
-                <w:iCs w:val="0"/>
-                <w:color w:val="000000"/>
-                <w:highlight w:val="none"/>
-                <w:lang w:val="en-GB" w:bidi="en-GB"/>
-              </w:rPr>
-              <w:t xml:space="preserve">https://github.com/TortoiseLeaf/laurenk_personal_repository_2025/blob/main/notes/Sprint-5.png</w:t>
-            </w:r>
+            <w:hyperlink r:id="rId16" w:tooltip="https://github.com/TortoiseLeaf/laurenk_personal_repository_2025/blob/main/notes/Sprint-5.png" w:history="1">
+              <w:r>
+                <w:rPr>
+                  <w:rStyle w:val="858"/>
+                  <w:rFonts w:ascii="Calibri" w:hAnsi="Calibri" w:cs="Calibri"/>
+                  <w:i w:val="0"/>
+                  <w:iCs w:val="0"/>
+                  <w:highlight w:val="none"/>
+                  <w:lang w:val="en-GB" w:bidi="en-GB"/>
+                </w:rPr>
+              </w:r>
+              <w:r>
+                <w:rPr>
+                  <w:rStyle w:val="858"/>
+                  <w:rFonts w:ascii="Calibri" w:hAnsi="Calibri" w:cs="Calibri"/>
+                  <w:i w:val="0"/>
+                  <w:iCs w:val="0"/>
+                  <w:highlight w:val="none"/>
+                  <w:lang w:val="en-GB" w:bidi="en-GB"/>
+                </w:rPr>
+                <w:t xml:space="preserve">https://github.com/TortoiseLeaf/laurenk_personal_repository_2025/blob/main/notes/Sprint-5.png</w:t>
+              </w:r>
+            </w:hyperlink>
             <w:r>
               <w:rPr>
                 <w:rFonts w:ascii="Calibri" w:hAnsi="Calibri" w:cs="Calibri"/>
@@ -1632,7 +1719,31 @@
                 <w:rFonts w:ascii="Calibri" w:hAnsi="Calibri" w:cs="Calibri"/>
                 <w:lang w:val="en-GB"/>
               </w:rPr>
-              <w:t xml:space="preserve">(Link to recording and timestamp the evidence)</w:t>
+              <w:t xml:space="preserve">Presentation for the marketing plan can be found here, evidencing how to communicate the product to the relevant audience (</w:t>
+            </w:r>
+            <w:hyperlink r:id="rId17" w:tooltip="https://vimeo.com/1185825762?share=copy&amp;fl=sv&amp;fe=ci" w:history="1">
+              <w:r>
+                <w:rPr>
+                  <w:rStyle w:val="858"/>
+                  <w:rFonts w:ascii="Calibri" w:hAnsi="Calibri" w:cs="Calibri"/>
+                  <w:lang w:val="en-GB"/>
+                </w:rPr>
+              </w:r>
+              <w:r>
+                <w:rPr>
+                  <w:rStyle w:val="858"/>
+                  <w:rFonts w:ascii="Calibri" w:hAnsi="Calibri" w:cs="Calibri"/>
+                  <w:lang w:val="en-GB"/>
+                </w:rPr>
+                <w:t xml:space="preserve">https://vimeo.com/1185825762?share=copy&amp;fl=sv&amp;fe=ci</w:t>
+              </w:r>
+            </w:hyperlink>
+            <w:r>
+              <w:rPr>
+                <w:rFonts w:ascii="Calibri" w:hAnsi="Calibri" w:cs="Calibri"/>
+                <w:lang w:val="en-GB"/>
+              </w:rPr>
+              <w:t xml:space="preserve">).</w:t>
             </w:r>
             <w:r>
               <w:rPr>
@@ -1666,7 +1777,34 @@
                 <w:highlight w:val="none"/>
                 <w:lang w:val="en-GB" w:bidi="en-GB"/>
               </w:rPr>
-              <w:t xml:space="preserve">Communicating to relevant audience</w:t>
+              <w:t xml:space="preserve">The marketing plan can be found here (</w:t>
+            </w:r>
+            <w:hyperlink r:id="rId18" w:tooltip="https://github.com/TortoiseLeaf/laurenk_personal_repository_2025/blob/main/UI_Software_Delivery_and_Team_Management/Marketing-plan-Maui.docx" w:history="1">
+              <w:r>
+                <w:rPr>
+                  <w:rStyle w:val="858"/>
+                  <w:rFonts w:ascii="Calibri" w:hAnsi="Calibri" w:cs="Calibri"/>
+                  <w:highlight w:val="none"/>
+                  <w:lang w:val="en-GB" w:bidi="en-GB"/>
+                </w:rPr>
+              </w:r>
+              <w:r>
+                <w:rPr>
+                  <w:rStyle w:val="858"/>
+                  <w:rFonts w:ascii="Calibri" w:hAnsi="Calibri" w:cs="Calibri"/>
+                  <w:highlight w:val="none"/>
+                  <w:lang w:val="en-GB" w:bidi="en-GB"/>
+                </w:rPr>
+                <w:t xml:space="preserve">https://github.com/TortoiseLeaf/laurenk_personal_repository_2025/blob/main/UI_Software_Delivery_and_Team_Management/Marketing-plan-Maui.docx</w:t>
+              </w:r>
+            </w:hyperlink>
+            <w:r>
+              <w:rPr>
+                <w:rFonts w:ascii="Calibri" w:hAnsi="Calibri" w:cs="Calibri"/>
+                <w:highlight w:val="none"/>
+                <w:lang w:val="en-GB" w:bidi="en-GB"/>
+              </w:rPr>
+              <w:t xml:space="preserve">).</w:t>
             </w:r>
             <w:r>
               <w:rPr>
@@ -1690,89 +1828,6 @@
               <w:ind/>
               <w:rPr>
                 <w:rFonts w:ascii="Calibri" w:hAnsi="Calibri" w:cs="Calibri"/>
-                <w:highlight w:val="none"/>
-                <w:lang w:val="en-GB" w:bidi="en-GB"/>
-              </w:rPr>
-            </w:pPr>
-            <w:r>
-              <w:rPr>
-                <w:rFonts w:ascii="Calibri" w:hAnsi="Calibri" w:cs="Calibri"/>
-                <w:highlight w:val="none"/>
-                <w:lang w:val="en-GB" w:bidi="en-GB"/>
-              </w:rPr>
-            </w:r>
-            <w:r>
-              <w:rPr>
-                <w:rFonts w:ascii="Calibri" w:hAnsi="Calibri" w:cs="Calibri"/>
-                <w:highlight w:val="none"/>
-                <w:lang w:val="en-GB" w:bidi="en-GB"/>
-              </w:rPr>
-            </w:r>
-            <w:r>
-              <w:rPr>
-                <w:rFonts w:ascii="Calibri" w:hAnsi="Calibri" w:cs="Calibri"/>
-                <w:highlight w:val="none"/>
-                <w:lang w:val="en-GB" w:bidi="en-GB"/>
-              </w:rPr>
-            </w:r>
-          </w:p>
-          <w:p>
-            <w:pPr>
-              <w:pBdr/>
-              <w:spacing/>
-              <w:ind/>
-              <w:rPr>
-                <w:rFonts w:ascii="Calibri" w:hAnsi="Calibri" w:cs="Calibri"/>
-                <w:highlight w:val="none"/>
-                <w:lang w:val="en-GB" w:bidi="en-GB"/>
-              </w:rPr>
-            </w:pPr>
-            <w:r>
-              <w:rPr>
-                <w:rFonts w:ascii="Calibri" w:hAnsi="Calibri" w:cs="Calibri"/>
-                <w:highlight w:val="none"/>
-                <w:lang w:val="en-GB" w:bidi="en-GB"/>
-              </w:rPr>
-              <w:t xml:space="preserve">The marketing plan can be found here (</w:t>
-            </w:r>
-            <w:r>
-              <w:rPr>
-                <w:rFonts w:ascii="Calibri" w:hAnsi="Calibri" w:cs="Calibri"/>
-                <w:highlight w:val="none"/>
-                <w:lang w:val="en-GB" w:bidi="en-GB"/>
-              </w:rPr>
-              <w:t xml:space="preserve">https://github.com/TortoiseLeaf/laurenk_personal_repository_2025/blob/main/UI_Software_Delivery_and_Team_Management/Marketing-plan-Maui.docx</w:t>
-            </w:r>
-            <w:r>
-              <w:rPr>
-                <w:rFonts w:ascii="Calibri" w:hAnsi="Calibri" w:cs="Calibri"/>
-                <w:highlight w:val="none"/>
-                <w:lang w:val="en-GB" w:bidi="en-GB"/>
-              </w:rPr>
-              <w:t xml:space="preserve">).</w:t>
-            </w:r>
-            <w:r>
-              <w:rPr>
-                <w:rFonts w:ascii="Calibri" w:hAnsi="Calibri" w:cs="Calibri"/>
-                <w:highlight w:val="none"/>
-                <w:lang w:val="en-GB" w:bidi="en-GB"/>
-              </w:rPr>
-            </w:r>
-            <w:r>
-              <w:rPr>
-                <w:rFonts w:ascii="Calibri" w:hAnsi="Calibri" w:cs="Calibri"/>
-                <w:highlight w:val="none"/>
-                <w:lang w:val="en-GB" w:bidi="en-GB"/>
-              </w:rPr>
-            </w:r>
-          </w:p>
-          <w:p>
-            <w:pPr>
-              <w:pBdr/>
-              <w:spacing/>
-              <w:ind/>
-              <w:rPr>
-                <w:rFonts w:ascii="Calibri" w:hAnsi="Calibri" w:cs="Calibri"/>
               </w:rPr>
             </w:pPr>
             <w:r>
@@ -1789,8 +1844,18 @@
                 <w:highlight w:val="none"/>
                 <w:lang w:val="en-GB"/>
               </w:rPr>
-              <w:t xml:space="preserve">https://github.com/TortoiseLeaf/laurenk_personal_repository_2025/blob/main/UI_Software_Delivery_and_Team_Management/Assessment3-mrkt-plan.pptx</w:t>
-            </w:r>
+            </w:r>
+            <w:hyperlink r:id="rId19" w:tooltip="https://github.com/TortoiseLeaf/laurenk_personal_repository_2025/blob/main/UI_Software_Delivery_and_Team_Management/Assessment3-mrkt-plan.pptx" w:history="1">
+              <w:r>
+                <w:rPr>
+                  <w:rStyle w:val="858"/>
+                  <w:rFonts w:ascii="Calibri" w:hAnsi="Calibri" w:cs="Calibri"/>
+                  <w:highlight w:val="none"/>
+                  <w:lang w:val="en-GB"/>
+                </w:rPr>
+                <w:t xml:space="preserve">https://github.com/TortoiseLeaf/laurenk_personal_repository_2025/blob/main/UI_Software_Delivery_and_Team_Management/Assessment3-mrkt-plan.pptx</w:t>
+              </w:r>
+            </w:hyperlink>
             <w:r>
               <w:rPr>
                 <w:rFonts w:ascii="Calibri" w:hAnsi="Calibri" w:cs="Calibri"/>
@@ -2289,8 +2354,17 @@
                 <w:color w:val="000000"/>
                 <w:lang w:val="en-GB"/>
               </w:rPr>
-              <w:t xml:space="preserve">https://github.com/TortoiseLeaf/laurenk_personal_repository_2025/blob/main/UI_Software_Delivery_and_Team_Management/Assessment3.pptx</w:t>
-            </w:r>
+            </w:r>
+            <w:hyperlink r:id="rId20" w:tooltip="https://github.com/TortoiseLeaf/laurenk_personal_repository_2025/blob/main/UI_Software_Delivery_and_Team_Management/Assessment3.pptx" w:history="1">
+              <w:r>
+                <w:rPr>
+                  <w:rStyle w:val="858"/>
+                  <w:rFonts w:ascii="Calibri" w:hAnsi="Calibri" w:cs="Calibri"/>
+                  <w:lang w:val="en-GB"/>
+                </w:rPr>
+                <w:t xml:space="preserve">https://github.com/TortoiseLeaf/laurenk_personal_repository_2025/blob/main/UI_Software_Delivery_and_Team_Management/Assessment3.pptx</w:t>
+              </w:r>
+            </w:hyperlink>
             <w:r>
               <w:rPr>
                 <w:rFonts w:ascii="Calibri" w:hAnsi="Calibri" w:cs="Calibri"/>
@@ -2361,6 +2435,7 @@
               <w:rPr>
                 <w:rFonts w:ascii="Calibri" w:hAnsi="Calibri" w:cs="Calibri"/>
                 <w:color w:val="000000"/>
+                <w:highlight w:val="none"/>
                 <w:lang w:val="en-GB"/>
               </w:rPr>
             </w:pPr>
@@ -2386,8 +2461,17 @@
                 <w:color w:val="000000"/>
                 <w:lang w:val="en-GB"/>
               </w:rPr>
-              <w:t xml:space="preserve">https://github.com/TortoiseLeaf/laurenk_personal_repository_2025/blob/main/UI_Enterprise_Transformation/Formative%20Task%20-%20Giving%20360%20Degree%20Feedback(1).docx</w:t>
-            </w:r>
+            </w:r>
+            <w:hyperlink r:id="rId21" w:tooltip="https://github.com/TortoiseLeaf/laurenk_personal_repository_2025/blob/main/UI_Enterprise_Transformation/Formative Task - Giving 360 Degree Feedback(1).docx" w:history="1">
+              <w:r>
+                <w:rPr>
+                  <w:rStyle w:val="858"/>
+                  <w:rFonts w:ascii="Calibri" w:hAnsi="Calibri" w:cs="Calibri"/>
+                  <w:lang w:val="en-GB"/>
+                </w:rPr>
+                <w:t xml:space="preserve">https://github.com/TortoiseLeaf/laurenk_personal_repository_2025/blob/main/UI_Enterprise_Transformation/Formative%20Task%20-%20Giving%20360%20Degree%20Feedback(1).docx</w:t>
+              </w:r>
+            </w:hyperlink>
             <w:r>
               <w:rPr>
                 <w:rFonts w:ascii="Calibri" w:hAnsi="Calibri" w:cs="Calibri"/>
@@ -2400,14 +2484,14 @@
               <w:rPr>
                 <w:rFonts w:ascii="Calibri" w:hAnsi="Calibri" w:cs="Calibri"/>
                 <w:color w:val="000000"/>
+                <w:lang w:val="en-GB"/>
+              </w:rPr>
+            </w:r>
+            <w:r>
+              <w:rPr>
+                <w:rFonts w:ascii="Calibri" w:hAnsi="Calibri" w:cs="Calibri"/>
+                <w:color w:val="000000"/>
                 <w:highlight w:val="none"/>
-                <w:lang w:val="en-GB"/>
-              </w:rPr>
-            </w:r>
-            <w:r>
-              <w:rPr>
-                <w:rFonts w:ascii="Calibri" w:hAnsi="Calibri" w:cs="Calibri"/>
-                <w:color w:val="000000"/>
                 <w:lang w:val="en-GB"/>
               </w:rPr>
             </w:r>
@@ -2420,7 +2504,6 @@
               <w:rPr>
                 <w:rFonts w:ascii="Calibri" w:hAnsi="Calibri" w:cs="Calibri"/>
                 <w:color w:val="000000"/>
-                <w:highlight w:val="none"/>
                 <w:lang w:val="en-GB"/>
               </w:rPr>
             </w:pPr>
@@ -2428,7 +2511,6 @@
               <w:rPr>
                 <w:rFonts w:ascii="Calibri" w:hAnsi="Calibri" w:cs="Calibri"/>
                 <w:color w:val="000000"/>
-                <w:highlight w:val="none"/>
                 <w:lang w:val="en-GB"/>
               </w:rPr>
             </w:r>
@@ -2436,7 +2518,6 @@
               <w:rPr>
                 <w:rFonts w:ascii="Calibri" w:hAnsi="Calibri" w:cs="Calibri"/>
                 <w:color w:val="000000"/>
-                <w:highlight w:val="none"/>
                 <w:lang w:val="en-GB"/>
               </w:rPr>
             </w:r>
@@ -2444,7 +2525,6 @@
               <w:rPr>
                 <w:rFonts w:ascii="Calibri" w:hAnsi="Calibri" w:cs="Calibri"/>
                 <w:color w:val="000000"/>
-                <w:highlight w:val="none"/>
                 <w:lang w:val="en-GB"/>
               </w:rPr>
             </w:r>
@@ -2454,27 +2534,89 @@
               <w:pBdr/>
               <w:spacing w:after="40" w:before="40"/>
               <w:ind/>
+              <w:rPr/>
+            </w:pPr>
+            <w:r>
               <w:rPr>
                 <w:rFonts w:ascii="Calibri" w:hAnsi="Calibri" w:cs="Calibri"/>
                 <w:color w:val="000000"/>
                 <w:highlight w:val="none"/>
-                <w:lang w:val="en-GB"/>
-              </w:rPr>
-            </w:pPr>
-            <w:r>
-              <w:rPr>
-                <w:rFonts w:ascii="Calibri" w:hAnsi="Calibri" w:cs="Calibri"/>
-                <w:color w:val="000000"/>
-                <w:lang w:val="en-GB"/>
-              </w:rPr>
-              <w:t xml:space="preserve">Evidence of using this information to motivate a team member can be found at 00:00 of the recording here </w:t>
+                <w:lang w:val="en-GB" w:bidi="en-GB"/>
+              </w:rPr>
+              <w:t xml:space="preserve">The biggest challenge with the team was fitting our resources in with one another to continuously produce value in the project while each team member had other priorities and projects to consider. I used positive reinforcement as a motivational strategy durin</w:t>
             </w:r>
             <w:r>
               <w:rPr>
                 <w:rFonts w:ascii="Calibri" w:hAnsi="Calibri" w:cs="Calibri"/>
                 <w:color w:val="000000"/>
                 <w:highlight w:val="none"/>
-                <w:lang w:val="en-GB"/>
+                <w:lang w:val="en-GB" w:bidi="en-GB"/>
+              </w:rPr>
+              <w:t xml:space="preserve">g these times to help keep the team motivated. This motivational theory is proven to be effective with studies citing that “</w:t>
+            </w:r>
+            <w:r>
+              <w:rPr>
+                <w:rFonts w:ascii="Calibri" w:hAnsi="Calibri" w:cs="Calibri"/>
+                <w:color w:val="000000"/>
+                <w:highlight w:val="none"/>
+                <w:lang w:val="en-GB" w:bidi="en-GB"/>
+              </w:rPr>
+              <w:t xml:space="preserve">A majority [of participants] (over </w:t>
+            </w:r>
+            <w:r>
+              <w:rPr>
+                <w:rFonts w:ascii="Calibri" w:hAnsi="Calibri" w:cs="Calibri"/>
+                <w:color w:val="000000"/>
+                <w:highlight w:val="none"/>
+                <w:lang w:val="en-GB" w:bidi="en-GB"/>
+              </w:rPr>
+              <w:t xml:space="preserve">92%) started</w:t>
+            </w:r>
+            <w:r>
+              <w:rPr>
+                <w:rFonts w:ascii="Calibri" w:hAnsi="Calibri" w:eastAsia="Calibri" w:cs="Calibri"/>
+                <w:color w:val="000000"/>
+                <w:highlight w:val="none"/>
+                <w:lang w:val="en-GB" w:bidi="en-GB"/>
+              </w:rPr>
+              <w:t xml:space="preserve"> </w:t>
+            </w:r>
+            <w:r>
+              <w:rPr>
+                <w:rFonts w:ascii="Calibri" w:hAnsi="Calibri" w:eastAsia="Calibri" w:cs="Calibri"/>
+              </w:rPr>
+              <w:t xml:space="preserve">[</w:t>
+            </w:r>
+            <w:r>
+              <w:rPr>
+                <w:rFonts w:ascii="Calibri" w:hAnsi="Calibri" w:eastAsia="Calibri" w:cs="Calibri"/>
+                <w:i/>
+                <w:iCs/>
+              </w:rPr>
+              <w:t xml:space="preserve">sic</w:t>
+            </w:r>
+            <w:r>
+              <w:rPr>
+                <w:rFonts w:ascii="Calibri" w:hAnsi="Calibri" w:eastAsia="Calibri" w:cs="Calibri"/>
+              </w:rPr>
+              <w:t xml:space="preserve">]</w:t>
+            </w:r>
+            <w:r>
+              <w:rPr>
+                <w:rFonts w:ascii="Calibri" w:hAnsi="Calibri" w:cs="Calibri"/>
+                <w:color w:val="000000"/>
+                <w:highlight w:val="none"/>
+                <w:lang w:val="en-GB" w:bidi="en-GB"/>
+              </w:rPr>
+              <w:t xml:space="preserve"> that recognition motivates them to perform at a high level, and 77% linked</w:t>
+            </w:r>
+            <w:r/>
+            <w:r>
+              <w:rPr>
+                <w:rFonts w:ascii="Calibri" w:hAnsi="Calibri" w:cs="Calibri"/>
+                <w:color w:val="000000"/>
+                <w:highlight w:val="none"/>
+                <w:lang w:val="en-GB" w:bidi="en-GB"/>
               </w:rPr>
             </w:r>
           </w:p>
@@ -2483,12 +2625,7 @@
               <w:pBdr/>
               <w:spacing w:after="40" w:before="40"/>
               <w:ind/>
-              <w:rPr>
-                <w:rFonts w:ascii="Calibri" w:hAnsi="Calibri" w:cs="Calibri"/>
-                <w:color w:val="000000"/>
-                <w:highlight w:val="none"/>
-                <w:lang w:val="en-GB"/>
-              </w:rPr>
+              <w:rPr/>
             </w:pPr>
             <w:r>
               <w:rPr>
@@ -2497,14 +2634,88 @@
                 <w:highlight w:val="none"/>
                 <w:lang w:val="en-GB" w:bidi="en-GB"/>
               </w:rPr>
-              <w:t xml:space="preserve">I asked the students what they felt their strengths and preferences were and they were direct and eager to contribute. One student mentioned their schedule was busy and to do testing would let them contribute without holding up sprint tickets.</w:t>
+              <w:t xml:space="preserve">reinforcement directly to increased satisfaction and their desire to stay with an </w:t>
             </w:r>
             <w:r>
               <w:rPr>
                 <w:rFonts w:ascii="Calibri" w:hAnsi="Calibri" w:cs="Calibri"/>
                 <w:color w:val="000000"/>
                 <w:highlight w:val="none"/>
+                <w:lang w:val="en-GB" w:bidi="en-GB"/>
+              </w:rPr>
+              <w:t xml:space="preserve">organ</w:t>
+            </w:r>
+            <w:r>
+              <w:rPr>
+                <w:rFonts w:ascii="Calibri" w:hAnsi="Calibri" w:eastAsia="Calibri" w:cs="Calibri"/>
+                <w:color w:val="000000"/>
+                <w:highlight w:val="none"/>
+                <w:lang w:val="en-GB" w:bidi="en-GB"/>
+              </w:rPr>
+              <w:t xml:space="preserve">ization.</w:t>
+            </w:r>
+            <w:r>
+              <w:rPr>
+                <w:rFonts w:ascii="Calibri" w:hAnsi="Calibri" w:eastAsia="Calibri" w:cs="Calibri"/>
+                <w:color w:val="000000"/>
+                <w:highlight w:val="none"/>
+                <w:lang w:val="en-GB" w:bidi="en-GB"/>
+              </w:rPr>
+              <w:t xml:space="preserve">”</w:t>
+            </w:r>
+            <w:r>
+              <w:rPr>
+                <w:rFonts w:ascii="Calibri" w:hAnsi="Calibri" w:eastAsia="Calibri" w:cs="Calibri"/>
+                <w:color w:val="000000"/>
+                <w:highlight w:val="none"/>
+                <w:lang w:val="en-GB" w:bidi="en-GB"/>
+              </w:rPr>
+              <w:t xml:space="preserve"> (</w:t>
+            </w:r>
+            <w:r>
+              <w:rPr>
+                <w:rFonts w:ascii="Calibri" w:hAnsi="Calibri" w:eastAsia="Calibri" w:cs="Calibri"/>
                 <w:lang w:val="en-GB"/>
+              </w:rPr>
+              <w:t xml:space="preserve">Williams,</w:t>
+            </w:r>
+            <w:r>
+              <w:rPr>
+                <w:rFonts w:ascii="Calibri" w:hAnsi="Calibri" w:eastAsia="Calibri" w:cs="Calibri"/>
+              </w:rPr>
+              <w:t xml:space="preserve"> </w:t>
+            </w:r>
+            <w:r>
+              <w:rPr>
+                <w:rFonts w:ascii="Calibri" w:hAnsi="Calibri" w:eastAsia="Calibri" w:cs="Calibri"/>
+                <w:lang w:val="en-GB"/>
+              </w:rPr>
+              <w:t xml:space="preserve">2025</w:t>
+            </w:r>
+            <w:r>
+              <w:rPr>
+                <w:rFonts w:ascii="Calibri" w:hAnsi="Calibri" w:eastAsia="Calibri" w:cs="Calibri"/>
+              </w:rPr>
+              <w:t xml:space="preserve">)</w:t>
+            </w:r>
+            <w:r>
+              <w:rPr>
+                <w:rFonts w:ascii="Calibri" w:hAnsi="Calibri" w:eastAsia="Calibri" w:cs="Calibri"/>
+                <w:lang w:val="en-GB"/>
+              </w:rPr>
+              <w:t xml:space="preserve">.</w:t>
+            </w:r>
+            <w:r>
+              <w:rPr>
+                <w:rFonts w:ascii="Calibri" w:hAnsi="Calibri" w:eastAsia="Calibri" w:cs="Calibri"/>
+              </w:rPr>
+            </w:r>
+            <w:r>
+              <w:rPr>
+                <w:rFonts w:ascii="Calibri" w:hAnsi="Calibri" w:cs="Calibri"/>
+                <w:color w:val="000000"/>
+                <w:highlight w:val="none"/>
+                <w:lang w:val="en-GB" w:bidi="en-GB"/>
               </w:rPr>
             </w:r>
           </w:p>
@@ -2516,24 +2727,31 @@
               <w:rPr>
                 <w:rFonts w:ascii="Calibri" w:hAnsi="Calibri" w:cs="Calibri"/>
                 <w:color w:val="000000"/>
+                <w:lang w:val="en-GB"/>
               </w:rPr>
             </w:pPr>
             <w:r>
               <w:rPr>
                 <w:rFonts w:ascii="Calibri" w:hAnsi="Calibri" w:cs="Calibri"/>
                 <w:color w:val="000000"/>
+                <w:highlight w:val="none"/>
+                <w:lang w:val="en-GB" w:bidi="en-GB"/>
               </w:rPr>
             </w:r>
             <w:r>
               <w:rPr>
                 <w:rFonts w:ascii="Calibri" w:hAnsi="Calibri" w:cs="Calibri"/>
                 <w:color w:val="000000"/>
+                <w:highlight w:val="none"/>
+                <w:lang w:val="en-GB" w:bidi="en-GB"/>
               </w:rPr>
             </w:r>
             <w:r>
               <w:rPr>
                 <w:rFonts w:ascii="Calibri" w:hAnsi="Calibri" w:cs="Calibri"/>
                 <w:color w:val="000000"/>
+                <w:highlight w:val="none"/>
+                <w:lang w:val="en-GB" w:bidi="en-GB"/>
               </w:rPr>
             </w:r>
           </w:p>
@@ -2546,7 +2764,7 @@
                 <w:rFonts w:ascii="Calibri" w:hAnsi="Calibri" w:cs="Calibri"/>
                 <w:color w:val="000000"/>
                 <w:highlight w:val="none"/>
-                <w:lang w:val="en-GB"/>
+                <w:lang w:val="en-GB" w:bidi="en-GB"/>
               </w:rPr>
             </w:pPr>
             <w:r>
@@ -2554,26 +2772,18 @@
                 <w:rFonts w:ascii="Calibri" w:hAnsi="Calibri" w:cs="Calibri"/>
                 <w:color w:val="000000"/>
                 <w:highlight w:val="none"/>
+                <w:lang w:val="en-GB" w:bidi="en-GB"/>
+              </w:rPr>
+              <w:t xml:space="preserve">In reflection, I have learned that positive affirmation is good but quantifiable progress is better, empirical data on progress achieved like real tangible results are a stronger motivator to encourage team members to participate. </w:t>
+            </w:r>
+            <w:r>
+              <w:rPr>
+                <w:rFonts w:ascii="Calibri" w:hAnsi="Calibri" w:cs="Calibri"/>
+                <w:color w:val="000000"/>
                 <w:lang w:val="en-GB"/>
               </w:rPr>
-              <w:t xml:space="preserve">Matthew opening conversation chat, Marta and Martin saying they can test without holding up development.</w:t>
-            </w:r>
-            <w:r>
-              <w:rPr>
-                <w:rFonts w:ascii="Calibri" w:hAnsi="Calibri" w:cs="Calibri"/>
-                <w:color w:val="000000"/>
-                <w:highlight w:val="none"/>
-                <w:lang w:val="en-GB"/>
-              </w:rPr>
-            </w:r>
-            <w:r>
-              <w:rPr>
-                <w:rFonts w:ascii="Calibri" w:hAnsi="Calibri" w:cs="Calibri"/>
-                <w:color w:val="000000"/>
-                <w:highlight w:val="none"/>
-                <w:lang w:val="en-GB"/>
-              </w:rPr>
-            </w:r>
+            </w:r>
+            <w:r/>
           </w:p>
           <w:p>
             <w:pPr>
@@ -2583,6 +2793,8 @@
               <w:rPr>
                 <w:rFonts w:ascii="Calibri" w:hAnsi="Calibri" w:cs="Calibri"/>
                 <w:color w:val="000000"/>
+                <w:highlight w:val="none"/>
+                <w:lang w:val="en-GB"/>
               </w:rPr>
             </w:pPr>
             <w:r>
@@ -2592,18 +2804,21 @@
                 <w:highlight w:val="none"/>
                 <w:lang w:val="en-GB"/>
               </w:rPr>
-              <w:t xml:space="preserve">Proof of me asking folk what they can do and setting expectations. </w:t>
             </w:r>
             <w:r>
               <w:rPr>
                 <w:rFonts w:ascii="Calibri" w:hAnsi="Calibri" w:cs="Calibri"/>
                 <w:color w:val="000000"/>
+                <w:highlight w:val="none"/>
+                <w:lang w:val="en-GB"/>
               </w:rPr>
             </w:r>
             <w:r>
               <w:rPr>
                 <w:rFonts w:ascii="Calibri" w:hAnsi="Calibri" w:cs="Calibri"/>
                 <w:color w:val="000000"/>
+                <w:highlight w:val="none"/>
+                <w:lang w:val="en-GB"/>
               </w:rPr>
             </w:r>
           </w:p>
@@ -2615,8 +2830,43 @@
               <w:rPr>
                 <w:rFonts w:ascii="Calibri" w:hAnsi="Calibri" w:cs="Calibri"/>
                 <w:color w:val="000000"/>
+                <w:highlight w:val="none"/>
+                <w:lang w:val="en-GB"/>
               </w:rPr>
             </w:pPr>
+            <w:r>
+              <w:rPr>
+                <w:rFonts w:ascii="Calibri" w:hAnsi="Calibri" w:cs="Calibri"/>
+                <w:color w:val="000000"/>
+                <w:lang w:val="en-GB"/>
+              </w:rPr>
+              <w:t xml:space="preserve">Evidence of using this information to motivate a team member can be found at 05:00 of the recording here (</w:t>
+            </w:r>
+            <w:r>
+              <w:rPr>
+                <w:rFonts w:ascii="Calibri" w:hAnsi="Calibri" w:cs="Calibri"/>
+                <w:color w:val="000000"/>
+                <w:lang w:val="en-GB"/>
+              </w:rPr>
+            </w:r>
+            <w:hyperlink r:id="rId22" w:tooltip="https://vimeo.com/1185829471?share=copy&amp;fl=sv&amp;fe=ci" w:history="1">
+              <w:r>
+                <w:rPr>
+                  <w:rStyle w:val="858"/>
+                  <w:rFonts w:ascii="Calibri" w:hAnsi="Calibri" w:cs="Calibri"/>
+                  <w:lang w:val="en-GB"/>
+                </w:rPr>
+                <w:t xml:space="preserve">https://vimeo.com/1185829471?share=copy&amp;fl=sv&amp;fe=ci</w:t>
+              </w:r>
+            </w:hyperlink>
+            <w:r>
+              <w:rPr>
+                <w:rFonts w:ascii="Calibri" w:hAnsi="Calibri" w:cs="Calibri"/>
+                <w:color w:val="000000"/>
+                <w:lang w:val="en-GB"/>
+              </w:rPr>
+              <w:t xml:space="preserve">).</w:t>
+            </w:r>
             <w:r>
               <w:rPr>
                 <w:rFonts w:ascii="Calibri" w:hAnsi="Calibri" w:cs="Calibri"/>
@@ -2629,12 +2879,8 @@
               <w:rPr>
                 <w:rFonts w:ascii="Calibri" w:hAnsi="Calibri" w:cs="Calibri"/>
                 <w:color w:val="000000"/>
-              </w:rPr>
-            </w:r>
-            <w:r>
-              <w:rPr>
-                <w:rFonts w:ascii="Calibri" w:hAnsi="Calibri" w:cs="Calibri"/>
-                <w:color w:val="000000"/>
+                <w:highlight w:val="none"/>
+                <w:lang w:val="en-GB"/>
               </w:rPr>
             </w:r>
           </w:p>
@@ -2655,9 +2901,17 @@
                 <w:rFonts w:ascii="Calibri" w:hAnsi="Calibri" w:cs="Calibri"/>
                 <w:color w:val="000000"/>
                 <w:highlight w:val="none"/>
+                <w:lang w:val="en-GB" w:bidi="en-GB"/>
+              </w:rPr>
+              <w:t xml:space="preserve">I asked the students what they felt their strengths and preferences were and they were direct and eager to contribute. One student mentioned their schedule was busy and to do testing would let them contribute without holding up sprint tickets.</w:t>
+            </w:r>
+            <w:r>
+              <w:rPr>
+                <w:rFonts w:ascii="Calibri" w:hAnsi="Calibri" w:cs="Calibri"/>
+                <w:color w:val="000000"/>
+                <w:highlight w:val="none"/>
                 <w:lang w:val="en-GB"/>
               </w:rPr>
-              <w:t xml:space="preserve">(Link to screenshot sprint meeting recaps and to the sprints in jira)  indicate timing of the evidence.</w:t>
             </w:r>
             <w:r>
               <w:rPr>
@@ -2693,7 +2947,7 @@
                 <w:rFonts w:ascii="Calibri" w:hAnsi="Calibri" w:cs="Calibri"/>
                 <w:color w:val="000000"/>
                 <w:highlight w:val="none"/>
-                <w:lang w:val="en-GB" w:bidi="en-GB"/>
+                <w:lang w:val="en-GB"/>
               </w:rPr>
             </w:r>
             <w:r>
@@ -2773,15 +3027,33 @@
               </w:rPr>
               <w:t xml:space="preserve">This is evidenced in the team members contributions being exclusively related to the frontend design and implementation in sprint tickets (</w:t>
             </w:r>
-            <w:r>
-              <w:rPr>
-                <w:rFonts w:ascii="Calibri" w:hAnsi="Calibri" w:cs="Calibri"/>
-                <w:color w:val="000000"/>
-                <w:highlight w:val="none"/>
-                <w:lang w:val="en-GB" w:bidi="en-GB"/>
-              </w:rPr>
-              <w:t xml:space="preserve">https://github.com/TortoiseLeaf/laurenk_personal_repository_2025/blob/main/notes/teammate-design-tasks.png</w:t>
-            </w:r>
+            <w:hyperlink r:id="rId23" w:tooltip="https://github.com/TortoiseLeaf/laurenk_personal_repository_2025/blob/main/notes/teammate-design-tasks.png" w:history="1">
+              <w:r>
+                <w:rPr>
+                  <w:rStyle w:val="858"/>
+                  <w:rFonts w:ascii="Calibri" w:hAnsi="Calibri" w:cs="Calibri"/>
+                  <w:highlight w:val="none"/>
+                  <w:lang w:val="en-GB" w:bidi="en-GB"/>
+                </w:rPr>
+              </w:r>
+              <w:r>
+                <w:rPr>
+                  <w:rStyle w:val="858"/>
+                  <w:rFonts w:ascii="Calibri" w:hAnsi="Calibri" w:cs="Calibri"/>
+                  <w:highlight w:val="none"/>
+                  <w:lang w:val="en-GB" w:bidi="en-GB"/>
+                </w:rPr>
+                <w:t xml:space="preserve">https://github.com/TortoiseLeaf/laurenk_personal_repository_2025/blob/main/notes/teammate-design-tasks.png</w:t>
+              </w:r>
+              <w:r>
+                <w:rPr>
+                  <w:rStyle w:val="858"/>
+                  <w:rFonts w:ascii="Calibri" w:hAnsi="Calibri" w:cs="Calibri"/>
+                  <w:highlight w:val="none"/>
+                  <w:lang w:val="en-GB" w:bidi="en-GB"/>
+                </w:rPr>
+              </w:r>
+            </w:hyperlink>
             <w:r>
               <w:rPr>
                 <w:rFonts w:ascii="Calibri" w:hAnsi="Calibri" w:cs="Calibri"/>
@@ -2832,6 +3104,8 @@
               <w:rPr>
                 <w:rFonts w:ascii="Calibri" w:hAnsi="Calibri" w:cs="Calibri"/>
                 <w:color w:val="000000"/>
+                <w:highlight w:val="none"/>
+                <w:lang w:val="en-GB"/>
               </w:rPr>
             </w:r>
             <w:r>
@@ -2864,6 +3138,25 @@
               </w:rPr>
               <w:t xml:space="preserve">(</w:t>
             </w:r>
+            <w:hyperlink r:id="rId24" w:tooltip="https://github.com/TortoiseLeaf/laurenk_personal_repository_2025/blob/main/notes/prototype-motivated.png" w:history="1">
+              <w:r>
+                <w:rPr>
+                  <w:rStyle w:val="858"/>
+                  <w:rFonts w:ascii="Calibri" w:hAnsi="Calibri" w:cs="Calibri"/>
+                  <w:highlight w:val="none"/>
+                  <w:lang w:val="en-GB"/>
+                </w:rPr>
+              </w:r>
+              <w:r>
+                <w:rPr>
+                  <w:rStyle w:val="858"/>
+                  <w:rFonts w:ascii="Calibri" w:hAnsi="Calibri" w:cs="Calibri"/>
+                  <w:highlight w:val="none"/>
+                  <w:lang w:val="en-GB"/>
+                </w:rPr>
+                <w:t xml:space="preserve">https://github.com/TortoiseLeaf/laurenk_personal_repository_2025/blob/main/notes/prototype-motivated.png</w:t>
+              </w:r>
+            </w:hyperlink>
             <w:r>
               <w:rPr>
                 <w:rFonts w:ascii="Calibri" w:hAnsi="Calibri" w:cs="Calibri"/>
@@ -2871,7 +3164,7 @@
                 <w:highlight w:val="none"/>
                 <w:lang w:val="en-GB"/>
               </w:rPr>
-              <w:t xml:space="preserve">https://github.com/TortoiseLeaf/laurenk_personal_repository_2025/blob/main/notes/prototype-motivated.png</w:t>
+              <w:t xml:space="preserve">).</w:t>
             </w:r>
             <w:r>
               <w:rPr>
@@ -2879,13 +3172,6 @@
                 <w:color w:val="000000"/>
                 <w:highlight w:val="none"/>
                 <w:lang w:val="en-GB"/>
-              </w:rPr>
-              <w:t xml:space="preserve">).</w:t>
-            </w:r>
-            <w:r>
-              <w:rPr>
-                <w:rFonts w:ascii="Calibri" w:hAnsi="Calibri" w:cs="Calibri"/>
-                <w:color w:val="000000"/>
               </w:rPr>
             </w:r>
             <w:r>
@@ -2914,40 +3200,6 @@
                 <w:highlight w:val="none"/>
                 <w:lang w:val="en-GB"/>
               </w:rPr>
-            </w:r>
-            <w:r>
-              <w:rPr>
-                <w:rFonts w:ascii="Calibri" w:hAnsi="Calibri" w:cs="Calibri"/>
-                <w:color w:val="000000"/>
-                <w:highlight w:val="none"/>
-                <w:lang w:val="en-GB"/>
-              </w:rPr>
-            </w:r>
-            <w:r>
-              <w:rPr>
-                <w:rFonts w:ascii="Calibri" w:hAnsi="Calibri" w:cs="Calibri"/>
-                <w:color w:val="000000"/>
-              </w:rPr>
-            </w:r>
-          </w:p>
-          <w:p>
-            <w:pPr>
-              <w:pBdr/>
-              <w:spacing w:after="40" w:before="40"/>
-              <w:ind/>
-              <w:rPr>
-                <w:rFonts w:ascii="Calibri" w:hAnsi="Calibri" w:cs="Calibri"/>
-                <w:color w:val="000000"/>
-              </w:rPr>
-            </w:pPr>
-            <w:r>
-              <w:rPr>
-                <w:rFonts w:ascii="Calibri" w:hAnsi="Calibri" w:cs="Calibri"/>
-                <w:color w:val="000000"/>
-                <w:highlight w:val="none"/>
-                <w:lang w:val="en-GB"/>
-              </w:rPr>
-              <w:t xml:space="preserve">(evidence clip of sprint review where i said martin chose to contribute by testing instead of code so he wouldn’t hold people up.)</w:t>
             </w:r>
             <w:r>
               <w:rPr>
@@ -3351,7 +3603,15 @@
                 <w:highlight w:val="none"/>
                 <w:lang w:val="en-GB"/>
               </w:rPr>
-              <w:t xml:space="preserve">Reuse of code and the use of 3rd-party elements in software carries an inherent risk explained in the written Assessment 2</w:t>
+              <w:t xml:space="preserve">Reuse of code and the use of 3rd-party elements in software carries an inherent risk explained in Question 4 of Assessment 2</w:t>
+            </w:r>
+            <w:r>
+              <w:rPr>
+                <w:rFonts w:ascii="Calibri" w:hAnsi="Calibri" w:cs="Calibri"/>
+                <w:color w:val="000000"/>
+                <w:highlight w:val="none"/>
+                <w:lang w:val="en-GB"/>
+              </w:rPr>
             </w:r>
             <w:r>
               <w:rPr>
@@ -3383,6 +3643,25 @@
               </w:rPr>
               <w:t xml:space="preserve">(</w:t>
             </w:r>
+            <w:hyperlink r:id="rId25" w:tooltip="https://github.com/TortoiseLeaf/laurenk_personal_repository_2025/blob/main/UI_Software_Delivery_and_Team_Management/Assessment 2.docx" w:history="1">
+              <w:r>
+                <w:rPr>
+                  <w:rStyle w:val="858"/>
+                  <w:rFonts w:ascii="Calibri" w:hAnsi="Calibri" w:cs="Calibri"/>
+                  <w:highlight w:val="none"/>
+                  <w:lang w:val="en-GB"/>
+                </w:rPr>
+              </w:r>
+              <w:r>
+                <w:rPr>
+                  <w:rStyle w:val="858"/>
+                  <w:rFonts w:ascii="Calibri" w:hAnsi="Calibri" w:cs="Calibri"/>
+                  <w:highlight w:val="none"/>
+                  <w:lang w:val="en-GB"/>
+                </w:rPr>
+                <w:t xml:space="preserve">https://github.com/TortoiseLeaf/laurenk_personal_repository_2025/blob/main/UI_Software_Delivery_and_Team_Management/Assessment%202.docx</w:t>
+              </w:r>
+            </w:hyperlink>
             <w:r>
               <w:rPr>
                 <w:rFonts w:ascii="Calibri" w:hAnsi="Calibri" w:cs="Calibri"/>
@@ -3390,7 +3669,7 @@
                 <w:highlight w:val="none"/>
                 <w:lang w:val="en-GB"/>
               </w:rPr>
-              <w:t xml:space="preserve">https://github.com/TortoiseLeaf/laurenk_personal_repository_2025/blob/main/UI_Software_Delivery_and_Team_Management/Assessment%202.docx</w:t>
+              <w:t xml:space="preserve">). The architecture for this project was built around this consideration by deliberately excluding any unnecessary or potentially superfluous plug-ins, libraries or features and developing in-house solutions where possible (</w:t>
             </w:r>
             <w:r>
               <w:rPr>
@@ -3399,8 +3678,18 @@
                 <w:highlight w:val="none"/>
                 <w:lang w:val="en-GB"/>
               </w:rPr>
-              <w:t xml:space="preserve">), and the architecture for this project was built around this consideration by deliberately excluding any unnecessary or potentially superfluous plug-ins, libraries or features and developing in-house solutions where possible (</w:t>
-            </w:r>
+            </w:r>
+            <w:hyperlink r:id="rId26" w:tooltip="https://vimeo.com/1180811172?share=copy&amp;fl=sv&amp;fe=ci" w:history="1">
+              <w:r>
+                <w:rPr>
+                  <w:rStyle w:val="858"/>
+                  <w:rFonts w:ascii="Calibri" w:hAnsi="Calibri" w:cs="Calibri"/>
+                  <w:highlight w:val="none"/>
+                  <w:lang w:val="en-GB"/>
+                </w:rPr>
+                <w:t xml:space="preserve">https://vimeo.com/1180811172?share=copy&amp;fl=sv&amp;fe=ci</w:t>
+              </w:r>
+            </w:hyperlink>
             <w:r>
               <w:rPr>
                 <w:rFonts w:ascii="Calibri" w:hAnsi="Calibri" w:cs="Calibri"/>
@@ -3408,7 +3697,7 @@
                 <w:highlight w:val="none"/>
                 <w:lang w:val="en-GB"/>
               </w:rPr>
-              <w:t xml:space="preserve">https://vimeo.com/1180811172?share=copy&amp;fl=sv&amp;fe=ci</w:t>
+              <w:t xml:space="preserve">).</w:t>
             </w:r>
             <w:r>
               <w:rPr>
@@ -3417,7 +3706,6 @@
                 <w:highlight w:val="none"/>
                 <w:lang w:val="en-GB"/>
               </w:rPr>
-              <w:t xml:space="preserve">).</w:t>
             </w:r>
             <w:r>
               <w:rPr>
@@ -3447,10 +3735,33 @@
                 <w:highlight w:val="none"/>
                 <w:lang w:val="en-GB"/>
               </w:rPr>
-              <w:t xml:space="preserve">The software is designed to be used offline, and to use data already native to the device in order to minimise attack surface and potential for vulnerabilities. This is evidenced in the master UML for the system architecture, where revised versions of the software design can be seen to exclude unnecessary databases, and shrink/make succinct the design choices to minimise the potential for vulnerabilities</w:t>
-            </w:r>
-            <w:r/>
-            <w:r/>
+              <w:t xml:space="preserve">The software is designed to be used offline, and to use data already native to the device in order to minimise attack surface and potential for vulnera</w:t>
+            </w:r>
+            <w:r>
+              <w:rPr>
+                <w:rFonts w:ascii="Calibri" w:hAnsi="Calibri" w:cs="Calibri"/>
+                <w:color w:val="000000"/>
+                <w:highlight w:val="none"/>
+                <w:lang w:val="en-GB"/>
+              </w:rPr>
+              <w:t xml:space="preserve">bilities. This is evidenced in the master UML for the system architecture, where revised versions of the software design can be seen to exclude unnecessary databases, and shrink/make succinct the design choices to minimise the potential for vulnerabilities</w:t>
+            </w:r>
+            <w:r>
+              <w:rPr>
+                <w:rFonts w:ascii="Calibri" w:hAnsi="Calibri" w:cs="Calibri"/>
+                <w:color w:val="000000"/>
+                <w:highlight w:val="none"/>
+                <w:lang w:val="en-GB"/>
+              </w:rPr>
+            </w:r>
+            <w:r>
+              <w:rPr>
+                <w:rFonts w:ascii="Calibri" w:hAnsi="Calibri" w:cs="Calibri"/>
+                <w:color w:val="000000"/>
+                <w:highlight w:val="none"/>
+                <w:lang w:val="en-GB"/>
+              </w:rPr>
+            </w:r>
           </w:p>
           <w:p>
             <w:pPr>
@@ -3478,8 +3789,18 @@
                 <w:highlight w:val="none"/>
                 <w:lang w:val="en-GB"/>
               </w:rPr>
-              <w:t xml:space="preserve">https://app.moqups.com/D97l8oJK6qShGe2DNts1beDq3X2Ts90W/view/page/ab0c2effe</w:t>
-            </w:r>
+            </w:r>
+            <w:hyperlink r:id="rId27" w:tooltip="https://app.moqups.com/D97l8oJK6qShGe2DNts1beDq3X2Ts90W/view/page/ab0c2effe" w:history="1">
+              <w:r>
+                <w:rPr>
+                  <w:rStyle w:val="858"/>
+                  <w:rFonts w:ascii="Calibri" w:hAnsi="Calibri" w:cs="Calibri"/>
+                  <w:highlight w:val="none"/>
+                  <w:lang w:val="en-GB"/>
+                </w:rPr>
+                <w:t xml:space="preserve">https://app.moqups.com/D97l8oJK6qShGe2DNts1beDq3X2Ts90W/view/page/ab0c2effe</w:t>
+              </w:r>
+            </w:hyperlink>
             <w:r>
               <w:rPr>
                 <w:rFonts w:ascii="Calibri" w:hAnsi="Calibri" w:cs="Calibri"/>
@@ -3495,7 +3816,12 @@
                 <w:color w:val="000000"/>
               </w:rPr>
             </w:r>
-            <w:r/>
+            <w:r>
+              <w:rPr>
+                <w:rFonts w:ascii="Calibri" w:hAnsi="Calibri" w:cs="Calibri"/>
+                <w:color w:val="000000"/>
+              </w:rPr>
+            </w:r>
           </w:p>
         </w:tc>
       </w:tr>
@@ -3961,14 +4287,14 @@
               <w:rPr>
                 <w:rFonts w:ascii="Calibri" w:hAnsi="Calibri" w:cs="Calibri"/>
                 <w:highlight w:val="none"/>
-                <w:lang w:val="en-GB" w:bidi="en-GB"/>
+                <w:lang w:val="en-GB"/>
               </w:rPr>
             </w:r>
             <w:r>
               <w:rPr>
                 <w:rFonts w:ascii="Calibri" w:hAnsi="Calibri" w:cs="Calibri"/>
                 <w:highlight w:val="none"/>
-                <w:lang w:val="en-GB" w:bidi="en-GB"/>
+                <w:lang w:val="en-GB"/>
               </w:rPr>
             </w:r>
           </w:p>
@@ -3989,7 +4315,7 @@
                 <w:highlight w:val="none"/>
                 <w:lang w:val="en-GB" w:bidi="en-GB"/>
               </w:rPr>
-              <w:t xml:space="preserve">Release pipeline and software configuration industry best practices and how the MauiScreenTime project adheres to them is explained in the written Assessment 2. Supporting evidence can be found in the project repository on GitHub, where release pipeline workflow runs show successful runs along with failed ones where code changes are pushed to the source code depending on whether quality assurance checks pass successfully (</w:t>
+              <w:t xml:space="preserve">Release pipeline and software configuration industry best practices and how the MauiScreenTime project adheres to them is explained in the written Assessment 2. Supportin</w:t>
             </w:r>
             <w:r>
               <w:rPr>
@@ -3997,8 +4323,27 @@
                 <w:highlight w:val="none"/>
                 <w:lang w:val="en-GB" w:bidi="en-GB"/>
               </w:rPr>
-              <w:t xml:space="preserve">https://github.com/TortoiseLeaf/laurenk_personal_repository_2025/blob/main/notes/workflow-runs.png</w:t>
-            </w:r>
+              <w:t xml:space="preserve">g evidence can be found in the project repository on GitHub, where release pipeline workflow runs show successful runs along with failed ones where code changes are pushed to the source code depending on whether quality assurance checks pass successfully (</w:t>
+            </w:r>
+            <w:hyperlink r:id="rId28" w:tooltip="https://github.com/TortoiseLeaf/laurenk_personal_repository_2025/blob/main/notes/workflow-runs.png" w:history="1">
+              <w:r>
+                <w:rPr>
+                  <w:rStyle w:val="858"/>
+                  <w:rFonts w:ascii="Calibri" w:hAnsi="Calibri" w:cs="Calibri"/>
+                  <w:highlight w:val="none"/>
+                  <w:lang w:val="en-GB" w:bidi="en-GB"/>
+                </w:rPr>
+              </w:r>
+              <w:r>
+                <w:rPr>
+                  <w:rStyle w:val="858"/>
+                  <w:rFonts w:ascii="Calibri" w:hAnsi="Calibri" w:cs="Calibri"/>
+                  <w:highlight w:val="none"/>
+                  <w:lang w:val="en-GB" w:bidi="en-GB"/>
+                </w:rPr>
+                <w:t xml:space="preserve">https://github.com/TortoiseLeaf/laurenk_personal_repository_2025/blob/main/notes/workflow-runs.png</w:t>
+              </w:r>
+            </w:hyperlink>
             <w:r>
               <w:rPr>
                 <w:rFonts w:ascii="Calibri" w:hAnsi="Calibri" w:cs="Calibri"/>
@@ -4011,7 +4356,14 @@
               <w:rPr>
                 <w:rFonts w:ascii="Calibri" w:hAnsi="Calibri" w:cs="Calibri"/>
                 <w:highlight w:val="none"/>
-                <w:lang w:val="en-GB"/>
+                <w:lang w:val="en-GB" w:bidi="en-GB"/>
+              </w:rPr>
+            </w:r>
+            <w:r>
+              <w:rPr>
+                <w:rFonts w:ascii="Calibri" w:hAnsi="Calibri" w:cs="Calibri"/>
+                <w:highlight w:val="none"/>
+                <w:lang w:val="en-GB" w:bidi="en-GB"/>
               </w:rPr>
             </w:r>
           </w:p>
@@ -4034,14 +4386,25 @@
               </w:rPr>
               <w:t xml:space="preserve">Criteria for testing was considered from the beginning of project planning and design and is evidenced in the ‘Functional Requirements’ section of the projects software requirements document  (</w:t>
             </w:r>
-            <w:r>
-              <w:rPr>
-                <w:rFonts w:ascii="Calibri" w:hAnsi="Calibri" w:cs="Calibri"/>
-                <w:highlight w:val="none"/>
-                <w:lang w:val="en-GB"/>
-              </w:rPr>
-              <w:t xml:space="preserve">https://github.com/TortoiseLeaf/laurenk_personal_repository_2025/blob/main/UI_Software_Project_Initiation_and_Planning/SRS_Maui.docx</w:t>
-            </w:r>
+            <w:hyperlink r:id="rId29" w:tooltip="https://github.com/TortoiseLeaf/laurenk_personal_repository_2025/blob/main/UI_Software_Project_Initiation_and_Planning/SRS_Maui.docx" w:history="1">
+              <w:r>
+                <w:rPr>
+                  <w:rStyle w:val="858"/>
+                  <w:rFonts w:ascii="Calibri" w:hAnsi="Calibri" w:cs="Calibri"/>
+                  <w:highlight w:val="none"/>
+                  <w:lang w:val="en-GB"/>
+                </w:rPr>
+              </w:r>
+              <w:r>
+                <w:rPr>
+                  <w:rStyle w:val="858"/>
+                  <w:rFonts w:ascii="Calibri" w:hAnsi="Calibri" w:cs="Calibri"/>
+                  <w:highlight w:val="none"/>
+                  <w:lang w:val="en-GB"/>
+                </w:rPr>
+                <w:t xml:space="preserve">https://github.com/TortoiseLeaf/laurenk_personal_repository_2025/blob/main/UI_Software_Project_Initiation_and_Planning/SRS_Maui.docx</w:t>
+              </w:r>
+            </w:hyperlink>
             <w:r>
               <w:rPr>
                 <w:rFonts w:ascii="Calibri" w:hAnsi="Calibri" w:cs="Calibri"/>
@@ -4084,13 +4447,32 @@
               </w:rPr>
               <w:t xml:space="preserve">Setting up the release pipeline was accounted for and actioned early in development as evidenced by the release goals (</w:t>
             </w:r>
+            <w:hyperlink r:id="rId30" w:tooltip="https://github.com/TortoiseLeaf/laurenk_personal_repository_2025/blob/main/notes/Mauis-release.png" w:history="1">
+              <w:r>
+                <w:rPr>
+                  <w:rStyle w:val="858"/>
+                  <w:rFonts w:ascii="Calibri" w:hAnsi="Calibri" w:cs="Calibri"/>
+                  <w:highlight w:val="none"/>
+                  <w:lang w:val="en-GB"/>
+                </w:rPr>
+              </w:r>
+              <w:r>
+                <w:rPr>
+                  <w:rStyle w:val="858"/>
+                  <w:rFonts w:ascii="Calibri" w:hAnsi="Calibri" w:cs="Calibri"/>
+                  <w:highlight w:val="none"/>
+                  <w:lang w:val="en-GB"/>
+                </w:rPr>
+                <w:t xml:space="preserve">https://github.com/TortoiseLeaf/laurenk_personal_repository_2025/blob/main/notes/Mauis-release.png</w:t>
+              </w:r>
+            </w:hyperlink>
             <w:r>
               <w:rPr>
                 <w:rFonts w:ascii="Calibri" w:hAnsi="Calibri" w:cs="Calibri"/>
                 <w:highlight w:val="none"/>
                 <w:lang w:val="en-GB"/>
               </w:rPr>
-              <w:t xml:space="preserve">https://github.com/TortoiseLeaf/laurenk_personal_repository_2025/blob/main/notes/Mauis-release.png</w:t>
+              <w:t xml:space="preserve">)</w:t>
             </w:r>
             <w:r>
               <w:rPr>
@@ -4098,11 +4480,12 @@
                 <w:highlight w:val="none"/>
                 <w:lang w:val="en-GB"/>
               </w:rPr>
-              <w:t xml:space="preserve">)</w:t>
-            </w:r>
-            <w:r>
-              <w:rPr>
-                <w:rFonts w:ascii="Calibri" w:hAnsi="Calibri" w:cs="Calibri"/>
+            </w:r>
+            <w:r>
+              <w:rPr>
+                <w:rFonts w:ascii="Calibri" w:hAnsi="Calibri" w:cs="Calibri"/>
+                <w:highlight w:val="none"/>
+                <w:lang w:val="en-GB"/>
               </w:rPr>
             </w:r>
           </w:p>
@@ -4129,8 +4512,18 @@
                 <w:highlight w:val="none"/>
                 <w:lang w:val="en-GB"/>
               </w:rPr>
-              <w:t xml:space="preserve">https://github.com/TortoiseLeaf/MauiScreenTime/blob/dev/MauiScreenTime.sln</w:t>
-            </w:r>
+            </w:r>
+            <w:hyperlink r:id="rId31" w:tooltip="https://github.com/TortoiseLeaf/MauiScreenTime/blob/dev/MauiScreenTime.sln" w:history="1">
+              <w:r>
+                <w:rPr>
+                  <w:rStyle w:val="858"/>
+                  <w:rFonts w:ascii="Calibri" w:hAnsi="Calibri" w:cs="Calibri"/>
+                  <w:highlight w:val="none"/>
+                  <w:lang w:val="en-GB"/>
+                </w:rPr>
+                <w:t xml:space="preserve">https://github.com/TortoiseLeaf/MauiScreenTime/blob/dev/MauiScreenTime.sln</w:t>
+              </w:r>
+            </w:hyperlink>
             <w:r>
               <w:rPr>
                 <w:rFonts w:ascii="Calibri" w:hAnsi="Calibri" w:cs="Calibri"/>
@@ -4142,8 +4535,11 @@
             <w:r>
               <w:rPr>
                 <w:rFonts w:ascii="Calibri" w:hAnsi="Calibri" w:cs="Calibri"/>
-                <w:highlight w:val="none"/>
-                <w:lang w:val="en-GB"/>
+              </w:rPr>
+            </w:r>
+            <w:r>
+              <w:rPr>
+                <w:rFonts w:ascii="Calibri" w:hAnsi="Calibri" w:cs="Calibri"/>
               </w:rPr>
             </w:r>
           </w:p>
@@ -4569,14 +4965,30 @@
                 <w:rFonts w:ascii="Calibri" w:hAnsi="Calibri" w:cs="Calibri"/>
                 <w:lang w:val="en-GB"/>
               </w:rPr>
-              <w:t xml:space="preserve">https://github.com/TortoiseLeaf/laurenk_personal_repository_2025/blob/main/UI_Software_Project_Initiation_and_Planning/Digital_Portfolio_UI110021_Project_initiation_planning.docx</w:t>
-            </w:r>
+            </w:r>
+            <w:hyperlink r:id="rId32" w:tooltip="https://github.com/TortoiseLeaf/laurenk_personal_repository_2025/blob/main/UI_Software_Project_Initiation_and_Planning/Digital_Portfolio_UI110021_Project_initiation_planning.docx" w:history="1">
+              <w:r>
+                <w:rPr>
+                  <w:rStyle w:val="858"/>
+                  <w:rFonts w:ascii="Calibri" w:hAnsi="Calibri" w:cs="Calibri"/>
+                  <w:lang w:val="en-GB"/>
+                </w:rPr>
+                <w:t xml:space="preserve">https://github.com/TortoiseLeaf/laurenk_personal_repository_2025/blob/main/UI_Software_Project_Initiation_and_Planning/Digital_Portfolio_UI110021_Project_initiation_planning.docx</w:t>
+              </w:r>
+            </w:hyperlink>
             <w:r>
               <w:rPr>
                 <w:rFonts w:ascii="Calibri" w:hAnsi="Calibri" w:cs="Calibri"/>
                 <w:lang w:val="en-GB"/>
               </w:rPr>
               <w:t xml:space="preserve">). </w:t>
+            </w:r>
+            <w:r>
+              <w:rPr>
+                <w:rFonts w:ascii="Calibri" w:hAnsi="Calibri" w:cs="Calibri"/>
+                <w:highlight w:val="none"/>
+                <w:lang w:val="en-GB"/>
+              </w:rPr>
             </w:r>
             <w:r>
               <w:rPr>
@@ -4593,13 +5005,119 @@
               <w:ind/>
               <w:rPr>
                 <w:rFonts w:ascii="Calibri" w:hAnsi="Calibri" w:cs="Calibri"/>
-              </w:rPr>
-            </w:pPr>
-            <w:r>
-              <w:rPr>
-                <w:rFonts w:ascii="Calibri" w:hAnsi="Calibri" w:cs="Calibri"/>
                 <w:highlight w:val="none"/>
                 <w:lang w:val="en-GB"/>
+              </w:rPr>
+            </w:pPr>
+            <w:r>
+              <w:rPr>
+                <w:rFonts w:ascii="Calibri" w:hAnsi="Calibri" w:cs="Calibri"/>
+                <w:highlight w:val="none"/>
+                <w:lang w:val="en-GB"/>
+              </w:rPr>
+            </w:r>
+            <w:r>
+              <w:rPr>
+                <w:rFonts w:ascii="Calibri" w:hAnsi="Calibri" w:cs="Calibri"/>
+                <w:highlight w:val="none"/>
+                <w:lang w:val="en-GB"/>
+              </w:rPr>
+            </w:r>
+            <w:r>
+              <w:rPr>
+                <w:rFonts w:ascii="Calibri" w:hAnsi="Calibri" w:cs="Calibri"/>
+                <w:highlight w:val="none"/>
+                <w:lang w:val="en-GB"/>
+              </w:rPr>
+            </w:r>
+          </w:p>
+          <w:p>
+            <w:pPr>
+              <w:pBdr/>
+              <w:spacing/>
+              <w:ind/>
+              <w:rPr>
+                <w:rFonts w:ascii="Calibri" w:hAnsi="Calibri" w:cs="Calibri"/>
+                <w:highlight w:val="none"/>
+                <w:lang w:val="en-GB"/>
+              </w:rPr>
+            </w:pPr>
+            <w:r>
+              <w:rPr>
+                <w:rFonts w:ascii="Calibri" w:hAnsi="Calibri" w:cs="Calibri"/>
+                <w:highlight w:val="none"/>
+                <w:lang w:val="en-GB" w:bidi="en-GB"/>
+              </w:rPr>
+              <w:t xml:space="preserve">A sustainability statement for the project is also found in the bottom of the Assessment 2 document (</w:t>
+            </w:r>
+            <w:hyperlink r:id="rId33" w:tooltip="https://github.com/TortoiseLeaf/laurenk_personal_repository_2025/blob/main/UI_Software_Delivery_and_Team_Management/Assessment 2.docx" w:history="1">
+              <w:r>
+                <w:rPr>
+                  <w:rStyle w:val="858"/>
+                  <w:rFonts w:ascii="Calibri" w:hAnsi="Calibri" w:cs="Calibri"/>
+                  <w:i w:val="0"/>
+                  <w:iCs w:val="0"/>
+                  <w:highlight w:val="none"/>
+                  <w:lang w:val="en-GB"/>
+                </w:rPr>
+              </w:r>
+              <w:r>
+                <w:rPr>
+                  <w:rStyle w:val="858"/>
+                  <w:rFonts w:ascii="Calibri" w:hAnsi="Calibri" w:cs="Calibri"/>
+                  <w:i w:val="0"/>
+                  <w:iCs w:val="0"/>
+                  <w:highlight w:val="none"/>
+                  <w:lang w:val="en-GB"/>
+                </w:rPr>
+                <w:t xml:space="preserve">https://github.com/TortoiseLeaf/laurenk_personal_repository_2025/blob/main/UI_Software_Delivery_and_Team_Management/Assessment%202.docx</w:t>
+              </w:r>
+            </w:hyperlink>
+            <w:r>
+              <w:rPr>
+                <w:rFonts w:ascii="Calibri" w:hAnsi="Calibri" w:cs="Calibri"/>
+                <w:i w:val="0"/>
+                <w:iCs w:val="0"/>
+                <w:color w:val="000000"/>
+                <w:highlight w:val="none"/>
+                <w:lang w:val="en-GB"/>
+              </w:rPr>
+              <w:t xml:space="preserve">).</w:t>
+            </w:r>
+            <w:r>
+              <w:rPr>
+                <w:rFonts w:ascii="Calibri" w:hAnsi="Calibri" w:cs="Calibri"/>
+                <w:highlight w:val="none"/>
+                <w:lang w:val="en-GB"/>
+              </w:rPr>
+            </w:r>
+            <w:r>
+              <w:rPr>
+                <w:rFonts w:ascii="Calibri" w:hAnsi="Calibri" w:cs="Calibri"/>
+                <w:highlight w:val="none"/>
+                <w:lang w:val="en-GB"/>
+              </w:rPr>
+            </w:r>
+          </w:p>
+          <w:p>
+            <w:pPr>
+              <w:pBdr/>
+              <w:spacing/>
+              <w:ind/>
+              <w:rPr>
+                <w:rFonts w:ascii="Calibri" w:hAnsi="Calibri" w:cs="Calibri"/>
+              </w:rPr>
+            </w:pPr>
+            <w:r>
+              <w:rPr>
+                <w:rFonts w:ascii="Calibri" w:hAnsi="Calibri" w:cs="Calibri"/>
+                <w:highlight w:val="none"/>
+                <w:lang w:val="en-GB"/>
+              </w:rPr>
+            </w:r>
+            <w:r>
+              <w:rPr>
+                <w:rFonts w:ascii="Calibri" w:hAnsi="Calibri" w:cs="Calibri"/>
               </w:rPr>
             </w:r>
             <w:r>
@@ -4642,6 +5160,33 @@
         <w:spacing/>
         <w:ind/>
         <w:rPr>
+          <w:highlight w:val="none"/>
+          <w:lang w:val="en-GB" w:eastAsia="en-GB"/>
+        </w:rPr>
+      </w:pPr>
+      <w:r>
+        <w:rPr>
+          <w:lang w:val="en-GB" w:eastAsia="en-GB"/>
+        </w:rPr>
+      </w:r>
+      <w:r>
+        <w:rPr>
+          <w:lang w:val="en-GB" w:eastAsia="en-GB"/>
+        </w:rPr>
+        <w:t xml:space="preserve">References:</w:t>
+      </w:r>
+      <w:r>
+        <w:rPr>
+          <w:lang w:val="en-GB" w:eastAsia="en-GB"/>
+        </w:rPr>
+      </w:r>
+    </w:p>
+    <w:p>
+      <w:pPr>
+        <w:pBdr/>
+        <w:spacing/>
+        <w:ind/>
+        <w:rPr>
           <w:lang w:val="en-GB" w:eastAsia="en-GB"/>
         </w:rPr>
       </w:pPr>
@@ -4657,6 +5202,84 @@
       </w:r>
       <w:r>
         <w:rPr>
+          <w:lang w:val="en-GB" w:eastAsia="en-GB"/>
+        </w:rPr>
+      </w:r>
+    </w:p>
+    <w:p>
+      <w:pPr>
+        <w:pBdr/>
+        <w:spacing/>
+        <w:ind/>
+        <w:rPr>
+          <w:lang w:val="en-GB" w:eastAsia="en-GB"/>
+        </w:rPr>
+      </w:pPr>
+      <w:r>
+        <w:rPr>
+          <w:highlight w:val="none"/>
+          <w:lang w:val="en-GB" w:eastAsia="en-GB" w:bidi="en-GB"/>
+        </w:rPr>
+      </w:r>
+      <w:r>
+        <w:rPr>
+          <w:lang w:val="en-GB"/>
+        </w:rPr>
+        <w:t xml:space="preserve">J, Williams.</w:t>
+      </w:r>
+      <w:r>
+        <w:t xml:space="preserve"> (</w:t>
+      </w:r>
+      <w:r>
+        <w:rPr>
+          <w:lang w:val="en-GB"/>
+        </w:rPr>
+        <w:t xml:space="preserve">2025</w:t>
+      </w:r>
+      <w:r>
+        <w:t xml:space="preserve">) </w:t>
+      </w:r>
+      <w:r>
+        <w:rPr>
+          <w:i/>
+          <w:iCs/>
+          <w:lang w:val="en-GB"/>
+        </w:rPr>
+        <w:t xml:space="preserve">Positive Reinforcement in Leadership – Positive Reinforcement in Leadership.pdf</w:t>
+      </w:r>
+      <w:r>
+        <w:t xml:space="preserve">. Available at: </w:t>
+      </w:r>
+      <w:r>
+        <w:t xml:space="preserve">https://scholars.unh.edu/cgi/viewcontent.cgi?article=1151&amp;context=ms_leadership</w:t>
+      </w:r>
+      <w:r>
+        <w:t xml:space="preserve"> (Accessed: </w:t>
+      </w:r>
+      <w:r>
+        <w:rPr>
+          <w:lang w:val="en-GB"/>
+        </w:rPr>
+        <w:t xml:space="preserve">1 May 2026</w:t>
+      </w:r>
+      <w:r>
+        <w:t xml:space="preserve">).</w:t>
+      </w:r>
+      <w:r>
+        <w:rPr>
+          <w:highlight w:val="none"/>
+          <w:lang w:val="en-GB" w:eastAsia="en-GB" w:bidi="en-GB"/>
+        </w:rPr>
+      </w:r>
+      <w:r>
+        <w:rPr>
+          <w:highlight w:val="none"/>
+          <w:lang w:val="en-GB" w:eastAsia="en-GB" w:bidi="en-GB"/>
+        </w:rPr>
+      </w:r>
+      <w:r>
+        <w:rPr>
+          <w:highlight w:val="none"/>
           <w:lang w:val="en-GB" w:eastAsia="en-GB"/>
         </w:rPr>
       </w:r>
